--- a/L5Y-Line-by-Line.docx
+++ b/L5Y-Line-by-Line.docx
@@ -171,22 +171,22 @@
           <w:sz w:val="22"/>
           <w:szCs w:val="22"/>
         </w:rPr>
-        <w:t xml:space="preserve">♪ First piano bar — house settles</w:t>
-      </w:r>
-    </w:p>
-    <w:p>
-      <w:pPr>
-        <w:spacing w:after="140"/>
-        <w:ind w:left="460"/>
-      </w:pPr>
-      <w:r>
-        <w:rPr>
-          <w:rFonts w:ascii="Arial" w:cs="Arial" w:eastAsia="Arial" w:hAnsi="Arial"/>
-          <w:color w:val="3a3d46"/>
-          <w:sz w:val="21"/>
-          <w:szCs w:val="21"/>
-        </w:rPr>
-        <w:t xml:space="preserve">Her phone, lit and locked, already in her hand. JUNE 2026.</w:t>
+        <w:t xml:space="preserve">♪ PROLOGUE — the wedding waltz begins. SHE is discovered on her phone.</w:t>
+      </w:r>
+    </w:p>
+    <w:p>
+      <w:pPr>
+        <w:spacing w:after="140"/>
+        <w:ind w:left="460"/>
+      </w:pPr>
+      <w:r>
+        <w:rPr>
+          <w:rFonts w:ascii="Arial" w:cs="Arial" w:eastAsia="Arial" w:hAnsi="Arial"/>
+          <w:color w:val="3a3d46"/>
+          <w:sz w:val="21"/>
+          <w:szCs w:val="21"/>
+        </w:rPr>
+        <w:t xml:space="preserve">Preshow card out. Her phone, lit, already in her hand. JUNE 2026, the morning after.</w:t>
       </w:r>
     </w:p>
     <w:p>
@@ -213,7 +213,7 @@
           <w:sz w:val="22"/>
           <w:szCs w:val="22"/>
         </w:rPr>
-        <w:t xml:space="preserve">♪ Intro, phrase 2</w:t>
+        <w:t xml:space="preserve">♪ Prologue, next phrase</w:t>
       </w:r>
     </w:p>
     <w:p>
@@ -255,22 +255,232 @@
           <w:sz w:val="22"/>
           <w:szCs w:val="22"/>
         </w:rPr>
-        <w:t xml:space="preserve">♪ Intro, phrase 3 — she gives in</w:t>
-      </w:r>
-    </w:p>
-    <w:p>
-      <w:pPr>
-        <w:spacing w:after="20"/>
-        <w:ind w:left="460"/>
-      </w:pPr>
-      <w:r>
-        <w:rPr>
-          <w:rFonts w:ascii="Arial" w:cs="Arial" w:eastAsia="Arial" w:hAnsi="Arial"/>
-          <w:color w:val="3a3d46"/>
-          <w:sz w:val="21"/>
-          <w:szCs w:val="21"/>
-        </w:rPr>
-        <w:t xml:space="preserve">She taps the notification. Face ID, and Facebook opens straight onto ON THIS DAY — one motion, no home screen.</w:t>
+        <w:t xml:space="preserve">♪ Prologue — she gives in</w:t>
+      </w:r>
+    </w:p>
+    <w:p>
+      <w:pPr>
+        <w:spacing w:after="140"/>
+        <w:ind w:left="460"/>
+      </w:pPr>
+      <w:r>
+        <w:rPr>
+          <w:rFonts w:ascii="Arial" w:cs="Arial" w:eastAsia="Arial" w:hAnsi="Arial"/>
+          <w:color w:val="3a3d46"/>
+          <w:sz w:val="21"/>
+          <w:szCs w:val="21"/>
+        </w:rPr>
+        <w:t xml:space="preserve">She taps it. Face ID, straight into ON THIS DAY — and the screen leans in close so the house reads every card.</w:t>
+      </w:r>
+    </w:p>
+    <w:p>
+      <w:pPr>
+        <w:spacing w:after="20"/>
+      </w:pPr>
+      <w:r>
+        <w:rPr>
+          <w:rFonts w:ascii="Courier New" w:cs="Courier New" w:eastAsia="Courier New" w:hAnsi="Courier New"/>
+          <w:b/>
+          <w:bCs/>
+          <w:color w:val="6b7280"/>
+          <w:sz w:val="20"/>
+          <w:szCs w:val="20"/>
+        </w:rPr>
+        <w:t xml:space="preserve">1.4  </w:t>
+      </w:r>
+      <w:r>
+        <w:rPr>
+          <w:rFonts w:ascii="Arial" w:cs="Arial" w:eastAsia="Arial" w:hAnsi="Arial"/>
+          <w:b/>
+          <w:bCs/>
+          <w:color w:val="2b6a7a"/>
+          <w:sz w:val="22"/>
+          <w:szCs w:val="22"/>
+        </w:rPr>
+        <w:t xml:space="preserve">♪ Prologue — the first memory</w:t>
+      </w:r>
+    </w:p>
+    <w:p>
+      <w:pPr>
+        <w:spacing w:after="140"/>
+        <w:ind w:left="460"/>
+      </w:pPr>
+      <w:r>
+        <w:rPr>
+          <w:rFonts w:ascii="Arial" w:cs="Arial" w:eastAsia="Arial" w:hAnsi="Arial"/>
+          <w:color w:val="3a3d46"/>
+          <w:sz w:val="21"/>
+          <w:szCs w:val="21"/>
+        </w:rPr>
+        <w:t xml:space="preserve">2021 — five years ago today. The first summer.</w:t>
+      </w:r>
+    </w:p>
+    <w:p>
+      <w:pPr>
+        <w:spacing w:after="20"/>
+      </w:pPr>
+      <w:r>
+        <w:rPr>
+          <w:rFonts w:ascii="Courier New" w:cs="Courier New" w:eastAsia="Courier New" w:hAnsi="Courier New"/>
+          <w:b/>
+          <w:bCs/>
+          <w:color w:val="6b7280"/>
+          <w:sz w:val="20"/>
+          <w:szCs w:val="20"/>
+        </w:rPr>
+        <w:t xml:space="preserve">1.5  </w:t>
+      </w:r>
+      <w:r>
+        <w:rPr>
+          <w:rFonts w:ascii="Arial" w:cs="Arial" w:eastAsia="Arial" w:hAnsi="Arial"/>
+          <w:b/>
+          <w:bCs/>
+          <w:color w:val="2b6a7a"/>
+          <w:sz w:val="22"/>
+          <w:szCs w:val="22"/>
+        </w:rPr>
+        <w:t xml:space="preserve">♪ Prologue — the second</w:t>
+      </w:r>
+    </w:p>
+    <w:p>
+      <w:pPr>
+        <w:spacing w:after="140"/>
+        <w:ind w:left="460"/>
+      </w:pPr>
+      <w:r>
+        <w:rPr>
+          <w:rFonts w:ascii="Arial" w:cs="Arial" w:eastAsia="Arial" w:hAnsi="Arial"/>
+          <w:color w:val="3a3d46"/>
+          <w:sz w:val="21"/>
+          <w:szCs w:val="21"/>
+        </w:rPr>
+        <w:t xml:space="preserve">2022 — the year of the couch and the second Christmas.</w:t>
+      </w:r>
+    </w:p>
+    <w:p>
+      <w:pPr>
+        <w:spacing w:after="20"/>
+      </w:pPr>
+      <w:r>
+        <w:rPr>
+          <w:rFonts w:ascii="Courier New" w:cs="Courier New" w:eastAsia="Courier New" w:hAnsi="Courier New"/>
+          <w:b/>
+          <w:bCs/>
+          <w:color w:val="6b7280"/>
+          <w:sz w:val="20"/>
+          <w:szCs w:val="20"/>
+        </w:rPr>
+        <w:t xml:space="preserve">1.6  </w:t>
+      </w:r>
+      <w:r>
+        <w:rPr>
+          <w:rFonts w:ascii="Arial" w:cs="Arial" w:eastAsia="Arial" w:hAnsi="Arial"/>
+          <w:b/>
+          <w:bCs/>
+          <w:color w:val="2b6a7a"/>
+          <w:sz w:val="22"/>
+          <w:szCs w:val="22"/>
+        </w:rPr>
+        <w:t xml:space="preserve">♪ Prologue — the third</w:t>
+      </w:r>
+    </w:p>
+    <w:p>
+      <w:pPr>
+        <w:spacing w:after="140"/>
+        <w:ind w:left="460"/>
+      </w:pPr>
+      <w:r>
+        <w:rPr>
+          <w:rFonts w:ascii="Arial" w:cs="Arial" w:eastAsia="Arial" w:hAnsi="Arial"/>
+          <w:color w:val="3a3d46"/>
+          <w:sz w:val="21"/>
+          <w:szCs w:val="21"/>
+        </w:rPr>
+        <w:t xml:space="preserve">2023 — the proposal. Her scroll stalls halfway with the card half-revealed — a beat of not being ready — then commits.</w:t>
+      </w:r>
+    </w:p>
+    <w:p>
+      <w:pPr>
+        <w:spacing w:after="20"/>
+      </w:pPr>
+      <w:r>
+        <w:rPr>
+          <w:rFonts w:ascii="Courier New" w:cs="Courier New" w:eastAsia="Courier New" w:hAnsi="Courier New"/>
+          <w:b/>
+          <w:bCs/>
+          <w:color w:val="6b7280"/>
+          <w:sz w:val="20"/>
+          <w:szCs w:val="20"/>
+        </w:rPr>
+        <w:t xml:space="preserve">1.7  </w:t>
+      </w:r>
+      <w:r>
+        <w:rPr>
+          <w:rFonts w:ascii="Arial" w:cs="Arial" w:eastAsia="Arial" w:hAnsi="Arial"/>
+          <w:b/>
+          <w:bCs/>
+          <w:color w:val="2b6a7a"/>
+          <w:sz w:val="22"/>
+          <w:szCs w:val="22"/>
+        </w:rPr>
+        <w:t xml:space="preserve">♪ Prologue rolls into the INTRO of Still Hurting</w:t>
+      </w:r>
+    </w:p>
+    <w:p>
+      <w:pPr>
+        <w:spacing w:after="140"/>
+        <w:ind w:left="460"/>
+      </w:pPr>
+      <w:r>
+        <w:rPr>
+          <w:rFonts w:ascii="Arial" w:cs="Arial" w:eastAsia="Arial" w:hAnsi="Arial"/>
+          <w:color w:val="3a3d46"/>
+          <w:sz w:val="21"/>
+          <w:szCs w:val="21"/>
+        </w:rPr>
+        <w:t xml:space="preserve">2024 — the wedding portrait. Dragged into view slowly, thumb never leaving the glass.</w:t>
+      </w:r>
+    </w:p>
+    <w:p>
+      <w:pPr>
+        <w:spacing w:after="20"/>
+      </w:pPr>
+      <w:r>
+        <w:rPr>
+          <w:rFonts w:ascii="Courier New" w:cs="Courier New" w:eastAsia="Courier New" w:hAnsi="Courier New"/>
+          <w:b/>
+          <w:bCs/>
+          <w:color w:val="6b7280"/>
+          <w:sz w:val="20"/>
+          <w:szCs w:val="20"/>
+        </w:rPr>
+        <w:t xml:space="preserve">1.8  </w:t>
+      </w:r>
+      <w:r>
+        <w:rPr>
+          <w:rFonts w:ascii="Arial" w:cs="Arial" w:eastAsia="Arial" w:hAnsi="Arial"/>
+          <w:b/>
+          <w:bCs/>
+          <w:color w:val="2b6a7a"/>
+          <w:sz w:val="22"/>
+          <w:szCs w:val="22"/>
+        </w:rPr>
+        <w:t xml:space="preserve">♪ Intro — the last card</w:t>
+      </w:r>
+    </w:p>
+    <w:p>
+      <w:pPr>
+        <w:spacing w:after="20"/>
+        <w:ind w:left="460"/>
+      </w:pPr>
+      <w:r>
+        <w:rPr>
+          <w:rFonts w:ascii="Arial" w:cs="Arial" w:eastAsia="Arial" w:hAnsi="Arial"/>
+          <w:color w:val="3a3d46"/>
+          <w:sz w:val="21"/>
+          <w:szCs w:val="21"/>
+        </w:rPr>
+        <w:t xml:space="preserve">2025 — the pier. Her first flick fails and the feed snaps back — she is not ready for this one — a long beat, then she drags it over herself.</w:t>
       </w:r>
     </w:p>
     <w:p>
@@ -298,217 +508,259 @@
           <w:sz w:val="19"/>
           <w:szCs w:val="19"/>
         </w:rPr>
-        <w:t xml:space="preserve">A beat on the notification before she commits.</w:t>
-      </w:r>
-    </w:p>
-    <w:p>
-      <w:pPr>
-        <w:spacing w:after="20"/>
-      </w:pPr>
-      <w:r>
-        <w:rPr>
-          <w:rFonts w:ascii="Courier New" w:cs="Courier New" w:eastAsia="Courier New" w:hAnsi="Courier New"/>
-          <w:b/>
-          <w:bCs/>
-          <w:color w:val="6b7280"/>
-          <w:sz w:val="20"/>
-          <w:szCs w:val="20"/>
-        </w:rPr>
-        <w:t xml:space="preserve">1.4  </w:t>
-      </w:r>
-      <w:r>
-        <w:rPr>
-          <w:rFonts w:ascii="Arial" w:cs="Arial" w:eastAsia="Arial" w:hAnsi="Arial"/>
-          <w:b/>
-          <w:bCs/>
-          <w:color w:val="7a5f1f"/>
+        <w:t xml:space="preserve">Five years in five cards, all before she sings a word. Let this one sit.</w:t>
+      </w:r>
+    </w:p>
+    <w:p>
+      <w:pPr>
+        <w:spacing w:after="20"/>
+      </w:pPr>
+      <w:r>
+        <w:rPr>
+          <w:rFonts w:ascii="Courier New" w:cs="Courier New" w:eastAsia="Courier New" w:hAnsi="Courier New"/>
+          <w:b/>
+          <w:bCs/>
+          <w:color w:val="6b7280"/>
+          <w:sz w:val="20"/>
+          <w:szCs w:val="20"/>
+        </w:rPr>
+        <w:t xml:space="preserve">1.9  </w:t>
+      </w:r>
+      <w:r>
+        <w:rPr>
+          <w:rFonts w:ascii="Arial" w:cs="Arial" w:eastAsia="Arial" w:hAnsi="Arial"/>
+          <w:b/>
+          <w:bCs/>
+          <w:color w:val="2b6a7a"/>
           <w:sz w:val="22"/>
           <w:szCs w:val="22"/>
         </w:rPr>
-        <w:t xml:space="preserve">▸ CATHERINE is discovered. SHE wears a wedding ring.</w:t>
-      </w:r>
-    </w:p>
-    <w:p>
-      <w:pPr>
-        <w:spacing w:after="140"/>
-        <w:ind w:left="460"/>
-      </w:pPr>
-      <w:r>
-        <w:rPr>
-          <w:rFonts w:ascii="Arial" w:cs="Arial" w:eastAsia="Arial" w:hAnsi="Arial"/>
-          <w:color w:val="3a3d46"/>
-          <w:sz w:val="21"/>
-          <w:szCs w:val="21"/>
-        </w:rPr>
-        <w:t xml:space="preserve">2021 — five years ago today. The first summer.</w:t>
-      </w:r>
-    </w:p>
-    <w:p>
-      <w:pPr>
-        <w:spacing w:after="20"/>
-      </w:pPr>
-      <w:r>
-        <w:rPr>
-          <w:rFonts w:ascii="Courier New" w:cs="Courier New" w:eastAsia="Courier New" w:hAnsi="Courier New"/>
-          <w:b/>
-          <w:bCs/>
-          <w:color w:val="6b7280"/>
-          <w:sz w:val="20"/>
-          <w:szCs w:val="20"/>
-        </w:rPr>
-        <w:t xml:space="preserve">1.5  </w:t>
-      </w:r>
-      <w:r>
-        <w:rPr>
-          <w:rFonts w:ascii="Arial" w:cs="Arial" w:eastAsia="Arial" w:hAnsi="Arial"/>
-          <w:b/>
-          <w:bCs/>
-          <w:color w:val="15151d"/>
-          <w:sz w:val="24"/>
-          <w:szCs w:val="24"/>
-        </w:rPr>
-        <w:t xml:space="preserve">“Jamie is over and Jamie is gone.”</w:t>
-      </w:r>
-    </w:p>
-    <w:p>
-      <w:pPr>
-        <w:spacing w:after="140"/>
-        <w:ind w:left="460"/>
-      </w:pPr>
-      <w:r>
-        <w:rPr>
-          <w:rFonts w:ascii="Arial" w:cs="Arial" w:eastAsia="Arial" w:hAnsi="Arial"/>
-          <w:color w:val="3a3d46"/>
-          <w:sz w:val="21"/>
-          <w:szCs w:val="21"/>
-        </w:rPr>
-        <w:t xml:space="preserve">2022 — the year of the couch and the second Christmas.</w:t>
-      </w:r>
-    </w:p>
-    <w:p>
-      <w:pPr>
-        <w:spacing w:after="20"/>
-      </w:pPr>
-      <w:r>
-        <w:rPr>
-          <w:rFonts w:ascii="Courier New" w:cs="Courier New" w:eastAsia="Courier New" w:hAnsi="Courier New"/>
-          <w:b/>
-          <w:bCs/>
-          <w:color w:val="6b7280"/>
-          <w:sz w:val="20"/>
-          <w:szCs w:val="20"/>
-        </w:rPr>
-        <w:t xml:space="preserve">1.6  </w:t>
-      </w:r>
-      <w:r>
-        <w:rPr>
-          <w:rFonts w:ascii="Arial" w:cs="Arial" w:eastAsia="Arial" w:hAnsi="Arial"/>
-          <w:b/>
-          <w:bCs/>
-          <w:color w:val="15151d"/>
-          <w:sz w:val="24"/>
-          <w:szCs w:val="24"/>
-        </w:rPr>
-        <w:t xml:space="preserve">“Jamie’s decided it’s time to move on.”</w:t>
-      </w:r>
-    </w:p>
-    <w:p>
-      <w:pPr>
-        <w:spacing w:after="140"/>
-        <w:ind w:left="460"/>
-      </w:pPr>
-      <w:r>
-        <w:rPr>
-          <w:rFonts w:ascii="Arial" w:cs="Arial" w:eastAsia="Arial" w:hAnsi="Arial"/>
-          <w:color w:val="3a3d46"/>
-          <w:sz w:val="21"/>
-          <w:szCs w:val="21"/>
-        </w:rPr>
-        <w:t xml:space="preserve">2023 — the proposal. Her scroll stalls halfway with the card half-revealed — a beat of not being ready — then commits.</w:t>
-      </w:r>
-    </w:p>
-    <w:p>
-      <w:pPr>
-        <w:spacing w:after="20"/>
-      </w:pPr>
-      <w:r>
-        <w:rPr>
-          <w:rFonts w:ascii="Courier New" w:cs="Courier New" w:eastAsia="Courier New" w:hAnsi="Courier New"/>
-          <w:b/>
-          <w:bCs/>
-          <w:color w:val="6b7280"/>
-          <w:sz w:val="20"/>
-          <w:szCs w:val="20"/>
-        </w:rPr>
-        <w:t xml:space="preserve">1.7  </w:t>
-      </w:r>
-      <w:r>
-        <w:rPr>
-          <w:rFonts w:ascii="Arial" w:cs="Arial" w:eastAsia="Arial" w:hAnsi="Arial"/>
-          <w:b/>
-          <w:bCs/>
-          <w:color w:val="15151d"/>
-          <w:sz w:val="24"/>
-          <w:szCs w:val="24"/>
-        </w:rPr>
-        <w:t xml:space="preserve">“Jamie has new dreams he’s building upon,”</w:t>
-      </w:r>
-    </w:p>
-    <w:p>
-      <w:pPr>
-        <w:spacing w:after="140"/>
-        <w:ind w:left="460"/>
-      </w:pPr>
-      <w:r>
-        <w:rPr>
-          <w:rFonts w:ascii="Arial" w:cs="Arial" w:eastAsia="Arial" w:hAnsi="Arial"/>
-          <w:color w:val="3a3d46"/>
-          <w:sz w:val="21"/>
-          <w:szCs w:val="21"/>
-        </w:rPr>
-        <w:t xml:space="preserve">2024 — the wedding portrait. Dragged into view slowly, thumb never leaving the glass.</w:t>
-      </w:r>
-    </w:p>
-    <w:p>
-      <w:pPr>
-        <w:spacing w:after="20"/>
-      </w:pPr>
-      <w:r>
-        <w:rPr>
-          <w:rFonts w:ascii="Courier New" w:cs="Courier New" w:eastAsia="Courier New" w:hAnsi="Courier New"/>
-          <w:b/>
-          <w:bCs/>
-          <w:color w:val="6b7280"/>
-          <w:sz w:val="20"/>
-          <w:szCs w:val="20"/>
-        </w:rPr>
-        <w:t xml:space="preserve">1.8  </w:t>
-      </w:r>
-      <w:r>
-        <w:rPr>
-          <w:rFonts w:ascii="Arial" w:cs="Arial" w:eastAsia="Arial" w:hAnsi="Arial"/>
-          <w:b/>
-          <w:bCs/>
-          <w:color w:val="15151d"/>
-          <w:sz w:val="24"/>
-          <w:szCs w:val="24"/>
-        </w:rPr>
-        <w:t xml:space="preserve">“And I’m still hurting.”</w:t>
-      </w:r>
-    </w:p>
-    <w:p>
-      <w:pPr>
-        <w:spacing w:after="20"/>
-        <w:ind w:left="460"/>
-      </w:pPr>
-      <w:r>
-        <w:rPr>
-          <w:rFonts w:ascii="Arial" w:cs="Arial" w:eastAsia="Arial" w:hAnsi="Arial"/>
-          <w:color w:val="3a3d46"/>
-          <w:sz w:val="21"/>
-          <w:szCs w:val="21"/>
-        </w:rPr>
-        <w:t xml:space="preserve">2025 — the pier. Her first flick fails and the feed snaps back — she is not ready for this one — a long beat, then she drags it over herself.</w:t>
+        <w:t xml:space="preserve">♪ AS SHE BEGINS TO SING</w:t>
+      </w:r>
+    </w:p>
+    <w:p>
+      <w:pPr>
+        <w:spacing w:after="140"/>
+        <w:ind w:left="460"/>
+      </w:pPr>
+      <w:r>
+        <w:rPr>
+          <w:rFonts w:ascii="Arial" w:cs="Arial" w:eastAsia="Arial" w:hAnsi="Arial"/>
+          <w:color w:val="3a3d46"/>
+          <w:sz w:val="21"/>
+          <w:szCs w:val="21"/>
+        </w:rPr>
+        <w:t xml:space="preserve">She puts the phone down. The song is hers — screen to black.</w:t>
+      </w:r>
+    </w:p>
+    <w:p>
+      <w:pPr>
+        <w:spacing w:after="20"/>
+      </w:pPr>
+      <w:r>
+        <w:rPr>
+          <w:rFonts w:ascii="Courier New" w:cs="Courier New" w:eastAsia="Courier New" w:hAnsi="Courier New"/>
+          <w:b/>
+          <w:bCs/>
+          <w:color w:val="6b7280"/>
+          <w:sz w:val="20"/>
+          <w:szCs w:val="20"/>
+        </w:rPr>
+        <w:t xml:space="preserve">1.10  </w:t>
+      </w:r>
+      <w:r>
+        <w:rPr>
+          <w:rFonts w:ascii="Arial" w:cs="Arial" w:eastAsia="Arial" w:hAnsi="Arial"/>
+          <w:b/>
+          <w:bCs/>
+          <w:color w:val="2b6a7a"/>
+          <w:sz w:val="22"/>
+          <w:szCs w:val="22"/>
+        </w:rPr>
+        <w:t xml:space="preserve">♪ INTERLUDE — measure 58. She picks the phone back up.</w:t>
+      </w:r>
+    </w:p>
+    <w:p>
+      <w:pPr>
+        <w:spacing w:after="140"/>
+        <w:ind w:left="460"/>
+      </w:pPr>
+      <w:r>
+        <w:rPr>
+          <w:rFonts w:ascii="Arial" w:cs="Arial" w:eastAsia="Arial" w:hAnsi="Arial"/>
+          <w:color w:val="3a3d46"/>
+          <w:sz w:val="21"/>
+          <w:szCs w:val="21"/>
+        </w:rPr>
+        <w:t xml:space="preserve">Unlock. Messages. Everyone already knows — the whole list is condolences.</w:t>
+      </w:r>
+    </w:p>
+    <w:p>
+      <w:pPr>
+        <w:spacing w:after="20"/>
+      </w:pPr>
+      <w:r>
+        <w:rPr>
+          <w:rFonts w:ascii="Courier New" w:cs="Courier New" w:eastAsia="Courier New" w:hAnsi="Courier New"/>
+          <w:b/>
+          <w:bCs/>
+          <w:color w:val="6b7280"/>
+          <w:sz w:val="20"/>
+          <w:szCs w:val="20"/>
+        </w:rPr>
+        <w:t xml:space="preserve">1.11  </w:t>
+      </w:r>
+      <w:r>
+        <w:rPr>
+          <w:rFonts w:ascii="Arial" w:cs="Arial" w:eastAsia="Arial" w:hAnsi="Arial"/>
+          <w:b/>
+          <w:bCs/>
+          <w:color w:val="2b6a7a"/>
+          <w:sz w:val="22"/>
+          <w:szCs w:val="22"/>
+        </w:rPr>
+        <w:t xml:space="preserve">♪ Interlude — she opens his thread</w:t>
+      </w:r>
+    </w:p>
+    <w:p>
+      <w:pPr>
+        <w:spacing w:after="140"/>
+        <w:ind w:left="460"/>
+      </w:pPr>
+      <w:r>
+        <w:rPr>
+          <w:rFonts w:ascii="Arial" w:cs="Arial" w:eastAsia="Arial" w:hAnsi="Arial"/>
+          <w:color w:val="3a3d46"/>
+          <w:sz w:val="21"/>
+          <w:szCs w:val="21"/>
+        </w:rPr>
+        <w:t xml:space="preserve">His name, then the thread — mid-history, cold logistics from May going colder, days of her asking, all Delivered, all silent. Close-up on the conversation.</w:t>
+      </w:r>
+    </w:p>
+    <w:p>
+      <w:pPr>
+        <w:spacing w:after="20"/>
+      </w:pPr>
+      <w:r>
+        <w:rPr>
+          <w:rFonts w:ascii="Courier New" w:cs="Courier New" w:eastAsia="Courier New" w:hAnsi="Courier New"/>
+          <w:b/>
+          <w:bCs/>
+          <w:color w:val="6b7280"/>
+          <w:sz w:val="20"/>
+          <w:szCs w:val="20"/>
+        </w:rPr>
+        <w:t xml:space="preserve">1.12  </w:t>
+      </w:r>
+      <w:r>
+        <w:rPr>
+          <w:rFonts w:ascii="Arial" w:cs="Arial" w:eastAsia="Arial" w:hAnsi="Arial"/>
+          <w:b/>
+          <w:bCs/>
+          <w:color w:val="2b6a7a"/>
+          <w:sz w:val="22"/>
+          <w:szCs w:val="22"/>
+        </w:rPr>
+        <w:t xml:space="preserve">♪ Interlude — she types it live</w:t>
+      </w:r>
+    </w:p>
+    <w:p>
+      <w:pPr>
+        <w:spacing w:after="140"/>
+        <w:ind w:left="460"/>
+      </w:pPr>
+      <w:r>
+        <w:rPr>
+          <w:rFonts w:ascii="Arial" w:cs="Arial" w:eastAsia="Arial" w:hAnsi="Arial"/>
+          <w:color w:val="3a3d46"/>
+          <w:sz w:val="21"/>
+          <w:szCs w:val="21"/>
+        </w:rPr>
+        <w:t xml:space="preserve">PRESENT — 9:41 this morning. Typed in real time, hesitant.</w:t>
+      </w:r>
+    </w:p>
+    <w:p>
+      <w:pPr>
+        <w:spacing w:after="20"/>
+      </w:pPr>
+      <w:r>
+        <w:rPr>
+          <w:rFonts w:ascii="Courier New" w:cs="Courier New" w:eastAsia="Courier New" w:hAnsi="Courier New"/>
+          <w:b/>
+          <w:bCs/>
+          <w:color w:val="6b7280"/>
+          <w:sz w:val="20"/>
+          <w:szCs w:val="20"/>
+        </w:rPr>
+        <w:t xml:space="preserve">1.13  </w:t>
+      </w:r>
+      <w:r>
+        <w:rPr>
+          <w:rFonts w:ascii="Arial" w:cs="Arial" w:eastAsia="Arial" w:hAnsi="Arial"/>
+          <w:b/>
+          <w:bCs/>
+          <w:color w:val="2b6a7a"/>
+          <w:sz w:val="22"/>
+          <w:szCs w:val="22"/>
+        </w:rPr>
+        <w:t xml:space="preserve">♪ Interlude — SHE SENDS IT</w:t>
+      </w:r>
+    </w:p>
+    <w:p>
+      <w:pPr>
+        <w:spacing w:after="140"/>
+        <w:ind w:left="460"/>
+      </w:pPr>
+      <w:r>
+        <w:rPr>
+          <w:rFonts w:ascii="Arial" w:cs="Arial" w:eastAsia="Arial" w:hAnsi="Arial"/>
+          <w:color w:val="3a3d46"/>
+          <w:sz w:val="21"/>
+          <w:szCs w:val="21"/>
+        </w:rPr>
+        <w:t xml:space="preserve">Send. Delivered.</w:t>
+      </w:r>
+    </w:p>
+    <w:p>
+      <w:pPr>
+        <w:spacing w:after="20"/>
+      </w:pPr>
+      <w:r>
+        <w:rPr>
+          <w:rFonts w:ascii="Courier New" w:cs="Courier New" w:eastAsia="Courier New" w:hAnsi="Courier New"/>
+          <w:b/>
+          <w:bCs/>
+          <w:color w:val="6b7280"/>
+          <w:sz w:val="20"/>
+          <w:szCs w:val="20"/>
+        </w:rPr>
+        <w:t xml:space="preserve">1.14  </w:t>
+      </w:r>
+      <w:r>
+        <w:rPr>
+          <w:rFonts w:ascii="Arial" w:cs="Arial" w:eastAsia="Arial" w:hAnsi="Arial"/>
+          <w:b/>
+          <w:bCs/>
+          <w:color w:val="15151d"/>
+          <w:sz w:val="24"/>
+          <w:szCs w:val="24"/>
+        </w:rPr>
+        <w:t xml:space="preserve">“What about lies, Jamie?”</w:t>
+      </w:r>
+    </w:p>
+    <w:p>
+      <w:pPr>
+        <w:spacing w:after="20"/>
+        <w:ind w:left="460"/>
+      </w:pPr>
+      <w:r>
+        <w:rPr>
+          <w:rFonts w:ascii="Arial" w:cs="Arial" w:eastAsia="Arial" w:hAnsi="Arial"/>
+          <w:color w:val="3a3d46"/>
+          <w:sz w:val="21"/>
+          <w:szCs w:val="21"/>
+        </w:rPr>
+        <w:t xml:space="preserve">Delivered → READ, 9:44. He is awake. He is holding his phone.</w:t>
       </w:r>
     </w:p>
     <w:p>
@@ -536,91 +788,91 @@
           <w:sz w:val="19"/>
           <w:szCs w:val="19"/>
         </w:rPr>
-        <w:t xml:space="preserve">Five years in five cards. Let this one sit before she looks away.</w:t>
-      </w:r>
-    </w:p>
-    <w:p>
-      <w:pPr>
-        <w:spacing w:after="20"/>
-      </w:pPr>
-      <w:r>
-        <w:rPr>
-          <w:rFonts w:ascii="Courier New" w:cs="Courier New" w:eastAsia="Courier New" w:hAnsi="Courier New"/>
-          <w:b/>
-          <w:bCs/>
-          <w:color w:val="6b7280"/>
-          <w:sz w:val="20"/>
-          <w:szCs w:val="20"/>
-        </w:rPr>
-        <w:t xml:space="preserve">1.9  </w:t>
-      </w:r>
-      <w:r>
-        <w:rPr>
-          <w:rFonts w:ascii="Arial" w:cs="Arial" w:eastAsia="Arial" w:hAnsi="Arial"/>
-          <w:b/>
-          <w:bCs/>
-          <w:color w:val="15151d"/>
-          <w:sz w:val="24"/>
-          <w:szCs w:val="24"/>
-        </w:rPr>
-        <w:t xml:space="preserve">“Jamie arrived at the end of the line.”</w:t>
-      </w:r>
-    </w:p>
-    <w:p>
-      <w:pPr>
-        <w:spacing w:after="140"/>
-        <w:ind w:left="460"/>
-      </w:pPr>
-      <w:r>
-        <w:rPr>
-          <w:rFonts w:ascii="Arial" w:cs="Arial" w:eastAsia="Arial" w:hAnsi="Arial"/>
-          <w:color w:val="3a3d46"/>
-          <w:sz w:val="21"/>
-          <w:szCs w:val="21"/>
-        </w:rPr>
-        <w:t xml:space="preserve">She leaves Facebook. Messages. Everyone knows — the whole list is condolences.</w:t>
-      </w:r>
-    </w:p>
-    <w:p>
-      <w:pPr>
-        <w:spacing w:after="20"/>
-      </w:pPr>
-      <w:r>
-        <w:rPr>
-          <w:rFonts w:ascii="Courier New" w:cs="Courier New" w:eastAsia="Courier New" w:hAnsi="Courier New"/>
-          <w:b/>
-          <w:bCs/>
-          <w:color w:val="6b7280"/>
-          <w:sz w:val="20"/>
-          <w:szCs w:val="20"/>
-        </w:rPr>
-        <w:t xml:space="preserve">1.10  </w:t>
-      </w:r>
-      <w:r>
-        <w:rPr>
-          <w:rFonts w:ascii="Arial" w:cs="Arial" w:eastAsia="Arial" w:hAnsi="Arial"/>
-          <w:b/>
-          <w:bCs/>
-          <w:color w:val="15151d"/>
-          <w:sz w:val="24"/>
-          <w:szCs w:val="24"/>
-        </w:rPr>
-        <w:t xml:space="preserve">“Jamie’s convinced that the problems are mine.”</w:t>
-      </w:r>
-    </w:p>
-    <w:p>
-      <w:pPr>
-        <w:spacing w:after="20"/>
-        <w:ind w:left="460"/>
-      </w:pPr>
-      <w:r>
-        <w:rPr>
-          <w:rFonts w:ascii="Arial" w:cs="Arial" w:eastAsia="Arial" w:hAnsi="Arial"/>
-          <w:color w:val="3a3d46"/>
-          <w:sz w:val="21"/>
-          <w:szCs w:val="21"/>
-        </w:rPr>
-        <w:t xml:space="preserve">HOLD — the touch hovers over his name and does not commit.</w:t>
+        <w:t xml:space="preserve">Let the receipt sit alone for a full phrase.</w:t>
+      </w:r>
+    </w:p>
+    <w:p>
+      <w:pPr>
+        <w:spacing w:after="20"/>
+      </w:pPr>
+      <w:r>
+        <w:rPr>
+          <w:rFonts w:ascii="Courier New" w:cs="Courier New" w:eastAsia="Courier New" w:hAnsi="Courier New"/>
+          <w:b/>
+          <w:bCs/>
+          <w:color w:val="6b7280"/>
+          <w:sz w:val="20"/>
+          <w:szCs w:val="20"/>
+        </w:rPr>
+        <w:t xml:space="preserve">1.15  </w:t>
+      </w:r>
+      <w:r>
+        <w:rPr>
+          <w:rFonts w:ascii="Arial" w:cs="Arial" w:eastAsia="Arial" w:hAnsi="Arial"/>
+          <w:b/>
+          <w:bCs/>
+          <w:color w:val="15151d"/>
+          <w:sz w:val="24"/>
+          <w:szCs w:val="24"/>
+        </w:rPr>
+        <w:t xml:space="preserve">“What about you, Jamie? — on the soft bloom”</w:t>
+      </w:r>
+    </w:p>
+    <w:p>
+      <w:pPr>
+        <w:spacing w:after="140"/>
+        <w:ind w:left="460"/>
+      </w:pPr>
+      <w:r>
+        <w:rPr>
+          <w:rFonts w:ascii="Arial" w:cs="Arial" w:eastAsia="Arial" w:hAnsi="Arial"/>
+          <w:color w:val="3a3d46"/>
+          <w:sz w:val="21"/>
+          <w:szCs w:val="21"/>
+        </w:rPr>
+        <w:t xml:space="preserve">His typing bubble rises. He is answering.</w:t>
+      </w:r>
+    </w:p>
+    <w:p>
+      <w:pPr>
+        <w:spacing w:after="20"/>
+      </w:pPr>
+      <w:r>
+        <w:rPr>
+          <w:rFonts w:ascii="Courier New" w:cs="Courier New" w:eastAsia="Courier New" w:hAnsi="Courier New"/>
+          <w:b/>
+          <w:bCs/>
+          <w:color w:val="6b7280"/>
+          <w:sz w:val="20"/>
+          <w:szCs w:val="20"/>
+        </w:rPr>
+        <w:t xml:space="preserve">1.16  </w:t>
+      </w:r>
+      <w:r>
+        <w:rPr>
+          <w:rFonts w:ascii="Arial" w:cs="Arial" w:eastAsia="Arial" w:hAnsi="Arial"/>
+          <w:b/>
+          <w:bCs/>
+          <w:color w:val="15151d"/>
+          <w:sz w:val="24"/>
+          <w:szCs w:val="24"/>
+        </w:rPr>
+        <w:t xml:space="preserve">“What about you?”</w:t>
+      </w:r>
+    </w:p>
+    <w:p>
+      <w:pPr>
+        <w:spacing w:after="20"/>
+        <w:ind w:left="460"/>
+      </w:pPr>
+      <w:r>
+        <w:rPr>
+          <w:rFonts w:ascii="Arial" w:cs="Arial" w:eastAsia="Arial" w:hAnsi="Arial"/>
+          <w:color w:val="3a3d46"/>
+          <w:sz w:val="21"/>
+          <w:szCs w:val="21"/>
+        </w:rPr>
+        <w:t xml:space="preserve">It stops. Nothing comes. He read it and put the phone down.</w:t>
       </w:r>
     </w:p>
     <w:p>
@@ -648,314 +900,6 @@
           <w:sz w:val="19"/>
           <w:szCs w:val="19"/>
         </w:rPr>
-        <w:t xml:space="preserve">FERMATA. No fixed length. This is the hesitation the whole opening is built on.</w:t>
-      </w:r>
-    </w:p>
-    <w:p>
-      <w:pPr>
-        <w:spacing w:after="20"/>
-      </w:pPr>
-      <w:r>
-        <w:rPr>
-          <w:rFonts w:ascii="Courier New" w:cs="Courier New" w:eastAsia="Courier New" w:hAnsi="Courier New"/>
-          <w:b/>
-          <w:bCs/>
-          <w:color w:val="6b7280"/>
-          <w:sz w:val="20"/>
-          <w:szCs w:val="20"/>
-        </w:rPr>
-        <w:t xml:space="preserve">1.11  </w:t>
-      </w:r>
-      <w:r>
-        <w:rPr>
-          <w:rFonts w:ascii="Arial" w:cs="Arial" w:eastAsia="Arial" w:hAnsi="Arial"/>
-          <w:b/>
-          <w:bCs/>
-          <w:color w:val="15151d"/>
-          <w:sz w:val="24"/>
-          <w:szCs w:val="24"/>
-        </w:rPr>
-        <w:t xml:space="preserve">“Jamie is probably feeling just fine,”</w:t>
-      </w:r>
-    </w:p>
-    <w:p>
-      <w:pPr>
-        <w:spacing w:after="140"/>
-        <w:ind w:left="460"/>
-      </w:pPr>
-      <w:r>
-        <w:rPr>
-          <w:rFonts w:ascii="Arial" w:cs="Arial" w:eastAsia="Arial" w:hAnsi="Arial"/>
-          <w:color w:val="3a3d46"/>
-          <w:sz w:val="21"/>
-          <w:szCs w:val="21"/>
-        </w:rPr>
-        <w:t xml:space="preserve">Tap. The thread opens mid-history — cold logistics from May going colder, then days of her asking, all Delivered, all silent.</w:t>
-      </w:r>
-    </w:p>
-    <w:p>
-      <w:pPr>
-        <w:spacing w:after="20"/>
-      </w:pPr>
-      <w:r>
-        <w:rPr>
-          <w:rFonts w:ascii="Courier New" w:cs="Courier New" w:eastAsia="Courier New" w:hAnsi="Courier New"/>
-          <w:b/>
-          <w:bCs/>
-          <w:color w:val="6b7280"/>
-          <w:sz w:val="20"/>
-          <w:szCs w:val="20"/>
-        </w:rPr>
-        <w:t xml:space="preserve">1.12  </w:t>
-      </w:r>
-      <w:r>
-        <w:rPr>
-          <w:rFonts w:ascii="Arial" w:cs="Arial" w:eastAsia="Arial" w:hAnsi="Arial"/>
-          <w:b/>
-          <w:bCs/>
-          <w:color w:val="15151d"/>
-          <w:sz w:val="24"/>
-          <w:szCs w:val="24"/>
-        </w:rPr>
-        <w:t xml:space="preserve">“And I’m still hurting.”</w:t>
-      </w:r>
-    </w:p>
-    <w:p>
-      <w:pPr>
-        <w:spacing w:after="140"/>
-        <w:ind w:left="460"/>
-      </w:pPr>
-      <w:r>
-        <w:rPr>
-          <w:rFonts w:ascii="Arial" w:cs="Arial" w:eastAsia="Arial" w:hAnsi="Arial"/>
-          <w:color w:val="3a3d46"/>
-          <w:sz w:val="21"/>
-          <w:szCs w:val="21"/>
-        </w:rPr>
-        <w:t xml:space="preserve">PRESENT — 9:41 this morning. She types it live.</w:t>
-      </w:r>
-    </w:p>
-    <w:p>
-      <w:pPr>
-        <w:spacing w:after="20"/>
-      </w:pPr>
-      <w:r>
-        <w:rPr>
-          <w:rFonts w:ascii="Courier New" w:cs="Courier New" w:eastAsia="Courier New" w:hAnsi="Courier New"/>
-          <w:b/>
-          <w:bCs/>
-          <w:color w:val="6b7280"/>
-          <w:sz w:val="20"/>
-          <w:szCs w:val="20"/>
-        </w:rPr>
-        <w:t xml:space="preserve">1.13  </w:t>
-      </w:r>
-      <w:r>
-        <w:rPr>
-          <w:rFonts w:ascii="Arial" w:cs="Arial" w:eastAsia="Arial" w:hAnsi="Arial"/>
-          <w:b/>
-          <w:bCs/>
-          <w:color w:val="15151d"/>
-          <w:sz w:val="24"/>
-          <w:szCs w:val="24"/>
-        </w:rPr>
-        <w:t xml:space="preserve">“What about lies, Jamie?”</w:t>
-      </w:r>
-    </w:p>
-    <w:p>
-      <w:pPr>
-        <w:spacing w:after="140"/>
-        <w:ind w:left="460"/>
-      </w:pPr>
-      <w:r>
-        <w:rPr>
-          <w:rFonts w:ascii="Arial" w:cs="Arial" w:eastAsia="Arial" w:hAnsi="Arial"/>
-          <w:color w:val="3a3d46"/>
-          <w:sz w:val="21"/>
-          <w:szCs w:val="21"/>
-        </w:rPr>
-        <w:t xml:space="preserve">SHE SENDS IT. Delivered.</w:t>
-      </w:r>
-    </w:p>
-    <w:p>
-      <w:pPr>
-        <w:spacing w:after="20"/>
-      </w:pPr>
-      <w:r>
-        <w:rPr>
-          <w:rFonts w:ascii="Courier New" w:cs="Courier New" w:eastAsia="Courier New" w:hAnsi="Courier New"/>
-          <w:b/>
-          <w:bCs/>
-          <w:color w:val="6b7280"/>
-          <w:sz w:val="20"/>
-          <w:szCs w:val="20"/>
-        </w:rPr>
-        <w:t xml:space="preserve">1.14  </w:t>
-      </w:r>
-      <w:r>
-        <w:rPr>
-          <w:rFonts w:ascii="Arial" w:cs="Arial" w:eastAsia="Arial" w:hAnsi="Arial"/>
-          <w:b/>
-          <w:bCs/>
-          <w:color w:val="15151d"/>
-          <w:sz w:val="24"/>
-          <w:szCs w:val="24"/>
-        </w:rPr>
-        <w:t xml:space="preserve">“What about things that you swore to be true?”</w:t>
-      </w:r>
-    </w:p>
-    <w:p>
-      <w:pPr>
-        <w:spacing w:after="20"/>
-        <w:ind w:left="460"/>
-      </w:pPr>
-      <w:r>
-        <w:rPr>
-          <w:rFonts w:ascii="Arial" w:cs="Arial" w:eastAsia="Arial" w:hAnsi="Arial"/>
-          <w:color w:val="3a3d46"/>
-          <w:sz w:val="21"/>
-          <w:szCs w:val="21"/>
-        </w:rPr>
-        <w:t xml:space="preserve">Delivered → READ. He is awake. He is holding his phone.</w:t>
-      </w:r>
-    </w:p>
-    <w:p>
-      <w:pPr>
-        <w:spacing w:after="140"/>
-        <w:ind w:left="460"/>
-      </w:pPr>
-      <w:r>
-        <w:rPr>
-          <w:rFonts w:ascii="Arial" w:cs="Arial" w:eastAsia="Arial" w:hAnsi="Arial"/>
-          <w:b/>
-          <w:bCs/>
-          <w:color w:val="8a2b52"/>
-          <w:sz w:val="19"/>
-          <w:szCs w:val="19"/>
-        </w:rPr>
-        <w:t xml:space="preserve">HOLD — </w:t>
-      </w:r>
-      <w:r>
-        <w:rPr>
-          <w:rFonts w:ascii="Arial" w:cs="Arial" w:eastAsia="Arial" w:hAnsi="Arial"/>
-          <w:i/>
-          <w:iCs/>
-          <w:color w:val="8a2b52"/>
-          <w:sz w:val="19"/>
-          <w:szCs w:val="19"/>
-        </w:rPr>
-        <w:t xml:space="preserve">Let the receipt sit alone for a full phrase.</w:t>
-      </w:r>
-    </w:p>
-    <w:p>
-      <w:pPr>
-        <w:spacing w:after="20"/>
-      </w:pPr>
-      <w:r>
-        <w:rPr>
-          <w:rFonts w:ascii="Courier New" w:cs="Courier New" w:eastAsia="Courier New" w:hAnsi="Courier New"/>
-          <w:b/>
-          <w:bCs/>
-          <w:color w:val="6b7280"/>
-          <w:sz w:val="20"/>
-          <w:szCs w:val="20"/>
-        </w:rPr>
-        <w:t xml:space="preserve">1.15  </w:t>
-      </w:r>
-      <w:r>
-        <w:rPr>
-          <w:rFonts w:ascii="Arial" w:cs="Arial" w:eastAsia="Arial" w:hAnsi="Arial"/>
-          <w:b/>
-          <w:bCs/>
-          <w:color w:val="15151d"/>
-          <w:sz w:val="24"/>
-          <w:szCs w:val="24"/>
-        </w:rPr>
-        <w:t xml:space="preserve">“What about you, Jamie?”</w:t>
-      </w:r>
-    </w:p>
-    <w:p>
-      <w:pPr>
-        <w:spacing w:after="140"/>
-        <w:ind w:left="460"/>
-      </w:pPr>
-      <w:r>
-        <w:rPr>
-          <w:rFonts w:ascii="Arial" w:cs="Arial" w:eastAsia="Arial" w:hAnsi="Arial"/>
-          <w:color w:val="3a3d46"/>
-          <w:sz w:val="21"/>
-          <w:szCs w:val="21"/>
-        </w:rPr>
-        <w:t xml:space="preserve">His typing bubble rises. He is answering.</w:t>
-      </w:r>
-    </w:p>
-    <w:p>
-      <w:pPr>
-        <w:spacing w:after="20"/>
-      </w:pPr>
-      <w:r>
-        <w:rPr>
-          <w:rFonts w:ascii="Courier New" w:cs="Courier New" w:eastAsia="Courier New" w:hAnsi="Courier New"/>
-          <w:b/>
-          <w:bCs/>
-          <w:color w:val="6b7280"/>
-          <w:sz w:val="20"/>
-          <w:szCs w:val="20"/>
-        </w:rPr>
-        <w:t xml:space="preserve">1.16  </w:t>
-      </w:r>
-      <w:r>
-        <w:rPr>
-          <w:rFonts w:ascii="Arial" w:cs="Arial" w:eastAsia="Arial" w:hAnsi="Arial"/>
-          <w:b/>
-          <w:bCs/>
-          <w:color w:val="15151d"/>
-          <w:sz w:val="24"/>
-          <w:szCs w:val="24"/>
-        </w:rPr>
-        <w:t xml:space="preserve">“What about you?”</w:t>
-      </w:r>
-    </w:p>
-    <w:p>
-      <w:pPr>
-        <w:spacing w:after="20"/>
-        <w:ind w:left="460"/>
-      </w:pPr>
-      <w:r>
-        <w:rPr>
-          <w:rFonts w:ascii="Arial" w:cs="Arial" w:eastAsia="Arial" w:hAnsi="Arial"/>
-          <w:color w:val="3a3d46"/>
-          <w:sz w:val="21"/>
-          <w:szCs w:val="21"/>
-        </w:rPr>
-        <w:t xml:space="preserve">It stops. Nothing comes. He read it and put the phone down.</w:t>
-      </w:r>
-    </w:p>
-    <w:p>
-      <w:pPr>
-        <w:spacing w:after="140"/>
-        <w:ind w:left="460"/>
-      </w:pPr>
-      <w:r>
-        <w:rPr>
-          <w:rFonts w:ascii="Arial" w:cs="Arial" w:eastAsia="Arial" w:hAnsi="Arial"/>
-          <w:b/>
-          <w:bCs/>
-          <w:color w:val="8a2b52"/>
-          <w:sz w:val="19"/>
-          <w:szCs w:val="19"/>
-        </w:rPr>
-        <w:t xml:space="preserve">HOLD — </w:t>
-      </w:r>
-      <w:r>
-        <w:rPr>
-          <w:rFonts w:ascii="Arial" w:cs="Arial" w:eastAsia="Arial" w:hAnsi="Arial"/>
-          <w:i/>
-          <w:iCs/>
-          <w:color w:val="8a2b52"/>
-          <w:sz w:val="19"/>
-          <w:szCs w:val="19"/>
-        </w:rPr>
         <w:t xml:space="preserve">The cruellest silence available in 2026.</w:t>
       </w:r>
     </w:p>
@@ -973,244 +917,6 @@
           <w:szCs w:val="20"/>
         </w:rPr>
         <w:t xml:space="preserve">1.17  </w:t>
-      </w:r>
-      <w:r>
-        <w:rPr>
-          <w:rFonts w:ascii="Arial" w:cs="Arial" w:eastAsia="Arial" w:hAnsi="Arial"/>
-          <w:b/>
-          <w:bCs/>
-          <w:color w:val="15151d"/>
-          <w:sz w:val="24"/>
-          <w:szCs w:val="24"/>
-        </w:rPr>
-        <w:t xml:space="preserve">“Jamie is sure something wonderful died.”</w:t>
-      </w:r>
-    </w:p>
-    <w:p>
-      <w:pPr>
-        <w:spacing w:after="140"/>
-        <w:ind w:left="460"/>
-      </w:pPr>
-      <w:r>
-        <w:rPr>
-          <w:rFonts w:ascii="Arial" w:cs="Arial" w:eastAsia="Arial" w:hAnsi="Arial"/>
-          <w:color w:val="3a3d46"/>
-          <w:sz w:val="21"/>
-          <w:szCs w:val="21"/>
-        </w:rPr>
-        <w:t xml:space="preserve">She opens Mail. His name sits in the middle of a life that kept sending promotions — read Wednesday, and she has been living with it since. He did not text. He EMAILED.</w:t>
-      </w:r>
-    </w:p>
-    <w:p>
-      <w:pPr>
-        <w:spacing w:after="20"/>
-      </w:pPr>
-      <w:r>
-        <w:rPr>
-          <w:rFonts w:ascii="Courier New" w:cs="Courier New" w:eastAsia="Courier New" w:hAnsi="Courier New"/>
-          <w:b/>
-          <w:bCs/>
-          <w:color w:val="6b7280"/>
-          <w:sz w:val="20"/>
-          <w:szCs w:val="20"/>
-        </w:rPr>
-        <w:t xml:space="preserve">1.18  </w:t>
-      </w:r>
-      <w:r>
-        <w:rPr>
-          <w:rFonts w:ascii="Arial" w:cs="Arial" w:eastAsia="Arial" w:hAnsi="Arial"/>
-          <w:b/>
-          <w:bCs/>
-          <w:color w:val="15151d"/>
-          <w:sz w:val="24"/>
-          <w:szCs w:val="24"/>
-        </w:rPr>
-        <w:t xml:space="preserve">“Jamie decides it’s his right to decide.”</w:t>
-      </w:r>
-    </w:p>
-    <w:p>
-      <w:pPr>
-        <w:spacing w:after="140"/>
-        <w:ind w:left="460"/>
-      </w:pPr>
-      <w:r>
-        <w:rPr>
-          <w:rFonts w:ascii="Arial" w:cs="Arial" w:eastAsia="Arial" w:hAnsi="Arial"/>
-          <w:color w:val="3a3d46"/>
-          <w:sz w:val="21"/>
-          <w:szCs w:val="21"/>
-        </w:rPr>
-        <w:t xml:space="preserve">She opens his email. The break-up, formatted like a memo — he has already done everything.</w:t>
-      </w:r>
-    </w:p>
-    <w:p>
-      <w:pPr>
-        <w:spacing w:after="20"/>
-      </w:pPr>
-      <w:r>
-        <w:rPr>
-          <w:rFonts w:ascii="Courier New" w:cs="Courier New" w:eastAsia="Courier New" w:hAnsi="Courier New"/>
-          <w:b/>
-          <w:bCs/>
-          <w:color w:val="6b7280"/>
-          <w:sz w:val="20"/>
-          <w:szCs w:val="20"/>
-        </w:rPr>
-        <w:t xml:space="preserve">1.19  </w:t>
-      </w:r>
-      <w:r>
-        <w:rPr>
-          <w:rFonts w:ascii="Arial" w:cs="Arial" w:eastAsia="Arial" w:hAnsi="Arial"/>
-          <w:b/>
-          <w:bCs/>
-          <w:color w:val="15151d"/>
-          <w:sz w:val="24"/>
-          <w:szCs w:val="24"/>
-        </w:rPr>
-        <w:t xml:space="preserve">“Jamie’s got secrets he can’t confide,”</w:t>
-      </w:r>
-    </w:p>
-    <w:p>
-      <w:pPr>
-        <w:spacing w:after="20"/>
-        <w:ind w:left="460"/>
-      </w:pPr>
-      <w:r>
-        <w:rPr>
-          <w:rFonts w:ascii="Arial" w:cs="Arial" w:eastAsia="Arial" w:hAnsi="Arial"/>
-          <w:color w:val="3a3d46"/>
-          <w:sz w:val="21"/>
-          <w:szCs w:val="21"/>
-        </w:rPr>
-        <w:t xml:space="preserve">Back to the list — and the lawyer’s email sits stamped 2:50 PM, before the one he sent her. He told the lawyer first.</w:t>
-      </w:r>
-    </w:p>
-    <w:p>
-      <w:pPr>
-        <w:spacing w:after="140"/>
-        <w:ind w:left="460"/>
-      </w:pPr>
-      <w:r>
-        <w:rPr>
-          <w:rFonts w:ascii="Arial" w:cs="Arial" w:eastAsia="Arial" w:hAnsi="Arial"/>
-          <w:b/>
-          <w:bCs/>
-          <w:color w:val="8a2b52"/>
-          <w:sz w:val="19"/>
-          <w:szCs w:val="19"/>
-        </w:rPr>
-        <w:t xml:space="preserve">HOLD — </w:t>
-      </w:r>
-      <w:r>
-        <w:rPr>
-          <w:rFonts w:ascii="Arial" w:cs="Arial" w:eastAsia="Arial" w:hAnsi="Arial"/>
-          <w:i/>
-          <w:iCs/>
-          <w:color w:val="8a2b52"/>
-          <w:sz w:val="19"/>
-          <w:szCs w:val="19"/>
-        </w:rPr>
-        <w:t xml:space="preserve">The dot hovers over Kessler &amp; Roth… and she cannot open it. Land it alone.</w:t>
-      </w:r>
-    </w:p>
-    <w:p>
-      <w:pPr>
-        <w:spacing w:after="20"/>
-      </w:pPr>
-      <w:r>
-        <w:rPr>
-          <w:rFonts w:ascii="Courier New" w:cs="Courier New" w:eastAsia="Courier New" w:hAnsi="Courier New"/>
-          <w:b/>
-          <w:bCs/>
-          <w:color w:val="6b7280"/>
-          <w:sz w:val="20"/>
-          <w:szCs w:val="20"/>
-        </w:rPr>
-        <w:t xml:space="preserve">1.20  </w:t>
-      </w:r>
-      <w:r>
-        <w:rPr>
-          <w:rFonts w:ascii="Arial" w:cs="Arial" w:eastAsia="Arial" w:hAnsi="Arial"/>
-          <w:b/>
-          <w:bCs/>
-          <w:color w:val="15151d"/>
-          <w:sz w:val="24"/>
-          <w:szCs w:val="24"/>
-        </w:rPr>
-        <w:t xml:space="preserve">“And I’m still hurting. (final)”</w:t>
-      </w:r>
-    </w:p>
-    <w:p>
-      <w:pPr>
-        <w:spacing w:after="140"/>
-        <w:ind w:left="460"/>
-      </w:pPr>
-      <w:r>
-        <w:rPr>
-          <w:rFonts w:ascii="Arial" w:cs="Arial" w:eastAsia="Arial" w:hAnsi="Arial"/>
-          <w:color w:val="3a3d46"/>
-          <w:sz w:val="21"/>
-          <w:szCs w:val="21"/>
-        </w:rPr>
-        <w:t xml:space="preserve">HARD BLACK on the cutoff.</w:t>
-      </w:r>
-    </w:p>
-    <w:p>
-      <w:pPr>
-        <w:pageBreakBefore/>
-        <w:spacing w:after="20"/>
-      </w:pPr>
-      <w:r>
-        <w:rPr>
-          <w:rFonts w:ascii="Arial" w:cs="Arial" w:eastAsia="Arial" w:hAnsi="Arial"/>
-          <w:b/>
-          <w:bCs/>
-          <w:color w:val="15151d"/>
-          <w:sz w:val="36"/>
-          <w:szCs w:val="36"/>
-        </w:rPr>
-        <w:t xml:space="preserve">2 · Shiksa Goddess</w:t>
-      </w:r>
-    </w:p>
-    <w:p>
-      <w:pPr>
-        <w:spacing w:after="180"/>
-      </w:pPr>
-      <w:r>
-        <w:rPr>
-          <w:rFonts w:ascii="Arial" w:cs="Arial" w:eastAsia="Arial" w:hAnsi="Arial"/>
-          <w:b/>
-          <w:bCs/>
-          <w:color w:val="2b6a7a"/>
-          <w:sz w:val="20"/>
-          <w:szCs w:val="20"/>
-        </w:rPr>
-        <w:t xml:space="preserve">JAMIE</w:t>
-      </w:r>
-      <w:r>
-        <w:rPr>
-          <w:rFonts w:ascii="Arial" w:cs="Arial" w:eastAsia="Arial" w:hAnsi="Arial"/>
-          <w:color w:val="6b7280"/>
-          <w:sz w:val="20"/>
-          <w:szCs w:val="20"/>
-        </w:rPr>
-        <w:t xml:space="preserve">   ·   iPhone   ·   SEPTEMBER 2021</w:t>
-      </w:r>
-    </w:p>
-    <w:p>
-      <w:pPr>
-        <w:spacing w:after="20"/>
-      </w:pPr>
-      <w:r>
-        <w:rPr>
-          <w:rFonts w:ascii="Courier New" w:cs="Courier New" w:eastAsia="Courier New" w:hAnsi="Courier New"/>
-          <w:b/>
-          <w:bCs/>
-          <w:color w:val="6b7280"/>
-          <w:sz w:val="20"/>
-          <w:szCs w:val="20"/>
-        </w:rPr>
-        <w:t xml:space="preserve">2.1  </w:t>
       </w:r>
       <w:r>
         <w:rPr>
@@ -1221,374 +927,122 @@
           <w:sz w:val="22"/>
           <w:szCs w:val="22"/>
         </w:rPr>
-        <w:t xml:space="preserve">♪ Segue chord out of her blackout</w:t>
-      </w:r>
-    </w:p>
-    <w:p>
-      <w:pPr>
-        <w:spacing w:after="140"/>
-        <w:ind w:left="460"/>
-      </w:pPr>
-      <w:r>
-        <w:rPr>
-          <w:rFonts w:ascii="Arial" w:cs="Arial" w:eastAsia="Arial" w:hAnsi="Arial"/>
-          <w:color w:val="3a3d46"/>
-          <w:sz w:val="21"/>
-          <w:szCs w:val="21"/>
-        </w:rPr>
-        <w:t xml:space="preserve">His phone, September 2021, 11:38 PM. Locked. Walking home.</w:t>
-      </w:r>
-    </w:p>
-    <w:p>
-      <w:pPr>
-        <w:spacing w:after="20"/>
-      </w:pPr>
-      <w:r>
-        <w:rPr>
-          <w:rFonts w:ascii="Courier New" w:cs="Courier New" w:eastAsia="Courier New" w:hAnsi="Courier New"/>
-          <w:b/>
-          <w:bCs/>
-          <w:color w:val="6b7280"/>
-          <w:sz w:val="20"/>
-          <w:szCs w:val="20"/>
-        </w:rPr>
-        <w:t xml:space="preserve">2.2  </w:t>
-      </w:r>
-      <w:r>
-        <w:rPr>
-          <w:rFonts w:ascii="Arial" w:cs="Arial" w:eastAsia="Arial" w:hAnsi="Arial"/>
-          <w:b/>
-          <w:bCs/>
-          <w:color w:val="15151d"/>
-          <w:sz w:val="24"/>
-          <w:szCs w:val="24"/>
-        </w:rPr>
-        <w:t xml:space="preserve">“I’m breaking my mother’s heart,”</w:t>
-      </w:r>
-    </w:p>
-    <w:p>
-      <w:pPr>
-        <w:spacing w:after="140"/>
-        <w:ind w:left="460"/>
-      </w:pPr>
-      <w:r>
-        <w:rPr>
-          <w:rFonts w:ascii="Arial" w:cs="Arial" w:eastAsia="Arial" w:hAnsi="Arial"/>
-          <w:color w:val="3a3d46"/>
-          <w:sz w:val="21"/>
-          <w:szCs w:val="21"/>
-        </w:rPr>
-        <w:t xml:space="preserve">Unlock, straight to Messages — no hesitation; her opening took four cues, his takes two. Her number sits on top, one hour old. Beneath it: the trail of nice Jewish girls he is about to escape.</w:t>
-      </w:r>
-    </w:p>
-    <w:p>
-      <w:pPr>
-        <w:spacing w:after="20"/>
-      </w:pPr>
-      <w:r>
-        <w:rPr>
-          <w:rFonts w:ascii="Courier New" w:cs="Courier New" w:eastAsia="Courier New" w:hAnsi="Courier New"/>
-          <w:b/>
-          <w:bCs/>
-          <w:color w:val="6b7280"/>
-          <w:sz w:val="20"/>
-          <w:szCs w:val="20"/>
-        </w:rPr>
-        <w:t xml:space="preserve">2.3  </w:t>
-      </w:r>
-      <w:r>
-        <w:rPr>
-          <w:rFonts w:ascii="Arial" w:cs="Arial" w:eastAsia="Arial" w:hAnsi="Arial"/>
-          <w:b/>
-          <w:bCs/>
-          <w:color w:val="15151d"/>
-          <w:sz w:val="24"/>
-          <w:szCs w:val="24"/>
-        </w:rPr>
-        <w:t xml:space="preserve">“The JCC of Spring Valley is shaking,”</w:t>
-      </w:r>
-    </w:p>
-    <w:p>
-      <w:pPr>
-        <w:spacing w:after="140"/>
-        <w:ind w:left="460"/>
-      </w:pPr>
-      <w:r>
-        <w:rPr>
-          <w:rFonts w:ascii="Arial" w:cs="Arial" w:eastAsia="Arial" w:hAnsi="Arial"/>
-          <w:color w:val="3a3d46"/>
-          <w:sz w:val="21"/>
-          <w:szCs w:val="21"/>
-        </w:rPr>
-        <w:t xml:space="preserve">He taps her row instantly. A thread one hour old — one message in it: her number.</w:t>
-      </w:r>
-    </w:p>
-    <w:p>
-      <w:pPr>
-        <w:spacing w:after="20"/>
-      </w:pPr>
-      <w:r>
-        <w:rPr>
-          <w:rFonts w:ascii="Courier New" w:cs="Courier New" w:eastAsia="Courier New" w:hAnsi="Courier New"/>
-          <w:b/>
-          <w:bCs/>
-          <w:color w:val="6b7280"/>
-          <w:sz w:val="20"/>
-          <w:szCs w:val="20"/>
-        </w:rPr>
-        <w:t xml:space="preserve">2.4  </w:t>
-      </w:r>
-      <w:r>
-        <w:rPr>
-          <w:rFonts w:ascii="Arial" w:cs="Arial" w:eastAsia="Arial" w:hAnsi="Arial"/>
-          <w:b/>
-          <w:bCs/>
-          <w:color w:val="15151d"/>
-          <w:sz w:val="24"/>
-          <w:szCs w:val="24"/>
-        </w:rPr>
-        <w:t xml:space="preserve">“And if you had a tattoo, that wouldn’t matter.”</w:t>
-      </w:r>
-    </w:p>
-    <w:p>
-      <w:pPr>
-        <w:spacing w:after="140"/>
-        <w:ind w:left="460"/>
-      </w:pPr>
-      <w:r>
-        <w:rPr>
-          <w:rFonts w:ascii="Arial" w:cs="Arial" w:eastAsia="Arial" w:hAnsi="Arial"/>
-          <w:color w:val="3a3d46"/>
-          <w:sz w:val="21"/>
-          <w:szCs w:val="21"/>
-        </w:rPr>
-        <w:t xml:space="preserve">PRESENT, 11:39 — a long overwrought draft, typed in full.</w:t>
-      </w:r>
-    </w:p>
-    <w:p>
-      <w:pPr>
-        <w:spacing w:after="20"/>
-      </w:pPr>
-      <w:r>
-        <w:rPr>
-          <w:rFonts w:ascii="Courier New" w:cs="Courier New" w:eastAsia="Courier New" w:hAnsi="Courier New"/>
-          <w:b/>
-          <w:bCs/>
-          <w:color w:val="6b7280"/>
-          <w:sz w:val="20"/>
-          <w:szCs w:val="20"/>
-        </w:rPr>
-        <w:t xml:space="preserve">2.5  </w:t>
-      </w:r>
-      <w:r>
-        <w:rPr>
-          <w:rFonts w:ascii="Arial" w:cs="Arial" w:eastAsia="Arial" w:hAnsi="Arial"/>
-          <w:b/>
-          <w:bCs/>
-          <w:color w:val="15151d"/>
-          <w:sz w:val="24"/>
-          <w:szCs w:val="24"/>
-        </w:rPr>
-        <w:t xml:space="preserve">“And if you had a shaved head, that would be cool.”</w:t>
-      </w:r>
-    </w:p>
-    <w:p>
-      <w:pPr>
-        <w:spacing w:after="140"/>
-        <w:ind w:left="460"/>
-      </w:pPr>
-      <w:r>
-        <w:rPr>
-          <w:rFonts w:ascii="Arial" w:cs="Arial" w:eastAsia="Arial" w:hAnsi="Arial"/>
-          <w:color w:val="3a3d46"/>
-          <w:sz w:val="21"/>
-          <w:szCs w:val="21"/>
-        </w:rPr>
-        <w:t xml:space="preserve">Backspaces every character. Clock ticks to 11:41.</w:t>
-      </w:r>
-    </w:p>
-    <w:p>
-      <w:pPr>
-        <w:spacing w:after="20"/>
-      </w:pPr>
-      <w:r>
-        <w:rPr>
-          <w:rFonts w:ascii="Courier New" w:cs="Courier New" w:eastAsia="Courier New" w:hAnsi="Courier New"/>
-          <w:b/>
-          <w:bCs/>
-          <w:color w:val="6b7280"/>
-          <w:sz w:val="20"/>
-          <w:szCs w:val="20"/>
-        </w:rPr>
-        <w:t xml:space="preserve">2.6  </w:t>
-      </w:r>
-      <w:r>
-        <w:rPr>
-          <w:rFonts w:ascii="Arial" w:cs="Arial" w:eastAsia="Arial" w:hAnsi="Arial"/>
-          <w:b/>
-          <w:bCs/>
-          <w:color w:val="15151d"/>
-          <w:sz w:val="24"/>
-          <w:szCs w:val="24"/>
-        </w:rPr>
-        <w:t xml:space="preserve">“If you came from Spain or Japan or the back of a van—”</w:t>
-      </w:r>
-    </w:p>
-    <w:p>
-      <w:pPr>
-        <w:spacing w:after="140"/>
-        <w:ind w:left="460"/>
-      </w:pPr>
-      <w:r>
-        <w:rPr>
-          <w:rFonts w:ascii="Arial" w:cs="Arial" w:eastAsia="Arial" w:hAnsi="Arial"/>
-          <w:color w:val="3a3d46"/>
-          <w:sz w:val="21"/>
-          <w:szCs w:val="21"/>
-        </w:rPr>
-        <w:t xml:space="preserve">A second, bolder draft.</w:t>
-      </w:r>
-    </w:p>
-    <w:p>
-      <w:pPr>
-        <w:spacing w:after="20"/>
-      </w:pPr>
-      <w:r>
-        <w:rPr>
-          <w:rFonts w:ascii="Courier New" w:cs="Courier New" w:eastAsia="Courier New" w:hAnsi="Courier New"/>
-          <w:b/>
-          <w:bCs/>
-          <w:color w:val="6b7280"/>
-          <w:sz w:val="20"/>
-          <w:szCs w:val="20"/>
-        </w:rPr>
-        <w:t xml:space="preserve">2.7  </w:t>
-      </w:r>
-      <w:r>
-        <w:rPr>
-          <w:rFonts w:ascii="Arial" w:cs="Arial" w:eastAsia="Arial" w:hAnsi="Arial"/>
-          <w:b/>
-          <w:bCs/>
-          <w:color w:val="15151d"/>
-          <w:sz w:val="24"/>
-          <w:szCs w:val="24"/>
-        </w:rPr>
-        <w:t xml:space="preserve">“Just as long as you’re not from Hebrew school.”</w:t>
-      </w:r>
-    </w:p>
-    <w:p>
-      <w:pPr>
-        <w:spacing w:after="140"/>
-        <w:ind w:left="460"/>
-      </w:pPr>
-      <w:r>
-        <w:rPr>
-          <w:rFonts w:ascii="Arial" w:cs="Arial" w:eastAsia="Arial" w:hAnsi="Arial"/>
-          <w:color w:val="3a3d46"/>
-          <w:sz w:val="21"/>
-          <w:szCs w:val="21"/>
-        </w:rPr>
-        <w:t xml:space="preserve">Deletes that one too. 11:45. Ten minutes on a sidewalk, failing to write a text.</w:t>
-      </w:r>
-    </w:p>
-    <w:p>
-      <w:pPr>
-        <w:spacing w:after="20"/>
-      </w:pPr>
-      <w:r>
-        <w:rPr>
-          <w:rFonts w:ascii="Courier New" w:cs="Courier New" w:eastAsia="Courier New" w:hAnsi="Courier New"/>
-          <w:b/>
-          <w:bCs/>
-          <w:color w:val="6b7280"/>
-          <w:sz w:val="20"/>
-          <w:szCs w:val="20"/>
-        </w:rPr>
-        <w:t xml:space="preserve">2.8  </w:t>
-      </w:r>
-      <w:r>
-        <w:rPr>
-          <w:rFonts w:ascii="Arial" w:cs="Arial" w:eastAsia="Arial" w:hAnsi="Arial"/>
-          <w:b/>
-          <w:bCs/>
-          <w:color w:val="15151d"/>
-          <w:sz w:val="24"/>
-          <w:szCs w:val="24"/>
-        </w:rPr>
-        <w:t xml:space="preserve">“I’ve been waiting for someone like you.”</w:t>
-      </w:r>
-    </w:p>
-    <w:p>
-      <w:pPr>
-        <w:spacing w:after="140"/>
-        <w:ind w:left="460"/>
-      </w:pPr>
-      <w:r>
-        <w:rPr>
-          <w:rFonts w:ascii="Arial" w:cs="Arial" w:eastAsia="Arial" w:hAnsi="Arial"/>
-          <w:color w:val="3a3d46"/>
-          <w:sz w:val="21"/>
-          <w:szCs w:val="21"/>
-        </w:rPr>
-        <w:t xml:space="preserve">Types two casual words instead.</w:t>
-      </w:r>
-    </w:p>
-    <w:p>
-      <w:pPr>
-        <w:spacing w:after="20"/>
-      </w:pPr>
-      <w:r>
-        <w:rPr>
-          <w:rFonts w:ascii="Courier New" w:cs="Courier New" w:eastAsia="Courier New" w:hAnsi="Courier New"/>
-          <w:b/>
-          <w:bCs/>
-          <w:color w:val="6b7280"/>
-          <w:sz w:val="20"/>
-          <w:szCs w:val="20"/>
-        </w:rPr>
-        <w:t xml:space="preserve">2.9  </w:t>
-      </w:r>
-      <w:r>
-        <w:rPr>
-          <w:rFonts w:ascii="Arial" w:cs="Arial" w:eastAsia="Arial" w:hAnsi="Arial"/>
-          <w:b/>
-          <w:bCs/>
-          <w:color w:val="15151d"/>
-          <w:sz w:val="24"/>
-          <w:szCs w:val="24"/>
-        </w:rPr>
-        <w:t xml:space="preserve">“I’ve been waiting for you.”</w:t>
-      </w:r>
-    </w:p>
-    <w:p>
-      <w:pPr>
-        <w:spacing w:after="140"/>
-        <w:ind w:left="460"/>
-      </w:pPr>
-      <w:r>
-        <w:rPr>
-          <w:rFonts w:ascii="Arial" w:cs="Arial" w:eastAsia="Arial" w:hAnsi="Arial"/>
-          <w:color w:val="3a3d46"/>
-          <w:sz w:val="21"/>
-          <w:szCs w:val="21"/>
-        </w:rPr>
-        <w:t xml:space="preserve">SEND. The whole song, reduced to two words.</w:t>
-      </w:r>
-    </w:p>
-    <w:p>
-      <w:pPr>
-        <w:spacing w:after="20"/>
-      </w:pPr>
-      <w:r>
-        <w:rPr>
-          <w:rFonts w:ascii="Courier New" w:cs="Courier New" w:eastAsia="Courier New" w:hAnsi="Courier New"/>
-          <w:b/>
-          <w:bCs/>
-          <w:color w:val="6b7280"/>
-          <w:sz w:val="20"/>
-          <w:szCs w:val="20"/>
-        </w:rPr>
-        <w:t xml:space="preserve">2.10  </w:t>
+        <w:t xml:space="preserve">♪ She locks the phone</w:t>
+      </w:r>
+    </w:p>
+    <w:p>
+      <w:pPr>
+        <w:spacing w:after="140"/>
+        <w:ind w:left="460"/>
+      </w:pPr>
+      <w:r>
+        <w:rPr>
+          <w:rFonts w:ascii="Arial" w:cs="Arial" w:eastAsia="Arial" w:hAnsi="Arial"/>
+          <w:color w:val="3a3d46"/>
+          <w:sz w:val="21"/>
+          <w:szCs w:val="21"/>
+        </w:rPr>
+        <w:t xml:space="preserve">She puts it down. Black.</w:t>
+      </w:r>
+    </w:p>
+    <w:p>
+      <w:pPr>
+        <w:spacing w:after="20"/>
+      </w:pPr>
+      <w:r>
+        <w:rPr>
+          <w:rFonts w:ascii="Courier New" w:cs="Courier New" w:eastAsia="Courier New" w:hAnsi="Courier New"/>
+          <w:b/>
+          <w:bCs/>
+          <w:color w:val="6b7280"/>
+          <w:sz w:val="20"/>
+          <w:szCs w:val="20"/>
+        </w:rPr>
+        <w:t xml:space="preserve">1.18  </w:t>
+      </w:r>
+      <w:r>
+        <w:rPr>
+          <w:rFonts w:ascii="Arial" w:cs="Arial" w:eastAsia="Arial" w:hAnsi="Arial"/>
+          <w:b/>
+          <w:bCs/>
+          <w:color w:val="15151d"/>
+          <w:sz w:val="24"/>
+          <w:szCs w:val="24"/>
+        </w:rPr>
+        <w:t xml:space="preserve">“⚠CONFIRM LINE — “Give me a day” · the memories return”</w:t>
+      </w:r>
+    </w:p>
+    <w:p>
+      <w:pPr>
+        <w:spacing w:after="140"/>
+        <w:ind w:left="460"/>
+      </w:pPr>
+      <w:r>
+        <w:rPr>
+          <w:rFonts w:ascii="Arial" w:cs="Arial" w:eastAsia="Arial" w:hAnsi="Arial"/>
+          <w:color w:val="3a3d46"/>
+          <w:sz w:val="21"/>
+          <w:szCs w:val="21"/>
+        </w:rPr>
+        <w:t xml:space="preserve">NON-DIEGETIC — she is not holding the phone. The frame drops away and the feed fills the whole screen, resting on the wedding.</w:t>
+      </w:r>
+    </w:p>
+    <w:p>
+      <w:pPr>
+        <w:spacing w:after="20"/>
+      </w:pPr>
+      <w:r>
+        <w:rPr>
+          <w:rFonts w:ascii="Courier New" w:cs="Courier New" w:eastAsia="Courier New" w:hAnsi="Courier New"/>
+          <w:b/>
+          <w:bCs/>
+          <w:color w:val="6b7280"/>
+          <w:sz w:val="20"/>
+          <w:szCs w:val="20"/>
+        </w:rPr>
+        <w:t xml:space="preserve">1.19  </w:t>
+      </w:r>
+      <w:r>
+        <w:rPr>
+          <w:rFonts w:ascii="Arial" w:cs="Arial" w:eastAsia="Arial" w:hAnsi="Arial"/>
+          <w:b/>
+          <w:bCs/>
+          <w:color w:val="15151d"/>
+          <w:sz w:val="24"/>
+          <w:szCs w:val="24"/>
+        </w:rPr>
+        <w:t xml:space="preserve">“⚠CONFIRM LINE — “Bring back the lies” · back to the beginning”</w:t>
+      </w:r>
+    </w:p>
+    <w:p>
+      <w:pPr>
+        <w:spacing w:after="140"/>
+        <w:ind w:left="460"/>
+      </w:pPr>
+      <w:r>
+        <w:rPr>
+          <w:rFonts w:ascii="Arial" w:cs="Arial" w:eastAsia="Arial" w:hAnsi="Arial"/>
+          <w:color w:val="3a3d46"/>
+          <w:sz w:val="21"/>
+          <w:szCs w:val="21"/>
+        </w:rPr>
+        <w:t xml:space="preserve">The feed drifts back to the first summer — the happiest card, enormous, to close the song.</w:t>
+      </w:r>
+    </w:p>
+    <w:p>
+      <w:pPr>
+        <w:spacing w:after="20"/>
+      </w:pPr>
+      <w:r>
+        <w:rPr>
+          <w:rFonts w:ascii="Courier New" w:cs="Courier New" w:eastAsia="Courier New" w:hAnsi="Courier New"/>
+          <w:b/>
+          <w:bCs/>
+          <w:color w:val="6b7280"/>
+          <w:sz w:val="20"/>
+          <w:szCs w:val="20"/>
+        </w:rPr>
+        <w:t xml:space="preserve">1.20  </w:t>
       </w:r>
       <w:r>
         <w:rPr>
@@ -1599,22 +1053,22 @@
           <w:sz w:val="22"/>
           <w:szCs w:val="22"/>
         </w:rPr>
-        <w:t xml:space="preserve">♪ Vamp under the button</w:t>
-      </w:r>
-    </w:p>
-    <w:p>
-      <w:pPr>
-        <w:spacing w:after="140"/>
-        <w:ind w:left="460"/>
-      </w:pPr>
-      <w:r>
-        <w:rPr>
-          <w:rFonts w:ascii="Arial" w:cs="Arial" w:eastAsia="Arial" w:hAnsi="Arial"/>
-          <w:color w:val="3a3d46"/>
-          <w:sz w:val="21"/>
-          <w:szCs w:val="21"/>
-        </w:rPr>
-        <w:t xml:space="preserve">Her typing bubble appears — and stays up. The finale pays this off at 11:58.</w:t>
+        <w:t xml:space="preserve">♪ FINAL CUTOFF</w:t>
+      </w:r>
+    </w:p>
+    <w:p>
+      <w:pPr>
+        <w:spacing w:after="140"/>
+        <w:ind w:left="460"/>
+      </w:pPr>
+      <w:r>
+        <w:rPr>
+          <w:rFonts w:ascii="Arial" w:cs="Arial" w:eastAsia="Arial" w:hAnsi="Arial"/>
+          <w:color w:val="3a3d46"/>
+          <w:sz w:val="21"/>
+          <w:szCs w:val="21"/>
+        </w:rPr>
+        <w:t xml:space="preserve">HARD BLACK on the cutoff.</w:t>
       </w:r>
     </w:p>
     <w:p>
@@ -1631,7 +1085,7 @@
           <w:sz w:val="36"/>
           <w:szCs w:val="36"/>
         </w:rPr>
-        <w:t xml:space="preserve">3 · See I’m Smiling</w:t>
+        <w:t xml:space="preserve">2 · Shiksa Goddess</w:t>
       </w:r>
     </w:p>
     <w:p>
@@ -1643,36 +1097,36 @@
           <w:rFonts w:ascii="Arial" w:cs="Arial" w:eastAsia="Arial" w:hAnsi="Arial"/>
           <w:b/>
           <w:bCs/>
-          <w:color w:val="a8336a"/>
-          <w:sz w:val="20"/>
-          <w:szCs w:val="20"/>
-        </w:rPr>
-        <w:t xml:space="preserve">CATHY</w:t>
-      </w:r>
-      <w:r>
-        <w:rPr>
-          <w:rFonts w:ascii="Arial" w:cs="Arial" w:eastAsia="Arial" w:hAnsi="Arial"/>
-          <w:color w:val="6b7280"/>
-          <w:sz w:val="20"/>
-          <w:szCs w:val="20"/>
-        </w:rPr>
-        <w:t xml:space="preserve">   ·   iPhone   ·   JULY 2025 · OHIO · HER BIRTHDAY</w:t>
-      </w:r>
-    </w:p>
-    <w:p>
-      <w:pPr>
-        <w:spacing w:after="20"/>
-      </w:pPr>
-      <w:r>
-        <w:rPr>
-          <w:rFonts w:ascii="Courier New" w:cs="Courier New" w:eastAsia="Courier New" w:hAnsi="Courier New"/>
-          <w:b/>
-          <w:bCs/>
-          <w:color w:val="6b7280"/>
-          <w:sz w:val="20"/>
-          <w:szCs w:val="20"/>
-        </w:rPr>
-        <w:t xml:space="preserve">3.1  </w:t>
+          <w:color w:val="2b6a7a"/>
+          <w:sz w:val="20"/>
+          <w:szCs w:val="20"/>
+        </w:rPr>
+        <w:t xml:space="preserve">JAMIE</w:t>
+      </w:r>
+      <w:r>
+        <w:rPr>
+          <w:rFonts w:ascii="Arial" w:cs="Arial" w:eastAsia="Arial" w:hAnsi="Arial"/>
+          <w:color w:val="6b7280"/>
+          <w:sz w:val="20"/>
+          <w:szCs w:val="20"/>
+        </w:rPr>
+        <w:t xml:space="preserve">   ·   iPhone   ·   SEPTEMBER 2021</w:t>
+      </w:r>
+    </w:p>
+    <w:p>
+      <w:pPr>
+        <w:spacing w:after="20"/>
+      </w:pPr>
+      <w:r>
+        <w:rPr>
+          <w:rFonts w:ascii="Courier New" w:cs="Courier New" w:eastAsia="Courier New" w:hAnsi="Courier New"/>
+          <w:b/>
+          <w:bCs/>
+          <w:color w:val="6b7280"/>
+          <w:sz w:val="20"/>
+          <w:szCs w:val="20"/>
+        </w:rPr>
+        <w:t xml:space="preserve">2.1  </w:t>
       </w:r>
       <w:r>
         <w:rPr>
@@ -1683,22 +1137,526 @@
           <w:sz w:val="22"/>
           <w:szCs w:val="22"/>
         </w:rPr>
-        <w:t xml:space="preserve">♪ Scene change into Ohio</w:t>
-      </w:r>
-    </w:p>
-    <w:p>
-      <w:pPr>
-        <w:spacing w:after="140"/>
-        <w:ind w:left="460"/>
-      </w:pPr>
-      <w:r>
-        <w:rPr>
-          <w:rFonts w:ascii="Arial" w:cs="Arial" w:eastAsia="Arial" w:hAnsi="Arial"/>
-          <w:color w:val="3a3d46"/>
-          <w:sz w:val="21"/>
-          <w:szCs w:val="21"/>
-        </w:rPr>
-        <w:t xml:space="preserve">Her phone. OHIO, July 2025 — her birthday at the summer theatre, and he came.</w:t>
+        <w:t xml:space="preserve">♪ Segue chord out of her blackout</w:t>
+      </w:r>
+    </w:p>
+    <w:p>
+      <w:pPr>
+        <w:spacing w:after="140"/>
+        <w:ind w:left="460"/>
+      </w:pPr>
+      <w:r>
+        <w:rPr>
+          <w:rFonts w:ascii="Arial" w:cs="Arial" w:eastAsia="Arial" w:hAnsi="Arial"/>
+          <w:color w:val="3a3d46"/>
+          <w:sz w:val="21"/>
+          <w:szCs w:val="21"/>
+        </w:rPr>
+        <w:t xml:space="preserve">His phone, September 2021, 11:38 PM. Locked. Walking home.</w:t>
+      </w:r>
+    </w:p>
+    <w:p>
+      <w:pPr>
+        <w:spacing w:after="20"/>
+      </w:pPr>
+      <w:r>
+        <w:rPr>
+          <w:rFonts w:ascii="Courier New" w:cs="Courier New" w:eastAsia="Courier New" w:hAnsi="Courier New"/>
+          <w:b/>
+          <w:bCs/>
+          <w:color w:val="6b7280"/>
+          <w:sz w:val="20"/>
+          <w:szCs w:val="20"/>
+        </w:rPr>
+        <w:t xml:space="preserve">2.2  </w:t>
+      </w:r>
+      <w:r>
+        <w:rPr>
+          <w:rFonts w:ascii="Arial" w:cs="Arial" w:eastAsia="Arial" w:hAnsi="Arial"/>
+          <w:b/>
+          <w:bCs/>
+          <w:color w:val="15151d"/>
+          <w:sz w:val="24"/>
+          <w:szCs w:val="24"/>
+        </w:rPr>
+        <w:t xml:space="preserve">“I’m breaking my mother’s heart,”</w:t>
+      </w:r>
+    </w:p>
+    <w:p>
+      <w:pPr>
+        <w:spacing w:after="140"/>
+        <w:ind w:left="460"/>
+      </w:pPr>
+      <w:r>
+        <w:rPr>
+          <w:rFonts w:ascii="Arial" w:cs="Arial" w:eastAsia="Arial" w:hAnsi="Arial"/>
+          <w:color w:val="3a3d46"/>
+          <w:sz w:val="21"/>
+          <w:szCs w:val="21"/>
+        </w:rPr>
+        <w:t xml:space="preserve">Unlock, straight to Messages — no hesitation; her opening took four cues, his takes two. Her number sits on top, one hour old. Beneath it: the trail of nice Jewish girls he is about to escape.</w:t>
+      </w:r>
+    </w:p>
+    <w:p>
+      <w:pPr>
+        <w:spacing w:after="20"/>
+      </w:pPr>
+      <w:r>
+        <w:rPr>
+          <w:rFonts w:ascii="Courier New" w:cs="Courier New" w:eastAsia="Courier New" w:hAnsi="Courier New"/>
+          <w:b/>
+          <w:bCs/>
+          <w:color w:val="6b7280"/>
+          <w:sz w:val="20"/>
+          <w:szCs w:val="20"/>
+        </w:rPr>
+        <w:t xml:space="preserve">2.3  </w:t>
+      </w:r>
+      <w:r>
+        <w:rPr>
+          <w:rFonts w:ascii="Arial" w:cs="Arial" w:eastAsia="Arial" w:hAnsi="Arial"/>
+          <w:b/>
+          <w:bCs/>
+          <w:color w:val="15151d"/>
+          <w:sz w:val="24"/>
+          <w:szCs w:val="24"/>
+        </w:rPr>
+        <w:t xml:space="preserve">“The JCC of Spring Valley is shaking,”</w:t>
+      </w:r>
+    </w:p>
+    <w:p>
+      <w:pPr>
+        <w:spacing w:after="140"/>
+        <w:ind w:left="460"/>
+      </w:pPr>
+      <w:r>
+        <w:rPr>
+          <w:rFonts w:ascii="Arial" w:cs="Arial" w:eastAsia="Arial" w:hAnsi="Arial"/>
+          <w:color w:val="3a3d46"/>
+          <w:sz w:val="21"/>
+          <w:szCs w:val="21"/>
+        </w:rPr>
+        <w:t xml:space="preserve">He taps her row instantly. A thread one hour old — one message in it: her number.</w:t>
+      </w:r>
+    </w:p>
+    <w:p>
+      <w:pPr>
+        <w:spacing w:after="20"/>
+      </w:pPr>
+      <w:r>
+        <w:rPr>
+          <w:rFonts w:ascii="Courier New" w:cs="Courier New" w:eastAsia="Courier New" w:hAnsi="Courier New"/>
+          <w:b/>
+          <w:bCs/>
+          <w:color w:val="6b7280"/>
+          <w:sz w:val="20"/>
+          <w:szCs w:val="20"/>
+        </w:rPr>
+        <w:t xml:space="preserve">2.4  </w:t>
+      </w:r>
+      <w:r>
+        <w:rPr>
+          <w:rFonts w:ascii="Arial" w:cs="Arial" w:eastAsia="Arial" w:hAnsi="Arial"/>
+          <w:b/>
+          <w:bCs/>
+          <w:color w:val="15151d"/>
+          <w:sz w:val="24"/>
+          <w:szCs w:val="24"/>
+        </w:rPr>
+        <w:t xml:space="preserve">“And if you had a tattoo, that wouldn’t matter.”</w:t>
+      </w:r>
+    </w:p>
+    <w:p>
+      <w:pPr>
+        <w:spacing w:after="140"/>
+        <w:ind w:left="460"/>
+      </w:pPr>
+      <w:r>
+        <w:rPr>
+          <w:rFonts w:ascii="Arial" w:cs="Arial" w:eastAsia="Arial" w:hAnsi="Arial"/>
+          <w:color w:val="3a3d46"/>
+          <w:sz w:val="21"/>
+          <w:szCs w:val="21"/>
+        </w:rPr>
+        <w:t xml:space="preserve">PRESENT, 11:39 — a long overwrought draft, typed in full.</w:t>
+      </w:r>
+    </w:p>
+    <w:p>
+      <w:pPr>
+        <w:spacing w:after="20"/>
+      </w:pPr>
+      <w:r>
+        <w:rPr>
+          <w:rFonts w:ascii="Courier New" w:cs="Courier New" w:eastAsia="Courier New" w:hAnsi="Courier New"/>
+          <w:b/>
+          <w:bCs/>
+          <w:color w:val="6b7280"/>
+          <w:sz w:val="20"/>
+          <w:szCs w:val="20"/>
+        </w:rPr>
+        <w:t xml:space="preserve">2.5  </w:t>
+      </w:r>
+      <w:r>
+        <w:rPr>
+          <w:rFonts w:ascii="Arial" w:cs="Arial" w:eastAsia="Arial" w:hAnsi="Arial"/>
+          <w:b/>
+          <w:bCs/>
+          <w:color w:val="15151d"/>
+          <w:sz w:val="24"/>
+          <w:szCs w:val="24"/>
+        </w:rPr>
+        <w:t xml:space="preserve">“And if you had a shaved head, that would be cool.”</w:t>
+      </w:r>
+    </w:p>
+    <w:p>
+      <w:pPr>
+        <w:spacing w:after="140"/>
+        <w:ind w:left="460"/>
+      </w:pPr>
+      <w:r>
+        <w:rPr>
+          <w:rFonts w:ascii="Arial" w:cs="Arial" w:eastAsia="Arial" w:hAnsi="Arial"/>
+          <w:color w:val="3a3d46"/>
+          <w:sz w:val="21"/>
+          <w:szCs w:val="21"/>
+        </w:rPr>
+        <w:t xml:space="preserve">Backspaces every character. Clock ticks to 11:41.</w:t>
+      </w:r>
+    </w:p>
+    <w:p>
+      <w:pPr>
+        <w:spacing w:after="20"/>
+      </w:pPr>
+      <w:r>
+        <w:rPr>
+          <w:rFonts w:ascii="Courier New" w:cs="Courier New" w:eastAsia="Courier New" w:hAnsi="Courier New"/>
+          <w:b/>
+          <w:bCs/>
+          <w:color w:val="6b7280"/>
+          <w:sz w:val="20"/>
+          <w:szCs w:val="20"/>
+        </w:rPr>
+        <w:t xml:space="preserve">2.6  </w:t>
+      </w:r>
+      <w:r>
+        <w:rPr>
+          <w:rFonts w:ascii="Arial" w:cs="Arial" w:eastAsia="Arial" w:hAnsi="Arial"/>
+          <w:b/>
+          <w:bCs/>
+          <w:color w:val="15151d"/>
+          <w:sz w:val="24"/>
+          <w:szCs w:val="24"/>
+        </w:rPr>
+        <w:t xml:space="preserve">“If you came from Spain or Japan or the back of a van—”</w:t>
+      </w:r>
+    </w:p>
+    <w:p>
+      <w:pPr>
+        <w:spacing w:after="140"/>
+        <w:ind w:left="460"/>
+      </w:pPr>
+      <w:r>
+        <w:rPr>
+          <w:rFonts w:ascii="Arial" w:cs="Arial" w:eastAsia="Arial" w:hAnsi="Arial"/>
+          <w:color w:val="3a3d46"/>
+          <w:sz w:val="21"/>
+          <w:szCs w:val="21"/>
+        </w:rPr>
+        <w:t xml:space="preserve">A second, bolder draft.</w:t>
+      </w:r>
+    </w:p>
+    <w:p>
+      <w:pPr>
+        <w:spacing w:after="20"/>
+      </w:pPr>
+      <w:r>
+        <w:rPr>
+          <w:rFonts w:ascii="Courier New" w:cs="Courier New" w:eastAsia="Courier New" w:hAnsi="Courier New"/>
+          <w:b/>
+          <w:bCs/>
+          <w:color w:val="6b7280"/>
+          <w:sz w:val="20"/>
+          <w:szCs w:val="20"/>
+        </w:rPr>
+        <w:t xml:space="preserve">2.7  </w:t>
+      </w:r>
+      <w:r>
+        <w:rPr>
+          <w:rFonts w:ascii="Arial" w:cs="Arial" w:eastAsia="Arial" w:hAnsi="Arial"/>
+          <w:b/>
+          <w:bCs/>
+          <w:color w:val="15151d"/>
+          <w:sz w:val="24"/>
+          <w:szCs w:val="24"/>
+        </w:rPr>
+        <w:t xml:space="preserve">“Just as long as you’re not from Hebrew school.”</w:t>
+      </w:r>
+    </w:p>
+    <w:p>
+      <w:pPr>
+        <w:spacing w:after="140"/>
+        <w:ind w:left="460"/>
+      </w:pPr>
+      <w:r>
+        <w:rPr>
+          <w:rFonts w:ascii="Arial" w:cs="Arial" w:eastAsia="Arial" w:hAnsi="Arial"/>
+          <w:color w:val="3a3d46"/>
+          <w:sz w:val="21"/>
+          <w:szCs w:val="21"/>
+        </w:rPr>
+        <w:t xml:space="preserve">Deletes that one too. 11:45. Ten minutes on a sidewalk, failing to write a text.</w:t>
+      </w:r>
+    </w:p>
+    <w:p>
+      <w:pPr>
+        <w:spacing w:after="20"/>
+      </w:pPr>
+      <w:r>
+        <w:rPr>
+          <w:rFonts w:ascii="Courier New" w:cs="Courier New" w:eastAsia="Courier New" w:hAnsi="Courier New"/>
+          <w:b/>
+          <w:bCs/>
+          <w:color w:val="6b7280"/>
+          <w:sz w:val="20"/>
+          <w:szCs w:val="20"/>
+        </w:rPr>
+        <w:t xml:space="preserve">2.8  </w:t>
+      </w:r>
+      <w:r>
+        <w:rPr>
+          <w:rFonts w:ascii="Arial" w:cs="Arial" w:eastAsia="Arial" w:hAnsi="Arial"/>
+          <w:b/>
+          <w:bCs/>
+          <w:color w:val="15151d"/>
+          <w:sz w:val="24"/>
+          <w:szCs w:val="24"/>
+        </w:rPr>
+        <w:t xml:space="preserve">“I’ve been waiting for someone like you.”</w:t>
+      </w:r>
+    </w:p>
+    <w:p>
+      <w:pPr>
+        <w:spacing w:after="140"/>
+        <w:ind w:left="460"/>
+      </w:pPr>
+      <w:r>
+        <w:rPr>
+          <w:rFonts w:ascii="Arial" w:cs="Arial" w:eastAsia="Arial" w:hAnsi="Arial"/>
+          <w:color w:val="3a3d46"/>
+          <w:sz w:val="21"/>
+          <w:szCs w:val="21"/>
+        </w:rPr>
+        <w:t xml:space="preserve">Types two casual words instead.</w:t>
+      </w:r>
+    </w:p>
+    <w:p>
+      <w:pPr>
+        <w:spacing w:after="20"/>
+      </w:pPr>
+      <w:r>
+        <w:rPr>
+          <w:rFonts w:ascii="Courier New" w:cs="Courier New" w:eastAsia="Courier New" w:hAnsi="Courier New"/>
+          <w:b/>
+          <w:bCs/>
+          <w:color w:val="6b7280"/>
+          <w:sz w:val="20"/>
+          <w:szCs w:val="20"/>
+        </w:rPr>
+        <w:t xml:space="preserve">2.9  </w:t>
+      </w:r>
+      <w:r>
+        <w:rPr>
+          <w:rFonts w:ascii="Arial" w:cs="Arial" w:eastAsia="Arial" w:hAnsi="Arial"/>
+          <w:b/>
+          <w:bCs/>
+          <w:color w:val="15151d"/>
+          <w:sz w:val="24"/>
+          <w:szCs w:val="24"/>
+        </w:rPr>
+        <w:t xml:space="preserve">“I’ve been waiting for you.”</w:t>
+      </w:r>
+    </w:p>
+    <w:p>
+      <w:pPr>
+        <w:spacing w:after="140"/>
+        <w:ind w:left="460"/>
+      </w:pPr>
+      <w:r>
+        <w:rPr>
+          <w:rFonts w:ascii="Arial" w:cs="Arial" w:eastAsia="Arial" w:hAnsi="Arial"/>
+          <w:color w:val="3a3d46"/>
+          <w:sz w:val="21"/>
+          <w:szCs w:val="21"/>
+        </w:rPr>
+        <w:t xml:space="preserve">SEND. The whole song, reduced to two words.</w:t>
+      </w:r>
+    </w:p>
+    <w:p>
+      <w:pPr>
+        <w:spacing w:after="20"/>
+      </w:pPr>
+      <w:r>
+        <w:rPr>
+          <w:rFonts w:ascii="Courier New" w:cs="Courier New" w:eastAsia="Courier New" w:hAnsi="Courier New"/>
+          <w:b/>
+          <w:bCs/>
+          <w:color w:val="6b7280"/>
+          <w:sz w:val="20"/>
+          <w:szCs w:val="20"/>
+        </w:rPr>
+        <w:t xml:space="preserve">2.10  </w:t>
+      </w:r>
+      <w:r>
+        <w:rPr>
+          <w:rFonts w:ascii="Arial" w:cs="Arial" w:eastAsia="Arial" w:hAnsi="Arial"/>
+          <w:b/>
+          <w:bCs/>
+          <w:color w:val="2b6a7a"/>
+          <w:sz w:val="22"/>
+          <w:szCs w:val="22"/>
+        </w:rPr>
+        <w:t xml:space="preserve">♪ Vamp under the button</w:t>
+      </w:r>
+    </w:p>
+    <w:p>
+      <w:pPr>
+        <w:spacing w:after="140"/>
+        <w:ind w:left="460"/>
+      </w:pPr>
+      <w:r>
+        <w:rPr>
+          <w:rFonts w:ascii="Arial" w:cs="Arial" w:eastAsia="Arial" w:hAnsi="Arial"/>
+          <w:color w:val="3a3d46"/>
+          <w:sz w:val="21"/>
+          <w:szCs w:val="21"/>
+        </w:rPr>
+        <w:t xml:space="preserve">Her typing bubble appears — and stays up. The finale pays this off at 11:58.</w:t>
+      </w:r>
+    </w:p>
+    <w:p>
+      <w:pPr>
+        <w:spacing w:after="20"/>
+      </w:pPr>
+      <w:r>
+        <w:rPr>
+          <w:rFonts w:ascii="Courier New" w:cs="Courier New" w:eastAsia="Courier New" w:hAnsi="Courier New"/>
+          <w:b/>
+          <w:bCs/>
+          <w:color w:val="6b7280"/>
+          <w:sz w:val="20"/>
+          <w:szCs w:val="20"/>
+        </w:rPr>
+        <w:t xml:space="preserve">2.11  </w:t>
+      </w:r>
+      <w:r>
+        <w:rPr>
+          <w:rFonts w:ascii="Arial" w:cs="Arial" w:eastAsia="Arial" w:hAnsi="Arial"/>
+          <w:b/>
+          <w:bCs/>
+          <w:color w:val="2b6a7a"/>
+          <w:sz w:val="22"/>
+          <w:szCs w:val="22"/>
+        </w:rPr>
+        <w:t xml:space="preserve">♪ After the vamp settles</w:t>
+      </w:r>
+    </w:p>
+    <w:p>
+      <w:pPr>
+        <w:spacing w:after="140"/>
+        <w:ind w:left="460"/>
+      </w:pPr>
+      <w:r>
+        <w:rPr>
+          <w:rFonts w:ascii="Arial" w:cs="Arial" w:eastAsia="Arial" w:hAnsi="Arial"/>
+          <w:color w:val="3a3d46"/>
+          <w:sz w:val="21"/>
+          <w:szCs w:val="21"/>
+        </w:rPr>
+        <w:t xml:space="preserve">Blackout on the screen for the rest of the number. The song is his.</w:t>
+      </w:r>
+    </w:p>
+    <w:p>
+      <w:pPr>
+        <w:pageBreakBefore/>
+        <w:spacing w:after="20"/>
+      </w:pPr>
+      <w:r>
+        <w:rPr>
+          <w:rFonts w:ascii="Arial" w:cs="Arial" w:eastAsia="Arial" w:hAnsi="Arial"/>
+          <w:b/>
+          <w:bCs/>
+          <w:color w:val="15151d"/>
+          <w:sz w:val="36"/>
+          <w:szCs w:val="36"/>
+        </w:rPr>
+        <w:t xml:space="preserve">3 · See I’m Smiling</w:t>
+      </w:r>
+    </w:p>
+    <w:p>
+      <w:pPr>
+        <w:spacing w:after="180"/>
+      </w:pPr>
+      <w:r>
+        <w:rPr>
+          <w:rFonts w:ascii="Arial" w:cs="Arial" w:eastAsia="Arial" w:hAnsi="Arial"/>
+          <w:b/>
+          <w:bCs/>
+          <w:color w:val="7a5f1f"/>
+          <w:sz w:val="20"/>
+          <w:szCs w:val="20"/>
+        </w:rPr>
+        <w:t xml:space="preserve">DUET</w:t>
+      </w:r>
+      <w:r>
+        <w:rPr>
+          <w:rFonts w:ascii="Arial" w:cs="Arial" w:eastAsia="Arial" w:hAnsi="Arial"/>
+          <w:color w:val="6b7280"/>
+          <w:sz w:val="20"/>
+          <w:szCs w:val="20"/>
+        </w:rPr>
+        <w:t xml:space="preserve">   ·   iPhone   ·   JULY 2025 · OHIO</w:t>
+      </w:r>
+    </w:p>
+    <w:p>
+      <w:pPr>
+        <w:spacing w:after="20"/>
+      </w:pPr>
+      <w:r>
+        <w:rPr>
+          <w:rFonts w:ascii="Courier New" w:cs="Courier New" w:eastAsia="Courier New" w:hAnsi="Courier New"/>
+          <w:b/>
+          <w:bCs/>
+          <w:color w:val="6b7280"/>
+          <w:sz w:val="20"/>
+          <w:szCs w:val="20"/>
+        </w:rPr>
+        <w:t xml:space="preserve">3.1  </w:t>
+      </w:r>
+      <w:r>
+        <w:rPr>
+          <w:rFonts w:ascii="Arial" w:cs="Arial" w:eastAsia="Arial" w:hAnsi="Arial"/>
+          <w:b/>
+          <w:bCs/>
+          <w:color w:val="2b6a7a"/>
+          <w:sz w:val="22"/>
+          <w:szCs w:val="22"/>
+        </w:rPr>
+        <w:t xml:space="preserve">♪ Scene change — her phone rolls back to July 19, 2025</w:t>
+      </w:r>
+    </w:p>
+    <w:p>
+      <w:pPr>
+        <w:spacing w:after="140"/>
+        <w:ind w:left="460"/>
+      </w:pPr>
+      <w:r>
+        <w:rPr>
+          <w:rFonts w:ascii="Arial" w:cs="Arial" w:eastAsia="Arial" w:hAnsi="Arial"/>
+          <w:color w:val="3a3d46"/>
+          <w:sz w:val="21"/>
+          <w:szCs w:val="21"/>
+        </w:rPr>
+        <w:t xml:space="preserve">Ohio, her birthday. Facebook opens on the post she just made — the pier photo, close-up so the house can read it.</w:t>
       </w:r>
     </w:p>
     <w:p>
@@ -1721,26 +1679,26 @@
           <w:rFonts w:ascii="Arial" w:cs="Arial" w:eastAsia="Arial" w:hAnsi="Arial"/>
           <w:b/>
           <w:bCs/>
-          <w:color w:val="15151d"/>
-          <w:sz w:val="24"/>
-          <w:szCs w:val="24"/>
-        </w:rPr>
-        <w:t xml:space="preserve">“Jamie, I’m so happy you’re here!”</w:t>
-      </w:r>
-    </w:p>
-    <w:p>
-      <w:pPr>
-        <w:spacing w:after="140"/>
-        <w:ind w:left="460"/>
-      </w:pPr>
-      <w:r>
-        <w:rPr>
-          <w:rFonts w:ascii="Arial" w:cs="Arial" w:eastAsia="Arial" w:hAnsi="Arial"/>
-          <w:color w:val="3a3d46"/>
-          <w:sz w:val="21"/>
-          <w:szCs w:val="21"/>
-        </w:rPr>
-        <w:t xml:space="preserve">She posts the pier photo.</w:t>
+          <w:color w:val="2b6a7a"/>
+          <w:sz w:val="22"/>
+          <w:szCs w:val="22"/>
+        </w:rPr>
+        <w:t xml:space="preserve">♪ A beat later — the likes climb</w:t>
+      </w:r>
+    </w:p>
+    <w:p>
+      <w:pPr>
+        <w:spacing w:after="140"/>
+        <w:ind w:left="460"/>
+      </w:pPr>
+      <w:r>
+        <w:rPr>
+          <w:rFonts w:ascii="Arial" w:cs="Arial" w:eastAsia="Arial" w:hAnsi="Arial"/>
+          <w:color w:val="3a3d46"/>
+          <w:sz w:val="21"/>
+          <w:szCs w:val="21"/>
+        </w:rPr>
+        <w:t xml:space="preserve">The likes climb on it. Small, happy animation.</w:t>
       </w:r>
     </w:p>
     <w:p>
@@ -1763,26 +1721,26 @@
           <w:rFonts w:ascii="Arial" w:cs="Arial" w:eastAsia="Arial" w:hAnsi="Arial"/>
           <w:b/>
           <w:bCs/>
-          <w:color w:val="15151d"/>
-          <w:sz w:val="24"/>
-          <w:szCs w:val="24"/>
-        </w:rPr>
-        <w:t xml:space="preserve">“I could sing, I could scream!”</w:t>
-      </w:r>
-    </w:p>
-    <w:p>
-      <w:pPr>
-        <w:spacing w:after="140"/>
-        <w:ind w:left="460"/>
-      </w:pPr>
-      <w:r>
-        <w:rPr>
-          <w:rFonts w:ascii="Arial" w:cs="Arial" w:eastAsia="Arial" w:hAnsi="Arial"/>
-          <w:color w:val="3a3d46"/>
-          <w:sz w:val="21"/>
-          <w:szCs w:val="21"/>
-        </w:rPr>
-        <w:t xml:space="preserve">Likes climb.</w:t>
+          <w:color w:val="2b6a7a"/>
+          <w:sz w:val="22"/>
+          <w:szCs w:val="22"/>
+        </w:rPr>
+        <w:t xml:space="preserve">♪ She puts the phone away</w:t>
+      </w:r>
+    </w:p>
+    <w:p>
+      <w:pPr>
+        <w:spacing w:after="140"/>
+        <w:ind w:left="460"/>
+      </w:pPr>
+      <w:r>
+        <w:rPr>
+          <w:rFonts w:ascii="Arial" w:cs="Arial" w:eastAsia="Arial" w:hAnsi="Arial"/>
+          <w:color w:val="3a3d46"/>
+          <w:sz w:val="21"/>
+          <w:szCs w:val="21"/>
+        </w:rPr>
+        <w:t xml:space="preserve">Black. The song is theirs — the screens stay out of it.</w:t>
       </w:r>
     </w:p>
     <w:p>
@@ -1809,50 +1767,22 @@
           <w:sz w:val="22"/>
           <w:szCs w:val="22"/>
         </w:rPr>
-        <w:t xml:space="preserve">▸ HER face falls — JAMIE tells her he is leaving tomorrow.</w:t>
-      </w:r>
-    </w:p>
-    <w:p>
-      <w:pPr>
-        <w:spacing w:after="20"/>
-        <w:ind w:left="460"/>
-      </w:pPr>
-      <w:r>
-        <w:rPr>
-          <w:rFonts w:ascii="Arial" w:cs="Arial" w:eastAsia="Arial" w:hAnsi="Arial"/>
-          <w:color w:val="3a3d46"/>
-          <w:sz w:val="21"/>
-          <w:szCs w:val="21"/>
-        </w:rPr>
-        <w:t xml:space="preserve">Still in Facebook when the banner drops over the likes: Fwd from Jamie. She leaves Facebook, opens Mail — his forward sits on top, unread.</w:t>
-      </w:r>
-    </w:p>
-    <w:p>
-      <w:pPr>
-        <w:spacing w:after="140"/>
-        <w:ind w:left="460"/>
-      </w:pPr>
-      <w:r>
-        <w:rPr>
-          <w:rFonts w:ascii="Arial" w:cs="Arial" w:eastAsia="Arial" w:hAnsi="Arial"/>
-          <w:b/>
-          <w:bCs/>
-          <w:color w:val="8a2b52"/>
-          <w:sz w:val="19"/>
-          <w:szCs w:val="19"/>
-        </w:rPr>
-        <w:t xml:space="preserve">HOLD — </w:t>
-      </w:r>
-      <w:r>
-        <w:rPr>
-          <w:rFonts w:ascii="Arial" w:cs="Arial" w:eastAsia="Arial" w:hAnsi="Arial"/>
-          <w:i/>
-          <w:iCs/>
-          <w:color w:val="8a2b52"/>
-          <w:sz w:val="19"/>
-          <w:szCs w:val="19"/>
-        </w:rPr>
-        <w:t xml:space="preserve">She finds out the way anyone finds out: a forwarded receipt over something happy. Fire on the blocking, not the score.</w:t>
+        <w:t xml:space="preserve">▸ JAMIE takes the phone call (the flashback)</w:t>
+      </w:r>
+    </w:p>
+    <w:p>
+      <w:pPr>
+        <w:spacing w:after="140"/>
+        <w:ind w:left="460"/>
+      </w:pPr>
+      <w:r>
+        <w:rPr>
+          <w:rFonts w:ascii="Arial" w:cs="Arial" w:eastAsia="Arial" w:hAnsi="Arial"/>
+          <w:color w:val="3a3d46"/>
+          <w:sz w:val="21"/>
+          <w:szCs w:val="21"/>
+        </w:rPr>
+        <w:t xml:space="preserve">HIS phone — back in 2021 — dialing out. ⚠CONFIRM the name from the script (the room said “Mary”).</w:t>
       </w:r>
     </w:p>
     <w:p>
@@ -1869,6 +1799,90 @@
           <w:szCs w:val="20"/>
         </w:rPr>
         <w:t xml:space="preserve">3.5  </w:t>
+      </w:r>
+      <w:r>
+        <w:rPr>
+          <w:rFonts w:ascii="Arial" w:cs="Arial" w:eastAsia="Arial" w:hAnsi="Arial"/>
+          <w:b/>
+          <w:bCs/>
+          <w:color w:val="7a5f1f"/>
+          <w:sz w:val="22"/>
+          <w:szCs w:val="22"/>
+        </w:rPr>
+        <w:t xml:space="preserve">▸ He hangs up</w:t>
+      </w:r>
+    </w:p>
+    <w:p>
+      <w:pPr>
+        <w:spacing w:after="140"/>
+        <w:ind w:left="460"/>
+      </w:pPr>
+      <w:r>
+        <w:rPr>
+          <w:rFonts w:ascii="Arial" w:cs="Arial" w:eastAsia="Arial" w:hAnsi="Arial"/>
+          <w:color w:val="3a3d46"/>
+          <w:sz w:val="21"/>
+          <w:szCs w:val="21"/>
+        </w:rPr>
+        <w:t xml:space="preserve">Back to black.</w:t>
+      </w:r>
+    </w:p>
+    <w:p>
+      <w:pPr>
+        <w:pageBreakBefore/>
+        <w:spacing w:after="20"/>
+      </w:pPr>
+      <w:r>
+        <w:rPr>
+          <w:rFonts w:ascii="Arial" w:cs="Arial" w:eastAsia="Arial" w:hAnsi="Arial"/>
+          <w:b/>
+          <w:bCs/>
+          <w:color w:val="15151d"/>
+          <w:sz w:val="36"/>
+          <w:szCs w:val="36"/>
+        </w:rPr>
+        <w:t xml:space="preserve">4 · Moving Too Fast</w:t>
+      </w:r>
+    </w:p>
+    <w:p>
+      <w:pPr>
+        <w:spacing w:after="180"/>
+      </w:pPr>
+      <w:r>
+        <w:rPr>
+          <w:rFonts w:ascii="Arial" w:cs="Arial" w:eastAsia="Arial" w:hAnsi="Arial"/>
+          <w:b/>
+          <w:bCs/>
+          <w:color w:val="2b6a7a"/>
+          <w:sz w:val="20"/>
+          <w:szCs w:val="20"/>
+        </w:rPr>
+        <w:t xml:space="preserve">JAMIE</w:t>
+      </w:r>
+      <w:r>
+        <w:rPr>
+          <w:rFonts w:ascii="Arial" w:cs="Arial" w:eastAsia="Arial" w:hAnsi="Arial"/>
+          <w:color w:val="6b7280"/>
+          <w:sz w:val="20"/>
+          <w:szCs w:val="20"/>
+        </w:rPr>
+        <w:t xml:space="preserve">   ·   iPhone   ·   OCTOBER 2021</w:t>
+      </w:r>
+    </w:p>
+    <w:p>
+      <w:pPr>
+        <w:spacing w:after="20"/>
+      </w:pPr>
+      <w:r>
+        <w:rPr>
+          <w:rFonts w:ascii="Courier New" w:cs="Courier New" w:eastAsia="Courier New" w:hAnsi="Courier New"/>
+          <w:b/>
+          <w:bCs/>
+          <w:color w:val="6b7280"/>
+          <w:sz w:val="20"/>
+          <w:szCs w:val="20"/>
+        </w:rPr>
+        <w:t xml:space="preserve">4.1  </w:t>
       </w:r>
       <w:r>
         <w:rPr>
@@ -1879,38 +1893,248 @@
           <w:sz w:val="22"/>
           <w:szCs w:val="22"/>
         </w:rPr>
-        <w:t xml:space="preserve">♪ Underscore turns into the flashback</w:t>
-      </w:r>
-    </w:p>
-    <w:p>
-      <w:pPr>
-        <w:spacing w:after="140"/>
-        <w:ind w:left="460"/>
-      </w:pPr>
-      <w:r>
-        <w:rPr>
-          <w:rFonts w:ascii="Arial" w:cs="Arial" w:eastAsia="Arial" w:hAnsi="Arial"/>
-          <w:color w:val="3a3d46"/>
-          <w:sz w:val="21"/>
-          <w:szCs w:val="21"/>
-        </w:rPr>
-        <w:t xml:space="preserve">The stamp spins five years back. Her phone the whole way.</w:t>
-      </w:r>
-    </w:p>
-    <w:p>
-      <w:pPr>
-        <w:spacing w:after="20"/>
-      </w:pPr>
-      <w:r>
-        <w:rPr>
-          <w:rFonts w:ascii="Courier New" w:cs="Courier New" w:eastAsia="Courier New" w:hAnsi="Courier New"/>
-          <w:b/>
-          <w:bCs/>
-          <w:color w:val="6b7280"/>
-          <w:sz w:val="20"/>
-          <w:szCs w:val="20"/>
-        </w:rPr>
-        <w:t xml:space="preserve">3.6  </w:t>
+        <w:t xml:space="preserve">♪ Count-off — drums in</w:t>
+      </w:r>
+    </w:p>
+    <w:p>
+      <w:pPr>
+        <w:spacing w:after="140"/>
+        <w:ind w:left="460"/>
+      </w:pPr>
+      <w:r>
+        <w:rPr>
+          <w:rFonts w:ascii="Arial" w:cs="Arial" w:eastAsia="Arial" w:hAnsi="Arial"/>
+          <w:color w:val="3a3d46"/>
+          <w:sz w:val="21"/>
+          <w:szCs w:val="21"/>
+        </w:rPr>
+        <w:t xml:space="preserve">His phone, October 2021. Locked and quiet — the song stays off the screen until the wins start landing. Close-up on the notification shelf.</w:t>
+      </w:r>
+    </w:p>
+    <w:p>
+      <w:pPr>
+        <w:spacing w:after="20"/>
+      </w:pPr>
+      <w:r>
+        <w:rPr>
+          <w:rFonts w:ascii="Courier New" w:cs="Courier New" w:eastAsia="Courier New" w:hAnsi="Courier New"/>
+          <w:b/>
+          <w:bCs/>
+          <w:color w:val="6b7280"/>
+          <w:sz w:val="20"/>
+          <w:szCs w:val="20"/>
+        </w:rPr>
+        <w:t xml:space="preserve">4.2  </w:t>
+      </w:r>
+      <w:r>
+        <w:rPr>
+          <w:rFonts w:ascii="Arial" w:cs="Arial" w:eastAsia="Arial" w:hAnsi="Arial"/>
+          <w:b/>
+          <w:bCs/>
+          <w:color w:val="15151d"/>
+          <w:sz w:val="24"/>
+          <w:szCs w:val="24"/>
+        </w:rPr>
+        <w:t xml:space="preserve">“⚠CONFIRM LINE — “I found an apartment on 73rd””</w:t>
+      </w:r>
+    </w:p>
+    <w:p>
+      <w:pPr>
+        <w:spacing w:after="140"/>
+        <w:ind w:left="460"/>
+      </w:pPr>
+      <w:r>
+        <w:rPr>
+          <w:rFonts w:ascii="Arial" w:cs="Arial" w:eastAsia="Arial" w:hAnsi="Arial"/>
+          <w:color w:val="3a3d46"/>
+          <w:sz w:val="21"/>
+          <w:szCs w:val="21"/>
+        </w:rPr>
+        <w:t xml:space="preserve">Move-in day pops up — a Calendar notification, both their names on the day.</w:t>
+      </w:r>
+    </w:p>
+    <w:p>
+      <w:pPr>
+        <w:spacing w:after="20"/>
+      </w:pPr>
+      <w:r>
+        <w:rPr>
+          <w:rFonts w:ascii="Courier New" w:cs="Courier New" w:eastAsia="Courier New" w:hAnsi="Courier New"/>
+          <w:b/>
+          <w:bCs/>
+          <w:color w:val="6b7280"/>
+          <w:sz w:val="20"/>
+          <w:szCs w:val="20"/>
+        </w:rPr>
+        <w:t xml:space="preserve">4.3  </w:t>
+      </w:r>
+      <w:r>
+        <w:rPr>
+          <w:rFonts w:ascii="Arial" w:cs="Arial" w:eastAsia="Arial" w:hAnsi="Arial"/>
+          <w:b/>
+          <w:bCs/>
+          <w:color w:val="15151d"/>
+          <w:sz w:val="24"/>
+          <w:szCs w:val="24"/>
+        </w:rPr>
+        <w:t xml:space="preserve">“⚠CONFIRM LINE — “The Atlantic Monthly’s printing my first chapter””</w:t>
+      </w:r>
+    </w:p>
+    <w:p>
+      <w:pPr>
+        <w:spacing w:after="140"/>
+        <w:ind w:left="460"/>
+      </w:pPr>
+      <w:r>
+        <w:rPr>
+          <w:rFonts w:ascii="Arial" w:cs="Arial" w:eastAsia="Arial" w:hAnsi="Arial"/>
+          <w:color w:val="3a3d46"/>
+          <w:sz w:val="21"/>
+          <w:szCs w:val="21"/>
+        </w:rPr>
+        <w:t xml:space="preserve">The Atlantic says yes.</w:t>
+      </w:r>
+    </w:p>
+    <w:p>
+      <w:pPr>
+        <w:spacing w:after="20"/>
+      </w:pPr>
+      <w:r>
+        <w:rPr>
+          <w:rFonts w:ascii="Courier New" w:cs="Courier New" w:eastAsia="Courier New" w:hAnsi="Courier New"/>
+          <w:b/>
+          <w:bCs/>
+          <w:color w:val="6b7280"/>
+          <w:sz w:val="20"/>
+          <w:szCs w:val="20"/>
+        </w:rPr>
+        <w:t xml:space="preserve">4.4  </w:t>
+      </w:r>
+      <w:r>
+        <w:rPr>
+          <w:rFonts w:ascii="Arial" w:cs="Arial" w:eastAsia="Arial" w:hAnsi="Arial"/>
+          <w:b/>
+          <w:bCs/>
+          <w:color w:val="15151d"/>
+          <w:sz w:val="24"/>
+          <w:szCs w:val="24"/>
+        </w:rPr>
+        <w:t xml:space="preserve">“⚠CONFIRM LINE — “Two thousand bucks without rewriting one word””</w:t>
+      </w:r>
+    </w:p>
+    <w:p>
+      <w:pPr>
+        <w:spacing w:after="140"/>
+        <w:ind w:left="460"/>
+      </w:pPr>
+      <w:r>
+        <w:rPr>
+          <w:rFonts w:ascii="Arial" w:cs="Arial" w:eastAsia="Arial" w:hAnsi="Arial"/>
+          <w:color w:val="3a3d46"/>
+          <w:sz w:val="21"/>
+          <w:szCs w:val="21"/>
+        </w:rPr>
+        <w:t xml:space="preserve">The deposit lands.</w:t>
+      </w:r>
+    </w:p>
+    <w:p>
+      <w:pPr>
+        <w:spacing w:after="20"/>
+      </w:pPr>
+      <w:r>
+        <w:rPr>
+          <w:rFonts w:ascii="Courier New" w:cs="Courier New" w:eastAsia="Courier New" w:hAnsi="Courier New"/>
+          <w:b/>
+          <w:bCs/>
+          <w:color w:val="6b7280"/>
+          <w:sz w:val="20"/>
+          <w:szCs w:val="20"/>
+        </w:rPr>
+        <w:t xml:space="preserve">4.5  </w:t>
+      </w:r>
+      <w:r>
+        <w:rPr>
+          <w:rFonts w:ascii="Arial" w:cs="Arial" w:eastAsia="Arial" w:hAnsi="Arial"/>
+          <w:b/>
+          <w:bCs/>
+          <w:color w:val="15151d"/>
+          <w:sz w:val="24"/>
+          <w:szCs w:val="24"/>
+        </w:rPr>
+        <w:t xml:space="preserve">“⚠CONFIRM LINE — “I left Columbia””</w:t>
+      </w:r>
+    </w:p>
+    <w:p>
+      <w:pPr>
+        <w:spacing w:after="140"/>
+        <w:ind w:left="460"/>
+      </w:pPr>
+      <w:r>
+        <w:rPr>
+          <w:rFonts w:ascii="Arial" w:cs="Arial" w:eastAsia="Arial" w:hAnsi="Arial"/>
+          <w:color w:val="3a3d46"/>
+          <w:sz w:val="21"/>
+          <w:szCs w:val="21"/>
+        </w:rPr>
+        <w:t xml:space="preserve">The withdrawal confirmation.</w:t>
+      </w:r>
+    </w:p>
+    <w:p>
+      <w:pPr>
+        <w:spacing w:after="20"/>
+      </w:pPr>
+      <w:r>
+        <w:rPr>
+          <w:rFonts w:ascii="Courier New" w:cs="Courier New" w:eastAsia="Courier New" w:hAnsi="Courier New"/>
+          <w:b/>
+          <w:bCs/>
+          <w:color w:val="6b7280"/>
+          <w:sz w:val="20"/>
+          <w:szCs w:val="20"/>
+        </w:rPr>
+        <w:t xml:space="preserve">4.6  </w:t>
+      </w:r>
+      <w:r>
+        <w:rPr>
+          <w:rFonts w:ascii="Arial" w:cs="Arial" w:eastAsia="Arial" w:hAnsi="Arial"/>
+          <w:b/>
+          <w:bCs/>
+          <w:color w:val="15151d"/>
+          <w:sz w:val="24"/>
+          <w:szCs w:val="24"/>
+        </w:rPr>
+        <w:t xml:space="preserve">“⚠CONFIRM LINE — “…and Sonny read it” (his publisher texts)”</w:t>
+      </w:r>
+    </w:p>
+    <w:p>
+      <w:pPr>
+        <w:spacing w:after="140"/>
+        <w:ind w:left="460"/>
+      </w:pPr>
+      <w:r>
+        <w:rPr>
+          <w:rFonts w:ascii="Arial" w:cs="Arial" w:eastAsia="Arial" w:hAnsi="Arial"/>
+          <w:color w:val="3a3d46"/>
+          <w:sz w:val="21"/>
+          <w:szCs w:val="21"/>
+        </w:rPr>
+        <w:t xml:space="preserve">THE BIGGEST HIT. Sonny read it.</w:t>
+      </w:r>
+    </w:p>
+    <w:p>
+      <w:pPr>
+        <w:spacing w:after="20"/>
+      </w:pPr>
+      <w:r>
+        <w:rPr>
+          <w:rFonts w:ascii="Courier New" w:cs="Courier New" w:eastAsia="Courier New" w:hAnsi="Courier New"/>
+          <w:b/>
+          <w:bCs/>
+          <w:color w:val="6b7280"/>
+          <w:sz w:val="20"/>
+          <w:szCs w:val="20"/>
+        </w:rPr>
+        <w:t xml:space="preserve">4.7  </w:t>
       </w:r>
       <w:r>
         <w:rPr>
@@ -1921,1310 +2145,22 @@
           <w:sz w:val="22"/>
           <w:szCs w:val="22"/>
         </w:rPr>
-        <w:t xml:space="preserve">♪ One bar later</w:t>
-      </w:r>
-    </w:p>
-    <w:p>
-      <w:pPr>
-        <w:spacing w:after="140"/>
-        <w:ind w:left="460"/>
-      </w:pPr>
-      <w:r>
-        <w:rPr>
-          <w:rFonts w:ascii="Arial" w:cs="Arial" w:eastAsia="Arial" w:hAnsi="Arial"/>
-          <w:color w:val="3a3d46"/>
-          <w:sz w:val="21"/>
-          <w:szCs w:val="21"/>
-        </w:rPr>
-        <w:t xml:space="preserve">September 2021. She is waiting to hear from him.</w:t>
-      </w:r>
-    </w:p>
-    <w:p>
-      <w:pPr>
-        <w:spacing w:after="20"/>
-      </w:pPr>
-      <w:r>
-        <w:rPr>
-          <w:rFonts w:ascii="Courier New" w:cs="Courier New" w:eastAsia="Courier New" w:hAnsi="Courier New"/>
-          <w:b/>
-          <w:bCs/>
-          <w:color w:val="6b7280"/>
-          <w:sz w:val="20"/>
-          <w:szCs w:val="20"/>
-        </w:rPr>
-        <w:t xml:space="preserve">3.7  </w:t>
-      </w:r>
-      <w:r>
-        <w:rPr>
-          <w:rFonts w:ascii="Arial" w:cs="Arial" w:eastAsia="Arial" w:hAnsi="Arial"/>
-          <w:b/>
-          <w:bCs/>
-          <w:color w:val="7a5f1f"/>
-          <w:sz w:val="22"/>
-          <w:szCs w:val="22"/>
-        </w:rPr>
-        <w:t xml:space="preserve">▸ JAMIE, on the phone with his agent</w:t>
-      </w:r>
-    </w:p>
-    <w:p>
-      <w:pPr>
-        <w:spacing w:after="140"/>
-        <w:ind w:left="460"/>
-      </w:pPr>
-      <w:r>
-        <w:rPr>
-          <w:rFonts w:ascii="Arial" w:cs="Arial" w:eastAsia="Arial" w:hAnsi="Arial"/>
-          <w:color w:val="3a3d46"/>
-          <w:sz w:val="21"/>
-          <w:szCs w:val="21"/>
-        </w:rPr>
-        <w:t xml:space="preserve">Her phone rings. It is him, calling with the news.</w:t>
-      </w:r>
-    </w:p>
-    <w:p>
-      <w:pPr>
-        <w:spacing w:after="20"/>
-      </w:pPr>
-      <w:r>
-        <w:rPr>
-          <w:rFonts w:ascii="Courier New" w:cs="Courier New" w:eastAsia="Courier New" w:hAnsi="Courier New"/>
-          <w:b/>
-          <w:bCs/>
-          <w:color w:val="6b7280"/>
-          <w:sz w:val="20"/>
-          <w:szCs w:val="20"/>
-        </w:rPr>
-        <w:t xml:space="preserve">3.8  </w:t>
-      </w:r>
-      <w:r>
-        <w:rPr>
-          <w:rFonts w:ascii="Arial" w:cs="Arial" w:eastAsia="Arial" w:hAnsi="Arial"/>
-          <w:b/>
-          <w:bCs/>
-          <w:color w:val="15151d"/>
-          <w:sz w:val="24"/>
-          <w:szCs w:val="24"/>
-        </w:rPr>
-        <w:t xml:space="preserve">“They want the book.”</w:t>
-      </w:r>
-    </w:p>
-    <w:p>
-      <w:pPr>
-        <w:spacing w:after="140"/>
-        <w:ind w:left="460"/>
-      </w:pPr>
-      <w:r>
-        <w:rPr>
-          <w:rFonts w:ascii="Arial" w:cs="Arial" w:eastAsia="Arial" w:hAnsi="Arial"/>
-          <w:color w:val="3a3d46"/>
-          <w:sz w:val="21"/>
-          <w:szCs w:val="21"/>
-        </w:rPr>
-        <w:t xml:space="preserve">She answers. Two minutes of the best news of his life.</w:t>
-      </w:r>
-    </w:p>
-    <w:p>
-      <w:pPr>
-        <w:spacing w:after="20"/>
-      </w:pPr>
-      <w:r>
-        <w:rPr>
-          <w:rFonts w:ascii="Courier New" w:cs="Courier New" w:eastAsia="Courier New" w:hAnsi="Courier New"/>
-          <w:b/>
-          <w:bCs/>
-          <w:color w:val="6b7280"/>
-          <w:sz w:val="20"/>
-          <w:szCs w:val="20"/>
-        </w:rPr>
-        <w:t xml:space="preserve">3.9  </w:t>
-      </w:r>
-      <w:r>
-        <w:rPr>
-          <w:rFonts w:ascii="Arial" w:cs="Arial" w:eastAsia="Arial" w:hAnsi="Arial"/>
-          <w:b/>
-          <w:bCs/>
-          <w:color w:val="2b6a7a"/>
-          <w:sz w:val="22"/>
-          <w:szCs w:val="22"/>
-        </w:rPr>
-        <w:t xml:space="preserve">♪ Lights restore on her — Ohio, July 2025</w:t>
-      </w:r>
-    </w:p>
-    <w:p>
-      <w:pPr>
-        <w:spacing w:after="140"/>
-        <w:ind w:left="460"/>
-      </w:pPr>
-      <w:r>
-        <w:rPr>
-          <w:rFonts w:ascii="Arial" w:cs="Arial" w:eastAsia="Arial" w:hAnsi="Arial"/>
-          <w:color w:val="3a3d46"/>
-          <w:sz w:val="21"/>
-          <w:szCs w:val="21"/>
-        </w:rPr>
-        <w:t xml:space="preserve">Back to the present. Her lock screen, 11:58 PM.</w:t>
-      </w:r>
-    </w:p>
-    <w:p>
-      <w:pPr>
-        <w:spacing w:after="20"/>
-      </w:pPr>
-      <w:r>
-        <w:rPr>
-          <w:rFonts w:ascii="Courier New" w:cs="Courier New" w:eastAsia="Courier New" w:hAnsi="Courier New"/>
-          <w:b/>
-          <w:bCs/>
-          <w:color w:val="6b7280"/>
-          <w:sz w:val="20"/>
-          <w:szCs w:val="20"/>
-        </w:rPr>
-        <w:t xml:space="preserve">3.10  </w:t>
-      </w:r>
-      <w:r>
-        <w:rPr>
-          <w:rFonts w:ascii="Arial" w:cs="Arial" w:eastAsia="Arial" w:hAnsi="Arial"/>
-          <w:b/>
-          <w:bCs/>
-          <w:color w:val="15151d"/>
-          <w:sz w:val="24"/>
-          <w:szCs w:val="24"/>
-        </w:rPr>
-        <w:t xml:space="preserve">“See, I’m smiling —”</w:t>
-      </w:r>
-    </w:p>
-    <w:p>
-      <w:pPr>
-        <w:spacing w:after="140"/>
-        <w:ind w:left="460"/>
-      </w:pPr>
-      <w:r>
-        <w:rPr>
-          <w:rFonts w:ascii="Arial" w:cs="Arial" w:eastAsia="Arial" w:hAnsi="Arial"/>
-          <w:color w:val="3a3d46"/>
-          <w:sz w:val="21"/>
-          <w:szCs w:val="21"/>
-        </w:rPr>
-        <w:t xml:space="preserve">The birthday drawer fills. Mom first.</w:t>
-      </w:r>
-    </w:p>
-    <w:p>
-      <w:pPr>
-        <w:spacing w:after="20"/>
-      </w:pPr>
-      <w:r>
-        <w:rPr>
-          <w:rFonts w:ascii="Courier New" w:cs="Courier New" w:eastAsia="Courier New" w:hAnsi="Courier New"/>
-          <w:b/>
-          <w:bCs/>
-          <w:color w:val="6b7280"/>
-          <w:sz w:val="20"/>
-          <w:szCs w:val="20"/>
-        </w:rPr>
-        <w:t xml:space="preserve">3.11  </w:t>
-      </w:r>
-      <w:r>
-        <w:rPr>
-          <w:rFonts w:ascii="Arial" w:cs="Arial" w:eastAsia="Arial" w:hAnsi="Arial"/>
-          <w:b/>
-          <w:bCs/>
-          <w:color w:val="15151d"/>
-          <w:sz w:val="24"/>
-          <w:szCs w:val="24"/>
-        </w:rPr>
-        <w:t xml:space="preserve">“That’s what I do —”</w:t>
-      </w:r>
-    </w:p>
-    <w:p>
-      <w:pPr>
-        <w:spacing w:after="140"/>
-        <w:ind w:left="460"/>
-      </w:pPr>
-      <w:r>
-        <w:rPr>
-          <w:rFonts w:ascii="Arial" w:cs="Arial" w:eastAsia="Arial" w:hAnsi="Arial"/>
-          <w:color w:val="3a3d46"/>
-          <w:sz w:val="21"/>
-          <w:szCs w:val="21"/>
-        </w:rPr>
-        <w:t xml:space="preserve">Richard, from the show.</w:t>
-      </w:r>
-    </w:p>
-    <w:p>
-      <w:pPr>
-        <w:spacing w:after="20"/>
-      </w:pPr>
-      <w:r>
-        <w:rPr>
-          <w:rFonts w:ascii="Courier New" w:cs="Courier New" w:eastAsia="Courier New" w:hAnsi="Courier New"/>
-          <w:b/>
-          <w:bCs/>
-          <w:color w:val="6b7280"/>
-          <w:sz w:val="20"/>
-          <w:szCs w:val="20"/>
-        </w:rPr>
-        <w:t xml:space="preserve">3.12  </w:t>
-      </w:r>
-      <w:r>
-        <w:rPr>
-          <w:rFonts w:ascii="Arial" w:cs="Arial" w:eastAsia="Arial" w:hAnsi="Arial"/>
-          <w:b/>
-          <w:bCs/>
-          <w:color w:val="15151d"/>
-          <w:sz w:val="24"/>
-          <w:szCs w:val="24"/>
-        </w:rPr>
-        <w:t xml:space="preserve">“When you come home to me.”</w:t>
-      </w:r>
-    </w:p>
-    <w:p>
-      <w:pPr>
-        <w:spacing w:after="140"/>
-        <w:ind w:left="460"/>
-      </w:pPr>
-      <w:r>
-        <w:rPr>
-          <w:rFonts w:ascii="Arial" w:cs="Arial" w:eastAsia="Arial" w:hAnsi="Arial"/>
-          <w:color w:val="3a3d46"/>
-          <w:sz w:val="21"/>
-          <w:szCs w:val="21"/>
-        </w:rPr>
-        <w:t xml:space="preserve">Grammy’s voicemail already knows.</w:t>
-      </w:r>
-    </w:p>
-    <w:p>
-      <w:pPr>
-        <w:spacing w:after="20"/>
-      </w:pPr>
-      <w:r>
-        <w:rPr>
-          <w:rFonts w:ascii="Courier New" w:cs="Courier New" w:eastAsia="Courier New" w:hAnsi="Courier New"/>
-          <w:b/>
-          <w:bCs/>
-          <w:color w:val="6b7280"/>
-          <w:sz w:val="20"/>
-          <w:szCs w:val="20"/>
-        </w:rPr>
-        <w:t xml:space="preserve">3.13  </w:t>
-      </w:r>
-      <w:r>
-        <w:rPr>
-          <w:rFonts w:ascii="Arial" w:cs="Arial" w:eastAsia="Arial" w:hAnsi="Arial"/>
-          <w:b/>
-          <w:bCs/>
-          <w:color w:val="15151d"/>
-          <w:sz w:val="24"/>
-          <w:szCs w:val="24"/>
-        </w:rPr>
-        <w:t xml:space="preserve">“(after his exit)”</w:t>
-      </w:r>
-    </w:p>
-    <w:p>
-      <w:pPr>
-        <w:spacing w:after="20"/>
-        <w:ind w:left="460"/>
-      </w:pPr>
-      <w:r>
-        <w:rPr>
-          <w:rFonts w:ascii="Arial" w:cs="Arial" w:eastAsia="Arial" w:hAnsi="Arial"/>
-          <w:color w:val="3a3d46"/>
-          <w:sz w:val="21"/>
-          <w:szCs w:val="21"/>
-        </w:rPr>
-        <w:t xml:space="preserve">11:58 PM. Him. Lowercase. Six words.</w:t>
-      </w:r>
-    </w:p>
-    <w:p>
-      <w:pPr>
-        <w:spacing w:after="140"/>
-        <w:ind w:left="460"/>
-      </w:pPr>
-      <w:r>
-        <w:rPr>
-          <w:rFonts w:ascii="Arial" w:cs="Arial" w:eastAsia="Arial" w:hAnsi="Arial"/>
-          <w:b/>
-          <w:bCs/>
-          <w:color w:val="8a2b52"/>
-          <w:sz w:val="19"/>
-          <w:szCs w:val="19"/>
-        </w:rPr>
-        <w:t xml:space="preserve">HOLD — </w:t>
-      </w:r>
-      <w:r>
-        <w:rPr>
-          <w:rFonts w:ascii="Arial" w:cs="Arial" w:eastAsia="Arial" w:hAnsi="Arial"/>
-          <w:i/>
-          <w:iCs/>
-          <w:color w:val="8a2b52"/>
-          <w:sz w:val="19"/>
-          <w:szCs w:val="19"/>
-        </w:rPr>
-        <w:t xml:space="preserve">Let the drawer sit before this lands.</w:t>
-      </w:r>
-    </w:p>
-    <w:p>
-      <w:pPr>
-        <w:spacing w:after="20"/>
-      </w:pPr>
-      <w:r>
-        <w:rPr>
-          <w:rFonts w:ascii="Courier New" w:cs="Courier New" w:eastAsia="Courier New" w:hAnsi="Courier New"/>
-          <w:b/>
-          <w:bCs/>
-          <w:color w:val="6b7280"/>
-          <w:sz w:val="20"/>
-          <w:szCs w:val="20"/>
-        </w:rPr>
-        <w:t xml:space="preserve">3.14  </w:t>
-      </w:r>
-      <w:r>
-        <w:rPr>
-          <w:rFonts w:ascii="Arial" w:cs="Arial" w:eastAsia="Arial" w:hAnsi="Arial"/>
-          <w:b/>
-          <w:bCs/>
-          <w:color w:val="15151d"/>
-          <w:sz w:val="24"/>
-          <w:szCs w:val="24"/>
-        </w:rPr>
-        <w:t xml:space="preserve">“Final held note”</w:t>
-      </w:r>
-    </w:p>
-    <w:p>
-      <w:pPr>
-        <w:spacing w:after="140"/>
-        <w:ind w:left="460"/>
-      </w:pPr>
-      <w:r>
-        <w:rPr>
-          <w:rFonts w:ascii="Arial" w:cs="Arial" w:eastAsia="Arial" w:hAnsi="Arial"/>
-          <w:color w:val="3a3d46"/>
-          <w:sz w:val="21"/>
-          <w:szCs w:val="21"/>
-        </w:rPr>
-        <w:t xml:space="preserve">She taps his notification. The thread opens on today — the visit that started hopeful this morning, and his six cold words at the end of it. She types the whole rant live.</w:t>
-      </w:r>
-    </w:p>
-    <w:p>
-      <w:pPr>
-        <w:spacing w:after="20"/>
-      </w:pPr>
-      <w:r>
-        <w:rPr>
-          <w:rFonts w:ascii="Courier New" w:cs="Courier New" w:eastAsia="Courier New" w:hAnsi="Courier New"/>
-          <w:b/>
-          <w:bCs/>
-          <w:color w:val="6b7280"/>
-          <w:sz w:val="20"/>
-          <w:szCs w:val="20"/>
-        </w:rPr>
-        <w:t xml:space="preserve">3.15  </w:t>
-      </w:r>
-      <w:r>
-        <w:rPr>
-          <w:rFonts w:ascii="Arial" w:cs="Arial" w:eastAsia="Arial" w:hAnsi="Arial"/>
-          <w:b/>
-          <w:bCs/>
-          <w:color w:val="2b6a7a"/>
-          <w:sz w:val="22"/>
-          <w:szCs w:val="22"/>
-        </w:rPr>
-        <w:t xml:space="preserve">♪ Cutoff</w:t>
-      </w:r>
-    </w:p>
-    <w:p>
-      <w:pPr>
-        <w:spacing w:after="140"/>
-        <w:ind w:left="460"/>
-      </w:pPr>
-      <w:r>
-        <w:rPr>
-          <w:rFonts w:ascii="Arial" w:cs="Arial" w:eastAsia="Arial" w:hAnsi="Arial"/>
-          <w:color w:val="3a3d46"/>
-          <w:sz w:val="21"/>
-          <w:szCs w:val="21"/>
-        </w:rPr>
-        <w:t xml:space="preserve">Deletes it. Black.</w:t>
-      </w:r>
-    </w:p>
-    <w:p>
-      <w:pPr>
-        <w:pageBreakBefore/>
-        <w:spacing w:after="20"/>
-      </w:pPr>
-      <w:r>
-        <w:rPr>
-          <w:rFonts w:ascii="Arial" w:cs="Arial" w:eastAsia="Arial" w:hAnsi="Arial"/>
-          <w:b/>
-          <w:bCs/>
-          <w:color w:val="15151d"/>
-          <w:sz w:val="36"/>
-          <w:szCs w:val="36"/>
-        </w:rPr>
-        <w:t xml:space="preserve">4 · Moving Too Fast</w:t>
-      </w:r>
-    </w:p>
-    <w:p>
-      <w:pPr>
-        <w:spacing w:after="180"/>
-      </w:pPr>
-      <w:r>
-        <w:rPr>
-          <w:rFonts w:ascii="Arial" w:cs="Arial" w:eastAsia="Arial" w:hAnsi="Arial"/>
-          <w:b/>
-          <w:bCs/>
-          <w:color w:val="2b6a7a"/>
-          <w:sz w:val="20"/>
-          <w:szCs w:val="20"/>
-        </w:rPr>
-        <w:t xml:space="preserve">JAMIE</w:t>
-      </w:r>
-      <w:r>
-        <w:rPr>
-          <w:rFonts w:ascii="Arial" w:cs="Arial" w:eastAsia="Arial" w:hAnsi="Arial"/>
-          <w:color w:val="6b7280"/>
-          <w:sz w:val="20"/>
-          <w:szCs w:val="20"/>
-        </w:rPr>
-        <w:t xml:space="preserve">   ·   iPhone   ·   OCTOBER 2021</w:t>
-      </w:r>
-    </w:p>
-    <w:p>
-      <w:pPr>
-        <w:spacing w:after="20"/>
-      </w:pPr>
-      <w:r>
-        <w:rPr>
-          <w:rFonts w:ascii="Courier New" w:cs="Courier New" w:eastAsia="Courier New" w:hAnsi="Courier New"/>
-          <w:b/>
-          <w:bCs/>
-          <w:color w:val="6b7280"/>
-          <w:sz w:val="20"/>
-          <w:szCs w:val="20"/>
-        </w:rPr>
-        <w:t xml:space="preserve">4.1  </w:t>
-      </w:r>
-      <w:r>
-        <w:rPr>
-          <w:rFonts w:ascii="Arial" w:cs="Arial" w:eastAsia="Arial" w:hAnsi="Arial"/>
-          <w:b/>
-          <w:bCs/>
-          <w:color w:val="2b6a7a"/>
-          <w:sz w:val="22"/>
-          <w:szCs w:val="22"/>
-        </w:rPr>
-        <w:t xml:space="preserve">♪ Count-off — drums in</w:t>
-      </w:r>
-    </w:p>
-    <w:p>
-      <w:pPr>
-        <w:spacing w:after="140"/>
-        <w:ind w:left="460"/>
-      </w:pPr>
-      <w:r>
-        <w:rPr>
-          <w:rFonts w:ascii="Arial" w:cs="Arial" w:eastAsia="Arial" w:hAnsi="Arial"/>
-          <w:color w:val="3a3d46"/>
-          <w:sz w:val="21"/>
-          <w:szCs w:val="21"/>
-        </w:rPr>
-        <w:t xml:space="preserve">His phone, October 2021. Locked, about to detonate.</w:t>
-      </w:r>
-    </w:p>
-    <w:p>
-      <w:pPr>
-        <w:spacing w:after="20"/>
-      </w:pPr>
-      <w:r>
-        <w:rPr>
-          <w:rFonts w:ascii="Courier New" w:cs="Courier New" w:eastAsia="Courier New" w:hAnsi="Courier New"/>
-          <w:b/>
-          <w:bCs/>
-          <w:color w:val="6b7280"/>
-          <w:sz w:val="20"/>
-          <w:szCs w:val="20"/>
-        </w:rPr>
-        <w:t xml:space="preserve">4.2  </w:t>
-      </w:r>
-      <w:r>
-        <w:rPr>
-          <w:rFonts w:ascii="Arial" w:cs="Arial" w:eastAsia="Arial" w:hAnsi="Arial"/>
-          <w:b/>
-          <w:bCs/>
-          <w:color w:val="15151d"/>
-          <w:sz w:val="24"/>
-          <w:szCs w:val="24"/>
-        </w:rPr>
-        <w:t xml:space="preserve">“I’m up in the morning,”</w:t>
-      </w:r>
-    </w:p>
-    <w:p>
-      <w:pPr>
-        <w:spacing w:after="140"/>
-        <w:ind w:left="460"/>
-      </w:pPr>
-      <w:r>
-        <w:rPr>
-          <w:rFonts w:ascii="Arial" w:cs="Arial" w:eastAsia="Arial" w:hAnsi="Arial"/>
-          <w:color w:val="3a3d46"/>
-          <w:sz w:val="21"/>
-          <w:szCs w:val="21"/>
-        </w:rPr>
-        <w:t xml:space="preserve">They want the book.</w:t>
-      </w:r>
-    </w:p>
-    <w:p>
-      <w:pPr>
-        <w:spacing w:after="20"/>
-      </w:pPr>
-      <w:r>
-        <w:rPr>
-          <w:rFonts w:ascii="Courier New" w:cs="Courier New" w:eastAsia="Courier New" w:hAnsi="Courier New"/>
-          <w:b/>
-          <w:bCs/>
-          <w:color w:val="6b7280"/>
-          <w:sz w:val="20"/>
-          <w:szCs w:val="20"/>
-        </w:rPr>
-        <w:t xml:space="preserve">4.3  </w:t>
-      </w:r>
-      <w:r>
-        <w:rPr>
-          <w:rFonts w:ascii="Arial" w:cs="Arial" w:eastAsia="Arial" w:hAnsi="Arial"/>
-          <w:b/>
-          <w:bCs/>
-          <w:color w:val="15151d"/>
-          <w:sz w:val="24"/>
-          <w:szCs w:val="24"/>
-        </w:rPr>
-        <w:t xml:space="preserve">“I’m taking a shower,”</w:t>
-      </w:r>
-    </w:p>
-    <w:p>
-      <w:pPr>
-        <w:spacing w:after="140"/>
-        <w:ind w:left="460"/>
-      </w:pPr>
-      <w:r>
-        <w:rPr>
-          <w:rFonts w:ascii="Arial" w:cs="Arial" w:eastAsia="Arial" w:hAnsi="Arial"/>
-          <w:color w:val="3a3d46"/>
-          <w:sz w:val="21"/>
-          <w:szCs w:val="21"/>
-        </w:rPr>
-        <w:t xml:space="preserve">The Atlantic says yes.</w:t>
-      </w:r>
-    </w:p>
-    <w:p>
-      <w:pPr>
-        <w:spacing w:after="20"/>
-      </w:pPr>
-      <w:r>
-        <w:rPr>
-          <w:rFonts w:ascii="Courier New" w:cs="Courier New" w:eastAsia="Courier New" w:hAnsi="Courier New"/>
-          <w:b/>
-          <w:bCs/>
-          <w:color w:val="6b7280"/>
-          <w:sz w:val="20"/>
-          <w:szCs w:val="20"/>
-        </w:rPr>
-        <w:t xml:space="preserve">4.4  </w:t>
-      </w:r>
-      <w:r>
-        <w:rPr>
-          <w:rFonts w:ascii="Arial" w:cs="Arial" w:eastAsia="Arial" w:hAnsi="Arial"/>
-          <w:b/>
-          <w:bCs/>
-          <w:color w:val="15151d"/>
-          <w:sz w:val="24"/>
-          <w:szCs w:val="24"/>
-        </w:rPr>
-        <w:t xml:space="preserve">“I’m out on the street,”</w:t>
-      </w:r>
-    </w:p>
-    <w:p>
-      <w:pPr>
-        <w:spacing w:after="140"/>
-        <w:ind w:left="460"/>
-      </w:pPr>
-      <w:r>
-        <w:rPr>
-          <w:rFonts w:ascii="Arial" w:cs="Arial" w:eastAsia="Arial" w:hAnsi="Arial"/>
-          <w:color w:val="3a3d46"/>
-          <w:sz w:val="21"/>
-          <w:szCs w:val="21"/>
-        </w:rPr>
-        <w:t xml:space="preserve">He drops out of Columbia.</w:t>
-      </w:r>
-    </w:p>
-    <w:p>
-      <w:pPr>
-        <w:spacing w:after="20"/>
-      </w:pPr>
-      <w:r>
-        <w:rPr>
-          <w:rFonts w:ascii="Courier New" w:cs="Courier New" w:eastAsia="Courier New" w:hAnsi="Courier New"/>
-          <w:b/>
-          <w:bCs/>
-          <w:color w:val="6b7280"/>
-          <w:sz w:val="20"/>
-          <w:szCs w:val="20"/>
-        </w:rPr>
-        <w:t xml:space="preserve">4.5  </w:t>
-      </w:r>
-      <w:r>
-        <w:rPr>
-          <w:rFonts w:ascii="Arial" w:cs="Arial" w:eastAsia="Arial" w:hAnsi="Arial"/>
-          <w:b/>
-          <w:bCs/>
-          <w:color w:val="15151d"/>
-          <w:sz w:val="24"/>
-          <w:szCs w:val="24"/>
-        </w:rPr>
-        <w:t xml:space="preserve">“And I’m dressed and I’m ready,”</w:t>
-      </w:r>
-    </w:p>
-    <w:p>
-      <w:pPr>
-        <w:spacing w:after="140"/>
-        <w:ind w:left="460"/>
-      </w:pPr>
-      <w:r>
-        <w:rPr>
-          <w:rFonts w:ascii="Arial" w:cs="Arial" w:eastAsia="Arial" w:hAnsi="Arial"/>
-          <w:color w:val="3a3d46"/>
-          <w:sz w:val="21"/>
-          <w:szCs w:val="21"/>
-        </w:rPr>
-        <w:t xml:space="preserve">Two thousand dollars.</w:t>
-      </w:r>
-    </w:p>
-    <w:p>
-      <w:pPr>
-        <w:spacing w:after="20"/>
-      </w:pPr>
-      <w:r>
-        <w:rPr>
-          <w:rFonts w:ascii="Courier New" w:cs="Courier New" w:eastAsia="Courier New" w:hAnsi="Courier New"/>
-          <w:b/>
-          <w:bCs/>
-          <w:color w:val="6b7280"/>
-          <w:sz w:val="20"/>
-          <w:szCs w:val="20"/>
-        </w:rPr>
-        <w:t xml:space="preserve">4.6  </w:t>
-      </w:r>
-      <w:r>
-        <w:rPr>
-          <w:rFonts w:ascii="Arial" w:cs="Arial" w:eastAsia="Arial" w:hAnsi="Arial"/>
-          <w:b/>
-          <w:bCs/>
-          <w:color w:val="15151d"/>
-          <w:sz w:val="24"/>
-          <w:szCs w:val="24"/>
-        </w:rPr>
-        <w:t xml:space="preserve">“And I’m taking the stairs,”</w:t>
-      </w:r>
-    </w:p>
-    <w:p>
-      <w:pPr>
-        <w:spacing w:after="20"/>
-        <w:ind w:left="460"/>
-      </w:pPr>
-      <w:r>
-        <w:rPr>
-          <w:rFonts w:ascii="Arial" w:cs="Arial" w:eastAsia="Arial" w:hAnsi="Arial"/>
-          <w:color w:val="3a3d46"/>
-          <w:sz w:val="21"/>
-          <w:szCs w:val="21"/>
-        </w:rPr>
-        <w:t xml:space="preserve">JOINT ACCOUNT OPENED. The finale closes this exact account.</w:t>
-      </w:r>
-    </w:p>
-    <w:p>
-      <w:pPr>
-        <w:spacing w:after="140"/>
-        <w:ind w:left="460"/>
-      </w:pPr>
-      <w:r>
-        <w:rPr>
-          <w:rFonts w:ascii="Arial" w:cs="Arial" w:eastAsia="Arial" w:hAnsi="Arial"/>
-          <w:b/>
-          <w:bCs/>
-          <w:color w:val="8a2b52"/>
-          <w:sz w:val="19"/>
-          <w:szCs w:val="19"/>
-        </w:rPr>
-        <w:t xml:space="preserve">HOLD — </w:t>
-      </w:r>
-      <w:r>
-        <w:rPr>
-          <w:rFonts w:ascii="Arial" w:cs="Arial" w:eastAsia="Arial" w:hAnsi="Arial"/>
-          <w:i/>
-          <w:iCs/>
-          <w:color w:val="8a2b52"/>
-          <w:sz w:val="19"/>
-          <w:szCs w:val="19"/>
-        </w:rPr>
-        <w:t xml:space="preserve">Plant it clearly. It pays off two hours from now.</w:t>
-      </w:r>
-    </w:p>
-    <w:p>
-      <w:pPr>
-        <w:spacing w:after="20"/>
-      </w:pPr>
-      <w:r>
-        <w:rPr>
-          <w:rFonts w:ascii="Courier New" w:cs="Courier New" w:eastAsia="Courier New" w:hAnsi="Courier New"/>
-          <w:b/>
-          <w:bCs/>
-          <w:color w:val="6b7280"/>
-          <w:sz w:val="20"/>
-          <w:szCs w:val="20"/>
-        </w:rPr>
-        <w:t xml:space="preserve">4.7  </w:t>
-      </w:r>
-      <w:r>
-        <w:rPr>
-          <w:rFonts w:ascii="Arial" w:cs="Arial" w:eastAsia="Arial" w:hAnsi="Arial"/>
-          <w:b/>
-          <w:bCs/>
-          <w:color w:val="15151d"/>
-          <w:sz w:val="24"/>
-          <w:szCs w:val="24"/>
-        </w:rPr>
-        <w:t xml:space="preserve">“Something’s happening!”</w:t>
-      </w:r>
-    </w:p>
-    <w:p>
-      <w:pPr>
-        <w:spacing w:after="140"/>
-        <w:ind w:left="460"/>
-      </w:pPr>
-      <w:r>
-        <w:rPr>
-          <w:rFonts w:ascii="Arial" w:cs="Arial" w:eastAsia="Arial" w:hAnsi="Arial"/>
-          <w:color w:val="3a3d46"/>
-          <w:sz w:val="21"/>
-          <w:szCs w:val="21"/>
-        </w:rPr>
-        <w:t xml:space="preserve">THE BIGGEST HIT. Sonny read it.</w:t>
-      </w:r>
-    </w:p>
-    <w:p>
-      <w:pPr>
-        <w:spacing w:after="20"/>
-      </w:pPr>
-      <w:r>
-        <w:rPr>
-          <w:rFonts w:ascii="Courier New" w:cs="Courier New" w:eastAsia="Courier New" w:hAnsi="Courier New"/>
-          <w:b/>
-          <w:bCs/>
-          <w:color w:val="6b7280"/>
-          <w:sz w:val="20"/>
-          <w:szCs w:val="20"/>
-        </w:rPr>
-        <w:t xml:space="preserve">4.8  </w:t>
-      </w:r>
-      <w:r>
-        <w:rPr>
-          <w:rFonts w:ascii="Arial" w:cs="Arial" w:eastAsia="Arial" w:hAnsi="Arial"/>
-          <w:b/>
-          <w:bCs/>
-          <w:color w:val="15151d"/>
-          <w:sz w:val="24"/>
-          <w:szCs w:val="24"/>
-        </w:rPr>
-        <w:t xml:space="preserve">“I’m feeling alive!”</w:t>
-      </w:r>
-    </w:p>
-    <w:p>
-      <w:pPr>
-        <w:spacing w:after="140"/>
-        <w:ind w:left="460"/>
-      </w:pPr>
-      <w:r>
-        <w:rPr>
-          <w:rFonts w:ascii="Arial" w:cs="Arial" w:eastAsia="Arial" w:hAnsi="Arial"/>
-          <w:color w:val="3a3d46"/>
-          <w:sz w:val="21"/>
-          <w:szCs w:val="21"/>
-        </w:rPr>
-        <w:t xml:space="preserve">NPR wants him.</w:t>
-      </w:r>
-    </w:p>
-    <w:p>
-      <w:pPr>
-        <w:spacing w:after="20"/>
-      </w:pPr>
-      <w:r>
-        <w:rPr>
-          <w:rFonts w:ascii="Courier New" w:cs="Courier New" w:eastAsia="Courier New" w:hAnsi="Courier New"/>
-          <w:b/>
-          <w:bCs/>
-          <w:color w:val="6b7280"/>
-          <w:sz w:val="20"/>
-          <w:szCs w:val="20"/>
-        </w:rPr>
-        <w:t xml:space="preserve">4.9  </w:t>
-      </w:r>
-      <w:r>
-        <w:rPr>
-          <w:rFonts w:ascii="Arial" w:cs="Arial" w:eastAsia="Arial" w:hAnsi="Arial"/>
-          <w:b/>
-          <w:bCs/>
-          <w:color w:val="15151d"/>
-          <w:sz w:val="24"/>
-          <w:szCs w:val="24"/>
-        </w:rPr>
-        <w:t xml:space="preserve">“And the sky is bright —”</w:t>
-      </w:r>
-    </w:p>
-    <w:p>
-      <w:pPr>
-        <w:spacing w:after="140"/>
-        <w:ind w:left="460"/>
-      </w:pPr>
-      <w:r>
-        <w:rPr>
-          <w:rFonts w:ascii="Arial" w:cs="Arial" w:eastAsia="Arial" w:hAnsi="Arial"/>
-          <w:color w:val="3a3d46"/>
-          <w:sz w:val="21"/>
-          <w:szCs w:val="21"/>
-        </w:rPr>
-        <w:t xml:space="preserve">“do NOT answer NPR until we talk.” Let the laugh land.</w:t>
-      </w:r>
-    </w:p>
-    <w:p>
-      <w:pPr>
-        <w:spacing w:after="20"/>
-      </w:pPr>
-      <w:r>
-        <w:rPr>
-          <w:rFonts w:ascii="Courier New" w:cs="Courier New" w:eastAsia="Courier New" w:hAnsi="Courier New"/>
-          <w:b/>
-          <w:bCs/>
-          <w:color w:val="6b7280"/>
-          <w:sz w:val="20"/>
-          <w:szCs w:val="20"/>
-        </w:rPr>
-        <w:t xml:space="preserve">4.10  </w:t>
-      </w:r>
-      <w:r>
-        <w:rPr>
-          <w:rFonts w:ascii="Arial" w:cs="Arial" w:eastAsia="Arial" w:hAnsi="Arial"/>
-          <w:b/>
-          <w:bCs/>
-          <w:color w:val="15151d"/>
-          <w:sz w:val="24"/>
-          <w:szCs w:val="24"/>
-        </w:rPr>
-        <w:t xml:space="preserve">“And I’m sure my career will explode,”</w:t>
-      </w:r>
-    </w:p>
-    <w:p>
-      <w:pPr>
-        <w:spacing w:after="140"/>
-        <w:ind w:left="460"/>
-      </w:pPr>
-      <w:r>
-        <w:rPr>
-          <w:rFonts w:ascii="Arial" w:cs="Arial" w:eastAsia="Arial" w:hAnsi="Arial"/>
-          <w:color w:val="3a3d46"/>
-          <w:sz w:val="21"/>
-          <w:szCs w:val="21"/>
-        </w:rPr>
-        <w:t xml:space="preserve">Move-in day goes on the calendar — the real event, on the real app.</w:t>
-      </w:r>
-    </w:p>
-    <w:p>
-      <w:pPr>
-        <w:spacing w:after="20"/>
-      </w:pPr>
-      <w:r>
-        <w:rPr>
-          <w:rFonts w:ascii="Courier New" w:cs="Courier New" w:eastAsia="Courier New" w:hAnsi="Courier New"/>
-          <w:b/>
-          <w:bCs/>
-          <w:color w:val="6b7280"/>
-          <w:sz w:val="20"/>
-          <w:szCs w:val="20"/>
-        </w:rPr>
-        <w:t xml:space="preserve">4.11  </w:t>
-      </w:r>
-      <w:r>
-        <w:rPr>
-          <w:rFonts w:ascii="Arial" w:cs="Arial" w:eastAsia="Arial" w:hAnsi="Arial"/>
-          <w:b/>
-          <w:bCs/>
-          <w:color w:val="15151d"/>
-          <w:sz w:val="24"/>
-          <w:szCs w:val="24"/>
-        </w:rPr>
-        <w:t xml:space="preserve">“And I’ll never lose my hair,”</w:t>
-      </w:r>
-    </w:p>
-    <w:p>
-      <w:pPr>
-        <w:spacing w:after="140"/>
-        <w:ind w:left="460"/>
-      </w:pPr>
-      <w:r>
-        <w:rPr>
-          <w:rFonts w:ascii="Arial" w:cs="Arial" w:eastAsia="Arial" w:hAnsi="Arial"/>
-          <w:color w:val="3a3d46"/>
-          <w:sz w:val="21"/>
-          <w:szCs w:val="21"/>
-        </w:rPr>
-        <w:t xml:space="preserve">The signed lease lands as a banner over the calendar — both names on it.</w:t>
-      </w:r>
-    </w:p>
-    <w:p>
-      <w:pPr>
-        <w:spacing w:after="20"/>
-      </w:pPr>
-      <w:r>
-        <w:rPr>
-          <w:rFonts w:ascii="Courier New" w:cs="Courier New" w:eastAsia="Courier New" w:hAnsi="Courier New"/>
-          <w:b/>
-          <w:bCs/>
-          <w:color w:val="6b7280"/>
-          <w:sz w:val="20"/>
-          <w:szCs w:val="20"/>
-        </w:rPr>
-        <w:t xml:space="preserve">4.12  </w:t>
-      </w:r>
-      <w:r>
-        <w:rPr>
-          <w:rFonts w:ascii="Arial" w:cs="Arial" w:eastAsia="Arial" w:hAnsi="Arial"/>
-          <w:b/>
-          <w:bCs/>
-          <w:color w:val="15151d"/>
-          <w:sz w:val="24"/>
-          <w:szCs w:val="24"/>
-        </w:rPr>
-        <w:t xml:space="preserve">“And I’ll never see thirty,”</w:t>
-      </w:r>
-    </w:p>
-    <w:p>
-      <w:pPr>
-        <w:spacing w:after="140"/>
-        <w:ind w:left="460"/>
-      </w:pPr>
-      <w:r>
-        <w:rPr>
-          <w:rFonts w:ascii="Arial" w:cs="Arial" w:eastAsia="Arial" w:hAnsi="Arial"/>
-          <w:color w:val="3a3d46"/>
-          <w:sz w:val="21"/>
-          <w:szCs w:val="21"/>
-        </w:rPr>
-        <w:t xml:space="preserve">Find My — her pin and his on the same map, sharing Until: Forever both ways. Nobody Needs to Know ends it.</w:t>
-      </w:r>
-    </w:p>
-    <w:p>
-      <w:pPr>
-        <w:spacing w:after="20"/>
-      </w:pPr>
-      <w:r>
-        <w:rPr>
-          <w:rFonts w:ascii="Courier New" w:cs="Courier New" w:eastAsia="Courier New" w:hAnsi="Courier New"/>
-          <w:b/>
-          <w:bCs/>
-          <w:color w:val="6b7280"/>
-          <w:sz w:val="20"/>
-          <w:szCs w:val="20"/>
-        </w:rPr>
-        <w:t xml:space="preserve">4.13  </w:t>
-      </w:r>
-      <w:r>
-        <w:rPr>
-          <w:rFonts w:ascii="Arial" w:cs="Arial" w:eastAsia="Arial" w:hAnsi="Arial"/>
-          <w:b/>
-          <w:bCs/>
-          <w:color w:val="15151d"/>
-          <w:sz w:val="24"/>
-          <w:szCs w:val="24"/>
-        </w:rPr>
-        <w:t xml:space="preserve">“I’m so happy I won’t last a day!”</w:t>
-      </w:r>
-    </w:p>
-    <w:p>
-      <w:pPr>
-        <w:spacing w:after="20"/>
-        <w:ind w:left="460"/>
-      </w:pPr>
-      <w:r>
-        <w:rPr>
-          <w:rFonts w:ascii="Arial" w:cs="Arial" w:eastAsia="Arial" w:hAnsi="Arial"/>
-          <w:color w:val="3a3d46"/>
-          <w:sz w:val="21"/>
-          <w:szCs w:val="21"/>
-        </w:rPr>
-        <w:t xml:space="preserve">THE RULE THEY MAKE TOGETHER — a real Focus schedule, 10 PM to 6 AM. Elise gets an exception to this in A Miracle Would Happen.</w:t>
-      </w:r>
-    </w:p>
-    <w:p>
-      <w:pPr>
-        <w:spacing w:after="140"/>
-        <w:ind w:left="460"/>
-      </w:pPr>
-      <w:r>
-        <w:rPr>
-          <w:rFonts w:ascii="Arial" w:cs="Arial" w:eastAsia="Arial" w:hAnsi="Arial"/>
-          <w:b/>
-          <w:bCs/>
-          <w:color w:val="8a2b52"/>
-          <w:sz w:val="19"/>
-          <w:szCs w:val="19"/>
-        </w:rPr>
-        <w:t xml:space="preserve">HOLD — </w:t>
-      </w:r>
-      <w:r>
-        <w:rPr>
-          <w:rFonts w:ascii="Arial" w:cs="Arial" w:eastAsia="Arial" w:hAnsi="Arial"/>
-          <w:i/>
-          <w:iCs/>
-          <w:color w:val="8a2b52"/>
-          <w:sz w:val="19"/>
-          <w:szCs w:val="19"/>
-        </w:rPr>
-        <w:t xml:space="preserve">The most important quiet plant in the show.</w:t>
-      </w:r>
-    </w:p>
-    <w:p>
-      <w:pPr>
-        <w:spacing w:after="20"/>
-      </w:pPr>
-      <w:r>
-        <w:rPr>
-          <w:rFonts w:ascii="Courier New" w:cs="Courier New" w:eastAsia="Courier New" w:hAnsi="Courier New"/>
-          <w:b/>
-          <w:bCs/>
-          <w:color w:val="6b7280"/>
-          <w:sz w:val="20"/>
-          <w:szCs w:val="20"/>
-        </w:rPr>
-        <w:t xml:space="preserve">4.14  </w:t>
-      </w:r>
-      <w:r>
-        <w:rPr>
-          <w:rFonts w:ascii="Arial" w:cs="Arial" w:eastAsia="Arial" w:hAnsi="Arial"/>
-          <w:b/>
-          <w:bCs/>
-          <w:color w:val="15151d"/>
-          <w:sz w:val="24"/>
-          <w:szCs w:val="24"/>
-        </w:rPr>
-        <w:t xml:space="preserve">“(the couch vignette)”</w:t>
-      </w:r>
-    </w:p>
-    <w:p>
-      <w:pPr>
-        <w:spacing w:after="20"/>
-        <w:ind w:left="460"/>
-      </w:pPr>
-      <w:r>
-        <w:rPr>
-          <w:rFonts w:ascii="Arial" w:cs="Arial" w:eastAsia="Arial" w:hAnsi="Arial"/>
-          <w:color w:val="3a3d46"/>
-          <w:sz w:val="21"/>
-          <w:szCs w:val="21"/>
-        </w:rPr>
-        <w:t xml:space="preserve">Her thread — six weeks deep already, overflowing above — and a real Marketplace link card lands: the hideous couch, $75.</w:t>
-      </w:r>
-    </w:p>
-    <w:p>
-      <w:pPr>
-        <w:spacing w:after="140"/>
-        <w:ind w:left="460"/>
-      </w:pPr>
-      <w:r>
-        <w:rPr>
-          <w:rFonts w:ascii="Arial" w:cs="Arial" w:eastAsia="Arial" w:hAnsi="Arial"/>
-          <w:b/>
-          <w:bCs/>
-          <w:color w:val="8a2b52"/>
-          <w:sz w:val="19"/>
-          <w:szCs w:val="19"/>
-        </w:rPr>
-        <w:t xml:space="preserve">HOLD — </w:t>
-      </w:r>
-      <w:r>
-        <w:rPr>
-          <w:rFonts w:ascii="Arial" w:cs="Arial" w:eastAsia="Arial" w:hAnsi="Arial"/>
-          <w:i/>
-          <w:iCs/>
-          <w:color w:val="8a2b52"/>
-          <w:sz w:val="19"/>
-          <w:szCs w:val="19"/>
-        </w:rPr>
-        <w:t xml:space="preserve">Let the listing card land and be read in the house before 4.15 fires.</w:t>
-      </w:r>
-    </w:p>
-    <w:p>
-      <w:pPr>
-        <w:spacing w:after="20"/>
-      </w:pPr>
-      <w:r>
-        <w:rPr>
-          <w:rFonts w:ascii="Courier New" w:cs="Courier New" w:eastAsia="Courier New" w:hAnsi="Courier New"/>
-          <w:b/>
-          <w:bCs/>
-          <w:color w:val="6b7280"/>
-          <w:sz w:val="20"/>
-          <w:szCs w:val="20"/>
-        </w:rPr>
-        <w:t xml:space="preserve">4.15  </w:t>
-      </w:r>
-      <w:r>
-        <w:rPr>
-          <w:rFonts w:ascii="Arial" w:cs="Arial" w:eastAsia="Arial" w:hAnsi="Arial"/>
-          <w:b/>
-          <w:bCs/>
-          <w:color w:val="15151d"/>
-          <w:sz w:val="24"/>
-          <w:szCs w:val="24"/>
-        </w:rPr>
-        <w:t xml:space="preserve">“(vamp)”</w:t>
-      </w:r>
-    </w:p>
-    <w:p>
-      <w:pPr>
-        <w:spacing w:after="140"/>
-        <w:ind w:left="460"/>
-      </w:pPr>
-      <w:r>
-        <w:rPr>
-          <w:rFonts w:ascii="Arial" w:cs="Arial" w:eastAsia="Arial" w:hAnsi="Arial"/>
-          <w:color w:val="3a3d46"/>
-          <w:sz w:val="21"/>
-          <w:szCs w:val="21"/>
-        </w:rPr>
-        <w:t xml:space="preserve">He buys it before she finishes the sentence.</w:t>
-      </w:r>
-    </w:p>
-    <w:p>
-      <w:pPr>
-        <w:spacing w:after="20"/>
-      </w:pPr>
-      <w:r>
-        <w:rPr>
-          <w:rFonts w:ascii="Courier New" w:cs="Courier New" w:eastAsia="Courier New" w:hAnsi="Courier New"/>
-          <w:b/>
-          <w:bCs/>
-          <w:color w:val="6b7280"/>
-          <w:sz w:val="20"/>
-          <w:szCs w:val="20"/>
-        </w:rPr>
-        <w:t xml:space="preserve">4.16  </w:t>
-      </w:r>
-      <w:r>
-        <w:rPr>
-          <w:rFonts w:ascii="Arial" w:cs="Arial" w:eastAsia="Arial" w:hAnsi="Arial"/>
-          <w:b/>
-          <w:bCs/>
-          <w:color w:val="15151d"/>
-          <w:sz w:val="24"/>
-          <w:szCs w:val="24"/>
-        </w:rPr>
-        <w:t xml:space="preserve">“(vamp button)”</w:t>
-      </w:r>
-    </w:p>
-    <w:p>
-      <w:pPr>
-        <w:spacing w:after="140"/>
-        <w:ind w:left="460"/>
-      </w:pPr>
-      <w:r>
-        <w:rPr>
-          <w:rFonts w:ascii="Arial" w:cs="Arial" w:eastAsia="Arial" w:hAnsi="Arial"/>
-          <w:color w:val="3a3d46"/>
-          <w:sz w:val="21"/>
-          <w:szCs w:val="21"/>
-        </w:rPr>
-        <w:t xml:space="preserve">Send.</w:t>
-      </w:r>
-    </w:p>
-    <w:p>
-      <w:pPr>
-        <w:spacing w:after="20"/>
-      </w:pPr>
-      <w:r>
-        <w:rPr>
-          <w:rFonts w:ascii="Courier New" w:cs="Courier New" w:eastAsia="Courier New" w:hAnsi="Courier New"/>
-          <w:b/>
-          <w:bCs/>
-          <w:color w:val="6b7280"/>
-          <w:sz w:val="20"/>
-          <w:szCs w:val="20"/>
-        </w:rPr>
-        <w:t xml:space="preserve">4.17  </w:t>
-      </w:r>
-      <w:r>
-        <w:rPr>
-          <w:rFonts w:ascii="Arial" w:cs="Arial" w:eastAsia="Arial" w:hAnsi="Arial"/>
-          <w:b/>
-          <w:bCs/>
-          <w:color w:val="15151d"/>
-          <w:sz w:val="24"/>
-          <w:szCs w:val="24"/>
-        </w:rPr>
-        <w:t xml:space="preserve">“Final chorus”</w:t>
-      </w:r>
-    </w:p>
-    <w:p>
-      <w:pPr>
-        <w:spacing w:after="140"/>
-        <w:ind w:left="460"/>
-      </w:pPr>
-      <w:r>
-        <w:rPr>
-          <w:rFonts w:ascii="Arial" w:cs="Arial" w:eastAsia="Arial" w:hAnsi="Arial"/>
-          <w:color w:val="3a3d46"/>
-          <w:sz w:val="21"/>
-          <w:szCs w:val="21"/>
-        </w:rPr>
-        <w:t xml:space="preserve">He leaves Messages and posts the news.</w:t>
-      </w:r>
-    </w:p>
-    <w:p>
-      <w:pPr>
-        <w:spacing w:after="20"/>
-      </w:pPr>
-      <w:r>
-        <w:rPr>
-          <w:rFonts w:ascii="Courier New" w:cs="Courier New" w:eastAsia="Courier New" w:hAnsi="Courier New"/>
-          <w:b/>
-          <w:bCs/>
-          <w:color w:val="6b7280"/>
-          <w:sz w:val="20"/>
-          <w:szCs w:val="20"/>
-        </w:rPr>
-        <w:t xml:space="preserve">4.18  </w:t>
-      </w:r>
-      <w:r>
-        <w:rPr>
-          <w:rFonts w:ascii="Arial" w:cs="Arial" w:eastAsia="Arial" w:hAnsi="Arial"/>
-          <w:b/>
-          <w:bCs/>
-          <w:color w:val="2b6a7a"/>
-          <w:sz w:val="22"/>
-          <w:szCs w:val="22"/>
-        </w:rPr>
-        <w:t xml:space="preserve">♪ Ride the outro to the cutoff</w:t>
-      </w:r>
-    </w:p>
-    <w:p>
-      <w:pPr>
-        <w:spacing w:after="140"/>
-        <w:ind w:left="460"/>
-      </w:pPr>
-      <w:r>
-        <w:rPr>
-          <w:rFonts w:ascii="Arial" w:cs="Arial" w:eastAsia="Arial" w:hAnsi="Arial"/>
-          <w:color w:val="3a3d46"/>
-          <w:sz w:val="21"/>
-          <w:szCs w:val="21"/>
-        </w:rPr>
-        <w:t xml:space="preserve">61 → 240.</w:t>
+        <w:t xml:space="preserve">♪ CUTOFF</w:t>
+      </w:r>
+    </w:p>
+    <w:p>
+      <w:pPr>
+        <w:spacing w:after="140"/>
+        <w:ind w:left="460"/>
+      </w:pPr>
+      <w:r>
+        <w:rPr>
+          <w:rFonts w:ascii="Arial" w:cs="Arial" w:eastAsia="Arial" w:hAnsi="Arial"/>
+          <w:color w:val="3a3d46"/>
+          <w:sz w:val="21"/>
+          <w:szCs w:val="21"/>
+        </w:rPr>
+        <w:t xml:space="preserve">Black on the button.</w:t>
       </w:r>
     </w:p>
     <w:p>

--- a/L5Y-Line-by-Line.docx
+++ b/L5Y-Line-by-Line.docx
@@ -535,7 +535,7 @@
           <w:sz w:val="22"/>
           <w:szCs w:val="22"/>
         </w:rPr>
-        <w:t xml:space="preserve">♪ AS SHE BEGINS TO SING</w:t>
+        <w:t xml:space="preserve">♪ FIRST BAR of Still Hurting</w:t>
       </w:r>
     </w:p>
     <w:p>
@@ -577,7 +577,7 @@
           <w:sz w:val="22"/>
           <w:szCs w:val="22"/>
         </w:rPr>
-        <w:t xml:space="preserve">♪ INTERLUDE — measure 58. She picks the phone back up.</w:t>
+        <w:t xml:space="preserve">♪ INTERLUDE, m. 58 — after “Like it’s simple, like it’s right.” She picks the phone back up.</w:t>
       </w:r>
     </w:p>
     <w:p>
@@ -969,7 +969,7 @@
           <w:sz w:val="24"/>
           <w:szCs w:val="24"/>
         </w:rPr>
-        <w:t xml:space="preserve">“⚠CONFIRM LINE — “Give me a day” · the memories return”</w:t>
+        <w:t xml:space="preserve">““Give me a day…” — the memories return”</w:t>
       </w:r>
     </w:p>
     <w:p>
@@ -1001,48 +1001,6 @@
           <w:szCs w:val="20"/>
         </w:rPr>
         <w:t xml:space="preserve">1.19  </w:t>
-      </w:r>
-      <w:r>
-        <w:rPr>
-          <w:rFonts w:ascii="Arial" w:cs="Arial" w:eastAsia="Arial" w:hAnsi="Arial"/>
-          <w:b/>
-          <w:bCs/>
-          <w:color w:val="15151d"/>
-          <w:sz w:val="24"/>
-          <w:szCs w:val="24"/>
-        </w:rPr>
-        <w:t xml:space="preserve">“⚠CONFIRM LINE — “Bring back the lies” · back to the beginning”</w:t>
-      </w:r>
-    </w:p>
-    <w:p>
-      <w:pPr>
-        <w:spacing w:after="140"/>
-        <w:ind w:left="460"/>
-      </w:pPr>
-      <w:r>
-        <w:rPr>
-          <w:rFonts w:ascii="Arial" w:cs="Arial" w:eastAsia="Arial" w:hAnsi="Arial"/>
-          <w:color w:val="3a3d46"/>
-          <w:sz w:val="21"/>
-          <w:szCs w:val="21"/>
-        </w:rPr>
-        <w:t xml:space="preserve">The feed drifts back to the first summer — the happiest card, enormous, to close the song.</w:t>
-      </w:r>
-    </w:p>
-    <w:p>
-      <w:pPr>
-        <w:spacing w:after="20"/>
-      </w:pPr>
-      <w:r>
-        <w:rPr>
-          <w:rFonts w:ascii="Courier New" w:cs="Courier New" w:eastAsia="Courier New" w:hAnsi="Courier New"/>
-          <w:b/>
-          <w:bCs/>
-          <w:color w:val="6b7280"/>
-          <w:sz w:val="20"/>
-          <w:szCs w:val="20"/>
-        </w:rPr>
-        <w:t xml:space="preserve">1.20  </w:t>
       </w:r>
       <w:r>
         <w:rPr>
@@ -1053,80 +1011,38 @@
           <w:sz w:val="22"/>
           <w:szCs w:val="22"/>
         </w:rPr>
-        <w:t xml:space="preserve">♪ FINAL CUTOFF</w:t>
-      </w:r>
-    </w:p>
-    <w:p>
-      <w:pPr>
-        <w:spacing w:after="140"/>
-        <w:ind w:left="460"/>
-      </w:pPr>
-      <w:r>
-        <w:rPr>
-          <w:rFonts w:ascii="Arial" w:cs="Arial" w:eastAsia="Arial" w:hAnsi="Arial"/>
-          <w:color w:val="3a3d46"/>
-          <w:sz w:val="21"/>
-          <w:szCs w:val="21"/>
-        </w:rPr>
-        <w:t xml:space="preserve">HARD BLACK on the cutoff.</w:t>
-      </w:r>
-    </w:p>
-    <w:p>
-      <w:pPr>
-        <w:pageBreakBefore/>
-        <w:spacing w:after="20"/>
-      </w:pPr>
-      <w:r>
-        <w:rPr>
-          <w:rFonts w:ascii="Arial" w:cs="Arial" w:eastAsia="Arial" w:hAnsi="Arial"/>
-          <w:b/>
-          <w:bCs/>
-          <w:color w:val="15151d"/>
-          <w:sz w:val="36"/>
-          <w:szCs w:val="36"/>
-        </w:rPr>
-        <w:t xml:space="preserve">2 · Shiksa Goddess</w:t>
-      </w:r>
-    </w:p>
-    <w:p>
-      <w:pPr>
-        <w:spacing w:after="180"/>
-      </w:pPr>
-      <w:r>
-        <w:rPr>
-          <w:rFonts w:ascii="Arial" w:cs="Arial" w:eastAsia="Arial" w:hAnsi="Arial"/>
-          <w:b/>
-          <w:bCs/>
-          <w:color w:val="2b6a7a"/>
-          <w:sz w:val="20"/>
-          <w:szCs w:val="20"/>
-        </w:rPr>
-        <w:t xml:space="preserve">JAMIE</w:t>
-      </w:r>
-      <w:r>
-        <w:rPr>
-          <w:rFonts w:ascii="Arial" w:cs="Arial" w:eastAsia="Arial" w:hAnsi="Arial"/>
-          <w:color w:val="6b7280"/>
-          <w:sz w:val="20"/>
-          <w:szCs w:val="20"/>
-        </w:rPr>
-        <w:t xml:space="preserve">   ·   iPhone   ·   SEPTEMBER 2021</w:t>
-      </w:r>
-    </w:p>
-    <w:p>
-      <w:pPr>
-        <w:spacing w:after="20"/>
-      </w:pPr>
-      <w:r>
-        <w:rPr>
-          <w:rFonts w:ascii="Courier New" w:cs="Courier New" w:eastAsia="Courier New" w:hAnsi="Courier New"/>
-          <w:b/>
-          <w:bCs/>
-          <w:color w:val="6b7280"/>
-          <w:sz w:val="20"/>
-          <w:szCs w:val="20"/>
-        </w:rPr>
-        <w:t xml:space="preserve">2.1  </w:t>
+        <w:t xml:space="preserve">♪ The feed drifts on — more memories</w:t>
+      </w:r>
+    </w:p>
+    <w:p>
+      <w:pPr>
+        <w:spacing w:after="140"/>
+        <w:ind w:left="460"/>
+      </w:pPr>
+      <w:r>
+        <w:rPr>
+          <w:rFonts w:ascii="Arial" w:cs="Arial" w:eastAsia="Arial" w:hAnsi="Arial"/>
+          <w:color w:val="3a3d46"/>
+          <w:sz w:val="21"/>
+          <w:szCs w:val="21"/>
+        </w:rPr>
+        <w:t xml:space="preserve">The feed drifts back to the first summer — the happiest card, enormous, to close the song.</w:t>
+      </w:r>
+    </w:p>
+    <w:p>
+      <w:pPr>
+        <w:spacing w:after="20"/>
+      </w:pPr>
+      <w:r>
+        <w:rPr>
+          <w:rFonts w:ascii="Courier New" w:cs="Courier New" w:eastAsia="Courier New" w:hAnsi="Courier New"/>
+          <w:b/>
+          <w:bCs/>
+          <w:color w:val="6b7280"/>
+          <w:sz w:val="20"/>
+          <w:szCs w:val="20"/>
+        </w:rPr>
+        <w:t xml:space="preserve">1.20  </w:t>
       </w:r>
       <w:r>
         <w:rPr>
@@ -1137,374 +1053,80 @@
           <w:sz w:val="22"/>
           <w:szCs w:val="22"/>
         </w:rPr>
-        <w:t xml:space="preserve">♪ Segue chord out of her blackout</w:t>
-      </w:r>
-    </w:p>
-    <w:p>
-      <w:pPr>
-        <w:spacing w:after="140"/>
-        <w:ind w:left="460"/>
-      </w:pPr>
-      <w:r>
-        <w:rPr>
-          <w:rFonts w:ascii="Arial" w:cs="Arial" w:eastAsia="Arial" w:hAnsi="Arial"/>
-          <w:color w:val="3a3d46"/>
-          <w:sz w:val="21"/>
-          <w:szCs w:val="21"/>
-        </w:rPr>
-        <w:t xml:space="preserve">His phone, September 2021, 11:38 PM. Locked. Walking home.</w:t>
-      </w:r>
-    </w:p>
-    <w:p>
-      <w:pPr>
-        <w:spacing w:after="20"/>
-      </w:pPr>
-      <w:r>
-        <w:rPr>
-          <w:rFonts w:ascii="Courier New" w:cs="Courier New" w:eastAsia="Courier New" w:hAnsi="Courier New"/>
-          <w:b/>
-          <w:bCs/>
-          <w:color w:val="6b7280"/>
-          <w:sz w:val="20"/>
-          <w:szCs w:val="20"/>
-        </w:rPr>
-        <w:t xml:space="preserve">2.2  </w:t>
-      </w:r>
-      <w:r>
-        <w:rPr>
-          <w:rFonts w:ascii="Arial" w:cs="Arial" w:eastAsia="Arial" w:hAnsi="Arial"/>
-          <w:b/>
-          <w:bCs/>
-          <w:color w:val="15151d"/>
-          <w:sz w:val="24"/>
-          <w:szCs w:val="24"/>
-        </w:rPr>
-        <w:t xml:space="preserve">“I’m breaking my mother’s heart,”</w:t>
-      </w:r>
-    </w:p>
-    <w:p>
-      <w:pPr>
-        <w:spacing w:after="140"/>
-        <w:ind w:left="460"/>
-      </w:pPr>
-      <w:r>
-        <w:rPr>
-          <w:rFonts w:ascii="Arial" w:cs="Arial" w:eastAsia="Arial" w:hAnsi="Arial"/>
-          <w:color w:val="3a3d46"/>
-          <w:sz w:val="21"/>
-          <w:szCs w:val="21"/>
-        </w:rPr>
-        <w:t xml:space="preserve">Unlock, straight to Messages — no hesitation; her opening took four cues, his takes two. Her number sits on top, one hour old. Beneath it: the trail of nice Jewish girls he is about to escape.</w:t>
-      </w:r>
-    </w:p>
-    <w:p>
-      <w:pPr>
-        <w:spacing w:after="20"/>
-      </w:pPr>
-      <w:r>
-        <w:rPr>
-          <w:rFonts w:ascii="Courier New" w:cs="Courier New" w:eastAsia="Courier New" w:hAnsi="Courier New"/>
-          <w:b/>
-          <w:bCs/>
-          <w:color w:val="6b7280"/>
-          <w:sz w:val="20"/>
-          <w:szCs w:val="20"/>
-        </w:rPr>
-        <w:t xml:space="preserve">2.3  </w:t>
-      </w:r>
-      <w:r>
-        <w:rPr>
-          <w:rFonts w:ascii="Arial" w:cs="Arial" w:eastAsia="Arial" w:hAnsi="Arial"/>
-          <w:b/>
-          <w:bCs/>
-          <w:color w:val="15151d"/>
-          <w:sz w:val="24"/>
-          <w:szCs w:val="24"/>
-        </w:rPr>
-        <w:t xml:space="preserve">“The JCC of Spring Valley is shaking,”</w:t>
-      </w:r>
-    </w:p>
-    <w:p>
-      <w:pPr>
-        <w:spacing w:after="140"/>
-        <w:ind w:left="460"/>
-      </w:pPr>
-      <w:r>
-        <w:rPr>
-          <w:rFonts w:ascii="Arial" w:cs="Arial" w:eastAsia="Arial" w:hAnsi="Arial"/>
-          <w:color w:val="3a3d46"/>
-          <w:sz w:val="21"/>
-          <w:szCs w:val="21"/>
-        </w:rPr>
-        <w:t xml:space="preserve">He taps her row instantly. A thread one hour old — one message in it: her number.</w:t>
-      </w:r>
-    </w:p>
-    <w:p>
-      <w:pPr>
-        <w:spacing w:after="20"/>
-      </w:pPr>
-      <w:r>
-        <w:rPr>
-          <w:rFonts w:ascii="Courier New" w:cs="Courier New" w:eastAsia="Courier New" w:hAnsi="Courier New"/>
-          <w:b/>
-          <w:bCs/>
-          <w:color w:val="6b7280"/>
-          <w:sz w:val="20"/>
-          <w:szCs w:val="20"/>
-        </w:rPr>
-        <w:t xml:space="preserve">2.4  </w:t>
-      </w:r>
-      <w:r>
-        <w:rPr>
-          <w:rFonts w:ascii="Arial" w:cs="Arial" w:eastAsia="Arial" w:hAnsi="Arial"/>
-          <w:b/>
-          <w:bCs/>
-          <w:color w:val="15151d"/>
-          <w:sz w:val="24"/>
-          <w:szCs w:val="24"/>
-        </w:rPr>
-        <w:t xml:space="preserve">“And if you had a tattoo, that wouldn’t matter.”</w:t>
-      </w:r>
-    </w:p>
-    <w:p>
-      <w:pPr>
-        <w:spacing w:after="140"/>
-        <w:ind w:left="460"/>
-      </w:pPr>
-      <w:r>
-        <w:rPr>
-          <w:rFonts w:ascii="Arial" w:cs="Arial" w:eastAsia="Arial" w:hAnsi="Arial"/>
-          <w:color w:val="3a3d46"/>
-          <w:sz w:val="21"/>
-          <w:szCs w:val="21"/>
-        </w:rPr>
-        <w:t xml:space="preserve">PRESENT, 11:39 — a long overwrought draft, typed in full.</w:t>
-      </w:r>
-    </w:p>
-    <w:p>
-      <w:pPr>
-        <w:spacing w:after="20"/>
-      </w:pPr>
-      <w:r>
-        <w:rPr>
-          <w:rFonts w:ascii="Courier New" w:cs="Courier New" w:eastAsia="Courier New" w:hAnsi="Courier New"/>
-          <w:b/>
-          <w:bCs/>
-          <w:color w:val="6b7280"/>
-          <w:sz w:val="20"/>
-          <w:szCs w:val="20"/>
-        </w:rPr>
-        <w:t xml:space="preserve">2.5  </w:t>
-      </w:r>
-      <w:r>
-        <w:rPr>
-          <w:rFonts w:ascii="Arial" w:cs="Arial" w:eastAsia="Arial" w:hAnsi="Arial"/>
-          <w:b/>
-          <w:bCs/>
-          <w:color w:val="15151d"/>
-          <w:sz w:val="24"/>
-          <w:szCs w:val="24"/>
-        </w:rPr>
-        <w:t xml:space="preserve">“And if you had a shaved head, that would be cool.”</w:t>
-      </w:r>
-    </w:p>
-    <w:p>
-      <w:pPr>
-        <w:spacing w:after="140"/>
-        <w:ind w:left="460"/>
-      </w:pPr>
-      <w:r>
-        <w:rPr>
-          <w:rFonts w:ascii="Arial" w:cs="Arial" w:eastAsia="Arial" w:hAnsi="Arial"/>
-          <w:color w:val="3a3d46"/>
-          <w:sz w:val="21"/>
-          <w:szCs w:val="21"/>
-        </w:rPr>
-        <w:t xml:space="preserve">Backspaces every character. Clock ticks to 11:41.</w:t>
-      </w:r>
-    </w:p>
-    <w:p>
-      <w:pPr>
-        <w:spacing w:after="20"/>
-      </w:pPr>
-      <w:r>
-        <w:rPr>
-          <w:rFonts w:ascii="Courier New" w:cs="Courier New" w:eastAsia="Courier New" w:hAnsi="Courier New"/>
-          <w:b/>
-          <w:bCs/>
-          <w:color w:val="6b7280"/>
-          <w:sz w:val="20"/>
-          <w:szCs w:val="20"/>
-        </w:rPr>
-        <w:t xml:space="preserve">2.6  </w:t>
-      </w:r>
-      <w:r>
-        <w:rPr>
-          <w:rFonts w:ascii="Arial" w:cs="Arial" w:eastAsia="Arial" w:hAnsi="Arial"/>
-          <w:b/>
-          <w:bCs/>
-          <w:color w:val="15151d"/>
-          <w:sz w:val="24"/>
-          <w:szCs w:val="24"/>
-        </w:rPr>
-        <w:t xml:space="preserve">“If you came from Spain or Japan or the back of a van—”</w:t>
-      </w:r>
-    </w:p>
-    <w:p>
-      <w:pPr>
-        <w:spacing w:after="140"/>
-        <w:ind w:left="460"/>
-      </w:pPr>
-      <w:r>
-        <w:rPr>
-          <w:rFonts w:ascii="Arial" w:cs="Arial" w:eastAsia="Arial" w:hAnsi="Arial"/>
-          <w:color w:val="3a3d46"/>
-          <w:sz w:val="21"/>
-          <w:szCs w:val="21"/>
-        </w:rPr>
-        <w:t xml:space="preserve">A second, bolder draft.</w:t>
-      </w:r>
-    </w:p>
-    <w:p>
-      <w:pPr>
-        <w:spacing w:after="20"/>
-      </w:pPr>
-      <w:r>
-        <w:rPr>
-          <w:rFonts w:ascii="Courier New" w:cs="Courier New" w:eastAsia="Courier New" w:hAnsi="Courier New"/>
-          <w:b/>
-          <w:bCs/>
-          <w:color w:val="6b7280"/>
-          <w:sz w:val="20"/>
-          <w:szCs w:val="20"/>
-        </w:rPr>
-        <w:t xml:space="preserve">2.7  </w:t>
-      </w:r>
-      <w:r>
-        <w:rPr>
-          <w:rFonts w:ascii="Arial" w:cs="Arial" w:eastAsia="Arial" w:hAnsi="Arial"/>
-          <w:b/>
-          <w:bCs/>
-          <w:color w:val="15151d"/>
-          <w:sz w:val="24"/>
-          <w:szCs w:val="24"/>
-        </w:rPr>
-        <w:t xml:space="preserve">“Just as long as you’re not from Hebrew school.”</w:t>
-      </w:r>
-    </w:p>
-    <w:p>
-      <w:pPr>
-        <w:spacing w:after="140"/>
-        <w:ind w:left="460"/>
-      </w:pPr>
-      <w:r>
-        <w:rPr>
-          <w:rFonts w:ascii="Arial" w:cs="Arial" w:eastAsia="Arial" w:hAnsi="Arial"/>
-          <w:color w:val="3a3d46"/>
-          <w:sz w:val="21"/>
-          <w:szCs w:val="21"/>
-        </w:rPr>
-        <w:t xml:space="preserve">Deletes that one too. 11:45. Ten minutes on a sidewalk, failing to write a text.</w:t>
-      </w:r>
-    </w:p>
-    <w:p>
-      <w:pPr>
-        <w:spacing w:after="20"/>
-      </w:pPr>
-      <w:r>
-        <w:rPr>
-          <w:rFonts w:ascii="Courier New" w:cs="Courier New" w:eastAsia="Courier New" w:hAnsi="Courier New"/>
-          <w:b/>
-          <w:bCs/>
-          <w:color w:val="6b7280"/>
-          <w:sz w:val="20"/>
-          <w:szCs w:val="20"/>
-        </w:rPr>
-        <w:t xml:space="preserve">2.8  </w:t>
-      </w:r>
-      <w:r>
-        <w:rPr>
-          <w:rFonts w:ascii="Arial" w:cs="Arial" w:eastAsia="Arial" w:hAnsi="Arial"/>
-          <w:b/>
-          <w:bCs/>
-          <w:color w:val="15151d"/>
-          <w:sz w:val="24"/>
-          <w:szCs w:val="24"/>
-        </w:rPr>
-        <w:t xml:space="preserve">“I’ve been waiting for someone like you.”</w:t>
-      </w:r>
-    </w:p>
-    <w:p>
-      <w:pPr>
-        <w:spacing w:after="140"/>
-        <w:ind w:left="460"/>
-      </w:pPr>
-      <w:r>
-        <w:rPr>
-          <w:rFonts w:ascii="Arial" w:cs="Arial" w:eastAsia="Arial" w:hAnsi="Arial"/>
-          <w:color w:val="3a3d46"/>
-          <w:sz w:val="21"/>
-          <w:szCs w:val="21"/>
-        </w:rPr>
-        <w:t xml:space="preserve">Types two casual words instead.</w:t>
-      </w:r>
-    </w:p>
-    <w:p>
-      <w:pPr>
-        <w:spacing w:after="20"/>
-      </w:pPr>
-      <w:r>
-        <w:rPr>
-          <w:rFonts w:ascii="Courier New" w:cs="Courier New" w:eastAsia="Courier New" w:hAnsi="Courier New"/>
-          <w:b/>
-          <w:bCs/>
-          <w:color w:val="6b7280"/>
-          <w:sz w:val="20"/>
-          <w:szCs w:val="20"/>
-        </w:rPr>
-        <w:t xml:space="preserve">2.9  </w:t>
-      </w:r>
-      <w:r>
-        <w:rPr>
-          <w:rFonts w:ascii="Arial" w:cs="Arial" w:eastAsia="Arial" w:hAnsi="Arial"/>
-          <w:b/>
-          <w:bCs/>
-          <w:color w:val="15151d"/>
-          <w:sz w:val="24"/>
-          <w:szCs w:val="24"/>
-        </w:rPr>
-        <w:t xml:space="preserve">“I’ve been waiting for you.”</w:t>
-      </w:r>
-    </w:p>
-    <w:p>
-      <w:pPr>
-        <w:spacing w:after="140"/>
-        <w:ind w:left="460"/>
-      </w:pPr>
-      <w:r>
-        <w:rPr>
-          <w:rFonts w:ascii="Arial" w:cs="Arial" w:eastAsia="Arial" w:hAnsi="Arial"/>
-          <w:color w:val="3a3d46"/>
-          <w:sz w:val="21"/>
-          <w:szCs w:val="21"/>
-        </w:rPr>
-        <w:t xml:space="preserve">SEND. The whole song, reduced to two words.</w:t>
-      </w:r>
-    </w:p>
-    <w:p>
-      <w:pPr>
-        <w:spacing w:after="20"/>
-      </w:pPr>
-      <w:r>
-        <w:rPr>
-          <w:rFonts w:ascii="Courier New" w:cs="Courier New" w:eastAsia="Courier New" w:hAnsi="Courier New"/>
-          <w:b/>
-          <w:bCs/>
-          <w:color w:val="6b7280"/>
-          <w:sz w:val="20"/>
-          <w:szCs w:val="20"/>
-        </w:rPr>
-        <w:t xml:space="preserve">2.10  </w:t>
+        <w:t xml:space="preserve">♪ FINAL CUTOFF</w:t>
+      </w:r>
+    </w:p>
+    <w:p>
+      <w:pPr>
+        <w:spacing w:after="140"/>
+        <w:ind w:left="460"/>
+      </w:pPr>
+      <w:r>
+        <w:rPr>
+          <w:rFonts w:ascii="Arial" w:cs="Arial" w:eastAsia="Arial" w:hAnsi="Arial"/>
+          <w:color w:val="3a3d46"/>
+          <w:sz w:val="21"/>
+          <w:szCs w:val="21"/>
+        </w:rPr>
+        <w:t xml:space="preserve">HARD BLACK on the cutoff.</w:t>
+      </w:r>
+    </w:p>
+    <w:p>
+      <w:pPr>
+        <w:pageBreakBefore/>
+        <w:spacing w:after="20"/>
+      </w:pPr>
+      <w:r>
+        <w:rPr>
+          <w:rFonts w:ascii="Arial" w:cs="Arial" w:eastAsia="Arial" w:hAnsi="Arial"/>
+          <w:b/>
+          <w:bCs/>
+          <w:color w:val="15151d"/>
+          <w:sz w:val="36"/>
+          <w:szCs w:val="36"/>
+        </w:rPr>
+        <w:t xml:space="preserve">2 · Shiksa Goddess</w:t>
+      </w:r>
+    </w:p>
+    <w:p>
+      <w:pPr>
+        <w:spacing w:after="180"/>
+      </w:pPr>
+      <w:r>
+        <w:rPr>
+          <w:rFonts w:ascii="Arial" w:cs="Arial" w:eastAsia="Arial" w:hAnsi="Arial"/>
+          <w:b/>
+          <w:bCs/>
+          <w:color w:val="2b6a7a"/>
+          <w:sz w:val="20"/>
+          <w:szCs w:val="20"/>
+        </w:rPr>
+        <w:t xml:space="preserve">JAMIE</w:t>
+      </w:r>
+      <w:r>
+        <w:rPr>
+          <w:rFonts w:ascii="Arial" w:cs="Arial" w:eastAsia="Arial" w:hAnsi="Arial"/>
+          <w:color w:val="6b7280"/>
+          <w:sz w:val="20"/>
+          <w:szCs w:val="20"/>
+        </w:rPr>
+        <w:t xml:space="preserve">   ·   iPhone   ·   SEPTEMBER 2021</w:t>
+      </w:r>
+    </w:p>
+    <w:p>
+      <w:pPr>
+        <w:spacing w:after="20"/>
+      </w:pPr>
+      <w:r>
+        <w:rPr>
+          <w:rFonts w:ascii="Courier New" w:cs="Courier New" w:eastAsia="Courier New" w:hAnsi="Courier New"/>
+          <w:b/>
+          <w:bCs/>
+          <w:color w:val="6b7280"/>
+          <w:sz w:val="20"/>
+          <w:szCs w:val="20"/>
+        </w:rPr>
+        <w:t xml:space="preserve">2.1  </w:t>
       </w:r>
       <w:r>
         <w:rPr>
@@ -1515,38 +1137,332 @@
           <w:sz w:val="22"/>
           <w:szCs w:val="22"/>
         </w:rPr>
-        <w:t xml:space="preserve">♪ Vamp under the button</w:t>
-      </w:r>
-    </w:p>
-    <w:p>
-      <w:pPr>
-        <w:spacing w:after="140"/>
-        <w:ind w:left="460"/>
-      </w:pPr>
-      <w:r>
-        <w:rPr>
-          <w:rFonts w:ascii="Arial" w:cs="Arial" w:eastAsia="Arial" w:hAnsi="Arial"/>
-          <w:color w:val="3a3d46"/>
-          <w:sz w:val="21"/>
-          <w:szCs w:val="21"/>
-        </w:rPr>
-        <w:t xml:space="preserve">Her typing bubble appears — and stays up. The finale pays this off at 11:58.</w:t>
-      </w:r>
-    </w:p>
-    <w:p>
-      <w:pPr>
-        <w:spacing w:after="20"/>
-      </w:pPr>
-      <w:r>
-        <w:rPr>
-          <w:rFonts w:ascii="Courier New" w:cs="Courier New" w:eastAsia="Courier New" w:hAnsi="Courier New"/>
-          <w:b/>
-          <w:bCs/>
-          <w:color w:val="6b7280"/>
-          <w:sz w:val="20"/>
-          <w:szCs w:val="20"/>
-        </w:rPr>
-        <w:t xml:space="preserve">2.11  </w:t>
+        <w:t xml:space="preserve">♪ Segue chord out of her blackout</w:t>
+      </w:r>
+    </w:p>
+    <w:p>
+      <w:pPr>
+        <w:spacing w:after="140"/>
+        <w:ind w:left="460"/>
+      </w:pPr>
+      <w:r>
+        <w:rPr>
+          <w:rFonts w:ascii="Arial" w:cs="Arial" w:eastAsia="Arial" w:hAnsi="Arial"/>
+          <w:color w:val="3a3d46"/>
+          <w:sz w:val="21"/>
+          <w:szCs w:val="21"/>
+        </w:rPr>
+        <w:t xml:space="preserve">His phone, September 2021, 11:38 PM. Locked. Walking home.</w:t>
+      </w:r>
+    </w:p>
+    <w:p>
+      <w:pPr>
+        <w:spacing w:after="20"/>
+      </w:pPr>
+      <w:r>
+        <w:rPr>
+          <w:rFonts w:ascii="Courier New" w:cs="Courier New" w:eastAsia="Courier New" w:hAnsi="Courier New"/>
+          <w:b/>
+          <w:bCs/>
+          <w:color w:val="6b7280"/>
+          <w:sz w:val="20"/>
+          <w:szCs w:val="20"/>
+        </w:rPr>
+        <w:t xml:space="preserve">2.2  </w:t>
+      </w:r>
+      <w:r>
+        <w:rPr>
+          <w:rFonts w:ascii="Arial" w:cs="Arial" w:eastAsia="Arial" w:hAnsi="Arial"/>
+          <w:b/>
+          <w:bCs/>
+          <w:color w:val="15151d"/>
+          <w:sz w:val="24"/>
+          <w:szCs w:val="24"/>
+        </w:rPr>
+        <w:t xml:space="preserve">“I’m breaking my mother’s heart — THE SECOND TIME”</w:t>
+      </w:r>
+    </w:p>
+    <w:p>
+      <w:pPr>
+        <w:spacing w:after="140"/>
+        <w:ind w:left="460"/>
+      </w:pPr>
+      <w:r>
+        <w:rPr>
+          <w:rFonts w:ascii="Arial" w:cs="Arial" w:eastAsia="Arial" w:hAnsi="Arial"/>
+          <w:color w:val="3a3d46"/>
+          <w:sz w:val="21"/>
+          <w:szCs w:val="21"/>
+        </w:rPr>
+        <w:t xml:space="preserve">The phone comes out. Unlock, straight to Messages — her number sits on top, one hour old.</w:t>
+      </w:r>
+    </w:p>
+    <w:p>
+      <w:pPr>
+        <w:spacing w:after="20"/>
+      </w:pPr>
+      <w:r>
+        <w:rPr>
+          <w:rFonts w:ascii="Courier New" w:cs="Courier New" w:eastAsia="Courier New" w:hAnsi="Courier New"/>
+          <w:b/>
+          <w:bCs/>
+          <w:color w:val="6b7280"/>
+          <w:sz w:val="20"/>
+          <w:szCs w:val="20"/>
+        </w:rPr>
+        <w:t xml:space="preserve">2.3  </w:t>
+      </w:r>
+      <w:r>
+        <w:rPr>
+          <w:rFonts w:ascii="Arial" w:cs="Arial" w:eastAsia="Arial" w:hAnsi="Arial"/>
+          <w:b/>
+          <w:bCs/>
+          <w:color w:val="15151d"/>
+          <w:sz w:val="24"/>
+          <w:szCs w:val="24"/>
+        </w:rPr>
+        <w:t xml:space="preserve">“Before “…my grandfather’s rolling in his grave” — the first draft”</w:t>
+      </w:r>
+    </w:p>
+    <w:p>
+      <w:pPr>
+        <w:spacing w:after="140"/>
+        <w:ind w:left="460"/>
+      </w:pPr>
+      <w:r>
+        <w:rPr>
+          <w:rFonts w:ascii="Arial" w:cs="Arial" w:eastAsia="Arial" w:hAnsi="Arial"/>
+          <w:color w:val="3a3d46"/>
+          <w:sz w:val="21"/>
+          <w:szCs w:val="21"/>
+        </w:rPr>
+        <w:t xml:space="preserve">Her thread — one message in it: her number. He types a long, overwrought draft in full.</w:t>
+      </w:r>
+    </w:p>
+    <w:p>
+      <w:pPr>
+        <w:spacing w:after="20"/>
+      </w:pPr>
+      <w:r>
+        <w:rPr>
+          <w:rFonts w:ascii="Courier New" w:cs="Courier New" w:eastAsia="Courier New" w:hAnsi="Courier New"/>
+          <w:b/>
+          <w:bCs/>
+          <w:color w:val="6b7280"/>
+          <w:sz w:val="20"/>
+          <w:szCs w:val="20"/>
+        </w:rPr>
+        <w:t xml:space="preserve">2.4  </w:t>
+      </w:r>
+      <w:r>
+        <w:rPr>
+          <w:rFonts w:ascii="Arial" w:cs="Arial" w:eastAsia="Arial" w:hAnsi="Arial"/>
+          <w:b/>
+          <w:bCs/>
+          <w:color w:val="15151d"/>
+          <w:sz w:val="24"/>
+          <w:szCs w:val="24"/>
+        </w:rPr>
+        <w:t xml:space="preserve">“Still before the grandfather line — deleted; a bolder one”</w:t>
+      </w:r>
+    </w:p>
+    <w:p>
+      <w:pPr>
+        <w:spacing w:after="140"/>
+        <w:ind w:left="460"/>
+      </w:pPr>
+      <w:r>
+        <w:rPr>
+          <w:rFonts w:ascii="Arial" w:cs="Arial" w:eastAsia="Arial" w:hAnsi="Arial"/>
+          <w:color w:val="3a3d46"/>
+          <w:sz w:val="21"/>
+          <w:szCs w:val="21"/>
+        </w:rPr>
+        <w:t xml:space="preserve">Backspaces every character, then tries again, bolder.</w:t>
+      </w:r>
+    </w:p>
+    <w:p>
+      <w:pPr>
+        <w:spacing w:after="20"/>
+      </w:pPr>
+      <w:r>
+        <w:rPr>
+          <w:rFonts w:ascii="Courier New" w:cs="Courier New" w:eastAsia="Courier New" w:hAnsi="Courier New"/>
+          <w:b/>
+          <w:bCs/>
+          <w:color w:val="6b7280"/>
+          <w:sz w:val="20"/>
+          <w:szCs w:val="20"/>
+        </w:rPr>
+        <w:t xml:space="preserve">2.5  </w:t>
+      </w:r>
+      <w:r>
+        <w:rPr>
+          <w:rFonts w:ascii="Arial" w:cs="Arial" w:eastAsia="Arial" w:hAnsi="Arial"/>
+          <w:b/>
+          <w:bCs/>
+          <w:color w:val="15151d"/>
+          <w:sz w:val="24"/>
+          <w:szCs w:val="24"/>
+        </w:rPr>
+        <w:t xml:space="preserve">“…and that one goes too”</w:t>
+      </w:r>
+    </w:p>
+    <w:p>
+      <w:pPr>
+        <w:spacing w:after="140"/>
+        <w:ind w:left="460"/>
+      </w:pPr>
+      <w:r>
+        <w:rPr>
+          <w:rFonts w:ascii="Arial" w:cs="Arial" w:eastAsia="Arial" w:hAnsi="Arial"/>
+          <w:color w:val="3a3d46"/>
+          <w:sz w:val="21"/>
+          <w:szCs w:val="21"/>
+        </w:rPr>
+        <w:t xml:space="preserve">Deleted. 11:41. Failing to write a text on a sidewalk.</w:t>
+      </w:r>
+    </w:p>
+    <w:p>
+      <w:pPr>
+        <w:spacing w:after="20"/>
+      </w:pPr>
+      <w:r>
+        <w:rPr>
+          <w:rFonts w:ascii="Courier New" w:cs="Courier New" w:eastAsia="Courier New" w:hAnsi="Courier New"/>
+          <w:b/>
+          <w:bCs/>
+          <w:color w:val="6b7280"/>
+          <w:sz w:val="20"/>
+          <w:szCs w:val="20"/>
+        </w:rPr>
+        <w:t xml:space="preserve">2.6  </w:t>
+      </w:r>
+      <w:r>
+        <w:rPr>
+          <w:rFonts w:ascii="Arial" w:cs="Arial" w:eastAsia="Arial" w:hAnsi="Arial"/>
+          <w:b/>
+          <w:bCs/>
+          <w:color w:val="7a5f1f"/>
+          <w:sz w:val="22"/>
+          <w:szCs w:val="22"/>
+        </w:rPr>
+        <w:t xml:space="preserve">▸ He pockets the phone</w:t>
+      </w:r>
+    </w:p>
+    <w:p>
+      <w:pPr>
+        <w:spacing w:after="140"/>
+        <w:ind w:left="460"/>
+      </w:pPr>
+      <w:r>
+        <w:rPr>
+          <w:rFonts w:ascii="Arial" w:cs="Arial" w:eastAsia="Arial" w:hAnsi="Arial"/>
+          <w:color w:val="3a3d46"/>
+          <w:sz w:val="21"/>
+          <w:szCs w:val="21"/>
+        </w:rPr>
+        <w:t xml:space="preserve">Black while he sings.</w:t>
+      </w:r>
+    </w:p>
+    <w:p>
+      <w:pPr>
+        <w:spacing w:after="20"/>
+      </w:pPr>
+      <w:r>
+        <w:rPr>
+          <w:rFonts w:ascii="Courier New" w:cs="Courier New" w:eastAsia="Courier New" w:hAnsi="Courier New"/>
+          <w:b/>
+          <w:bCs/>
+          <w:color w:val="6b7280"/>
+          <w:sz w:val="20"/>
+          <w:szCs w:val="20"/>
+        </w:rPr>
+        <w:t xml:space="preserve">2.7  </w:t>
+      </w:r>
+      <w:r>
+        <w:rPr>
+          <w:rFonts w:ascii="Arial" w:cs="Arial" w:eastAsia="Arial" w:hAnsi="Arial"/>
+          <w:b/>
+          <w:bCs/>
+          <w:color w:val="15151d"/>
+          <w:sz w:val="24"/>
+          <w:szCs w:val="24"/>
+        </w:rPr>
+        <w:t xml:space="preserve">“⚠CONFIRM LINE — “I’ve been standing…” (garbled in notes) · the phone comes back out”</w:t>
+      </w:r>
+    </w:p>
+    <w:p>
+      <w:pPr>
+        <w:spacing w:after="140"/>
+        <w:ind w:left="460"/>
+      </w:pPr>
+      <w:r>
+        <w:rPr>
+          <w:rFonts w:ascii="Arial" w:cs="Arial" w:eastAsia="Arial" w:hAnsi="Arial"/>
+          <w:color w:val="3a3d46"/>
+          <w:sz w:val="21"/>
+          <w:szCs w:val="21"/>
+        </w:rPr>
+        <w:t xml:space="preserve">The thread again. 11:47.</w:t>
+      </w:r>
+    </w:p>
+    <w:p>
+      <w:pPr>
+        <w:spacing w:after="20"/>
+      </w:pPr>
+      <w:r>
+        <w:rPr>
+          <w:rFonts w:ascii="Courier New" w:cs="Courier New" w:eastAsia="Courier New" w:hAnsi="Courier New"/>
+          <w:b/>
+          <w:bCs/>
+          <w:color w:val="6b7280"/>
+          <w:sz w:val="20"/>
+          <w:szCs w:val="20"/>
+        </w:rPr>
+        <w:t xml:space="preserve">2.8  </w:t>
+      </w:r>
+      <w:r>
+        <w:rPr>
+          <w:rFonts w:ascii="Arial" w:cs="Arial" w:eastAsia="Arial" w:hAnsi="Arial"/>
+          <w:b/>
+          <w:bCs/>
+          <w:color w:val="15151d"/>
+          <w:sz w:val="24"/>
+          <w:szCs w:val="24"/>
+        </w:rPr>
+        <w:t xml:space="preserve">““Like an idiot, scared to death” — he finally sends it”</w:t>
+      </w:r>
+    </w:p>
+    <w:p>
+      <w:pPr>
+        <w:spacing w:after="140"/>
+        <w:ind w:left="460"/>
+      </w:pPr>
+      <w:r>
+        <w:rPr>
+          <w:rFonts w:ascii="Arial" w:cs="Arial" w:eastAsia="Arial" w:hAnsi="Arial"/>
+          <w:color w:val="3a3d46"/>
+          <w:sz w:val="21"/>
+          <w:szCs w:val="21"/>
+        </w:rPr>
+        <w:t xml:space="preserve">Two words: “home safe?” — typed and SENT. The finale receives this exact text at 11:58.</w:t>
+      </w:r>
+    </w:p>
+    <w:p>
+      <w:pPr>
+        <w:spacing w:after="20"/>
+      </w:pPr>
+      <w:r>
+        <w:rPr>
+          <w:rFonts w:ascii="Courier New" w:cs="Courier New" w:eastAsia="Courier New" w:hAnsi="Courier New"/>
+          <w:b/>
+          <w:bCs/>
+          <w:color w:val="6b7280"/>
+          <w:sz w:val="20"/>
+          <w:szCs w:val="20"/>
+        </w:rPr>
+        <w:t xml:space="preserve">2.9  </w:t>
       </w:r>
       <w:r>
         <w:rPr>
@@ -1557,22 +1473,106 @@
           <w:sz w:val="22"/>
           <w:szCs w:val="22"/>
         </w:rPr>
-        <w:t xml:space="preserve">♪ After the vamp settles</w:t>
-      </w:r>
-    </w:p>
-    <w:p>
-      <w:pPr>
-        <w:spacing w:after="140"/>
-        <w:ind w:left="460"/>
-      </w:pPr>
-      <w:r>
-        <w:rPr>
-          <w:rFonts w:ascii="Arial" w:cs="Arial" w:eastAsia="Arial" w:hAnsi="Arial"/>
-          <w:color w:val="3a3d46"/>
-          <w:sz w:val="21"/>
-          <w:szCs w:val="21"/>
-        </w:rPr>
-        <w:t xml:space="preserve">Blackout on the screen for the rest of the number. The song is his.</w:t>
+        <w:t xml:space="preserve">♪ Under the vamp</w:t>
+      </w:r>
+    </w:p>
+    <w:p>
+      <w:pPr>
+        <w:spacing w:after="140"/>
+        <w:ind w:left="460"/>
+      </w:pPr>
+      <w:r>
+        <w:rPr>
+          <w:rFonts w:ascii="Arial" w:cs="Arial" w:eastAsia="Arial" w:hAnsi="Arial"/>
+          <w:color w:val="3a3d46"/>
+          <w:sz w:val="21"/>
+          <w:szCs w:val="21"/>
+        </w:rPr>
+        <w:t xml:space="preserve">Her typing bubble appears — and stays up.</w:t>
+      </w:r>
+    </w:p>
+    <w:p>
+      <w:pPr>
+        <w:spacing w:after="20"/>
+      </w:pPr>
+      <w:r>
+        <w:rPr>
+          <w:rFonts w:ascii="Courier New" w:cs="Courier New" w:eastAsia="Courier New" w:hAnsi="Courier New"/>
+          <w:b/>
+          <w:bCs/>
+          <w:color w:val="6b7280"/>
+          <w:sz w:val="20"/>
+          <w:szCs w:val="20"/>
+        </w:rPr>
+        <w:t xml:space="preserve">2.10  </w:t>
+      </w:r>
+      <w:r>
+        <w:rPr>
+          <w:rFonts w:ascii="Arial" w:cs="Arial" w:eastAsia="Arial" w:hAnsi="Arial"/>
+          <w:b/>
+          <w:bCs/>
+          <w:color w:val="15151d"/>
+          <w:sz w:val="24"/>
+          <w:szCs w:val="24"/>
+        </w:rPr>
+        <w:t xml:space="preserve">““And if you had a pierced tongue” — he is ON THE PHONE with Cathy”</w:t>
+      </w:r>
+    </w:p>
+    <w:p>
+      <w:pPr>
+        <w:spacing w:after="140"/>
+        <w:ind w:left="460"/>
+      </w:pPr>
+      <w:r>
+        <w:rPr>
+          <w:rFonts w:ascii="Arial" w:cs="Arial" w:eastAsia="Arial" w:hAnsi="Arial"/>
+          <w:color w:val="3a3d46"/>
+          <w:sz w:val="21"/>
+          <w:szCs w:val="21"/>
+        </w:rPr>
+        <w:t xml:space="preserve">The bubble never resolves as a text — she called instead. Connected call, her name on his screen.</w:t>
+      </w:r>
+    </w:p>
+    <w:p>
+      <w:pPr>
+        <w:spacing w:after="20"/>
+      </w:pPr>
+      <w:r>
+        <w:rPr>
+          <w:rFonts w:ascii="Courier New" w:cs="Courier New" w:eastAsia="Courier New" w:hAnsi="Courier New"/>
+          <w:b/>
+          <w:bCs/>
+          <w:color w:val="6b7280"/>
+          <w:sz w:val="20"/>
+          <w:szCs w:val="20"/>
+        </w:rPr>
+        <w:t xml:space="preserve">2.11  </w:t>
+      </w:r>
+      <w:r>
+        <w:rPr>
+          <w:rFonts w:ascii="Arial" w:cs="Arial" w:eastAsia="Arial" w:hAnsi="Arial"/>
+          <w:b/>
+          <w:bCs/>
+          <w:color w:val="7a5f1f"/>
+          <w:sz w:val="22"/>
+          <w:szCs w:val="22"/>
+        </w:rPr>
+        <w:t xml:space="preserve">▸ Call ends — phone away just before “breaking the circle”</w:t>
+      </w:r>
+    </w:p>
+    <w:p>
+      <w:pPr>
+        <w:spacing w:after="140"/>
+        <w:ind w:left="460"/>
+      </w:pPr>
+      <w:r>
+        <w:rPr>
+          <w:rFonts w:ascii="Arial" w:cs="Arial" w:eastAsia="Arial" w:hAnsi="Arial"/>
+          <w:color w:val="3a3d46"/>
+          <w:sz w:val="21"/>
+          <w:szCs w:val="21"/>
+        </w:rPr>
+        <w:t xml:space="preserve">Black, and it does not come back out. Nothing else until See I’m Smiling.</w:t>
       </w:r>
     </w:p>
     <w:p>
@@ -1656,7 +1656,7 @@
           <w:sz w:val="21"/>
           <w:szCs w:val="21"/>
         </w:rPr>
-        <w:t xml:space="preserve">Ohio, her birthday. Facebook opens on the post she just made — the pier photo, close-up so the house can read it.</w:t>
+        <w:t xml:space="preserve">Ohio, her birthday. Facebook opens on the post she just made — the pier photo.</w:t>
       </w:r>
     </w:p>
     <w:p>
@@ -1683,22 +1683,22 @@
           <w:sz w:val="22"/>
           <w:szCs w:val="22"/>
         </w:rPr>
-        <w:t xml:space="preserve">♪ A beat later — the likes climb</w:t>
-      </w:r>
-    </w:p>
-    <w:p>
-      <w:pPr>
-        <w:spacing w:after="140"/>
-        <w:ind w:left="460"/>
-      </w:pPr>
-      <w:r>
-        <w:rPr>
-          <w:rFonts w:ascii="Arial" w:cs="Arial" w:eastAsia="Arial" w:hAnsi="Arial"/>
-          <w:color w:val="3a3d46"/>
-          <w:sz w:val="21"/>
-          <w:szCs w:val="21"/>
-        </w:rPr>
-        <w:t xml:space="preserve">The likes climb on it. Small, happy animation.</w:t>
+        <w:t xml:space="preserve">♪ A beat later</w:t>
+      </w:r>
+    </w:p>
+    <w:p>
+      <w:pPr>
+        <w:spacing w:after="140"/>
+        <w:ind w:left="460"/>
+      </w:pPr>
+      <w:r>
+        <w:rPr>
+          <w:rFonts w:ascii="Arial" w:cs="Arial" w:eastAsia="Arial" w:hAnsi="Arial"/>
+          <w:color w:val="3a3d46"/>
+          <w:sz w:val="21"/>
+          <w:szCs w:val="21"/>
+        </w:rPr>
+        <w:t xml:space="preserve">The likes climb.</w:t>
       </w:r>
     </w:p>
     <w:p>
@@ -1715,6 +1715,384 @@
           <w:szCs w:val="20"/>
         </w:rPr>
         <w:t xml:space="preserve">3.3  </w:t>
+      </w:r>
+      <w:r>
+        <w:rPr>
+          <w:rFonts w:ascii="Arial" w:cs="Arial" w:eastAsia="Arial" w:hAnsi="Arial"/>
+          <w:b/>
+          <w:bCs/>
+          <w:color w:val="7a5f1f"/>
+          <w:sz w:val="22"/>
+          <w:szCs w:val="22"/>
+        </w:rPr>
+        <w:t xml:space="preserve">▸ She puts the phone away</w:t>
+      </w:r>
+    </w:p>
+    <w:p>
+      <w:pPr>
+        <w:spacing w:after="140"/>
+        <w:ind w:left="460"/>
+      </w:pPr>
+      <w:r>
+        <w:rPr>
+          <w:rFonts w:ascii="Arial" w:cs="Arial" w:eastAsia="Arial" w:hAnsi="Arial"/>
+          <w:color w:val="3a3d46"/>
+          <w:sz w:val="21"/>
+          <w:szCs w:val="21"/>
+        </w:rPr>
+        <w:t xml:space="preserve">Black — the screens stay out of the song until the calls.</w:t>
+      </w:r>
+    </w:p>
+    <w:p>
+      <w:pPr>
+        <w:spacing w:after="20"/>
+      </w:pPr>
+      <w:r>
+        <w:rPr>
+          <w:rFonts w:ascii="Courier New" w:cs="Courier New" w:eastAsia="Courier New" w:hAnsi="Courier New"/>
+          <w:b/>
+          <w:bCs/>
+          <w:color w:val="6b7280"/>
+          <w:sz w:val="20"/>
+          <w:szCs w:val="20"/>
+        </w:rPr>
+        <w:t xml:space="preserve">3.4  </w:t>
+      </w:r>
+      <w:r>
+        <w:rPr>
+          <w:rFonts w:ascii="Arial" w:cs="Arial" w:eastAsia="Arial" w:hAnsi="Arial"/>
+          <w:b/>
+          <w:bCs/>
+          <w:color w:val="15151d"/>
+          <w:sz w:val="24"/>
+          <w:szCs w:val="24"/>
+        </w:rPr>
+        <w:t xml:space="preserve">““You’re mine, we’re doing fine” — JAMIE DIALS. Time snaps back.”</w:t>
+      </w:r>
+    </w:p>
+    <w:p>
+      <w:pPr>
+        <w:spacing w:after="140"/>
+        <w:ind w:left="460"/>
+      </w:pPr>
+      <w:r>
+        <w:rPr>
+          <w:rFonts w:ascii="Arial" w:cs="Arial" w:eastAsia="Arial" w:hAnsi="Arial"/>
+          <w:color w:val="3a3d46"/>
+          <w:sz w:val="21"/>
+          <w:szCs w:val="21"/>
+        </w:rPr>
+        <w:t xml:space="preserve">HIS phone, 2021 — dialing Miss Whitfield’s office. ⚠Is Linda Whitfield at The Atlantic or Random House? Script check pending.</w:t>
+      </w:r>
+    </w:p>
+    <w:p>
+      <w:pPr>
+        <w:spacing w:after="20"/>
+      </w:pPr>
+      <w:r>
+        <w:rPr>
+          <w:rFonts w:ascii="Courier New" w:cs="Courier New" w:eastAsia="Courier New" w:hAnsi="Courier New"/>
+          <w:b/>
+          <w:bCs/>
+          <w:color w:val="6b7280"/>
+          <w:sz w:val="20"/>
+          <w:szCs w:val="20"/>
+        </w:rPr>
+        <w:t xml:space="preserve">3.5  </w:t>
+      </w:r>
+      <w:r>
+        <w:rPr>
+          <w:rFonts w:ascii="Arial" w:cs="Arial" w:eastAsia="Arial" w:hAnsi="Arial"/>
+          <w:b/>
+          <w:bCs/>
+          <w:color w:val="7a5f1f"/>
+          <w:sz w:val="22"/>
+          <w:szCs w:val="22"/>
+        </w:rPr>
+        <w:t xml:space="preserve">▸ On his “Hi — I’m calling for Miss Whitfield”</w:t>
+      </w:r>
+    </w:p>
+    <w:p>
+      <w:pPr>
+        <w:spacing w:after="140"/>
+        <w:ind w:left="460"/>
+      </w:pPr>
+      <w:r>
+        <w:rPr>
+          <w:rFonts w:ascii="Arial" w:cs="Arial" w:eastAsia="Arial" w:hAnsi="Arial"/>
+          <w:color w:val="3a3d46"/>
+          <w:sz w:val="21"/>
+          <w:szCs w:val="21"/>
+        </w:rPr>
+        <w:t xml:space="preserve">It connects. The conversation runs.</w:t>
+      </w:r>
+    </w:p>
+    <w:p>
+      <w:pPr>
+        <w:spacing w:after="20"/>
+      </w:pPr>
+      <w:r>
+        <w:rPr>
+          <w:rFonts w:ascii="Courier New" w:cs="Courier New" w:eastAsia="Courier New" w:hAnsi="Courier New"/>
+          <w:b/>
+          <w:bCs/>
+          <w:color w:val="6b7280"/>
+          <w:sz w:val="20"/>
+          <w:szCs w:val="20"/>
+        </w:rPr>
+        <w:t xml:space="preserve">3.6  </w:t>
+      </w:r>
+      <w:r>
+        <w:rPr>
+          <w:rFonts w:ascii="Arial" w:cs="Arial" w:eastAsia="Arial" w:hAnsi="Arial"/>
+          <w:b/>
+          <w:bCs/>
+          <w:color w:val="7a5f1f"/>
+          <w:sz w:val="22"/>
+          <w:szCs w:val="22"/>
+        </w:rPr>
+        <w:t xml:space="preserve">▸ Through “what’s your address” — he hangs up</w:t>
+      </w:r>
+    </w:p>
+    <w:p>
+      <w:pPr>
+        <w:spacing w:after="140"/>
+        <w:ind w:left="460"/>
+      </w:pPr>
+      <w:r>
+        <w:rPr>
+          <w:rFonts w:ascii="Arial" w:cs="Arial" w:eastAsia="Arial" w:hAnsi="Arial"/>
+          <w:color w:val="3a3d46"/>
+          <w:sz w:val="21"/>
+          <w:szCs w:val="21"/>
+        </w:rPr>
+        <w:t xml:space="preserve">Black. Time returns to her.</w:t>
+      </w:r>
+    </w:p>
+    <w:p>
+      <w:pPr>
+        <w:spacing w:after="20"/>
+      </w:pPr>
+      <w:r>
+        <w:rPr>
+          <w:rFonts w:ascii="Courier New" w:cs="Courier New" w:eastAsia="Courier New" w:hAnsi="Courier New"/>
+          <w:b/>
+          <w:bCs/>
+          <w:color w:val="6b7280"/>
+          <w:sz w:val="20"/>
+          <w:szCs w:val="20"/>
+        </w:rPr>
+        <w:t xml:space="preserve">3.7  </w:t>
+      </w:r>
+      <w:r>
+        <w:rPr>
+          <w:rFonts w:ascii="Arial" w:cs="Arial" w:eastAsia="Arial" w:hAnsi="Arial"/>
+          <w:b/>
+          <w:bCs/>
+          <w:color w:val="15151d"/>
+          <w:sz w:val="24"/>
+          <w:szCs w:val="24"/>
+        </w:rPr>
+        <w:t xml:space="preserve">““It’s all right, we’ll have tonight” — SHE RINGS HIM”</w:t>
+      </w:r>
+    </w:p>
+    <w:p>
+      <w:pPr>
+        <w:spacing w:after="140"/>
+        <w:ind w:left="460"/>
+      </w:pPr>
+      <w:r>
+        <w:rPr>
+          <w:rFonts w:ascii="Arial" w:cs="Arial" w:eastAsia="Arial" w:hAnsi="Arial"/>
+          <w:color w:val="3a3d46"/>
+          <w:sz w:val="21"/>
+          <w:szCs w:val="21"/>
+        </w:rPr>
+        <w:t xml:space="preserve">HIS phone again, 2021 — an INCOMING call from Miss Whitfield.</w:t>
+      </w:r>
+    </w:p>
+    <w:p>
+      <w:pPr>
+        <w:spacing w:after="20"/>
+      </w:pPr>
+      <w:r>
+        <w:rPr>
+          <w:rFonts w:ascii="Courier New" w:cs="Courier New" w:eastAsia="Courier New" w:hAnsi="Courier New"/>
+          <w:b/>
+          <w:bCs/>
+          <w:color w:val="6b7280"/>
+          <w:sz w:val="20"/>
+          <w:szCs w:val="20"/>
+        </w:rPr>
+        <w:t xml:space="preserve">3.8  </w:t>
+      </w:r>
+      <w:r>
+        <w:rPr>
+          <w:rFonts w:ascii="Arial" w:cs="Arial" w:eastAsia="Arial" w:hAnsi="Arial"/>
+          <w:b/>
+          <w:bCs/>
+          <w:color w:val="7a5f1f"/>
+          <w:sz w:val="22"/>
+          <w:szCs w:val="22"/>
+        </w:rPr>
+        <w:t xml:space="preserve">▸ “Hello… this is— oh, Miss Whitfield.” He answers</w:t>
+      </w:r>
+    </w:p>
+    <w:p>
+      <w:pPr>
+        <w:spacing w:after="140"/>
+        <w:ind w:left="460"/>
+      </w:pPr>
+      <w:r>
+        <w:rPr>
+          <w:rFonts w:ascii="Arial" w:cs="Arial" w:eastAsia="Arial" w:hAnsi="Arial"/>
+          <w:color w:val="3a3d46"/>
+          <w:sz w:val="21"/>
+          <w:szCs w:val="21"/>
+        </w:rPr>
+        <w:t xml:space="preserve">Connected. It runs until the thank-you.</w:t>
+      </w:r>
+    </w:p>
+    <w:p>
+      <w:pPr>
+        <w:spacing w:after="20"/>
+      </w:pPr>
+      <w:r>
+        <w:rPr>
+          <w:rFonts w:ascii="Courier New" w:cs="Courier New" w:eastAsia="Courier New" w:hAnsi="Courier New"/>
+          <w:b/>
+          <w:bCs/>
+          <w:color w:val="6b7280"/>
+          <w:sz w:val="20"/>
+          <w:szCs w:val="20"/>
+        </w:rPr>
+        <w:t xml:space="preserve">3.9  </w:t>
+      </w:r>
+      <w:r>
+        <w:rPr>
+          <w:rFonts w:ascii="Arial" w:cs="Arial" w:eastAsia="Arial" w:hAnsi="Arial"/>
+          <w:b/>
+          <w:bCs/>
+          <w:color w:val="7a5f1f"/>
+          <w:sz w:val="22"/>
+          <w:szCs w:val="22"/>
+        </w:rPr>
+        <w:t xml:space="preserve">▸ Through “thank you — this is great” — it ends</w:t>
+      </w:r>
+    </w:p>
+    <w:p>
+      <w:pPr>
+        <w:spacing w:after="140"/>
+        <w:ind w:left="460"/>
+      </w:pPr>
+      <w:r>
+        <w:rPr>
+          <w:rFonts w:ascii="Arial" w:cs="Arial" w:eastAsia="Arial" w:hAnsi="Arial"/>
+          <w:color w:val="3a3d46"/>
+          <w:sz w:val="21"/>
+          <w:szCs w:val="21"/>
+        </w:rPr>
+        <w:t xml:space="preserve">Black again.</w:t>
+      </w:r>
+    </w:p>
+    <w:p>
+      <w:pPr>
+        <w:spacing w:after="20"/>
+      </w:pPr>
+      <w:r>
+        <w:rPr>
+          <w:rFonts w:ascii="Courier New" w:cs="Courier New" w:eastAsia="Courier New" w:hAnsi="Courier New"/>
+          <w:b/>
+          <w:bCs/>
+          <w:color w:val="6b7280"/>
+          <w:sz w:val="20"/>
+          <w:szCs w:val="20"/>
+        </w:rPr>
+        <w:t xml:space="preserve">3.10  </w:t>
+      </w:r>
+      <w:r>
+        <w:rPr>
+          <w:rFonts w:ascii="Arial" w:cs="Arial" w:eastAsia="Arial" w:hAnsi="Arial"/>
+          <w:b/>
+          <w:bCs/>
+          <w:color w:val="15151d"/>
+          <w:sz w:val="24"/>
+          <w:szCs w:val="24"/>
+        </w:rPr>
+        <w:t xml:space="preserve">“After Cathy’s “and not do anything at all” — ROB CALLS”</w:t>
+      </w:r>
+    </w:p>
+    <w:p>
+      <w:pPr>
+        <w:spacing w:after="140"/>
+        <w:ind w:left="460"/>
+      </w:pPr>
+      <w:r>
+        <w:rPr>
+          <w:rFonts w:ascii="Arial" w:cs="Arial" w:eastAsia="Arial" w:hAnsi="Arial"/>
+          <w:color w:val="3a3d46"/>
+          <w:sz w:val="21"/>
+          <w:szCs w:val="21"/>
+        </w:rPr>
+        <w:t xml:space="preserve">HIS phone. Rob, incoming. ⚠Confirm which era this call sits in.</w:t>
+      </w:r>
+    </w:p>
+    <w:p>
+      <w:pPr>
+        <w:spacing w:after="20"/>
+      </w:pPr>
+      <w:r>
+        <w:rPr>
+          <w:rFonts w:ascii="Courier New" w:cs="Courier New" w:eastAsia="Courier New" w:hAnsi="Courier New"/>
+          <w:b/>
+          <w:bCs/>
+          <w:color w:val="6b7280"/>
+          <w:sz w:val="20"/>
+          <w:szCs w:val="20"/>
+        </w:rPr>
+        <w:t xml:space="preserve">3.11  </w:t>
+      </w:r>
+      <w:r>
+        <w:rPr>
+          <w:rFonts w:ascii="Arial" w:cs="Arial" w:eastAsia="Arial" w:hAnsi="Arial"/>
+          <w:b/>
+          <w:bCs/>
+          <w:color w:val="7a5f1f"/>
+          <w:sz w:val="22"/>
+          <w:szCs w:val="22"/>
+        </w:rPr>
+        <w:t xml:space="preserve">▸ Instant pickup</w:t>
+      </w:r>
+    </w:p>
+    <w:p>
+      <w:pPr>
+        <w:spacing w:after="140"/>
+        <w:ind w:left="460"/>
+      </w:pPr>
+      <w:r>
+        <w:rPr>
+          <w:rFonts w:ascii="Arial" w:cs="Arial" w:eastAsia="Arial" w:hAnsi="Arial"/>
+          <w:color w:val="3a3d46"/>
+          <w:sz w:val="21"/>
+          <w:szCs w:val="21"/>
+        </w:rPr>
+        <w:t xml:space="preserve">Connected — Rob and Jamie, visible through the very end of the vamp.</w:t>
+      </w:r>
+    </w:p>
+    <w:p>
+      <w:pPr>
+        <w:spacing w:after="20"/>
+      </w:pPr>
+      <w:r>
+        <w:rPr>
+          <w:rFonts w:ascii="Courier New" w:cs="Courier New" w:eastAsia="Courier New" w:hAnsi="Courier New"/>
+          <w:b/>
+          <w:bCs/>
+          <w:color w:val="6b7280"/>
+          <w:sz w:val="20"/>
+          <w:szCs w:val="20"/>
+        </w:rPr>
+        <w:t xml:space="preserve">3.12  </w:t>
       </w:r>
       <w:r>
         <w:rPr>
@@ -1725,106 +2103,22 @@
           <w:sz w:val="22"/>
           <w:szCs w:val="22"/>
         </w:rPr>
-        <w:t xml:space="preserve">♪ She puts the phone away</w:t>
-      </w:r>
-    </w:p>
-    <w:p>
-      <w:pPr>
-        <w:spacing w:after="140"/>
-        <w:ind w:left="460"/>
-      </w:pPr>
-      <w:r>
-        <w:rPr>
-          <w:rFonts w:ascii="Arial" w:cs="Arial" w:eastAsia="Arial" w:hAnsi="Arial"/>
-          <w:color w:val="3a3d46"/>
-          <w:sz w:val="21"/>
-          <w:szCs w:val="21"/>
-        </w:rPr>
-        <w:t xml:space="preserve">Black. The song is theirs — the screens stay out of it.</w:t>
-      </w:r>
-    </w:p>
-    <w:p>
-      <w:pPr>
-        <w:spacing w:after="20"/>
-      </w:pPr>
-      <w:r>
-        <w:rPr>
-          <w:rFonts w:ascii="Courier New" w:cs="Courier New" w:eastAsia="Courier New" w:hAnsi="Courier New"/>
-          <w:b/>
-          <w:bCs/>
-          <w:color w:val="6b7280"/>
-          <w:sz w:val="20"/>
-          <w:szCs w:val="20"/>
-        </w:rPr>
-        <w:t xml:space="preserve">3.4  </w:t>
-      </w:r>
-      <w:r>
-        <w:rPr>
-          <w:rFonts w:ascii="Arial" w:cs="Arial" w:eastAsia="Arial" w:hAnsi="Arial"/>
-          <w:b/>
-          <w:bCs/>
-          <w:color w:val="7a5f1f"/>
-          <w:sz w:val="22"/>
-          <w:szCs w:val="22"/>
-        </w:rPr>
-        <w:t xml:space="preserve">▸ JAMIE takes the phone call (the flashback)</w:t>
-      </w:r>
-    </w:p>
-    <w:p>
-      <w:pPr>
-        <w:spacing w:after="140"/>
-        <w:ind w:left="460"/>
-      </w:pPr>
-      <w:r>
-        <w:rPr>
-          <w:rFonts w:ascii="Arial" w:cs="Arial" w:eastAsia="Arial" w:hAnsi="Arial"/>
-          <w:color w:val="3a3d46"/>
-          <w:sz w:val="21"/>
-          <w:szCs w:val="21"/>
-        </w:rPr>
-        <w:t xml:space="preserve">HIS phone — back in 2021 — dialing out. ⚠CONFIRM the name from the script (the room said “Mary”).</w:t>
-      </w:r>
-    </w:p>
-    <w:p>
-      <w:pPr>
-        <w:spacing w:after="20"/>
-      </w:pPr>
-      <w:r>
-        <w:rPr>
-          <w:rFonts w:ascii="Courier New" w:cs="Courier New" w:eastAsia="Courier New" w:hAnsi="Courier New"/>
-          <w:b/>
-          <w:bCs/>
-          <w:color w:val="6b7280"/>
-          <w:sz w:val="20"/>
-          <w:szCs w:val="20"/>
-        </w:rPr>
-        <w:t xml:space="preserve">3.5  </w:t>
-      </w:r>
-      <w:r>
-        <w:rPr>
-          <w:rFonts w:ascii="Arial" w:cs="Arial" w:eastAsia="Arial" w:hAnsi="Arial"/>
-          <w:b/>
-          <w:bCs/>
-          <w:color w:val="7a5f1f"/>
-          <w:sz w:val="22"/>
-          <w:szCs w:val="22"/>
-        </w:rPr>
-        <w:t xml:space="preserve">▸ He hangs up</w:t>
-      </w:r>
-    </w:p>
-    <w:p>
-      <w:pPr>
-        <w:spacing w:after="140"/>
-        <w:ind w:left="460"/>
-      </w:pPr>
-      <w:r>
-        <w:rPr>
-          <w:rFonts w:ascii="Arial" w:cs="Arial" w:eastAsia="Arial" w:hAnsi="Arial"/>
-          <w:color w:val="3a3d46"/>
-          <w:sz w:val="21"/>
-          <w:szCs w:val="21"/>
-        </w:rPr>
-        <w:t xml:space="preserve">Back to black.</w:t>
+        <w:t xml:space="preserve">♪ DOWNBEAT of Moving Too Fast — he hangs up</w:t>
+      </w:r>
+    </w:p>
+    <w:p>
+      <w:pPr>
+        <w:spacing w:after="140"/>
+        <w:ind w:left="460"/>
+      </w:pPr>
+      <w:r>
+        <w:rPr>
+          <w:rFonts w:ascii="Arial" w:cs="Arial" w:eastAsia="Arial" w:hAnsi="Arial"/>
+          <w:color w:val="3a3d46"/>
+          <w:sz w:val="21"/>
+          <w:szCs w:val="21"/>
+        </w:rPr>
+        <w:t xml:space="preserve">Black. Song 4 takes over.</w:t>
       </w:r>
     </w:p>
     <w:p>
@@ -1853,11 +2147,11 @@
           <w:rFonts w:ascii="Arial" w:cs="Arial" w:eastAsia="Arial" w:hAnsi="Arial"/>
           <w:b/>
           <w:bCs/>
-          <w:color w:val="2b6a7a"/>
-          <w:sz w:val="20"/>
-          <w:szCs w:val="20"/>
-        </w:rPr>
-        <w:t xml:space="preserve">JAMIE</w:t>
+          <w:color w:val="7a5f1f"/>
+          <w:sz w:val="20"/>
+          <w:szCs w:val="20"/>
+        </w:rPr>
+        <w:t xml:space="preserve">DUET</w:t>
       </w:r>
       <w:r>
         <w:rPr>
@@ -1908,7 +2202,7 @@
           <w:sz w:val="21"/>
           <w:szCs w:val="21"/>
         </w:rPr>
-        <w:t xml:space="preserve">His phone, October 2021. Locked and quiet — the song stays off the screen until the wins start landing. Close-up on the notification shelf.</w:t>
+        <w:t xml:space="preserve">His phone, October 2021. Locked and quiet.</w:t>
       </w:r>
     </w:p>
     <w:p>
@@ -1935,22 +2229,22 @@
           <w:sz w:val="24"/>
           <w:szCs w:val="24"/>
         </w:rPr>
-        <w:t xml:space="preserve">“⚠CONFIRM LINE — “I found an apartment on 73rd””</w:t>
-      </w:r>
-    </w:p>
-    <w:p>
-      <w:pPr>
-        <w:spacing w:after="140"/>
-        <w:ind w:left="460"/>
-      </w:pPr>
-      <w:r>
-        <w:rPr>
-          <w:rFonts w:ascii="Arial" w:cs="Arial" w:eastAsia="Arial" w:hAnsi="Arial"/>
-          <w:color w:val="3a3d46"/>
-          <w:sz w:val="21"/>
-          <w:szCs w:val="21"/>
-        </w:rPr>
-        <w:t xml:space="preserve">Move-in day pops up — a Calendar notification, both their names on the day.</w:t>
+        <w:t xml:space="preserve">“⚠CONFIRM LINE — “What else am I supposed to do” · CATHY DIALS”</w:t>
+      </w:r>
+    </w:p>
+    <w:p>
+      <w:pPr>
+        <w:spacing w:after="140"/>
+        <w:ind w:left="460"/>
+      </w:pPr>
+      <w:r>
+        <w:rPr>
+          <w:rFonts w:ascii="Arial" w:cs="Arial" w:eastAsia="Arial" w:hAnsi="Arial"/>
+          <w:color w:val="3a3d46"/>
+          <w:sz w:val="21"/>
+          <w:szCs w:val="21"/>
+        </w:rPr>
+        <w:t xml:space="preserve">HER phone — sometime in 2024–25 (⚠era to confirm) — dialing Mike Stelmyer. ⚠His agency: check whether the script ever names it.</w:t>
       </w:r>
     </w:p>
     <w:p>
@@ -1977,7 +2271,133 @@
           <w:sz w:val="24"/>
           <w:szCs w:val="24"/>
         </w:rPr>
-        <w:t xml:space="preserve">“⚠CONFIRM LINE — “The Atlantic Monthly’s printing my first chapter””</w:t>
+        <w:t xml:space="preserve">“End of that line — it connects”</w:t>
+      </w:r>
+    </w:p>
+    <w:p>
+      <w:pPr>
+        <w:spacing w:after="140"/>
+        <w:ind w:left="460"/>
+      </w:pPr>
+      <w:r>
+        <w:rPr>
+          <w:rFonts w:ascii="Arial" w:cs="Arial" w:eastAsia="Arial" w:hAnsi="Arial"/>
+          <w:color w:val="3a3d46"/>
+          <w:sz w:val="21"/>
+          <w:szCs w:val="21"/>
+        </w:rPr>
+        <w:t xml:space="preserve">We see the dial AND the connect.</w:t>
+      </w:r>
+    </w:p>
+    <w:p>
+      <w:pPr>
+        <w:spacing w:after="20"/>
+      </w:pPr>
+      <w:r>
+        <w:rPr>
+          <w:rFonts w:ascii="Courier New" w:cs="Courier New" w:eastAsia="Courier New" w:hAnsi="Courier New"/>
+          <w:b/>
+          <w:bCs/>
+          <w:color w:val="6b7280"/>
+          <w:sz w:val="20"/>
+          <w:szCs w:val="20"/>
+        </w:rPr>
+        <w:t xml:space="preserve">4.4  </w:t>
+      </w:r>
+      <w:r>
+        <w:rPr>
+          <w:rFonts w:ascii="Arial" w:cs="Arial" w:eastAsia="Arial" w:hAnsi="Arial"/>
+          <w:b/>
+          <w:bCs/>
+          <w:color w:val="15151d"/>
+          <w:sz w:val="24"/>
+          <w:szCs w:val="24"/>
+        </w:rPr>
+        <w:t xml:space="preserve">“⚠CONFIRM LINE — “I’ll call you soon” · the call ends”</w:t>
+      </w:r>
+    </w:p>
+    <w:p>
+      <w:pPr>
+        <w:spacing w:after="140"/>
+        <w:ind w:left="460"/>
+      </w:pPr>
+      <w:r>
+        <w:rPr>
+          <w:rFonts w:ascii="Arial" w:cs="Arial" w:eastAsia="Arial" w:hAnsi="Arial"/>
+          <w:color w:val="3a3d46"/>
+          <w:sz w:val="21"/>
+          <w:szCs w:val="21"/>
+        </w:rPr>
+        <w:t xml:space="preserve">Back to HIS phone, October 2021, locked — ready for the run of wins.</w:t>
+      </w:r>
+    </w:p>
+    <w:p>
+      <w:pPr>
+        <w:spacing w:after="20"/>
+      </w:pPr>
+      <w:r>
+        <w:rPr>
+          <w:rFonts w:ascii="Courier New" w:cs="Courier New" w:eastAsia="Courier New" w:hAnsi="Courier New"/>
+          <w:b/>
+          <w:bCs/>
+          <w:color w:val="6b7280"/>
+          <w:sz w:val="20"/>
+          <w:szCs w:val="20"/>
+        </w:rPr>
+        <w:t xml:space="preserve">4.5  </w:t>
+      </w:r>
+      <w:r>
+        <w:rPr>
+          <w:rFonts w:ascii="Arial" w:cs="Arial" w:eastAsia="Arial" w:hAnsi="Arial"/>
+          <w:b/>
+          <w:bCs/>
+          <w:color w:val="15151d"/>
+          <w:sz w:val="24"/>
+          <w:szCs w:val="24"/>
+        </w:rPr>
+        <w:t xml:space="preserve">“⚠LINE from script (worksheet) — the apartment on 73rd”</w:t>
+      </w:r>
+    </w:p>
+    <w:p>
+      <w:pPr>
+        <w:spacing w:after="140"/>
+        <w:ind w:left="460"/>
+      </w:pPr>
+      <w:r>
+        <w:rPr>
+          <w:rFonts w:ascii="Arial" w:cs="Arial" w:eastAsia="Arial" w:hAnsi="Arial"/>
+          <w:color w:val="3a3d46"/>
+          <w:sz w:val="21"/>
+          <w:szCs w:val="21"/>
+        </w:rPr>
+        <w:t xml:space="preserve">Move-in day pops up, both names on the day.</w:t>
+      </w:r>
+    </w:p>
+    <w:p>
+      <w:pPr>
+        <w:spacing w:after="20"/>
+      </w:pPr>
+      <w:r>
+        <w:rPr>
+          <w:rFonts w:ascii="Courier New" w:cs="Courier New" w:eastAsia="Courier New" w:hAnsi="Courier New"/>
+          <w:b/>
+          <w:bCs/>
+          <w:color w:val="6b7280"/>
+          <w:sz w:val="20"/>
+          <w:szCs w:val="20"/>
+        </w:rPr>
+        <w:t xml:space="preserve">4.6  </w:t>
+      </w:r>
+      <w:r>
+        <w:rPr>
+          <w:rFonts w:ascii="Arial" w:cs="Arial" w:eastAsia="Arial" w:hAnsi="Arial"/>
+          <w:b/>
+          <w:bCs/>
+          <w:color w:val="15151d"/>
+          <w:sz w:val="24"/>
+          <w:szCs w:val="24"/>
+        </w:rPr>
+        <w:t xml:space="preserve">“⚠LINE from script (worksheet) — The Atlantic Monthly”</w:t>
       </w:r>
     </w:p>
     <w:p>
@@ -2008,18 +2428,18 @@
           <w:sz w:val="20"/>
           <w:szCs w:val="20"/>
         </w:rPr>
-        <w:t xml:space="preserve">4.4  </w:t>
-      </w:r>
-      <w:r>
-        <w:rPr>
-          <w:rFonts w:ascii="Arial" w:cs="Arial" w:eastAsia="Arial" w:hAnsi="Arial"/>
-          <w:b/>
-          <w:bCs/>
-          <w:color w:val="15151d"/>
-          <w:sz w:val="24"/>
-          <w:szCs w:val="24"/>
-        </w:rPr>
-        <w:t xml:space="preserve">“⚠CONFIRM LINE — “Two thousand bucks without rewriting one word””</w:t>
+        <w:t xml:space="preserve">4.7  </w:t>
+      </w:r>
+      <w:r>
+        <w:rPr>
+          <w:rFonts w:ascii="Arial" w:cs="Arial" w:eastAsia="Arial" w:hAnsi="Arial"/>
+          <w:b/>
+          <w:bCs/>
+          <w:color w:val="15151d"/>
+          <w:sz w:val="24"/>
+          <w:szCs w:val="24"/>
+        </w:rPr>
+        <w:t xml:space="preserve">“⚠LINE from script (worksheet) — the two thousand dollars”</w:t>
       </w:r>
     </w:p>
     <w:p>
@@ -2050,18 +2470,18 @@
           <w:sz w:val="20"/>
           <w:szCs w:val="20"/>
         </w:rPr>
-        <w:t xml:space="preserve">4.5  </w:t>
-      </w:r>
-      <w:r>
-        <w:rPr>
-          <w:rFonts w:ascii="Arial" w:cs="Arial" w:eastAsia="Arial" w:hAnsi="Arial"/>
-          <w:b/>
-          <w:bCs/>
-          <w:color w:val="15151d"/>
-          <w:sz w:val="24"/>
-          <w:szCs w:val="24"/>
-        </w:rPr>
-        <w:t xml:space="preserve">“⚠CONFIRM LINE — “I left Columbia””</w:t>
+        <w:t xml:space="preserve">4.8  </w:t>
+      </w:r>
+      <w:r>
+        <w:rPr>
+          <w:rFonts w:ascii="Arial" w:cs="Arial" w:eastAsia="Arial" w:hAnsi="Arial"/>
+          <w:b/>
+          <w:bCs/>
+          <w:color w:val="15151d"/>
+          <w:sz w:val="24"/>
+          <w:szCs w:val="24"/>
+        </w:rPr>
+        <w:t xml:space="preserve">“⚠LINE from script (worksheet) — leaving Columbia”</w:t>
       </w:r>
     </w:p>
     <w:p>
@@ -2092,49 +2512,49 @@
           <w:sz w:val="20"/>
           <w:szCs w:val="20"/>
         </w:rPr>
-        <w:t xml:space="preserve">4.6  </w:t>
-      </w:r>
-      <w:r>
-        <w:rPr>
-          <w:rFonts w:ascii="Arial" w:cs="Arial" w:eastAsia="Arial" w:hAnsi="Arial"/>
-          <w:b/>
-          <w:bCs/>
-          <w:color w:val="15151d"/>
-          <w:sz w:val="24"/>
-          <w:szCs w:val="24"/>
-        </w:rPr>
-        <w:t xml:space="preserve">“⚠CONFIRM LINE — “…and Sonny read it” (his publisher texts)”</w:t>
-      </w:r>
-    </w:p>
-    <w:p>
-      <w:pPr>
-        <w:spacing w:after="140"/>
-        <w:ind w:left="460"/>
-      </w:pPr>
-      <w:r>
-        <w:rPr>
-          <w:rFonts w:ascii="Arial" w:cs="Arial" w:eastAsia="Arial" w:hAnsi="Arial"/>
-          <w:color w:val="3a3d46"/>
-          <w:sz w:val="21"/>
-          <w:szCs w:val="21"/>
-        </w:rPr>
-        <w:t xml:space="preserve">THE BIGGEST HIT. Sonny read it.</w:t>
-      </w:r>
-    </w:p>
-    <w:p>
-      <w:pPr>
-        <w:spacing w:after="20"/>
-      </w:pPr>
-      <w:r>
-        <w:rPr>
-          <w:rFonts w:ascii="Courier New" w:cs="Courier New" w:eastAsia="Courier New" w:hAnsi="Courier New"/>
-          <w:b/>
-          <w:bCs/>
-          <w:color w:val="6b7280"/>
-          <w:sz w:val="20"/>
-          <w:szCs w:val="20"/>
-        </w:rPr>
-        <w:t xml:space="preserve">4.7  </w:t>
+        <w:t xml:space="preserve">4.9  </w:t>
+      </w:r>
+      <w:r>
+        <w:rPr>
+          <w:rFonts w:ascii="Arial" w:cs="Arial" w:eastAsia="Arial" w:hAnsi="Arial"/>
+          <w:b/>
+          <w:bCs/>
+          <w:color w:val="15151d"/>
+          <w:sz w:val="24"/>
+          <w:szCs w:val="24"/>
+        </w:rPr>
+        <w:t xml:space="preserve">“⚠LINE from script (worksheet) — Sonny read it”</w:t>
+      </w:r>
+    </w:p>
+    <w:p>
+      <w:pPr>
+        <w:spacing w:after="140"/>
+        <w:ind w:left="460"/>
+      </w:pPr>
+      <w:r>
+        <w:rPr>
+          <w:rFonts w:ascii="Arial" w:cs="Arial" w:eastAsia="Arial" w:hAnsi="Arial"/>
+          <w:color w:val="3a3d46"/>
+          <w:sz w:val="21"/>
+          <w:szCs w:val="21"/>
+        </w:rPr>
+        <w:t xml:space="preserve">THE BIGGEST HIT.</w:t>
+      </w:r>
+    </w:p>
+    <w:p>
+      <w:pPr>
+        <w:spacing w:after="20"/>
+      </w:pPr>
+      <w:r>
+        <w:rPr>
+          <w:rFonts w:ascii="Courier New" w:cs="Courier New" w:eastAsia="Courier New" w:hAnsi="Courier New"/>
+          <w:b/>
+          <w:bCs/>
+          <w:color w:val="6b7280"/>
+          <w:sz w:val="20"/>
+          <w:szCs w:val="20"/>
+        </w:rPr>
+        <w:t xml:space="preserve">4.10  </w:t>
       </w:r>
       <w:r>
         <w:rPr>
@@ -2145,22 +2565,22 @@
           <w:sz w:val="22"/>
           <w:szCs w:val="22"/>
         </w:rPr>
-        <w:t xml:space="preserve">♪ CUTOFF</w:t>
-      </w:r>
-    </w:p>
-    <w:p>
-      <w:pPr>
-        <w:spacing w:after="140"/>
-        <w:ind w:left="460"/>
-      </w:pPr>
-      <w:r>
-        <w:rPr>
-          <w:rFonts w:ascii="Arial" w:cs="Arial" w:eastAsia="Arial" w:hAnsi="Arial"/>
-          <w:color w:val="3a3d46"/>
-          <w:sz w:val="21"/>
-          <w:szCs w:val="21"/>
-        </w:rPr>
-        <w:t xml:space="preserve">Black on the button.</w:t>
+        <w:t xml:space="preserve">♪ Button</w:t>
+      </w:r>
+    </w:p>
+    <w:p>
+      <w:pPr>
+        <w:spacing w:after="140"/>
+        <w:ind w:left="460"/>
+      </w:pPr>
+      <w:r>
+        <w:rPr>
+          <w:rFonts w:ascii="Arial" w:cs="Arial" w:eastAsia="Arial" w:hAnsi="Arial"/>
+          <w:color w:val="3a3d46"/>
+          <w:sz w:val="21"/>
+          <w:szCs w:val="21"/>
+        </w:rPr>
+        <w:t xml:space="preserve">Black.</w:t>
       </w:r>
     </w:p>
     <w:p>
@@ -2818,7 +3238,7 @@
           <w:sz w:val="20"/>
           <w:szCs w:val="20"/>
         </w:rPr>
-        <w:t xml:space="preserve">   ·   MacBook   ·   DECEMBER 2022</w:t>
+        <w:t xml:space="preserve">   ·   iPhone   ·   DECEMBER 2022</w:t>
       </w:r>
     </w:p>
     <w:p>
@@ -2845,22 +3265,22 @@
           <w:sz w:val="22"/>
           <w:szCs w:val="22"/>
         </w:rPr>
-        <w:t xml:space="preserve">▸ Christmas. JAMIE has a gift for her.</w:t>
-      </w:r>
-    </w:p>
-    <w:p>
-      <w:pPr>
-        <w:spacing w:after="140"/>
-        <w:ind w:left="460"/>
-      </w:pPr>
-      <w:r>
-        <w:rPr>
-          <w:rFonts w:ascii="Arial" w:cs="Arial" w:eastAsia="Arial" w:hAnsi="Arial"/>
-          <w:color w:val="3a3d46"/>
-          <w:sz w:val="21"/>
-          <w:szCs w:val="21"/>
-        </w:rPr>
-        <w:t xml:space="preserve">His MacBook, December 2022 — their second Christmas. Mail opens on a real inbox; the order confirmation is dated a month early. He planned this.</w:t>
+        <w:t xml:space="preserve">▸ Christmas — the story is his to tell</w:t>
+      </w:r>
+    </w:p>
+    <w:p>
+      <w:pPr>
+        <w:spacing w:after="140"/>
+        <w:ind w:left="460"/>
+      </w:pPr>
+      <w:r>
+        <w:rPr>
+          <w:rFonts w:ascii="Arial" w:cs="Arial" w:eastAsia="Arial" w:hAnsi="Arial"/>
+          <w:color w:val="3a3d46"/>
+          <w:sz w:val="21"/>
+          <w:szCs w:val="21"/>
+        </w:rPr>
+        <w:t xml:space="preserve">No animations, by direction: the phone just keeps the season. Lock screen, Christmas wallpaper (photo TBD — M23), December 2022.</w:t>
       </w:r>
     </w:p>
     <w:p>
@@ -2883,26 +3303,110 @@
           <w:rFonts w:ascii="Arial" w:cs="Arial" w:eastAsia="Arial" w:hAnsi="Arial"/>
           <w:b/>
           <w:bCs/>
-          <w:color w:val="15151d"/>
-          <w:sz w:val="24"/>
-          <w:szCs w:val="24"/>
-        </w:rPr>
-        <w:t xml:space="preserve">“Schmuel, you’ve got to make the dress!”</w:t>
-      </w:r>
-    </w:p>
-    <w:p>
-      <w:pPr>
-        <w:spacing w:after="20"/>
-        <w:ind w:left="460"/>
-      </w:pPr>
-      <w:r>
-        <w:rPr>
-          <w:rFonts w:ascii="Arial" w:cs="Arial" w:eastAsia="Arial" w:hAnsi="Arial"/>
-          <w:color w:val="3a3d46"/>
-          <w:sz w:val="21"/>
-          <w:szCs w:val="21"/>
-        </w:rPr>
-        <w:t xml:space="preserve">He opens the order. THE ENGRAVING — the title of the Year-5 fight, on the Year-2 gift.</w:t>
+          <w:color w:val="2b6a7a"/>
+          <w:sz w:val="22"/>
+          <w:szCs w:val="22"/>
+        </w:rPr>
+        <w:t xml:space="preserve">♪ Cutoff</w:t>
+      </w:r>
+    </w:p>
+    <w:p>
+      <w:pPr>
+        <w:spacing w:after="140"/>
+        <w:ind w:left="460"/>
+      </w:pPr>
+      <w:r>
+        <w:rPr>
+          <w:rFonts w:ascii="Arial" w:cs="Arial" w:eastAsia="Arial" w:hAnsi="Arial"/>
+          <w:color w:val="3a3d46"/>
+          <w:sz w:val="21"/>
+          <w:szCs w:val="21"/>
+        </w:rPr>
+        <w:t xml:space="preserve">Black.</w:t>
+      </w:r>
+    </w:p>
+    <w:p>
+      <w:pPr>
+        <w:pageBreakBefore/>
+        <w:spacing w:after="20"/>
+      </w:pPr>
+      <w:r>
+        <w:rPr>
+          <w:rFonts w:ascii="Arial" w:cs="Arial" w:eastAsia="Arial" w:hAnsi="Arial"/>
+          <w:b/>
+          <w:bCs/>
+          <w:color w:val="15151d"/>
+          <w:sz w:val="36"/>
+          <w:szCs w:val="36"/>
+        </w:rPr>
+        <w:t xml:space="preserve">7 · A Summer in Ohio</w:t>
+      </w:r>
+    </w:p>
+    <w:p>
+      <w:pPr>
+        <w:spacing w:after="180"/>
+      </w:pPr>
+      <w:r>
+        <w:rPr>
+          <w:rFonts w:ascii="Arial" w:cs="Arial" w:eastAsia="Arial" w:hAnsi="Arial"/>
+          <w:b/>
+          <w:bCs/>
+          <w:color w:val="a8336a"/>
+          <w:sz w:val="20"/>
+          <w:szCs w:val="20"/>
+        </w:rPr>
+        <w:t xml:space="preserve">CATHY</w:t>
+      </w:r>
+      <w:r>
+        <w:rPr>
+          <w:rFonts w:ascii="Arial" w:cs="Arial" w:eastAsia="Arial" w:hAnsi="Arial"/>
+          <w:color w:val="6b7280"/>
+          <w:sz w:val="20"/>
+          <w:szCs w:val="20"/>
+        </w:rPr>
+        <w:t xml:space="preserve">   ·   MacBook   ·   JUNE 2024 · OHIO</w:t>
+      </w:r>
+    </w:p>
+    <w:p>
+      <w:pPr>
+        <w:spacing w:after="20"/>
+      </w:pPr>
+      <w:r>
+        <w:rPr>
+          <w:rFonts w:ascii="Courier New" w:cs="Courier New" w:eastAsia="Courier New" w:hAnsi="Courier New"/>
+          <w:b/>
+          <w:bCs/>
+          <w:color w:val="6b7280"/>
+          <w:sz w:val="20"/>
+          <w:szCs w:val="20"/>
+        </w:rPr>
+        <w:t xml:space="preserve">7.1  </w:t>
+      </w:r>
+      <w:r>
+        <w:rPr>
+          <w:rFonts w:ascii="Arial" w:cs="Arial" w:eastAsia="Arial" w:hAnsi="Arial"/>
+          <w:b/>
+          <w:bCs/>
+          <w:color w:val="2b6a7a"/>
+          <w:sz w:val="22"/>
+          <w:szCs w:val="22"/>
+        </w:rPr>
+        <w:t xml:space="preserve">♪ TOP OF THE SONG — one cue fires the whole number</w:t>
+      </w:r>
+    </w:p>
+    <w:p>
+      <w:pPr>
+        <w:spacing w:after="20"/>
+        <w:ind w:left="460"/>
+      </w:pPr>
+      <w:r>
+        <w:rPr>
+          <w:rFonts w:ascii="Arial" w:cs="Arial" w:eastAsia="Arial" w:hAnsi="Arial"/>
+          <w:color w:val="3a3d46"/>
+          <w:sz w:val="21"/>
+          <w:szCs w:val="21"/>
+        </w:rPr>
+        <w:t xml:space="preserve">Cathy’s laptop, full screen: the prerecorded FaceTime plays with the FaceTime overlays on. We see ONLY Jamie — no self-view of Cathy — reacting to her words for the entire song. Video produced separately (V2).</w:t>
       </w:r>
     </w:p>
     <w:p>
@@ -2930,387 +3434,23 @@
           <w:sz w:val="19"/>
           <w:szCs w:val="19"/>
         </w:rPr>
-        <w:t xml:space="preserve">Read it out loud in the room once. It should land like a knife later.</w:t>
-      </w:r>
-    </w:p>
-    <w:p>
-      <w:pPr>
-        <w:spacing w:after="20"/>
-      </w:pPr>
-      <w:r>
-        <w:rPr>
-          <w:rFonts w:ascii="Courier New" w:cs="Courier New" w:eastAsia="Courier New" w:hAnsi="Courier New"/>
-          <w:b/>
-          <w:bCs/>
-          <w:color w:val="6b7280"/>
-          <w:sz w:val="20"/>
-          <w:szCs w:val="20"/>
-        </w:rPr>
-        <w:t xml:space="preserve">6.3  </w:t>
-      </w:r>
-      <w:r>
-        <w:rPr>
-          <w:rFonts w:ascii="Arial" w:cs="Arial" w:eastAsia="Arial" w:hAnsi="Arial"/>
-          <w:b/>
-          <w:bCs/>
-          <w:color w:val="15151d"/>
-          <w:sz w:val="24"/>
-          <w:szCs w:val="24"/>
-        </w:rPr>
-        <w:t xml:space="preserve">“The clock began to sing:”</w:t>
-      </w:r>
-    </w:p>
-    <w:p>
-      <w:pPr>
-        <w:spacing w:after="140"/>
-        <w:ind w:left="460"/>
-      </w:pPr>
-      <w:r>
-        <w:rPr>
-          <w:rFonts w:ascii="Arial" w:cs="Arial" w:eastAsia="Arial" w:hAnsi="Arial"/>
-          <w:color w:val="3a3d46"/>
-          <w:sz w:val="21"/>
-          <w:szCs w:val="21"/>
-        </w:rPr>
-        <w:t xml:space="preserve">He is writing her the story right now — real sentences, his prose.</w:t>
-      </w:r>
-    </w:p>
-    <w:p>
-      <w:pPr>
-        <w:spacing w:after="20"/>
-      </w:pPr>
-      <w:r>
-        <w:rPr>
-          <w:rFonts w:ascii="Courier New" w:cs="Courier New" w:eastAsia="Courier New" w:hAnsi="Courier New"/>
-          <w:b/>
-          <w:bCs/>
-          <w:color w:val="6b7280"/>
-          <w:sz w:val="20"/>
-          <w:szCs w:val="20"/>
-        </w:rPr>
-        <w:t xml:space="preserve">6.4  </w:t>
-      </w:r>
-      <w:r>
-        <w:rPr>
-          <w:rFonts w:ascii="Arial" w:cs="Arial" w:eastAsia="Arial" w:hAnsi="Arial"/>
-          <w:b/>
-          <w:bCs/>
-          <w:color w:val="15151d"/>
-          <w:sz w:val="24"/>
-          <w:szCs w:val="24"/>
-        </w:rPr>
-        <w:t xml:space="preserve">““Schmuel, you’re a tailor!””</w:t>
-      </w:r>
-    </w:p>
-    <w:p>
-      <w:pPr>
-        <w:spacing w:after="140"/>
-        <w:ind w:left="460"/>
-      </w:pPr>
-      <w:r>
-        <w:rPr>
-          <w:rFonts w:ascii="Arial" w:cs="Arial" w:eastAsia="Arial" w:hAnsi="Arial"/>
-          <w:color w:val="3a3d46"/>
-          <w:sz w:val="21"/>
-          <w:szCs w:val="21"/>
-        </w:rPr>
-        <w:t xml:space="preserve">The page fills.</w:t>
-      </w:r>
-    </w:p>
-    <w:p>
-      <w:pPr>
-        <w:spacing w:after="20"/>
-      </w:pPr>
-      <w:r>
-        <w:rPr>
-          <w:rFonts w:ascii="Courier New" w:cs="Courier New" w:eastAsia="Courier New" w:hAnsi="Courier New"/>
-          <w:b/>
-          <w:bCs/>
-          <w:color w:val="6b7280"/>
-          <w:sz w:val="20"/>
-          <w:szCs w:val="20"/>
-        </w:rPr>
-        <w:t xml:space="preserve">6.5  </w:t>
-      </w:r>
-      <w:r>
-        <w:rPr>
-          <w:rFonts w:ascii="Arial" w:cs="Arial" w:eastAsia="Arial" w:hAnsi="Arial"/>
-          <w:b/>
-          <w:bCs/>
-          <w:color w:val="15151d"/>
-          <w:sz w:val="24"/>
-          <w:szCs w:val="24"/>
-        </w:rPr>
-        <w:t xml:space="preserve">“And time is what you need!”</w:t>
-      </w:r>
-    </w:p>
-    <w:p>
-      <w:pPr>
-        <w:spacing w:after="140"/>
-        <w:ind w:left="460"/>
-      </w:pPr>
-      <w:r>
-        <w:rPr>
-          <w:rFonts w:ascii="Arial" w:cs="Arial" w:eastAsia="Arial" w:hAnsi="Arial"/>
-          <w:color w:val="3a3d46"/>
-          <w:sz w:val="21"/>
-          <w:szCs w:val="21"/>
-        </w:rPr>
-        <w:t xml:space="preserve">More.</w:t>
-      </w:r>
-    </w:p>
-    <w:p>
-      <w:pPr>
-        <w:spacing w:after="20"/>
-      </w:pPr>
-      <w:r>
-        <w:rPr>
-          <w:rFonts w:ascii="Courier New" w:cs="Courier New" w:eastAsia="Courier New" w:hAnsi="Courier New"/>
-          <w:b/>
-          <w:bCs/>
-          <w:color w:val="6b7280"/>
-          <w:sz w:val="20"/>
-          <w:szCs w:val="20"/>
-        </w:rPr>
-        <w:t xml:space="preserve">6.6  </w:t>
-      </w:r>
-      <w:r>
-        <w:rPr>
-          <w:rFonts w:ascii="Arial" w:cs="Arial" w:eastAsia="Arial" w:hAnsi="Arial"/>
-          <w:b/>
-          <w:bCs/>
-          <w:color w:val="15151d"/>
-          <w:sz w:val="24"/>
-          <w:szCs w:val="24"/>
-        </w:rPr>
-        <w:t xml:space="preserve">“And Schmuel took his needle,”</w:t>
-      </w:r>
-    </w:p>
-    <w:p>
-      <w:pPr>
-        <w:spacing w:after="140"/>
-        <w:ind w:left="460"/>
-      </w:pPr>
-      <w:r>
-        <w:rPr>
-          <w:rFonts w:ascii="Arial" w:cs="Arial" w:eastAsia="Arial" w:hAnsi="Arial"/>
-          <w:color w:val="3a3d46"/>
-          <w:sz w:val="21"/>
-          <w:szCs w:val="21"/>
-        </w:rPr>
-        <w:t xml:space="preserve">The page is nearly full — and the dedication line goes down last.</w:t>
-      </w:r>
-    </w:p>
-    <w:p>
-      <w:pPr>
-        <w:spacing w:after="20"/>
-      </w:pPr>
-      <w:r>
-        <w:rPr>
-          <w:rFonts w:ascii="Courier New" w:cs="Courier New" w:eastAsia="Courier New" w:hAnsi="Courier New"/>
-          <w:b/>
-          <w:bCs/>
-          <w:color w:val="6b7280"/>
-          <w:sz w:val="20"/>
-          <w:szCs w:val="20"/>
-        </w:rPr>
-        <w:t xml:space="preserve">6.7  </w:t>
-      </w:r>
-      <w:r>
-        <w:rPr>
-          <w:rFonts w:ascii="Arial" w:cs="Arial" w:eastAsia="Arial" w:hAnsi="Arial"/>
-          <w:b/>
-          <w:bCs/>
-          <w:color w:val="15151d"/>
-          <w:sz w:val="24"/>
-          <w:szCs w:val="24"/>
-        </w:rPr>
-        <w:t xml:space="preserve">“And the moral of the story is:”</w:t>
-      </w:r>
-    </w:p>
-    <w:p>
-      <w:pPr>
-        <w:spacing w:after="140"/>
-        <w:ind w:left="460"/>
-      </w:pPr>
-      <w:r>
-        <w:rPr>
-          <w:rFonts w:ascii="Arial" w:cs="Arial" w:eastAsia="Arial" w:hAnsi="Arial"/>
-          <w:color w:val="3a3d46"/>
-          <w:sz w:val="21"/>
-          <w:szCs w:val="21"/>
-        </w:rPr>
-        <w:t xml:space="preserve">He builds her an audition calendar — the real Edit Calendar screen — and shares it with her.</w:t>
-      </w:r>
-    </w:p>
-    <w:p>
-      <w:pPr>
-        <w:spacing w:after="20"/>
-      </w:pPr>
-      <w:r>
-        <w:rPr>
-          <w:rFonts w:ascii="Courier New" w:cs="Courier New" w:eastAsia="Courier New" w:hAnsi="Courier New"/>
-          <w:b/>
-          <w:bCs/>
-          <w:color w:val="6b7280"/>
-          <w:sz w:val="20"/>
-          <w:szCs w:val="20"/>
-        </w:rPr>
-        <w:t xml:space="preserve">6.8  </w:t>
-      </w:r>
-      <w:r>
-        <w:rPr>
-          <w:rFonts w:ascii="Arial" w:cs="Arial" w:eastAsia="Arial" w:hAnsi="Arial"/>
-          <w:b/>
-          <w:bCs/>
-          <w:color w:val="15151d"/>
-          <w:sz w:val="24"/>
-          <w:szCs w:val="24"/>
-        </w:rPr>
-        <w:t xml:space="preserve">“You have to move on.”</w:t>
-      </w:r>
-    </w:p>
-    <w:p>
-      <w:pPr>
-        <w:spacing w:after="140"/>
-        <w:ind w:left="460"/>
-      </w:pPr>
-      <w:r>
-        <w:rPr>
-          <w:rFonts w:ascii="Arial" w:cs="Arial" w:eastAsia="Arial" w:hAnsi="Arial"/>
-          <w:color w:val="3a3d46"/>
-          <w:sz w:val="21"/>
-          <w:szCs w:val="21"/>
-        </w:rPr>
-        <w:t xml:space="preserve">The profile he built her, live on the real site — her headshot, her voice, credits entered a shade more generously than she would dare.</w:t>
-      </w:r>
-    </w:p>
-    <w:p>
-      <w:pPr>
-        <w:spacing w:after="20"/>
-      </w:pPr>
-      <w:r>
-        <w:rPr>
-          <w:rFonts w:ascii="Courier New" w:cs="Courier New" w:eastAsia="Courier New" w:hAnsi="Courier New"/>
-          <w:b/>
-          <w:bCs/>
-          <w:color w:val="6b7280"/>
-          <w:sz w:val="20"/>
-          <w:szCs w:val="20"/>
-        </w:rPr>
-        <w:t xml:space="preserve">6.9  </w:t>
-      </w:r>
-      <w:r>
-        <w:rPr>
-          <w:rFonts w:ascii="Arial" w:cs="Arial" w:eastAsia="Arial" w:hAnsi="Arial"/>
-          <w:b/>
-          <w:bCs/>
-          <w:color w:val="15151d"/>
-          <w:sz w:val="24"/>
-          <w:szCs w:val="24"/>
-        </w:rPr>
-        <w:t xml:space="preserve">“(final phrase)”</w:t>
-      </w:r>
-    </w:p>
-    <w:p>
-      <w:pPr>
-        <w:spacing w:after="20"/>
-        <w:ind w:left="460"/>
-      </w:pPr>
-      <w:r>
-        <w:rPr>
-          <w:rFonts w:ascii="Arial" w:cs="Arial" w:eastAsia="Arial" w:hAnsi="Arial"/>
-          <w:color w:val="3a3d46"/>
-          <w:sz w:val="21"/>
-          <w:szCs w:val="21"/>
-        </w:rPr>
-        <w:t xml:space="preserve">Reminders. A daily one, set by him: ask about her auditions.</w:t>
-      </w:r>
-    </w:p>
-    <w:p>
-      <w:pPr>
-        <w:spacing w:after="140"/>
-        <w:ind w:left="460"/>
-      </w:pPr>
-      <w:r>
-        <w:rPr>
-          <w:rFonts w:ascii="Arial" w:cs="Arial" w:eastAsia="Arial" w:hAnsi="Arial"/>
-          <w:b/>
-          <w:bCs/>
-          <w:color w:val="8a2b52"/>
-          <w:sz w:val="19"/>
-          <w:szCs w:val="19"/>
-        </w:rPr>
-        <w:t xml:space="preserve">HOLD — </w:t>
-      </w:r>
-      <w:r>
-        <w:rPr>
-          <w:rFonts w:ascii="Arial" w:cs="Arial" w:eastAsia="Arial" w:hAnsi="Arial"/>
-          <w:i/>
-          <w:iCs/>
-          <w:color w:val="8a2b52"/>
-          <w:sz w:val="19"/>
-          <w:szCs w:val="19"/>
-        </w:rPr>
-        <w:t xml:space="preserve">Last screen of the song. Nothing else on it.</w:t>
-      </w:r>
-    </w:p>
-    <w:p>
-      <w:pPr>
-        <w:pageBreakBefore/>
-        <w:spacing w:after="20"/>
-      </w:pPr>
-      <w:r>
-        <w:rPr>
-          <w:rFonts w:ascii="Arial" w:cs="Arial" w:eastAsia="Arial" w:hAnsi="Arial"/>
-          <w:b/>
-          <w:bCs/>
-          <w:color w:val="15151d"/>
-          <w:sz w:val="36"/>
-          <w:szCs w:val="36"/>
-        </w:rPr>
-        <w:t xml:space="preserve">7 · A Summer in Ohio</w:t>
-      </w:r>
-    </w:p>
-    <w:p>
-      <w:pPr>
-        <w:spacing w:after="180"/>
-      </w:pPr>
-      <w:r>
-        <w:rPr>
-          <w:rFonts w:ascii="Arial" w:cs="Arial" w:eastAsia="Arial" w:hAnsi="Arial"/>
-          <w:b/>
-          <w:bCs/>
-          <w:color w:val="a8336a"/>
-          <w:sz w:val="20"/>
-          <w:szCs w:val="20"/>
-        </w:rPr>
-        <w:t xml:space="preserve">CATHY</w:t>
-      </w:r>
-      <w:r>
-        <w:rPr>
-          <w:rFonts w:ascii="Arial" w:cs="Arial" w:eastAsia="Arial" w:hAnsi="Arial"/>
-          <w:color w:val="6b7280"/>
-          <w:sz w:val="20"/>
-          <w:szCs w:val="20"/>
-        </w:rPr>
-        <w:t xml:space="preserve">   ·   iPhone   ·   JUNE 2024 · OHIO · THREE WEEKS MARRIED</w:t>
-      </w:r>
-    </w:p>
-    <w:p>
-      <w:pPr>
-        <w:spacing w:after="20"/>
-      </w:pPr>
-      <w:r>
-        <w:rPr>
-          <w:rFonts w:ascii="Courier New" w:cs="Courier New" w:eastAsia="Courier New" w:hAnsi="Courier New"/>
-          <w:b/>
-          <w:bCs/>
-          <w:color w:val="6b7280"/>
-          <w:sz w:val="20"/>
-          <w:szCs w:val="20"/>
-        </w:rPr>
-        <w:t xml:space="preserve">7.1  </w:t>
+        <w:t xml:space="preserve">Nothing else to fire until the cutoff. The video carries the number.</w:t>
+      </w:r>
+    </w:p>
+    <w:p>
+      <w:pPr>
+        <w:spacing w:after="20"/>
+      </w:pPr>
+      <w:r>
+        <w:rPr>
+          <w:rFonts w:ascii="Courier New" w:cs="Courier New" w:eastAsia="Courier New" w:hAnsi="Courier New"/>
+          <w:b/>
+          <w:bCs/>
+          <w:color w:val="6b7280"/>
+          <w:sz w:val="20"/>
+          <w:szCs w:val="20"/>
+        </w:rPr>
+        <w:t xml:space="preserve">7.2  </w:t>
       </w:r>
       <w:r>
         <w:rPr>
@@ -3321,248 +3461,122 @@
           <w:sz w:val="22"/>
           <w:szCs w:val="22"/>
         </w:rPr>
-        <w:t xml:space="preserve">♪ Vamp in</w:t>
-      </w:r>
-    </w:p>
-    <w:p>
-      <w:pPr>
-        <w:spacing w:after="140"/>
-        <w:ind w:left="460"/>
-      </w:pPr>
-      <w:r>
-        <w:rPr>
-          <w:rFonts w:ascii="Arial" w:cs="Arial" w:eastAsia="Arial" w:hAnsi="Arial"/>
-          <w:color w:val="3a3d46"/>
-          <w:sz w:val="21"/>
-          <w:szCs w:val="21"/>
-        </w:rPr>
-        <w:t xml:space="preserve">Her phone, June 2024, Ohio. Three weeks married, eight hundred miles away — and three years of thread above tonight.</w:t>
-      </w:r>
-    </w:p>
-    <w:p>
-      <w:pPr>
-        <w:spacing w:after="20"/>
-      </w:pPr>
-      <w:r>
-        <w:rPr>
-          <w:rFonts w:ascii="Courier New" w:cs="Courier New" w:eastAsia="Courier New" w:hAnsi="Courier New"/>
-          <w:b/>
-          <w:bCs/>
-          <w:color w:val="6b7280"/>
-          <w:sz w:val="20"/>
-          <w:szCs w:val="20"/>
-        </w:rPr>
-        <w:t xml:space="preserve">7.2  </w:t>
-      </w:r>
-      <w:r>
-        <w:rPr>
-          <w:rFonts w:ascii="Arial" w:cs="Arial" w:eastAsia="Arial" w:hAnsi="Arial"/>
-          <w:b/>
-          <w:bCs/>
-          <w:color w:val="15151d"/>
-          <w:sz w:val="24"/>
-          <w:szCs w:val="24"/>
-        </w:rPr>
-        <w:t xml:space="preserve">“I could stay here,”</w:t>
-      </w:r>
-    </w:p>
-    <w:p>
-      <w:pPr>
-        <w:spacing w:after="140"/>
-        <w:ind w:left="460"/>
-      </w:pPr>
-      <w:r>
-        <w:rPr>
-          <w:rFonts w:ascii="Arial" w:cs="Arial" w:eastAsia="Arial" w:hAnsi="Arial"/>
-          <w:color w:val="3a3d46"/>
-          <w:sz w:val="21"/>
-          <w:szCs w:val="21"/>
-        </w:rPr>
-        <w:t xml:space="preserve">She writes him the letter as a text.</w:t>
-      </w:r>
-    </w:p>
-    <w:p>
-      <w:pPr>
-        <w:spacing w:after="20"/>
-      </w:pPr>
-      <w:r>
-        <w:rPr>
-          <w:rFonts w:ascii="Courier New" w:cs="Courier New" w:eastAsia="Courier New" w:hAnsi="Courier New"/>
-          <w:b/>
-          <w:bCs/>
-          <w:color w:val="6b7280"/>
-          <w:sz w:val="20"/>
-          <w:szCs w:val="20"/>
-        </w:rPr>
-        <w:t xml:space="preserve">7.3  </w:t>
-      </w:r>
-      <w:r>
-        <w:rPr>
-          <w:rFonts w:ascii="Arial" w:cs="Arial" w:eastAsia="Arial" w:hAnsi="Arial"/>
-          <w:b/>
-          <w:bCs/>
-          <w:color w:val="15151d"/>
-          <w:sz w:val="24"/>
-          <w:szCs w:val="24"/>
-        </w:rPr>
-        <w:t xml:space="preserve">“Or I could go —”</w:t>
-      </w:r>
-    </w:p>
-    <w:p>
-      <w:pPr>
-        <w:spacing w:after="140"/>
-        <w:ind w:left="460"/>
-      </w:pPr>
-      <w:r>
-        <w:rPr>
-          <w:rFonts w:ascii="Arial" w:cs="Arial" w:eastAsia="Arial" w:hAnsi="Arial"/>
-          <w:color w:val="3a3d46"/>
-          <w:sz w:val="21"/>
-          <w:szCs w:val="21"/>
-        </w:rPr>
-        <w:t xml:space="preserve">Send. First attachment — HER photo of the snake, a real image bubble from her side.</w:t>
-      </w:r>
-    </w:p>
-    <w:p>
-      <w:pPr>
-        <w:spacing w:after="20"/>
-      </w:pPr>
-      <w:r>
-        <w:rPr>
-          <w:rFonts w:ascii="Courier New" w:cs="Courier New" w:eastAsia="Courier New" w:hAnsi="Courier New"/>
-          <w:b/>
-          <w:bCs/>
-          <w:color w:val="6b7280"/>
-          <w:sz w:val="20"/>
-          <w:szCs w:val="20"/>
-        </w:rPr>
-        <w:t xml:space="preserve">7.4  </w:t>
-      </w:r>
-      <w:r>
-        <w:rPr>
-          <w:rFonts w:ascii="Arial" w:cs="Arial" w:eastAsia="Arial" w:hAnsi="Arial"/>
-          <w:b/>
-          <w:bCs/>
-          <w:color w:val="15151d"/>
-          <w:sz w:val="24"/>
-          <w:szCs w:val="24"/>
-        </w:rPr>
-        <w:t xml:space="preserve">“And in a hundred years,”</w:t>
-      </w:r>
-    </w:p>
-    <w:p>
-      <w:pPr>
-        <w:spacing w:after="140"/>
-        <w:ind w:left="460"/>
-      </w:pPr>
-      <w:r>
-        <w:rPr>
-          <w:rFonts w:ascii="Arial" w:cs="Arial" w:eastAsia="Arial" w:hAnsi="Arial"/>
-          <w:color w:val="3a3d46"/>
-          <w:sz w:val="21"/>
-          <w:szCs w:val="21"/>
-        </w:rPr>
-        <w:t xml:space="preserve">Tonight’s program, photographed by her: FIDDLER matinee, PORGY evening, featuring Karl.</w:t>
-      </w:r>
-    </w:p>
-    <w:p>
-      <w:pPr>
-        <w:spacing w:after="20"/>
-      </w:pPr>
-      <w:r>
-        <w:rPr>
-          <w:rFonts w:ascii="Courier New" w:cs="Courier New" w:eastAsia="Courier New" w:hAnsi="Courier New"/>
-          <w:b/>
-          <w:bCs/>
-          <w:color w:val="6b7280"/>
-          <w:sz w:val="20"/>
-          <w:szCs w:val="20"/>
-        </w:rPr>
-        <w:t xml:space="preserve">7.5  </w:t>
-      </w:r>
-      <w:r>
-        <w:rPr>
-          <w:rFonts w:ascii="Arial" w:cs="Arial" w:eastAsia="Arial" w:hAnsi="Arial"/>
-          <w:b/>
-          <w:bCs/>
-          <w:color w:val="15151d"/>
-          <w:sz w:val="24"/>
-          <w:szCs w:val="24"/>
-        </w:rPr>
-        <w:t xml:space="preserve">“(next joke)”</w:t>
-      </w:r>
-    </w:p>
-    <w:p>
-      <w:pPr>
-        <w:spacing w:after="140"/>
-        <w:ind w:left="460"/>
-      </w:pPr>
-      <w:r>
-        <w:rPr>
-          <w:rFonts w:ascii="Arial" w:cs="Arial" w:eastAsia="Arial" w:hAnsi="Arial"/>
-          <w:color w:val="3a3d46"/>
-          <w:sz w:val="21"/>
-          <w:szCs w:val="21"/>
-        </w:rPr>
-        <w:t xml:space="preserve">Karl warming up — her twelve-second video. The sound of nightmares.</w:t>
-      </w:r>
-    </w:p>
-    <w:p>
-      <w:pPr>
-        <w:spacing w:after="20"/>
-      </w:pPr>
-      <w:r>
-        <w:rPr>
-          <w:rFonts w:ascii="Courier New" w:cs="Courier New" w:eastAsia="Courier New" w:hAnsi="Courier New"/>
-          <w:b/>
-          <w:bCs/>
-          <w:color w:val="6b7280"/>
-          <w:sz w:val="20"/>
-          <w:szCs w:val="20"/>
-        </w:rPr>
-        <w:t xml:space="preserve">7.6  </w:t>
-      </w:r>
-      <w:r>
-        <w:rPr>
-          <w:rFonts w:ascii="Arial" w:cs="Arial" w:eastAsia="Arial" w:hAnsi="Arial"/>
-          <w:b/>
-          <w:bCs/>
-          <w:color w:val="15151d"/>
-          <w:sz w:val="24"/>
-          <w:szCs w:val="24"/>
-        </w:rPr>
-        <w:t xml:space="preserve">“And I’m so glad I could fail you in Ohio.”</w:t>
-      </w:r>
-    </w:p>
-    <w:p>
-      <w:pPr>
-        <w:spacing w:after="140"/>
-        <w:ind w:left="460"/>
-      </w:pPr>
-      <w:r>
-        <w:rPr>
-          <w:rFonts w:ascii="Arial" w:cs="Arial" w:eastAsia="Arial" w:hAnsi="Arial"/>
-          <w:color w:val="3a3d46"/>
-          <w:sz w:val="21"/>
-          <w:szCs w:val="21"/>
-        </w:rPr>
-        <w:t xml:space="preserve">She tries to FaceTime him. Unavailable.</w:t>
-      </w:r>
-    </w:p>
-    <w:p>
-      <w:pPr>
-        <w:spacing w:after="20"/>
-      </w:pPr>
-      <w:r>
-        <w:rPr>
-          <w:rFonts w:ascii="Courier New" w:cs="Courier New" w:eastAsia="Courier New" w:hAnsi="Courier New"/>
-          <w:b/>
-          <w:bCs/>
-          <w:color w:val="6b7280"/>
-          <w:sz w:val="20"/>
-          <w:szCs w:val="20"/>
-        </w:rPr>
-        <w:t xml:space="preserve">7.7  </w:t>
+        <w:t xml:space="preserve">♪ End of the song</w:t>
+      </w:r>
+    </w:p>
+    <w:p>
+      <w:pPr>
+        <w:spacing w:after="140"/>
+        <w:ind w:left="460"/>
+      </w:pPr>
+      <w:r>
+        <w:rPr>
+          <w:rFonts w:ascii="Arial" w:cs="Arial" w:eastAsia="Arial" w:hAnsi="Arial"/>
+          <w:color w:val="3a3d46"/>
+          <w:sz w:val="21"/>
+          <w:szCs w:val="21"/>
+        </w:rPr>
+        <w:t xml:space="preserve">Black.</w:t>
+      </w:r>
+    </w:p>
+    <w:p>
+      <w:pPr>
+        <w:pageBreakBefore/>
+        <w:spacing w:after="20"/>
+      </w:pPr>
+      <w:r>
+        <w:rPr>
+          <w:rFonts w:ascii="Arial" w:cs="Arial" w:eastAsia="Arial" w:hAnsi="Arial"/>
+          <w:b/>
+          <w:bCs/>
+          <w:color w:val="15151d"/>
+          <w:sz w:val="36"/>
+          <w:szCs w:val="36"/>
+        </w:rPr>
+        <w:t xml:space="preserve">8 · The Next Ten Minutes</w:t>
+      </w:r>
+    </w:p>
+    <w:p>
+      <w:pPr>
+        <w:spacing w:after="180"/>
+      </w:pPr>
+      <w:r>
+        <w:rPr>
+          <w:rFonts w:ascii="Arial" w:cs="Arial" w:eastAsia="Arial" w:hAnsi="Arial"/>
+          <w:b/>
+          <w:bCs/>
+          <w:color w:val="7a5f1f"/>
+          <w:sz w:val="20"/>
+          <w:szCs w:val="20"/>
+        </w:rPr>
+        <w:t xml:space="preserve">DUET</w:t>
+      </w:r>
+      <w:r>
+        <w:rPr>
+          <w:rFonts w:ascii="Arial" w:cs="Arial" w:eastAsia="Arial" w:hAnsi="Arial"/>
+          <w:color w:val="6b7280"/>
+          <w:sz w:val="20"/>
+          <w:szCs w:val="20"/>
+        </w:rPr>
+        <w:t xml:space="preserve">   ·   iPhone   ·   JUNE 12, 2023</w:t>
+      </w:r>
+    </w:p>
+    <w:p>
+      <w:pPr>
+        <w:spacing w:after="20"/>
+      </w:pPr>
+      <w:r>
+        <w:rPr>
+          <w:rFonts w:ascii="Courier New" w:cs="Courier New" w:eastAsia="Courier New" w:hAnsi="Courier New"/>
+          <w:b/>
+          <w:bCs/>
+          <w:color w:val="6b7280"/>
+          <w:sz w:val="20"/>
+          <w:szCs w:val="20"/>
+        </w:rPr>
+        <w:t xml:space="preserve">8.1  </w:t>
+      </w:r>
+      <w:r>
+        <w:rPr>
+          <w:rFonts w:ascii="Arial" w:cs="Arial" w:eastAsia="Arial" w:hAnsi="Arial"/>
+          <w:b/>
+          <w:bCs/>
+          <w:color w:val="7a5f1f"/>
+          <w:sz w:val="22"/>
+          <w:szCs w:val="22"/>
+        </w:rPr>
+        <w:t xml:space="preserve">▸ Sightseeing — he pops the question</w:t>
+      </w:r>
+    </w:p>
+    <w:p>
+      <w:pPr>
+        <w:spacing w:after="140"/>
+        <w:ind w:left="460"/>
+      </w:pPr>
+      <w:r>
+        <w:rPr>
+          <w:rFonts w:ascii="Arial" w:cs="Arial" w:eastAsia="Arial" w:hAnsi="Arial"/>
+          <w:color w:val="3a3d46"/>
+          <w:sz w:val="21"/>
+          <w:szCs w:val="21"/>
+        </w:rPr>
+        <w:t xml:space="preserve">No animations, by direction: the phones only mark WHERE WE ARE IN TIME. The engagement day. ⚠Confirm the sightseeing placement (“…no, the Dakotas”) against the script.</w:t>
+      </w:r>
+    </w:p>
+    <w:p>
+      <w:pPr>
+        <w:spacing w:after="20"/>
+      </w:pPr>
+      <w:r>
+        <w:rPr>
+          <w:rFonts w:ascii="Courier New" w:cs="Courier New" w:eastAsia="Courier New" w:hAnsi="Courier New"/>
+          <w:b/>
+          <w:bCs/>
+          <w:color w:val="6b7280"/>
+          <w:sz w:val="20"/>
+          <w:szCs w:val="20"/>
+        </w:rPr>
+        <w:t xml:space="preserve">8.2  </w:t>
       </w:r>
       <w:r>
         <w:rPr>
@@ -3573,66 +3587,38 @@
           <w:sz w:val="22"/>
           <w:szCs w:val="22"/>
         </w:rPr>
-        <w:t xml:space="preserve">♪ INSTRUMENTAL BREAK — the call connects</w:t>
-      </w:r>
-    </w:p>
-    <w:p>
-      <w:pPr>
-        <w:spacing w:after="20"/>
-        <w:ind w:left="460"/>
-      </w:pPr>
-      <w:r>
-        <w:rPr>
-          <w:rFonts w:ascii="Arial" w:cs="Arial" w:eastAsia="Arial" w:hAnsi="Arial"/>
-          <w:color w:val="3a3d46"/>
-          <w:sz w:val="21"/>
-          <w:szCs w:val="21"/>
-        </w:rPr>
-        <w:t xml:space="preserve">FOUR MINUTES OF FACETIME. Pre-recorded cast loops or a live feed from the wings — director’s choice.</w:t>
-      </w:r>
-    </w:p>
-    <w:p>
-      <w:pPr>
-        <w:spacing w:after="140"/>
-        <w:ind w:left="460"/>
-      </w:pPr>
-      <w:r>
-        <w:rPr>
-          <w:rFonts w:ascii="Arial" w:cs="Arial" w:eastAsia="Arial" w:hAnsi="Arial"/>
-          <w:b/>
-          <w:bCs/>
-          <w:color w:val="8a2b52"/>
-          <w:sz w:val="19"/>
-          <w:szCs w:val="19"/>
-        </w:rPr>
-        <w:t xml:space="preserve">HOLD — </w:t>
-      </w:r>
-      <w:r>
-        <w:rPr>
-          <w:rFonts w:ascii="Arial" w:cs="Arial" w:eastAsia="Arial" w:hAnsi="Arial"/>
-          <w:i/>
-          <w:iCs/>
-          <w:color w:val="8a2b52"/>
-          <w:sz w:val="19"/>
-          <w:szCs w:val="19"/>
-        </w:rPr>
-        <w:t xml:space="preserve">The only time all night they actually reach each other.</w:t>
-      </w:r>
-    </w:p>
-    <w:p>
-      <w:pPr>
-        <w:spacing w:after="20"/>
-      </w:pPr>
-      <w:r>
-        <w:rPr>
-          <w:rFonts w:ascii="Courier New" w:cs="Courier New" w:eastAsia="Courier New" w:hAnsi="Courier New"/>
-          <w:b/>
-          <w:bCs/>
-          <w:color w:val="6b7280"/>
-          <w:sz w:val="20"/>
-          <w:szCs w:val="20"/>
-        </w:rPr>
-        <w:t xml:space="preserve">7.8  </w:t>
+        <w:t xml:space="preserve">♪ AT THE VOWS — the underscore turns</w:t>
+      </w:r>
+    </w:p>
+    <w:p>
+      <w:pPr>
+        <w:spacing w:after="140"/>
+        <w:ind w:left="460"/>
+      </w:pPr>
+      <w:r>
+        <w:rPr>
+          <w:rFonts w:ascii="Arial" w:cs="Arial" w:eastAsia="Arial" w:hAnsi="Arial"/>
+          <w:color w:val="3a3d46"/>
+          <w:sz w:val="21"/>
+          <w:szCs w:val="21"/>
+        </w:rPr>
+        <w:t xml:space="preserve">The only date both timelines will ever share, enormous.</w:t>
+      </w:r>
+    </w:p>
+    <w:p>
+      <w:pPr>
+        <w:spacing w:after="20"/>
+      </w:pPr>
+      <w:r>
+        <w:rPr>
+          <w:rFonts w:ascii="Courier New" w:cs="Courier New" w:eastAsia="Courier New" w:hAnsi="Courier New"/>
+          <w:b/>
+          <w:bCs/>
+          <w:color w:val="6b7280"/>
+          <w:sz w:val="20"/>
+          <w:szCs w:val="20"/>
+        </w:rPr>
+        <w:t xml:space="preserve">8.3  </w:t>
       </w:r>
       <w:r>
         <w:rPr>
@@ -3643,38 +3629,38 @@
           <w:sz w:val="22"/>
           <w:szCs w:val="22"/>
         </w:rPr>
-        <w:t xml:space="preserve">♪ Two bars in</w:t>
-      </w:r>
-    </w:p>
-    <w:p>
-      <w:pPr>
-        <w:spacing w:after="140"/>
-        <w:ind w:left="460"/>
-      </w:pPr>
-      <w:r>
-        <w:rPr>
-          <w:rFonts w:ascii="Arial" w:cs="Arial" w:eastAsia="Arial" w:hAnsi="Arial"/>
-          <w:color w:val="3a3d46"/>
-          <w:sz w:val="21"/>
-          <w:szCs w:val="21"/>
-        </w:rPr>
-        <w:t xml:space="preserve">He appears — desk, terrible lighting, mid-laugh.</w:t>
-      </w:r>
-    </w:p>
-    <w:p>
-      <w:pPr>
-        <w:spacing w:after="20"/>
-      </w:pPr>
-      <w:r>
-        <w:rPr>
-          <w:rFonts w:ascii="Courier New" w:cs="Courier New" w:eastAsia="Courier New" w:hAnsi="Courier New"/>
-          <w:b/>
-          <w:bCs/>
-          <w:color w:val="6b7280"/>
-          <w:sz w:val="20"/>
-          <w:szCs w:val="20"/>
-        </w:rPr>
-        <w:t xml:space="preserve">7.9  </w:t>
+        <w:t xml:space="preserve">♪ After the waltz and interlude — BACK IN TIME to the engagement</w:t>
+      </w:r>
+    </w:p>
+    <w:p>
+      <w:pPr>
+        <w:spacing w:after="140"/>
+        <w:ind w:left="460"/>
+      </w:pPr>
+      <w:r>
+        <w:rPr>
+          <w:rFonts w:ascii="Arial" w:cs="Arial" w:eastAsia="Arial" w:hAnsi="Arial"/>
+          <w:color w:val="3a3d46"/>
+          <w:sz w:val="21"/>
+          <w:szCs w:val="21"/>
+        </w:rPr>
+        <w:t xml:space="preserve">The clock rolls back to the beginning of the piece.</w:t>
+      </w:r>
+    </w:p>
+    <w:p>
+      <w:pPr>
+        <w:spacing w:after="20"/>
+      </w:pPr>
+      <w:r>
+        <w:rPr>
+          <w:rFonts w:ascii="Courier New" w:cs="Courier New" w:eastAsia="Courier New" w:hAnsi="Courier New"/>
+          <w:b/>
+          <w:bCs/>
+          <w:color w:val="6b7280"/>
+          <w:sz w:val="20"/>
+          <w:szCs w:val="20"/>
+        </w:rPr>
+        <w:t xml:space="preserve">8.4  </w:t>
       </w:r>
       <w:r>
         <w:rPr>
@@ -3685,38 +3671,80 @@
           <w:sz w:val="22"/>
           <w:szCs w:val="22"/>
         </w:rPr>
-        <w:t xml:space="preserve">♪ Four bars in</w:t>
-      </w:r>
-    </w:p>
-    <w:p>
-      <w:pPr>
-        <w:spacing w:after="140"/>
-        <w:ind w:left="460"/>
-      </w:pPr>
-      <w:r>
-        <w:rPr>
-          <w:rFonts w:ascii="Arial" w:cs="Arial" w:eastAsia="Arial" w:hAnsi="Arial"/>
-          <w:color w:val="3a3d46"/>
-          <w:sz w:val="21"/>
-          <w:szCs w:val="21"/>
-        </w:rPr>
-        <w:t xml:space="preserve">She flips the camera — a slow pan of the tiny Ohio theater.</w:t>
-      </w:r>
-    </w:p>
-    <w:p>
-      <w:pPr>
-        <w:spacing w:after="20"/>
-      </w:pPr>
-      <w:r>
-        <w:rPr>
-          <w:rFonts w:ascii="Courier New" w:cs="Courier New" w:eastAsia="Courier New" w:hAnsi="Courier New"/>
-          <w:b/>
-          <w:bCs/>
-          <w:color w:val="6b7280"/>
-          <w:sz w:val="20"/>
-          <w:szCs w:val="20"/>
-        </w:rPr>
-        <w:t xml:space="preserve">7.10  </w:t>
+        <w:t xml:space="preserve">♪ Cutoff</w:t>
+      </w:r>
+    </w:p>
+    <w:p>
+      <w:pPr>
+        <w:spacing w:after="140"/>
+        <w:ind w:left="460"/>
+      </w:pPr>
+      <w:r>
+        <w:rPr>
+          <w:rFonts w:ascii="Arial" w:cs="Arial" w:eastAsia="Arial" w:hAnsi="Arial"/>
+          <w:color w:val="3a3d46"/>
+          <w:sz w:val="21"/>
+          <w:szCs w:val="21"/>
+        </w:rPr>
+        <w:t xml:space="preserve">Black.</w:t>
+      </w:r>
+    </w:p>
+    <w:p>
+      <w:pPr>
+        <w:pageBreakBefore/>
+        <w:spacing w:after="20"/>
+      </w:pPr>
+      <w:r>
+        <w:rPr>
+          <w:rFonts w:ascii="Arial" w:cs="Arial" w:eastAsia="Arial" w:hAnsi="Arial"/>
+          <w:b/>
+          <w:bCs/>
+          <w:color w:val="15151d"/>
+          <w:sz w:val="36"/>
+          <w:szCs w:val="36"/>
+        </w:rPr>
+        <w:t xml:space="preserve">9 · A Miracle Would Happen</w:t>
+      </w:r>
+    </w:p>
+    <w:p>
+      <w:pPr>
+        <w:spacing w:after="180"/>
+      </w:pPr>
+      <w:r>
+        <w:rPr>
+          <w:rFonts w:ascii="Arial" w:cs="Arial" w:eastAsia="Arial" w:hAnsi="Arial"/>
+          <w:b/>
+          <w:bCs/>
+          <w:color w:val="2b6a7a"/>
+          <w:sz w:val="20"/>
+          <w:szCs w:val="20"/>
+        </w:rPr>
+        <w:t xml:space="preserve">JAMIE</w:t>
+      </w:r>
+      <w:r>
+        <w:rPr>
+          <w:rFonts w:ascii="Arial" w:cs="Arial" w:eastAsia="Arial" w:hAnsi="Arial"/>
+          <w:color w:val="6b7280"/>
+          <w:sz w:val="20"/>
+          <w:szCs w:val="20"/>
+        </w:rPr>
+        <w:t xml:space="preserve">   ·   iPhone   ·   OCTOBER 2024</w:t>
+      </w:r>
+    </w:p>
+    <w:p>
+      <w:pPr>
+        <w:spacing w:after="20"/>
+      </w:pPr>
+      <w:r>
+        <w:rPr>
+          <w:rFonts w:ascii="Courier New" w:cs="Courier New" w:eastAsia="Courier New" w:hAnsi="Courier New"/>
+          <w:b/>
+          <w:bCs/>
+          <w:color w:val="6b7280"/>
+          <w:sz w:val="20"/>
+          <w:szCs w:val="20"/>
+        </w:rPr>
+        <w:t xml:space="preserve">9.1  </w:t>
       </w:r>
       <w:r>
         <w:rPr>
@@ -3727,388 +3755,248 @@
           <w:sz w:val="22"/>
           <w:szCs w:val="22"/>
         </w:rPr>
-        <w:t xml:space="preserve">♪ Break button</w:t>
-      </w:r>
-    </w:p>
-    <w:p>
-      <w:pPr>
-        <w:spacing w:after="140"/>
-        <w:ind w:left="460"/>
-      </w:pPr>
-      <w:r>
-        <w:rPr>
-          <w:rFonts w:ascii="Arial" w:cs="Arial" w:eastAsia="Arial" w:hAnsi="Arial"/>
-          <w:color w:val="3a3d46"/>
-          <w:sz w:val="21"/>
-          <w:szCs w:val="21"/>
-        </w:rPr>
-        <w:t xml:space="preserve">Connection lost at 4:12.</w:t>
-      </w:r>
-    </w:p>
-    <w:p>
-      <w:pPr>
-        <w:spacing w:after="20"/>
-      </w:pPr>
-      <w:r>
-        <w:rPr>
-          <w:rFonts w:ascii="Courier New" w:cs="Courier New" w:eastAsia="Courier New" w:hAnsi="Courier New"/>
-          <w:b/>
-          <w:bCs/>
-          <w:color w:val="6b7280"/>
-          <w:sz w:val="20"/>
-          <w:szCs w:val="20"/>
-        </w:rPr>
-        <w:t xml:space="preserve">7.11  </w:t>
-      </w:r>
-      <w:r>
-        <w:rPr>
-          <w:rFonts w:ascii="Arial" w:cs="Arial" w:eastAsia="Arial" w:hAnsi="Arial"/>
-          <w:b/>
-          <w:bCs/>
-          <w:color w:val="15151d"/>
-          <w:sz w:val="24"/>
-          <w:szCs w:val="24"/>
-        </w:rPr>
-        <w:t xml:space="preserve">“(she resumes singing)”</w:t>
-      </w:r>
-    </w:p>
-    <w:p>
-      <w:pPr>
-        <w:spacing w:after="20"/>
-        <w:ind w:left="460"/>
-      </w:pPr>
-      <w:r>
-        <w:rPr>
-          <w:rFonts w:ascii="Arial" w:cs="Arial" w:eastAsia="Arial" w:hAnsi="Arial"/>
-          <w:color w:val="3a3d46"/>
-          <w:sz w:val="21"/>
-          <w:szCs w:val="21"/>
-        </w:rPr>
-        <w:t xml:space="preserve">The FaceTime log — tonight’s four minutes, and the week of missed calls around it.</w:t>
-      </w:r>
-    </w:p>
-    <w:p>
-      <w:pPr>
-        <w:spacing w:after="140"/>
-        <w:ind w:left="460"/>
-      </w:pPr>
-      <w:r>
-        <w:rPr>
-          <w:rFonts w:ascii="Arial" w:cs="Arial" w:eastAsia="Arial" w:hAnsi="Arial"/>
-          <w:b/>
-          <w:bCs/>
-          <w:color w:val="8a2b52"/>
-          <w:sz w:val="19"/>
-          <w:szCs w:val="19"/>
-        </w:rPr>
-        <w:t xml:space="preserve">HOLD — </w:t>
-      </w:r>
-      <w:r>
-        <w:rPr>
-          <w:rFonts w:ascii="Arial" w:cs="Arial" w:eastAsia="Arial" w:hAnsi="Arial"/>
-          <w:i/>
-          <w:iCs/>
-          <w:color w:val="8a2b52"/>
-          <w:sz w:val="19"/>
-          <w:szCs w:val="19"/>
-        </w:rPr>
-        <w:t xml:space="preserve">The beat that actually hurts.</w:t>
-      </w:r>
-    </w:p>
-    <w:p>
-      <w:pPr>
-        <w:spacing w:after="20"/>
-      </w:pPr>
-      <w:r>
-        <w:rPr>
-          <w:rFonts w:ascii="Courier New" w:cs="Courier New" w:eastAsia="Courier New" w:hAnsi="Courier New"/>
-          <w:b/>
-          <w:bCs/>
-          <w:color w:val="6b7280"/>
-          <w:sz w:val="20"/>
-          <w:szCs w:val="20"/>
-        </w:rPr>
-        <w:t xml:space="preserve">7.12  </w:t>
-      </w:r>
-      <w:r>
-        <w:rPr>
-          <w:rFonts w:ascii="Arial" w:cs="Arial" w:eastAsia="Arial" w:hAnsi="Arial"/>
-          <w:b/>
-          <w:bCs/>
-          <w:color w:val="15151d"/>
-          <w:sz w:val="24"/>
-          <w:szCs w:val="24"/>
-        </w:rPr>
-        <w:t xml:space="preserve">“And I’m so glad I could fail you in Ohio.”</w:t>
-      </w:r>
-    </w:p>
-    <w:p>
-      <w:pPr>
-        <w:spacing w:after="140"/>
-        <w:ind w:left="460"/>
-      </w:pPr>
-      <w:r>
-        <w:rPr>
-          <w:rFonts w:ascii="Arial" w:cs="Arial" w:eastAsia="Arial" w:hAnsi="Arial"/>
-          <w:color w:val="3a3d46"/>
-          <w:sz w:val="21"/>
-          <w:szCs w:val="21"/>
-        </w:rPr>
-        <w:t xml:space="preserve">She opens Facebook — the bookstore selfie, their last uncomplicated public exchange.</w:t>
-      </w:r>
-    </w:p>
-    <w:p>
-      <w:pPr>
-        <w:spacing w:after="20"/>
-      </w:pPr>
-      <w:r>
-        <w:rPr>
-          <w:rFonts w:ascii="Courier New" w:cs="Courier New" w:eastAsia="Courier New" w:hAnsi="Courier New"/>
-          <w:b/>
-          <w:bCs/>
-          <w:color w:val="6b7280"/>
-          <w:sz w:val="20"/>
-          <w:szCs w:val="20"/>
-        </w:rPr>
-        <w:t xml:space="preserve">7.13  </w:t>
-      </w:r>
-      <w:r>
-        <w:rPr>
-          <w:rFonts w:ascii="Arial" w:cs="Arial" w:eastAsia="Arial" w:hAnsi="Arial"/>
-          <w:b/>
-          <w:bCs/>
-          <w:color w:val="15151d"/>
-          <w:sz w:val="24"/>
-          <w:szCs w:val="24"/>
-        </w:rPr>
-        <w:t xml:space="preserve">“(phrase button)”</w:t>
-      </w:r>
-    </w:p>
-    <w:p>
-      <w:pPr>
-        <w:spacing w:after="140"/>
-        <w:ind w:left="460"/>
-      </w:pPr>
-      <w:r>
-        <w:rPr>
-          <w:rFonts w:ascii="Arial" w:cs="Arial" w:eastAsia="Arial" w:hAnsi="Arial"/>
-          <w:color w:val="3a3d46"/>
-          <w:sz w:val="21"/>
-          <w:szCs w:val="21"/>
-        </w:rPr>
-        <w:t xml:space="preserve">He comments. It is a good one.</w:t>
-      </w:r>
-    </w:p>
-    <w:p>
-      <w:pPr>
-        <w:spacing w:after="20"/>
-      </w:pPr>
-      <w:r>
-        <w:rPr>
-          <w:rFonts w:ascii="Courier New" w:cs="Courier New" w:eastAsia="Courier New" w:hAnsi="Courier New"/>
-          <w:b/>
-          <w:bCs/>
-          <w:color w:val="6b7280"/>
-          <w:sz w:val="20"/>
-          <w:szCs w:val="20"/>
-        </w:rPr>
-        <w:t xml:space="preserve">7.13b  </w:t>
-      </w:r>
-      <w:r>
-        <w:rPr>
-          <w:rFonts w:ascii="Arial" w:cs="Arial" w:eastAsia="Arial" w:hAnsi="Arial"/>
-          <w:b/>
-          <w:bCs/>
-          <w:color w:val="15151d"/>
-          <w:sz w:val="24"/>
-          <w:szCs w:val="24"/>
-        </w:rPr>
-        <w:t xml:space="preserve">“(before the sign-off)”</w:t>
-      </w:r>
-    </w:p>
-    <w:p>
-      <w:pPr>
-        <w:spacing w:after="140"/>
-        <w:ind w:left="460"/>
-      </w:pPr>
-      <w:r>
-        <w:rPr>
-          <w:rFonts w:ascii="Arial" w:cs="Arial" w:eastAsia="Arial" w:hAnsi="Arial"/>
-          <w:color w:val="3a3d46"/>
-          <w:sz w:val="21"/>
-          <w:szCs w:val="21"/>
-        </w:rPr>
-        <w:t xml:space="preserve">Her FLAGGED mailbox — two emails, both the job. The callback that put her here, kept where a person actually keeps it.</w:t>
-      </w:r>
-    </w:p>
-    <w:p>
-      <w:pPr>
-        <w:spacing w:after="20"/>
-      </w:pPr>
-      <w:r>
-        <w:rPr>
-          <w:rFonts w:ascii="Courier New" w:cs="Courier New" w:eastAsia="Courier New" w:hAnsi="Courier New"/>
-          <w:b/>
-          <w:bCs/>
-          <w:color w:val="6b7280"/>
-          <w:sz w:val="20"/>
-          <w:szCs w:val="20"/>
-        </w:rPr>
-        <w:t xml:space="preserve">7.14  </w:t>
-      </w:r>
-      <w:r>
-        <w:rPr>
-          <w:rFonts w:ascii="Arial" w:cs="Arial" w:eastAsia="Arial" w:hAnsi="Arial"/>
-          <w:b/>
-          <w:bCs/>
-          <w:color w:val="15151d"/>
-          <w:sz w:val="24"/>
-          <w:szCs w:val="24"/>
-        </w:rPr>
-        <w:t xml:space="preserve">“THE FINAL SIGN-OFF”</w:t>
-      </w:r>
-    </w:p>
-    <w:p>
-      <w:pPr>
-        <w:spacing w:after="140"/>
-        <w:ind w:left="460"/>
-      </w:pPr>
-      <w:r>
-        <w:rPr>
-          <w:rFonts w:ascii="Arial" w:cs="Arial" w:eastAsia="Arial" w:hAnsi="Arial"/>
-          <w:color w:val="3a3d46"/>
-          <w:sz w:val="21"/>
-          <w:szCs w:val="21"/>
-        </w:rPr>
-        <w:t xml:space="preserve">She signs the letter live, in the thread — still not over signing it like that.</w:t>
-      </w:r>
-    </w:p>
-    <w:p>
-      <w:pPr>
-        <w:pageBreakBefore/>
-        <w:spacing w:after="20"/>
-      </w:pPr>
-      <w:r>
-        <w:rPr>
-          <w:rFonts w:ascii="Arial" w:cs="Arial" w:eastAsia="Arial" w:hAnsi="Arial"/>
-          <w:b/>
-          <w:bCs/>
-          <w:color w:val="15151d"/>
-          <w:sz w:val="36"/>
-          <w:szCs w:val="36"/>
-        </w:rPr>
-        <w:t xml:space="preserve">8 · The Next Ten Minutes</w:t>
-      </w:r>
-    </w:p>
-    <w:p>
-      <w:pPr>
-        <w:spacing w:after="180"/>
-      </w:pPr>
-      <w:r>
-        <w:rPr>
-          <w:rFonts w:ascii="Arial" w:cs="Arial" w:eastAsia="Arial" w:hAnsi="Arial"/>
-          <w:b/>
-          <w:bCs/>
-          <w:color w:val="7a5f1f"/>
-          <w:sz w:val="20"/>
-          <w:szCs w:val="20"/>
-        </w:rPr>
-        <w:t xml:space="preserve">DUET</w:t>
-      </w:r>
-      <w:r>
-        <w:rPr>
-          <w:rFonts w:ascii="Arial" w:cs="Arial" w:eastAsia="Arial" w:hAnsi="Arial"/>
-          <w:color w:val="6b7280"/>
-          <w:sz w:val="20"/>
-          <w:szCs w:val="20"/>
-        </w:rPr>
-        <w:t xml:space="preserve">   ·   iPhone   ·   MAY 18, 2024 · THE WEDDING</w:t>
-      </w:r>
-    </w:p>
-    <w:p>
-      <w:pPr>
-        <w:spacing w:after="20"/>
-      </w:pPr>
-      <w:r>
-        <w:rPr>
-          <w:rFonts w:ascii="Courier New" w:cs="Courier New" w:eastAsia="Courier New" w:hAnsi="Courier New"/>
-          <w:b/>
-          <w:bCs/>
-          <w:color w:val="6b7280"/>
-          <w:sz w:val="20"/>
-          <w:szCs w:val="20"/>
-        </w:rPr>
-        <w:t xml:space="preserve">8.1  </w:t>
-      </w:r>
-      <w:r>
-        <w:rPr>
-          <w:rFonts w:ascii="Arial" w:cs="Arial" w:eastAsia="Arial" w:hAnsi="Arial"/>
-          <w:b/>
-          <w:bCs/>
-          <w:color w:val="7a5f1f"/>
-          <w:sz w:val="22"/>
-          <w:szCs w:val="22"/>
-        </w:rPr>
-        <w:t xml:space="preserve">▸ The rowboat. JAMIE proposes.</w:t>
-      </w:r>
-    </w:p>
-    <w:p>
-      <w:pPr>
-        <w:spacing w:after="20"/>
-        <w:ind w:left="460"/>
-      </w:pPr>
-      <w:r>
-        <w:rPr>
-          <w:rFonts w:ascii="Arial" w:cs="Arial" w:eastAsia="Arial" w:hAnsi="Arial"/>
-          <w:color w:val="3a3d46"/>
-          <w:sz w:val="21"/>
-          <w:szCs w:val="21"/>
-        </w:rPr>
-        <w:t xml:space="preserve">TRUE BLACK. No screens at all. The only unmediated minutes of the night.</w:t>
-      </w:r>
-    </w:p>
-    <w:p>
-      <w:pPr>
-        <w:spacing w:after="140"/>
-        <w:ind w:left="460"/>
-      </w:pPr>
-      <w:r>
-        <w:rPr>
-          <w:rFonts w:ascii="Arial" w:cs="Arial" w:eastAsia="Arial" w:hAnsi="Arial"/>
-          <w:b/>
-          <w:bCs/>
-          <w:color w:val="8a2b52"/>
-          <w:sz w:val="19"/>
-          <w:szCs w:val="19"/>
-        </w:rPr>
-        <w:t xml:space="preserve">HOLD — </w:t>
-      </w:r>
-      <w:r>
-        <w:rPr>
-          <w:rFonts w:ascii="Arial" w:cs="Arial" w:eastAsia="Arial" w:hAnsi="Arial"/>
-          <w:i/>
-          <w:iCs/>
-          <w:color w:val="8a2b52"/>
-          <w:sz w:val="19"/>
-          <w:szCs w:val="19"/>
-        </w:rPr>
-        <w:t xml:space="preserve">Dark screens mean truth. Hold through the proposal.</w:t>
-      </w:r>
-    </w:p>
-    <w:p>
-      <w:pPr>
-        <w:spacing w:after="20"/>
-      </w:pPr>
-      <w:r>
-        <w:rPr>
-          <w:rFonts w:ascii="Courier New" w:cs="Courier New" w:eastAsia="Courier New" w:hAnsi="Courier New"/>
-          <w:b/>
-          <w:bCs/>
-          <w:color w:val="6b7280"/>
-          <w:sz w:val="20"/>
-          <w:szCs w:val="20"/>
-        </w:rPr>
-        <w:t xml:space="preserve">8.2  </w:t>
+        <w:t xml:space="preserve">♪ Vamp — his phone, locked</w:t>
+      </w:r>
+    </w:p>
+    <w:p>
+      <w:pPr>
+        <w:spacing w:after="140"/>
+        <w:ind w:left="460"/>
+      </w:pPr>
+      <w:r>
+        <w:rPr>
+          <w:rFonts w:ascii="Arial" w:cs="Arial" w:eastAsia="Arial" w:hAnsi="Arial"/>
+          <w:color w:val="3a3d46"/>
+          <w:sz w:val="21"/>
+          <w:szCs w:val="21"/>
+        </w:rPr>
+        <w:t xml:space="preserve">October 2024. Married, at a party, and the phone will not stop. He never touches it — the attention just arrives.</w:t>
+      </w:r>
+    </w:p>
+    <w:p>
+      <w:pPr>
+        <w:spacing w:after="20"/>
+      </w:pPr>
+      <w:r>
+        <w:rPr>
+          <w:rFonts w:ascii="Courier New" w:cs="Courier New" w:eastAsia="Courier New" w:hAnsi="Courier New"/>
+          <w:b/>
+          <w:bCs/>
+          <w:color w:val="6b7280"/>
+          <w:sz w:val="20"/>
+          <w:szCs w:val="20"/>
+        </w:rPr>
+        <w:t xml:space="preserve">9.2  </w:t>
+      </w:r>
+      <w:r>
+        <w:rPr>
+          <w:rFonts w:ascii="Arial" w:cs="Arial" w:eastAsia="Arial" w:hAnsi="Arial"/>
+          <w:b/>
+          <w:bCs/>
+          <w:color w:val="15151d"/>
+          <w:sz w:val="24"/>
+          <w:szCs w:val="24"/>
+        </w:rPr>
+        <w:t xml:space="preserve">“⚠LINE from script (worksheet) — the first stranger”</w:t>
+      </w:r>
+    </w:p>
+    <w:p>
+      <w:pPr>
+        <w:spacing w:after="140"/>
+        <w:ind w:left="460"/>
+      </w:pPr>
+      <w:r>
+        <w:rPr>
+          <w:rFonts w:ascii="Arial" w:cs="Arial" w:eastAsia="Arial" w:hAnsi="Arial"/>
+          <w:color w:val="3a3d46"/>
+          <w:sz w:val="21"/>
+          <w:szCs w:val="21"/>
+        </w:rPr>
+        <w:t xml:space="preserve">A reader.</w:t>
+      </w:r>
+    </w:p>
+    <w:p>
+      <w:pPr>
+        <w:spacing w:after="20"/>
+      </w:pPr>
+      <w:r>
+        <w:rPr>
+          <w:rFonts w:ascii="Courier New" w:cs="Courier New" w:eastAsia="Courier New" w:hAnsi="Courier New"/>
+          <w:b/>
+          <w:bCs/>
+          <w:color w:val="6b7280"/>
+          <w:sz w:val="20"/>
+          <w:szCs w:val="20"/>
+        </w:rPr>
+        <w:t xml:space="preserve">9.3  </w:t>
+      </w:r>
+      <w:r>
+        <w:rPr>
+          <w:rFonts w:ascii="Arial" w:cs="Arial" w:eastAsia="Arial" w:hAnsi="Arial"/>
+          <w:b/>
+          <w:bCs/>
+          <w:color w:val="15151d"/>
+          <w:sz w:val="24"/>
+          <w:szCs w:val="24"/>
+        </w:rPr>
+        <w:t xml:space="preserve">“⚠LINE from script (worksheet) — another”</w:t>
+      </w:r>
+    </w:p>
+    <w:p>
+      <w:pPr>
+        <w:spacing w:after="140"/>
+        <w:ind w:left="460"/>
+      </w:pPr>
+      <w:r>
+        <w:rPr>
+          <w:rFonts w:ascii="Arial" w:cs="Arial" w:eastAsia="Arial" w:hAnsi="Arial"/>
+          <w:color w:val="3a3d46"/>
+          <w:sz w:val="21"/>
+          <w:szCs w:val="21"/>
+        </w:rPr>
+        <w:t xml:space="preserve">And another.</w:t>
+      </w:r>
+    </w:p>
+    <w:p>
+      <w:pPr>
+        <w:spacing w:after="20"/>
+      </w:pPr>
+      <w:r>
+        <w:rPr>
+          <w:rFonts w:ascii="Courier New" w:cs="Courier New" w:eastAsia="Courier New" w:hAnsi="Courier New"/>
+          <w:b/>
+          <w:bCs/>
+          <w:color w:val="6b7280"/>
+          <w:sz w:val="20"/>
+          <w:szCs w:val="20"/>
+        </w:rPr>
+        <w:t xml:space="preserve">9.4  </w:t>
+      </w:r>
+      <w:r>
+        <w:rPr>
+          <w:rFonts w:ascii="Arial" w:cs="Arial" w:eastAsia="Arial" w:hAnsi="Arial"/>
+          <w:b/>
+          <w:bCs/>
+          <w:color w:val="15151d"/>
+          <w:sz w:val="24"/>
+          <w:szCs w:val="24"/>
+        </w:rPr>
+        <w:t xml:space="preserve">“⚠LINE from script (worksheet) — the numbers”</w:t>
+      </w:r>
+    </w:p>
+    <w:p>
+      <w:pPr>
+        <w:spacing w:after="140"/>
+        <w:ind w:left="460"/>
+      </w:pPr>
+      <w:r>
+        <w:rPr>
+          <w:rFonts w:ascii="Arial" w:cs="Arial" w:eastAsia="Arial" w:hAnsi="Arial"/>
+          <w:color w:val="3a3d46"/>
+          <w:sz w:val="21"/>
+          <w:szCs w:val="21"/>
+        </w:rPr>
+        <w:t xml:space="preserve">The book keeps growing without him.</w:t>
+      </w:r>
+    </w:p>
+    <w:p>
+      <w:pPr>
+        <w:spacing w:after="20"/>
+      </w:pPr>
+      <w:r>
+        <w:rPr>
+          <w:rFonts w:ascii="Courier New" w:cs="Courier New" w:eastAsia="Courier New" w:hAnsi="Courier New"/>
+          <w:b/>
+          <w:bCs/>
+          <w:color w:val="6b7280"/>
+          <w:sz w:val="20"/>
+          <w:szCs w:val="20"/>
+        </w:rPr>
+        <w:t xml:space="preserve">9.5  </w:t>
+      </w:r>
+      <w:r>
+        <w:rPr>
+          <w:rFonts w:ascii="Arial" w:cs="Arial" w:eastAsia="Arial" w:hAnsi="Arial"/>
+          <w:b/>
+          <w:bCs/>
+          <w:color w:val="15151d"/>
+          <w:sz w:val="24"/>
+          <w:szCs w:val="24"/>
+        </w:rPr>
+        <w:t xml:space="preserve">“⚠LINE from script (worksheet) — Elise”</w:t>
+      </w:r>
+    </w:p>
+    <w:p>
+      <w:pPr>
+        <w:spacing w:after="140"/>
+        <w:ind w:left="460"/>
+      </w:pPr>
+      <w:r>
+        <w:rPr>
+          <w:rFonts w:ascii="Arial" w:cs="Arial" w:eastAsia="Arial" w:hAnsi="Arial"/>
+          <w:color w:val="3a3d46"/>
+          <w:sz w:val="21"/>
+          <w:szCs w:val="21"/>
+        </w:rPr>
+        <w:t xml:space="preserve">And Elise.</w:t>
+      </w:r>
+    </w:p>
+    <w:p>
+      <w:pPr>
+        <w:spacing w:after="20"/>
+      </w:pPr>
+      <w:r>
+        <w:rPr>
+          <w:rFonts w:ascii="Courier New" w:cs="Courier New" w:eastAsia="Courier New" w:hAnsi="Courier New"/>
+          <w:b/>
+          <w:bCs/>
+          <w:color w:val="6b7280"/>
+          <w:sz w:val="20"/>
+          <w:szCs w:val="20"/>
+        </w:rPr>
+        <w:t xml:space="preserve">9.6  </w:t>
+      </w:r>
+      <w:r>
+        <w:rPr>
+          <w:rFonts w:ascii="Arial" w:cs="Arial" w:eastAsia="Arial" w:hAnsi="Arial"/>
+          <w:b/>
+          <w:bCs/>
+          <w:color w:val="15151d"/>
+          <w:sz w:val="24"/>
+          <w:szCs w:val="24"/>
+        </w:rPr>
+        <w:t xml:space="preserve">“⚠LINE from script (worksheet) — it keeps coming”</w:t>
+      </w:r>
+    </w:p>
+    <w:p>
+      <w:pPr>
+        <w:spacing w:after="140"/>
+        <w:ind w:left="460"/>
+      </w:pPr>
+      <w:r>
+        <w:rPr>
+          <w:rFonts w:ascii="Arial" w:cs="Arial" w:eastAsia="Arial" w:hAnsi="Arial"/>
+          <w:color w:val="3a3d46"/>
+          <w:sz w:val="21"/>
+          <w:szCs w:val="21"/>
+        </w:rPr>
+        <w:t xml:space="preserve">Front row.</w:t>
+      </w:r>
+    </w:p>
+    <w:p>
+      <w:pPr>
+        <w:spacing w:after="20"/>
+      </w:pPr>
+      <w:r>
+        <w:rPr>
+          <w:rFonts w:ascii="Courier New" w:cs="Courier New" w:eastAsia="Courier New" w:hAnsi="Courier New"/>
+          <w:b/>
+          <w:bCs/>
+          <w:color w:val="6b7280"/>
+          <w:sz w:val="20"/>
+          <w:szCs w:val="20"/>
+        </w:rPr>
+        <w:t xml:space="preserve">9.7  </w:t>
       </w:r>
       <w:r>
         <w:rPr>
@@ -4119,1226 +4007,22 @@
           <w:sz w:val="22"/>
           <w:szCs w:val="22"/>
         </w:rPr>
-        <w:t xml:space="preserve">♪ AT THE VOWS — the underscore turns</w:t>
-      </w:r>
-    </w:p>
-    <w:p>
-      <w:pPr>
-        <w:spacing w:after="140"/>
-        <w:ind w:left="460"/>
-      </w:pPr>
-      <w:r>
-        <w:rPr>
-          <w:rFonts w:ascii="Arial" w:cs="Arial" w:eastAsia="Arial" w:hAnsi="Arial"/>
-          <w:color w:val="3a3d46"/>
-          <w:sz w:val="21"/>
-          <w:szCs w:val="21"/>
-        </w:rPr>
-        <w:t xml:space="preserve">One stamp, centered, enormous. The only date both timelines will ever share.</w:t>
-      </w:r>
-    </w:p>
-    <w:p>
-      <w:pPr>
-        <w:spacing w:after="20"/>
-      </w:pPr>
-      <w:r>
-        <w:rPr>
-          <w:rFonts w:ascii="Courier New" w:cs="Courier New" w:eastAsia="Courier New" w:hAnsi="Courier New"/>
-          <w:b/>
-          <w:bCs/>
-          <w:color w:val="6b7280"/>
-          <w:sz w:val="20"/>
-          <w:szCs w:val="20"/>
-        </w:rPr>
-        <w:t xml:space="preserve">8.3  </w:t>
-      </w:r>
-      <w:r>
-        <w:rPr>
-          <w:rFonts w:ascii="Arial" w:cs="Arial" w:eastAsia="Arial" w:hAnsi="Arial"/>
-          <w:b/>
-          <w:bCs/>
-          <w:color w:val="15151d"/>
-          <w:sz w:val="24"/>
-          <w:szCs w:val="24"/>
-        </w:rPr>
-        <w:t xml:space="preserve">“CATHY: Will you share your life with me”</w:t>
-      </w:r>
-    </w:p>
-    <w:p>
-      <w:pPr>
-        <w:spacing w:after="140"/>
-        <w:ind w:left="460"/>
-      </w:pPr>
-      <w:r>
-        <w:rPr>
-          <w:rFonts w:ascii="Arial" w:cs="Arial" w:eastAsia="Arial" w:hAnsi="Arial"/>
-          <w:color w:val="3a3d46"/>
-          <w:sz w:val="21"/>
-          <w:szCs w:val="21"/>
-        </w:rPr>
-        <w:t xml:space="preserve">HER SCREEN — she opens Facebook and posts it: the engagement, three cast photos.</w:t>
-      </w:r>
-    </w:p>
-    <w:p>
-      <w:pPr>
-        <w:spacing w:after="20"/>
-      </w:pPr>
-      <w:r>
-        <w:rPr>
-          <w:rFonts w:ascii="Courier New" w:cs="Courier New" w:eastAsia="Courier New" w:hAnsi="Courier New"/>
-          <w:b/>
-          <w:bCs/>
-          <w:color w:val="6b7280"/>
-          <w:sz w:val="20"/>
-          <w:szCs w:val="20"/>
-        </w:rPr>
-        <w:t xml:space="preserve">8.4  </w:t>
-      </w:r>
-      <w:r>
-        <w:rPr>
-          <w:rFonts w:ascii="Arial" w:cs="Arial" w:eastAsia="Arial" w:hAnsi="Arial"/>
-          <w:b/>
-          <w:bCs/>
-          <w:color w:val="15151d"/>
-          <w:sz w:val="24"/>
-          <w:szCs w:val="24"/>
-        </w:rPr>
-        <w:t xml:space="preserve">“JAMIE: I am not always on time”</w:t>
-      </w:r>
-    </w:p>
-    <w:p>
-      <w:pPr>
-        <w:spacing w:after="140"/>
-        <w:ind w:left="460"/>
-      </w:pPr>
-      <w:r>
-        <w:rPr>
-          <w:rFonts w:ascii="Arial" w:cs="Arial" w:eastAsia="Arial" w:hAnsi="Arial"/>
-          <w:color w:val="3a3d46"/>
-          <w:sz w:val="21"/>
-          <w:szCs w:val="21"/>
-        </w:rPr>
-        <w:t xml:space="preserve">FLIP TO HIS SCREEN — he opens Facebook and posts the identical portrait.</w:t>
-      </w:r>
-    </w:p>
-    <w:p>
-      <w:pPr>
-        <w:spacing w:after="20"/>
-      </w:pPr>
-      <w:r>
-        <w:rPr>
-          <w:rFonts w:ascii="Courier New" w:cs="Courier New" w:eastAsia="Courier New" w:hAnsi="Courier New"/>
-          <w:b/>
-          <w:bCs/>
-          <w:color w:val="6b7280"/>
-          <w:sz w:val="20"/>
-          <w:szCs w:val="20"/>
-        </w:rPr>
-        <w:t xml:space="preserve">8.5  </w:t>
-      </w:r>
-      <w:r>
-        <w:rPr>
-          <w:rFonts w:ascii="Arial" w:cs="Arial" w:eastAsia="Arial" w:hAnsi="Arial"/>
-          <w:b/>
-          <w:bCs/>
-          <w:color w:val="15151d"/>
-          <w:sz w:val="24"/>
-          <w:szCs w:val="24"/>
-        </w:rPr>
-        <w:t xml:space="preserve">“BOTH: For the next ten minutes,”</w:t>
-      </w:r>
-    </w:p>
-    <w:p>
-      <w:pPr>
-        <w:spacing w:after="140"/>
-        <w:ind w:left="460"/>
-      </w:pPr>
-      <w:r>
-        <w:rPr>
-          <w:rFonts w:ascii="Arial" w:cs="Arial" w:eastAsia="Arial" w:hAnsi="Arial"/>
-          <w:color w:val="3a3d46"/>
-          <w:sz w:val="21"/>
-          <w:szCs w:val="21"/>
-        </w:rPr>
-        <w:t xml:space="preserve">BACK TO HER — the flood begins. Tagged in 34 photos.</w:t>
-      </w:r>
-    </w:p>
-    <w:p>
-      <w:pPr>
-        <w:spacing w:after="20"/>
-      </w:pPr>
-      <w:r>
-        <w:rPr>
-          <w:rFonts w:ascii="Courier New" w:cs="Courier New" w:eastAsia="Courier New" w:hAnsi="Courier New"/>
-          <w:b/>
-          <w:bCs/>
-          <w:color w:val="6b7280"/>
-          <w:sz w:val="20"/>
-          <w:szCs w:val="20"/>
-        </w:rPr>
-        <w:t xml:space="preserve">8.6  </w:t>
-      </w:r>
-      <w:r>
-        <w:rPr>
-          <w:rFonts w:ascii="Arial" w:cs="Arial" w:eastAsia="Arial" w:hAnsi="Arial"/>
-          <w:b/>
-          <w:bCs/>
-          <w:color w:val="15151d"/>
-          <w:sz w:val="24"/>
-          <w:szCs w:val="24"/>
-        </w:rPr>
-        <w:t xml:space="preserve">“We can handle that.”</w:t>
-      </w:r>
-    </w:p>
-    <w:p>
-      <w:pPr>
-        <w:spacing w:after="140"/>
-        <w:ind w:left="460"/>
-      </w:pPr>
-      <w:r>
-        <w:rPr>
-          <w:rFonts w:ascii="Arial" w:cs="Arial" w:eastAsia="Arial" w:hAnsi="Arial"/>
-          <w:color w:val="3a3d46"/>
-          <w:sz w:val="21"/>
-          <w:szCs w:val="21"/>
-        </w:rPr>
-        <w:t xml:space="preserve">Mom, crying again.</w:t>
-      </w:r>
-    </w:p>
-    <w:p>
-      <w:pPr>
-        <w:spacing w:after="20"/>
-      </w:pPr>
-      <w:r>
-        <w:rPr>
-          <w:rFonts w:ascii="Courier New" w:cs="Courier New" w:eastAsia="Courier New" w:hAnsi="Courier New"/>
-          <w:b/>
-          <w:bCs/>
-          <w:color w:val="6b7280"/>
-          <w:sz w:val="20"/>
-          <w:szCs w:val="20"/>
-        </w:rPr>
-        <w:t xml:space="preserve">8.7  </w:t>
-      </w:r>
-      <w:r>
-        <w:rPr>
-          <w:rFonts w:ascii="Arial" w:cs="Arial" w:eastAsia="Arial" w:hAnsi="Arial"/>
-          <w:b/>
-          <w:bCs/>
-          <w:color w:val="15151d"/>
-          <w:sz w:val="24"/>
-          <w:szCs w:val="24"/>
-        </w:rPr>
-        <w:t xml:space="preserve">“(final phrase of the duet)”</w:t>
-      </w:r>
-    </w:p>
-    <w:p>
-      <w:pPr>
-        <w:spacing w:after="140"/>
-        <w:ind w:left="460"/>
-      </w:pPr>
-      <w:r>
-        <w:rPr>
-          <w:rFonts w:ascii="Arial" w:cs="Arial" w:eastAsia="Arial" w:hAnsi="Arial"/>
-          <w:color w:val="3a3d46"/>
-          <w:sz w:val="21"/>
-          <w:szCs w:val="21"/>
-        </w:rPr>
-        <w:t xml:space="preserve">Rob’s toast video.</w:t>
-      </w:r>
-    </w:p>
-    <w:p>
-      <w:pPr>
-        <w:spacing w:after="20"/>
-      </w:pPr>
-      <w:r>
-        <w:rPr>
-          <w:rFonts w:ascii="Courier New" w:cs="Courier New" w:eastAsia="Courier New" w:hAnsi="Courier New"/>
-          <w:b/>
-          <w:bCs/>
-          <w:color w:val="6b7280"/>
-          <w:sz w:val="20"/>
-          <w:szCs w:val="20"/>
-        </w:rPr>
-        <w:t xml:space="preserve">8.8  </w:t>
-      </w:r>
-      <w:r>
-        <w:rPr>
-          <w:rFonts w:ascii="Arial" w:cs="Arial" w:eastAsia="Arial" w:hAnsi="Arial"/>
-          <w:b/>
-          <w:bCs/>
-          <w:color w:val="2b6a7a"/>
-          <w:sz w:val="22"/>
-          <w:szCs w:val="22"/>
-        </w:rPr>
-        <w:t xml:space="preserve">♪ IN THE PLAYOFF — where the finale melody surfaces</w:t>
-      </w:r>
-    </w:p>
-    <w:p>
-      <w:pPr>
-        <w:spacing w:after="20"/>
-        <w:ind w:left="460"/>
-      </w:pPr>
-      <w:r>
-        <w:rPr>
-          <w:rFonts w:ascii="Arial" w:cs="Arial" w:eastAsia="Arial" w:hAnsi="Arial"/>
-          <w:color w:val="3a3d46"/>
-          <w:sz w:val="21"/>
-          <w:szCs w:val="21"/>
-        </w:rPr>
-        <w:t xml:space="preserve">[CHOICE — ALONZO] DUET FLIP — his lock screen. One unread message. Sender hidden. Include, or keep the wedding pure.</w:t>
-      </w:r>
-    </w:p>
-    <w:p>
-      <w:pPr>
-        <w:spacing w:after="140"/>
-        <w:ind w:left="460"/>
-      </w:pPr>
-      <w:r>
-        <w:rPr>
-          <w:rFonts w:ascii="Arial" w:cs="Arial" w:eastAsia="Arial" w:hAnsi="Arial"/>
-          <w:b/>
-          <w:bCs/>
-          <w:color w:val="8a2b52"/>
-          <w:sz w:val="19"/>
-          <w:szCs w:val="19"/>
-        </w:rPr>
-        <w:t xml:space="preserve">HOLD — </w:t>
-      </w:r>
-      <w:r>
-        <w:rPr>
-          <w:rFonts w:ascii="Arial" w:cs="Arial" w:eastAsia="Arial" w:hAnsi="Arial"/>
-          <w:i/>
-          <w:iCs/>
-          <w:color w:val="8a2b52"/>
-          <w:sz w:val="19"/>
-          <w:szCs w:val="19"/>
-        </w:rPr>
-        <w:t xml:space="preserve">Decide in tech, not on paper.</w:t>
-      </w:r>
-    </w:p>
-    <w:p>
-      <w:pPr>
-        <w:pageBreakBefore/>
-        <w:spacing w:after="20"/>
-      </w:pPr>
-      <w:r>
-        <w:rPr>
-          <w:rFonts w:ascii="Arial" w:cs="Arial" w:eastAsia="Arial" w:hAnsi="Arial"/>
-          <w:b/>
-          <w:bCs/>
-          <w:color w:val="15151d"/>
-          <w:sz w:val="36"/>
-          <w:szCs w:val="36"/>
-        </w:rPr>
-        <w:t xml:space="preserve">9 · A Miracle Would Happen</w:t>
-      </w:r>
-    </w:p>
-    <w:p>
-      <w:pPr>
-        <w:spacing w:after="180"/>
-      </w:pPr>
-      <w:r>
-        <w:rPr>
-          <w:rFonts w:ascii="Arial" w:cs="Arial" w:eastAsia="Arial" w:hAnsi="Arial"/>
-          <w:b/>
-          <w:bCs/>
-          <w:color w:val="2b6a7a"/>
-          <w:sz w:val="20"/>
-          <w:szCs w:val="20"/>
-        </w:rPr>
-        <w:t xml:space="preserve">JAMIE</w:t>
-      </w:r>
-      <w:r>
-        <w:rPr>
-          <w:rFonts w:ascii="Arial" w:cs="Arial" w:eastAsia="Arial" w:hAnsi="Arial"/>
-          <w:color w:val="6b7280"/>
-          <w:sz w:val="20"/>
-          <w:szCs w:val="20"/>
-        </w:rPr>
-        <w:t xml:space="preserve">   ·   iPhone   ·   OCTOBER 2024</w:t>
-      </w:r>
-    </w:p>
-    <w:p>
-      <w:pPr>
-        <w:spacing w:after="20"/>
-      </w:pPr>
-      <w:r>
-        <w:rPr>
-          <w:rFonts w:ascii="Courier New" w:cs="Courier New" w:eastAsia="Courier New" w:hAnsi="Courier New"/>
-          <w:b/>
-          <w:bCs/>
-          <w:color w:val="6b7280"/>
-          <w:sz w:val="20"/>
-          <w:szCs w:val="20"/>
-        </w:rPr>
-        <w:t xml:space="preserve">9.1  </w:t>
-      </w:r>
-      <w:r>
-        <w:rPr>
-          <w:rFonts w:ascii="Arial" w:cs="Arial" w:eastAsia="Arial" w:hAnsi="Arial"/>
-          <w:b/>
-          <w:bCs/>
-          <w:color w:val="2b6a7a"/>
-          <w:sz w:val="22"/>
-          <w:szCs w:val="22"/>
-        </w:rPr>
-        <w:t xml:space="preserve">♪ Vamp</w:t>
-      </w:r>
-    </w:p>
-    <w:p>
-      <w:pPr>
-        <w:spacing w:after="140"/>
-        <w:ind w:left="460"/>
-      </w:pPr>
-      <w:r>
-        <w:rPr>
-          <w:rFonts w:ascii="Arial" w:cs="Arial" w:eastAsia="Arial" w:hAnsi="Arial"/>
-          <w:color w:val="3a3d46"/>
-          <w:sz w:val="21"/>
-          <w:szCs w:val="21"/>
-        </w:rPr>
-        <w:t xml:space="preserve">His phone, October 2024. Married, at a party, alone with a screen.</w:t>
-      </w:r>
-    </w:p>
-    <w:p>
-      <w:pPr>
-        <w:spacing w:after="20"/>
-      </w:pPr>
-      <w:r>
-        <w:rPr>
-          <w:rFonts w:ascii="Courier New" w:cs="Courier New" w:eastAsia="Courier New" w:hAnsi="Courier New"/>
-          <w:b/>
-          <w:bCs/>
-          <w:color w:val="6b7280"/>
-          <w:sz w:val="20"/>
-          <w:szCs w:val="20"/>
-        </w:rPr>
-        <w:t xml:space="preserve">9.2  </w:t>
-      </w:r>
-      <w:r>
-        <w:rPr>
-          <w:rFonts w:ascii="Arial" w:cs="Arial" w:eastAsia="Arial" w:hAnsi="Arial"/>
-          <w:b/>
-          <w:bCs/>
-          <w:color w:val="15151d"/>
-          <w:sz w:val="24"/>
-          <w:szCs w:val="24"/>
-        </w:rPr>
-        <w:t xml:space="preserve">“There are people, and one of them is me,”</w:t>
-      </w:r>
-    </w:p>
-    <w:p>
-      <w:pPr>
-        <w:spacing w:after="140"/>
-        <w:ind w:left="460"/>
-      </w:pPr>
-      <w:r>
-        <w:rPr>
-          <w:rFonts w:ascii="Arial" w:cs="Arial" w:eastAsia="Arial" w:hAnsi="Arial"/>
-          <w:color w:val="3a3d46"/>
-          <w:sz w:val="21"/>
-          <w:szCs w:val="21"/>
-        </w:rPr>
-        <w:t xml:space="preserve">A reader’s DM arrives.</w:t>
-      </w:r>
-    </w:p>
-    <w:p>
-      <w:pPr>
-        <w:spacing w:after="20"/>
-      </w:pPr>
-      <w:r>
-        <w:rPr>
-          <w:rFonts w:ascii="Courier New" w:cs="Courier New" w:eastAsia="Courier New" w:hAnsi="Courier New"/>
-          <w:b/>
-          <w:bCs/>
-          <w:color w:val="6b7280"/>
-          <w:sz w:val="20"/>
-          <w:szCs w:val="20"/>
-        </w:rPr>
-        <w:t xml:space="preserve">9.3  </w:t>
-      </w:r>
-      <w:r>
-        <w:rPr>
-          <w:rFonts w:ascii="Arial" w:cs="Arial" w:eastAsia="Arial" w:hAnsi="Arial"/>
-          <w:b/>
-          <w:bCs/>
-          <w:color w:val="15151d"/>
-          <w:sz w:val="24"/>
-          <w:szCs w:val="24"/>
-        </w:rPr>
-        <w:t xml:space="preserve">“Who’s not allowed to look.”</w:t>
-      </w:r>
-    </w:p>
-    <w:p>
-      <w:pPr>
-        <w:spacing w:after="20"/>
-        <w:ind w:left="460"/>
-      </w:pPr>
-      <w:r>
-        <w:rPr>
-          <w:rFonts w:ascii="Arial" w:cs="Arial" w:eastAsia="Arial" w:hAnsi="Arial"/>
-          <w:color w:val="3a3d46"/>
-          <w:sz w:val="21"/>
-          <w:szCs w:val="21"/>
-        </w:rPr>
-        <w:t xml:space="preserve">He taps the request. Accept and Delete, side by side. He hovers Delete — and leaves it. Unanswered is not deleted.</w:t>
-      </w:r>
-    </w:p>
-    <w:p>
-      <w:pPr>
-        <w:spacing w:after="140"/>
-        <w:ind w:left="460"/>
-      </w:pPr>
-      <w:r>
-        <w:rPr>
-          <w:rFonts w:ascii="Arial" w:cs="Arial" w:eastAsia="Arial" w:hAnsi="Arial"/>
-          <w:b/>
-          <w:bCs/>
-          <w:color w:val="8a2b52"/>
-          <w:sz w:val="19"/>
-          <w:szCs w:val="19"/>
-        </w:rPr>
-        <w:t xml:space="preserve">HOLD — </w:t>
-      </w:r>
-      <w:r>
-        <w:rPr>
-          <w:rFonts w:ascii="Arial" w:cs="Arial" w:eastAsia="Arial" w:hAnsi="Arial"/>
-          <w:i/>
-          <w:iCs/>
-          <w:color w:val="8a2b52"/>
-          <w:sz w:val="19"/>
-          <w:szCs w:val="19"/>
-        </w:rPr>
-        <w:t xml:space="preserve">The entire song is in that distinction.</w:t>
-      </w:r>
-    </w:p>
-    <w:p>
-      <w:pPr>
-        <w:spacing w:after="20"/>
-      </w:pPr>
-      <w:r>
-        <w:rPr>
-          <w:rFonts w:ascii="Courier New" w:cs="Courier New" w:eastAsia="Courier New" w:hAnsi="Courier New"/>
-          <w:b/>
-          <w:bCs/>
-          <w:color w:val="6b7280"/>
-          <w:sz w:val="20"/>
-          <w:szCs w:val="20"/>
-        </w:rPr>
-        <w:t xml:space="preserve">9.4  </w:t>
-      </w:r>
-      <w:r>
-        <w:rPr>
-          <w:rFonts w:ascii="Arial" w:cs="Arial" w:eastAsia="Arial" w:hAnsi="Arial"/>
-          <w:b/>
-          <w:bCs/>
-          <w:color w:val="15151d"/>
-          <w:sz w:val="24"/>
-          <w:szCs w:val="24"/>
-        </w:rPr>
-        <w:t xml:space="preserve">“I’m not okay!”</w:t>
-      </w:r>
-    </w:p>
-    <w:p>
-      <w:pPr>
-        <w:spacing w:after="140"/>
-        <w:ind w:left="460"/>
-      </w:pPr>
-      <w:r>
-        <w:rPr>
-          <w:rFonts w:ascii="Arial" w:cs="Arial" w:eastAsia="Arial" w:hAnsi="Arial"/>
-          <w:color w:val="3a3d46"/>
-          <w:sz w:val="21"/>
-          <w:szCs w:val="21"/>
-        </w:rPr>
-        <w:t xml:space="preserve">He opens it and types something charming.</w:t>
-      </w:r>
-    </w:p>
-    <w:p>
-      <w:pPr>
-        <w:spacing w:after="20"/>
-      </w:pPr>
-      <w:r>
-        <w:rPr>
-          <w:rFonts w:ascii="Courier New" w:cs="Courier New" w:eastAsia="Courier New" w:hAnsi="Courier New"/>
-          <w:b/>
-          <w:bCs/>
-          <w:color w:val="6b7280"/>
-          <w:sz w:val="20"/>
-          <w:szCs w:val="20"/>
-        </w:rPr>
-        <w:t xml:space="preserve">9.5  </w:t>
-      </w:r>
-      <w:r>
-        <w:rPr>
-          <w:rFonts w:ascii="Arial" w:cs="Arial" w:eastAsia="Arial" w:hAnsi="Arial"/>
-          <w:b/>
-          <w:bCs/>
-          <w:color w:val="15151d"/>
-          <w:sz w:val="24"/>
-          <w:szCs w:val="24"/>
-        </w:rPr>
-        <w:t xml:space="preserve">“(cycle 1 button)”</w:t>
-      </w:r>
-    </w:p>
-    <w:p>
-      <w:pPr>
-        <w:spacing w:after="140"/>
-        <w:ind w:left="460"/>
-      </w:pPr>
-      <w:r>
-        <w:rPr>
-          <w:rFonts w:ascii="Arial" w:cs="Arial" w:eastAsia="Arial" w:hAnsi="Arial"/>
-          <w:color w:val="3a3d46"/>
-          <w:sz w:val="21"/>
-          <w:szCs w:val="21"/>
-        </w:rPr>
-        <w:t xml:space="preserve">Deletes it.</w:t>
-      </w:r>
-    </w:p>
-    <w:p>
-      <w:pPr>
-        <w:spacing w:after="20"/>
-      </w:pPr>
-      <w:r>
-        <w:rPr>
-          <w:rFonts w:ascii="Courier New" w:cs="Courier New" w:eastAsia="Courier New" w:hAnsi="Courier New"/>
-          <w:b/>
-          <w:bCs/>
-          <w:color w:val="6b7280"/>
-          <w:sz w:val="20"/>
-          <w:szCs w:val="20"/>
-        </w:rPr>
-        <w:t xml:space="preserve">9.6  </w:t>
-      </w:r>
-      <w:r>
-        <w:rPr>
-          <w:rFonts w:ascii="Arial" w:cs="Arial" w:eastAsia="Arial" w:hAnsi="Arial"/>
-          <w:b/>
-          <w:bCs/>
-          <w:color w:val="15151d"/>
-          <w:sz w:val="24"/>
-          <w:szCs w:val="24"/>
-        </w:rPr>
-        <w:t xml:space="preserve">“A miracle would happen”</w:t>
-      </w:r>
-    </w:p>
-    <w:p>
-      <w:pPr>
-        <w:spacing w:after="140"/>
-        <w:ind w:left="460"/>
-      </w:pPr>
-      <w:r>
-        <w:rPr>
-          <w:rFonts w:ascii="Arial" w:cs="Arial" w:eastAsia="Arial" w:hAnsi="Arial"/>
-          <w:color w:val="3a3d46"/>
-          <w:sz w:val="21"/>
-          <w:szCs w:val="21"/>
-        </w:rPr>
-        <w:t xml:space="preserve">Bolder.</w:t>
-      </w:r>
-    </w:p>
-    <w:p>
-      <w:pPr>
-        <w:spacing w:after="20"/>
-      </w:pPr>
-      <w:r>
-        <w:rPr>
-          <w:rFonts w:ascii="Courier New" w:cs="Courier New" w:eastAsia="Courier New" w:hAnsi="Courier New"/>
-          <w:b/>
-          <w:bCs/>
-          <w:color w:val="6b7280"/>
-          <w:sz w:val="20"/>
-          <w:szCs w:val="20"/>
-        </w:rPr>
-        <w:t xml:space="preserve">9.7  </w:t>
-      </w:r>
-      <w:r>
-        <w:rPr>
-          <w:rFonts w:ascii="Arial" w:cs="Arial" w:eastAsia="Arial" w:hAnsi="Arial"/>
-          <w:b/>
-          <w:bCs/>
-          <w:color w:val="15151d"/>
-          <w:sz w:val="24"/>
-          <w:szCs w:val="24"/>
-        </w:rPr>
-        <w:t xml:space="preserve">“(cycle 2 button)”</w:t>
-      </w:r>
-    </w:p>
-    <w:p>
-      <w:pPr>
-        <w:spacing w:after="140"/>
-        <w:ind w:left="460"/>
-      </w:pPr>
-      <w:r>
-        <w:rPr>
-          <w:rFonts w:ascii="Arial" w:cs="Arial" w:eastAsia="Arial" w:hAnsi="Arial"/>
-          <w:color w:val="3a3d46"/>
-          <w:sz w:val="21"/>
-          <w:szCs w:val="21"/>
-        </w:rPr>
-        <w:t xml:space="preserve">Deletes that too.</w:t>
-      </w:r>
-    </w:p>
-    <w:p>
-      <w:pPr>
-        <w:spacing w:after="20"/>
-      </w:pPr>
-      <w:r>
-        <w:rPr>
-          <w:rFonts w:ascii="Courier New" w:cs="Courier New" w:eastAsia="Courier New" w:hAnsi="Courier New"/>
-          <w:b/>
-          <w:bCs/>
-          <w:color w:val="6b7280"/>
-          <w:sz w:val="20"/>
-          <w:szCs w:val="20"/>
-        </w:rPr>
-        <w:t xml:space="preserve">9.8  </w:t>
-      </w:r>
-      <w:r>
-        <w:rPr>
-          <w:rFonts w:ascii="Arial" w:cs="Arial" w:eastAsia="Arial" w:hAnsi="Arial"/>
-          <w:b/>
-          <w:bCs/>
-          <w:color w:val="15151d"/>
-          <w:sz w:val="24"/>
-          <w:szCs w:val="24"/>
-        </w:rPr>
-        <w:t xml:space="preserve">“And I would be happy —”</w:t>
-      </w:r>
-    </w:p>
-    <w:p>
-      <w:pPr>
-        <w:spacing w:after="140"/>
-        <w:ind w:left="460"/>
-      </w:pPr>
-      <w:r>
-        <w:rPr>
-          <w:rFonts w:ascii="Arial" w:cs="Arial" w:eastAsia="Arial" w:hAnsi="Arial"/>
-          <w:color w:val="3a3d46"/>
-          <w:sz w:val="21"/>
-          <w:szCs w:val="21"/>
-        </w:rPr>
-        <w:t xml:space="preserve">The bland, safe, performative version.</w:t>
-      </w:r>
-    </w:p>
-    <w:p>
-      <w:pPr>
-        <w:spacing w:after="20"/>
-      </w:pPr>
-      <w:r>
-        <w:rPr>
-          <w:rFonts w:ascii="Courier New" w:cs="Courier New" w:eastAsia="Courier New" w:hAnsi="Courier New"/>
-          <w:b/>
-          <w:bCs/>
-          <w:color w:val="6b7280"/>
-          <w:sz w:val="20"/>
-          <w:szCs w:val="20"/>
-        </w:rPr>
-        <w:t xml:space="preserve">9.9  </w:t>
-      </w:r>
-      <w:r>
-        <w:rPr>
-          <w:rFonts w:ascii="Arial" w:cs="Arial" w:eastAsia="Arial" w:hAnsi="Arial"/>
-          <w:b/>
-          <w:bCs/>
-          <w:color w:val="15151d"/>
-          <w:sz w:val="24"/>
-          <w:szCs w:val="24"/>
-        </w:rPr>
-        <w:t xml:space="preserve">“(on the refrain’s last word)”</w:t>
-      </w:r>
-    </w:p>
-    <w:p>
-      <w:pPr>
-        <w:spacing w:after="140"/>
-        <w:ind w:left="460"/>
-      </w:pPr>
-      <w:r>
-        <w:rPr>
-          <w:rFonts w:ascii="Arial" w:cs="Arial" w:eastAsia="Arial" w:hAnsi="Arial"/>
-          <w:color w:val="3a3d46"/>
-          <w:sz w:val="21"/>
-          <w:szCs w:val="21"/>
-        </w:rPr>
-        <w:t xml:space="preserve">SEND. Politeness as camouflage.</w:t>
-      </w:r>
-    </w:p>
-    <w:p>
-      <w:pPr>
-        <w:spacing w:after="20"/>
-      </w:pPr>
-      <w:r>
-        <w:rPr>
-          <w:rFonts w:ascii="Courier New" w:cs="Courier New" w:eastAsia="Courier New" w:hAnsi="Courier New"/>
-          <w:b/>
-          <w:bCs/>
-          <w:color w:val="6b7280"/>
-          <w:sz w:val="20"/>
-          <w:szCs w:val="20"/>
-        </w:rPr>
-        <w:t xml:space="preserve">9.10  </w:t>
-      </w:r>
-      <w:r>
-        <w:rPr>
-          <w:rFonts w:ascii="Arial" w:cs="Arial" w:eastAsia="Arial" w:hAnsi="Arial"/>
-          <w:b/>
-          <w:bCs/>
-          <w:color w:val="15151d"/>
-          <w:sz w:val="24"/>
-          <w:szCs w:val="24"/>
-        </w:rPr>
-        <w:t xml:space="preserve">“I could be happy —”</w:t>
-      </w:r>
-    </w:p>
-    <w:p>
-      <w:pPr>
-        <w:spacing w:after="140"/>
-        <w:ind w:left="460"/>
-      </w:pPr>
-      <w:r>
-        <w:rPr>
-          <w:rFonts w:ascii="Arial" w:cs="Arial" w:eastAsia="Arial" w:hAnsi="Arial"/>
-          <w:color w:val="3a3d46"/>
-          <w:sz w:val="21"/>
-          <w:szCs w:val="21"/>
-        </w:rPr>
-        <w:t xml:space="preserve">Her contact card. He flips Silence Notifications ON — for his wife specifically.</w:t>
-      </w:r>
-    </w:p>
-    <w:p>
-      <w:pPr>
-        <w:spacing w:after="20"/>
-      </w:pPr>
-      <w:r>
-        <w:rPr>
-          <w:rFonts w:ascii="Courier New" w:cs="Courier New" w:eastAsia="Courier New" w:hAnsi="Courier New"/>
-          <w:b/>
-          <w:bCs/>
-          <w:color w:val="6b7280"/>
-          <w:sz w:val="20"/>
-          <w:szCs w:val="20"/>
-        </w:rPr>
-        <w:t xml:space="preserve">9.11  </w:t>
-      </w:r>
-      <w:r>
-        <w:rPr>
-          <w:rFonts w:ascii="Arial" w:cs="Arial" w:eastAsia="Arial" w:hAnsi="Arial"/>
-          <w:b/>
-          <w:bCs/>
-          <w:color w:val="15151d"/>
-          <w:sz w:val="24"/>
-          <w:szCs w:val="24"/>
-        </w:rPr>
-        <w:t xml:space="preserve">“(next phrase)”</w:t>
-      </w:r>
-    </w:p>
-    <w:p>
-      <w:pPr>
-        <w:spacing w:after="20"/>
-        <w:ind w:left="460"/>
-      </w:pPr>
-      <w:r>
-        <w:rPr>
-          <w:rFonts w:ascii="Arial" w:cs="Arial" w:eastAsia="Arial" w:hAnsi="Arial"/>
-          <w:color w:val="3a3d46"/>
-          <w:sz w:val="21"/>
-          <w:szCs w:val="21"/>
-        </w:rPr>
-        <w:t xml:space="preserve">THE 10 PM RULE FROM MOVING TOO FAST, PIERCED — he opens Settings himself: the same real Focus screen, now with one allowed person: R.H. EDITS.</w:t>
-      </w:r>
-    </w:p>
-    <w:p>
-      <w:pPr>
-        <w:spacing w:after="140"/>
-        <w:ind w:left="460"/>
-      </w:pPr>
-      <w:r>
-        <w:rPr>
-          <w:rFonts w:ascii="Arial" w:cs="Arial" w:eastAsia="Arial" w:hAnsi="Arial"/>
-          <w:b/>
-          <w:bCs/>
-          <w:color w:val="8a2b52"/>
-          <w:sz w:val="19"/>
-          <w:szCs w:val="19"/>
-        </w:rPr>
-        <w:t xml:space="preserve">HOLD — </w:t>
-      </w:r>
-      <w:r>
-        <w:rPr>
-          <w:rFonts w:ascii="Arial" w:cs="Arial" w:eastAsia="Arial" w:hAnsi="Arial"/>
-          <w:i/>
-          <w:iCs/>
-          <w:color w:val="8a2b52"/>
-          <w:sz w:val="19"/>
-          <w:szCs w:val="19"/>
-        </w:rPr>
-        <w:t xml:space="preserve">Same screen the audience watched them build together. Let them find it.</w:t>
-      </w:r>
-    </w:p>
-    <w:p>
-      <w:pPr>
-        <w:spacing w:after="20"/>
-      </w:pPr>
-      <w:r>
-        <w:rPr>
-          <w:rFonts w:ascii="Courier New" w:cs="Courier New" w:eastAsia="Courier New" w:hAnsi="Courier New"/>
-          <w:b/>
-          <w:bCs/>
-          <w:color w:val="6b7280"/>
-          <w:sz w:val="20"/>
-          <w:szCs w:val="20"/>
-        </w:rPr>
-        <w:t xml:space="preserve">9.12  </w:t>
-      </w:r>
-      <w:r>
-        <w:rPr>
-          <w:rFonts w:ascii="Arial" w:cs="Arial" w:eastAsia="Arial" w:hAnsi="Arial"/>
-          <w:b/>
-          <w:bCs/>
-          <w:color w:val="15151d"/>
-          <w:sz w:val="24"/>
-          <w:szCs w:val="24"/>
-        </w:rPr>
-        <w:t xml:space="preserve">“(verse button)”</w:t>
-      </w:r>
-    </w:p>
-    <w:p>
-      <w:pPr>
-        <w:spacing w:after="140"/>
-        <w:ind w:left="460"/>
-      </w:pPr>
-      <w:r>
-        <w:rPr>
-          <w:rFonts w:ascii="Arial" w:cs="Arial" w:eastAsia="Arial" w:hAnsi="Arial"/>
-          <w:color w:val="3a3d46"/>
-          <w:sz w:val="21"/>
-          <w:szCs w:val="21"/>
-        </w:rPr>
-        <w:t xml:space="preserve">Her call goes silently to voicemail. Unplayed. The finale plays it.</w:t>
-      </w:r>
-    </w:p>
-    <w:p>
-      <w:pPr>
-        <w:spacing w:after="20"/>
-      </w:pPr>
-      <w:r>
-        <w:rPr>
-          <w:rFonts w:ascii="Courier New" w:cs="Courier New" w:eastAsia="Courier New" w:hAnsi="Courier New"/>
-          <w:b/>
-          <w:bCs/>
-          <w:color w:val="6b7280"/>
-          <w:sz w:val="20"/>
-          <w:szCs w:val="20"/>
-        </w:rPr>
-        <w:t xml:space="preserve">9.13  </w:t>
-      </w:r>
-      <w:r>
-        <w:rPr>
-          <w:rFonts w:ascii="Arial" w:cs="Arial" w:eastAsia="Arial" w:hAnsi="Arial"/>
-          <w:b/>
-          <w:bCs/>
-          <w:color w:val="2b6a7a"/>
-          <w:sz w:val="22"/>
-          <w:szCs w:val="22"/>
-        </w:rPr>
-        <w:t xml:space="preserve">♪ CHOICE BLOCK — bridge top</w:t>
-      </w:r>
-    </w:p>
-    <w:p>
-      <w:pPr>
-        <w:spacing w:after="140"/>
-        <w:ind w:left="460"/>
-      </w:pPr>
-      <w:r>
-        <w:rPr>
-          <w:rFonts w:ascii="Arial" w:cs="Arial" w:eastAsia="Arial" w:hAnsi="Arial"/>
-          <w:color w:val="3a3d46"/>
-          <w:sz w:val="21"/>
-          <w:szCs w:val="21"/>
-        </w:rPr>
-        <w:t xml:space="preserve">[CHOICE — ALONZO] Tinder. Cut 9.13–9.16 cleanly for a subtler Jamie.</w:t>
-      </w:r>
-    </w:p>
-    <w:p>
-      <w:pPr>
-        <w:spacing w:after="20"/>
-      </w:pPr>
-      <w:r>
-        <w:rPr>
-          <w:rFonts w:ascii="Courier New" w:cs="Courier New" w:eastAsia="Courier New" w:hAnsi="Courier New"/>
-          <w:b/>
-          <w:bCs/>
-          <w:color w:val="6b7280"/>
-          <w:sz w:val="20"/>
-          <w:szCs w:val="20"/>
-        </w:rPr>
-        <w:t xml:space="preserve">9.14  </w:t>
-      </w:r>
-      <w:r>
-        <w:rPr>
-          <w:rFonts w:ascii="Arial" w:cs="Arial" w:eastAsia="Arial" w:hAnsi="Arial"/>
-          <w:b/>
-          <w:bCs/>
-          <w:color w:val="15151d"/>
-          <w:sz w:val="24"/>
-          <w:szCs w:val="24"/>
-        </w:rPr>
-        <w:t xml:space="preserve">“(next hit)”</w:t>
-      </w:r>
-    </w:p>
-    <w:p>
-      <w:pPr>
-        <w:spacing w:after="140"/>
-        <w:ind w:left="460"/>
-      </w:pPr>
-      <w:r>
-        <w:rPr>
-          <w:rFonts w:ascii="Arial" w:cs="Arial" w:eastAsia="Arial" w:hAnsi="Arial"/>
-          <w:color w:val="3a3d46"/>
-          <w:sz w:val="21"/>
-          <w:szCs w:val="21"/>
-        </w:rPr>
-        <w:t xml:space="preserve">Swipe right.</w:t>
-      </w:r>
-    </w:p>
-    <w:p>
-      <w:pPr>
-        <w:spacing w:after="20"/>
-      </w:pPr>
-      <w:r>
-        <w:rPr>
-          <w:rFonts w:ascii="Courier New" w:cs="Courier New" w:eastAsia="Courier New" w:hAnsi="Courier New"/>
-          <w:b/>
-          <w:bCs/>
-          <w:color w:val="6b7280"/>
-          <w:sz w:val="20"/>
-          <w:szCs w:val="20"/>
-        </w:rPr>
-        <w:t xml:space="preserve">9.15  </w:t>
-      </w:r>
-      <w:r>
-        <w:rPr>
-          <w:rFonts w:ascii="Arial" w:cs="Arial" w:eastAsia="Arial" w:hAnsi="Arial"/>
-          <w:b/>
-          <w:bCs/>
-          <w:color w:val="15151d"/>
-          <w:sz w:val="24"/>
-          <w:szCs w:val="24"/>
-        </w:rPr>
-        <w:t xml:space="preserve">“(next hit)”</w:t>
-      </w:r>
-    </w:p>
-    <w:p>
-      <w:pPr>
-        <w:spacing w:after="140"/>
-        <w:ind w:left="460"/>
-      </w:pPr>
-      <w:r>
-        <w:rPr>
-          <w:rFonts w:ascii="Arial" w:cs="Arial" w:eastAsia="Arial" w:hAnsi="Arial"/>
-          <w:color w:val="3a3d46"/>
-          <w:sz w:val="21"/>
-          <w:szCs w:val="21"/>
-        </w:rPr>
-        <w:t xml:space="preserve">Swipe right again.</w:t>
-      </w:r>
-    </w:p>
-    <w:p>
-      <w:pPr>
-        <w:spacing w:after="20"/>
-      </w:pPr>
-      <w:r>
-        <w:rPr>
-          <w:rFonts w:ascii="Courier New" w:cs="Courier New" w:eastAsia="Courier New" w:hAnsi="Courier New"/>
-          <w:b/>
-          <w:bCs/>
-          <w:color w:val="6b7280"/>
-          <w:sz w:val="20"/>
-          <w:szCs w:val="20"/>
-        </w:rPr>
-        <w:t xml:space="preserve">9.16  </w:t>
-      </w:r>
-      <w:r>
-        <w:rPr>
-          <w:rFonts w:ascii="Arial" w:cs="Arial" w:eastAsia="Arial" w:hAnsi="Arial"/>
-          <w:b/>
-          <w:bCs/>
-          <w:color w:val="15151d"/>
-          <w:sz w:val="24"/>
-          <w:szCs w:val="24"/>
-        </w:rPr>
-        <w:t xml:space="preserve">“(bridge button)”</w:t>
-      </w:r>
-    </w:p>
-    <w:p>
-      <w:pPr>
-        <w:spacing w:after="20"/>
-        <w:ind w:left="460"/>
-      </w:pPr>
-      <w:r>
-        <w:rPr>
-          <w:rFonts w:ascii="Arial" w:cs="Arial" w:eastAsia="Arial" w:hAnsi="Arial"/>
-          <w:color w:val="3a3d46"/>
-          <w:sz w:val="21"/>
-          <w:szCs w:val="21"/>
-        </w:rPr>
-        <w:t xml:space="preserve">IT’S A MATCH — the real screen, Send a Message and Keep Swiping. He taps neither. Then the delete-app dialog, and his thumb over Delete App… he presses Cancel.</w:t>
-      </w:r>
-    </w:p>
-    <w:p>
-      <w:pPr>
-        <w:spacing w:after="140"/>
-        <w:ind w:left="460"/>
-      </w:pPr>
-      <w:r>
-        <w:rPr>
-          <w:rFonts w:ascii="Arial" w:cs="Arial" w:eastAsia="Arial" w:hAnsi="Arial"/>
-          <w:b/>
-          <w:bCs/>
-          <w:color w:val="8a2b52"/>
-          <w:sz w:val="19"/>
-          <w:szCs w:val="19"/>
-        </w:rPr>
-        <w:t xml:space="preserve">HOLD — </w:t>
-      </w:r>
-      <w:r>
-        <w:rPr>
-          <w:rFonts w:ascii="Arial" w:cs="Arial" w:eastAsia="Arial" w:hAnsi="Arial"/>
-          <w:i/>
-          <w:iCs/>
-          <w:color w:val="8a2b52"/>
-          <w:sz w:val="19"/>
-          <w:szCs w:val="19"/>
-        </w:rPr>
-        <w:t xml:space="preserve">No line in the show says more with less. He cannot even delete the app.</w:t>
-      </w:r>
-    </w:p>
-    <w:p>
-      <w:pPr>
-        <w:spacing w:after="20"/>
-      </w:pPr>
-      <w:r>
-        <w:rPr>
-          <w:rFonts w:ascii="Courier New" w:cs="Courier New" w:eastAsia="Courier New" w:hAnsi="Courier New"/>
-          <w:b/>
-          <w:bCs/>
-          <w:color w:val="6b7280"/>
-          <w:sz w:val="20"/>
-          <w:szCs w:val="20"/>
-        </w:rPr>
-        <w:t xml:space="preserve">9.21  </w:t>
-      </w:r>
-      <w:r>
-        <w:rPr>
-          <w:rFonts w:ascii="Arial" w:cs="Arial" w:eastAsia="Arial" w:hAnsi="Arial"/>
-          <w:b/>
-          <w:bCs/>
-          <w:color w:val="15151d"/>
-          <w:sz w:val="24"/>
-          <w:szCs w:val="24"/>
-        </w:rPr>
-        <w:t xml:space="preserve">“FINAL VERSE”</w:t>
-      </w:r>
-    </w:p>
-    <w:p>
-      <w:pPr>
-        <w:spacing w:after="140"/>
-        <w:ind w:left="460"/>
-      </w:pPr>
-      <w:r>
-        <w:rPr>
-          <w:rFonts w:ascii="Arial" w:cs="Arial" w:eastAsia="Arial" w:hAnsi="Arial"/>
-          <w:color w:val="3a3d46"/>
-          <w:sz w:val="21"/>
-          <w:szCs w:val="21"/>
-        </w:rPr>
-        <w:t xml:space="preserve">Back to HIS phone, February 2025, 1:14 AM. The thread is not new — the May notes exchange sits above, exactly as Nobody Needs to Know will find it.</w:t>
-      </w:r>
-    </w:p>
-    <w:p>
-      <w:pPr>
-        <w:spacing w:after="20"/>
-      </w:pPr>
-      <w:r>
-        <w:rPr>
-          <w:rFonts w:ascii="Courier New" w:cs="Courier New" w:eastAsia="Courier New" w:hAnsi="Courier New"/>
-          <w:b/>
-          <w:bCs/>
-          <w:color w:val="6b7280"/>
-          <w:sz w:val="20"/>
-          <w:szCs w:val="20"/>
-        </w:rPr>
-        <w:t xml:space="preserve">9.22  </w:t>
-      </w:r>
-      <w:r>
-        <w:rPr>
-          <w:rFonts w:ascii="Arial" w:cs="Arial" w:eastAsia="Arial" w:hAnsi="Arial"/>
-          <w:b/>
-          <w:bCs/>
-          <w:color w:val="15151d"/>
-          <w:sz w:val="24"/>
-          <w:szCs w:val="24"/>
-        </w:rPr>
-        <w:t xml:space="preserve">“(his last sung phrase)”</w:t>
-      </w:r>
-    </w:p>
-    <w:p>
-      <w:pPr>
-        <w:spacing w:after="140"/>
-        <w:ind w:left="460"/>
-      </w:pPr>
-      <w:r>
-        <w:rPr>
-          <w:rFonts w:ascii="Arial" w:cs="Arial" w:eastAsia="Arial" w:hAnsi="Arial"/>
-          <w:color w:val="3a3d46"/>
-          <w:sz w:val="21"/>
-          <w:szCs w:val="21"/>
-        </w:rPr>
-        <w:t xml:space="preserve">SEED FOUR — the first line HE crosses. Typed live.</w:t>
-      </w:r>
-    </w:p>
-    <w:p>
-      <w:pPr>
-        <w:spacing w:after="20"/>
-      </w:pPr>
-      <w:r>
-        <w:rPr>
-          <w:rFonts w:ascii="Courier New" w:cs="Courier New" w:eastAsia="Courier New" w:hAnsi="Courier New"/>
-          <w:b/>
-          <w:bCs/>
-          <w:color w:val="6b7280"/>
-          <w:sz w:val="20"/>
-          <w:szCs w:val="20"/>
-        </w:rPr>
-        <w:t xml:space="preserve">9.23  </w:t>
-      </w:r>
-      <w:r>
-        <w:rPr>
-          <w:rFonts w:ascii="Arial" w:cs="Arial" w:eastAsia="Arial" w:hAnsi="Arial"/>
-          <w:b/>
-          <w:bCs/>
-          <w:color w:val="2b6a7a"/>
-          <w:sz w:val="22"/>
-          <w:szCs w:val="22"/>
-        </w:rPr>
-        <w:t xml:space="preserve">♪ With the final chord</w:t>
-      </w:r>
-    </w:p>
-    <w:p>
-      <w:pPr>
-        <w:spacing w:after="140"/>
-        <w:ind w:left="460"/>
-      </w:pPr>
-      <w:r>
-        <w:rPr>
-          <w:rFonts w:ascii="Arial" w:cs="Arial" w:eastAsia="Arial" w:hAnsi="Arial"/>
-          <w:color w:val="3a3d46"/>
-          <w:sz w:val="21"/>
-          <w:szCs w:val="21"/>
-        </w:rPr>
-        <w:t xml:space="preserve">Send.</w:t>
+        <w:t xml:space="preserve">♪ Button</w:t>
+      </w:r>
+    </w:p>
+    <w:p>
+      <w:pPr>
+        <w:spacing w:after="140"/>
+        <w:ind w:left="460"/>
+      </w:pPr>
+      <w:r>
+        <w:rPr>
+          <w:rFonts w:ascii="Arial" w:cs="Arial" w:eastAsia="Arial" w:hAnsi="Arial"/>
+          <w:color w:val="3a3d46"/>
+          <w:sz w:val="21"/>
+          <w:szCs w:val="21"/>
+        </w:rPr>
+        <w:t xml:space="preserve">Black.</w:t>
       </w:r>
     </w:p>
     <w:p>

--- a/L5Y-Line-by-Line.docx
+++ b/L5Y-Line-by-Line.docx
@@ -969,7 +969,7 @@
           <w:sz w:val="24"/>
           <w:szCs w:val="24"/>
         </w:rPr>
-        <w:t xml:space="preserve">““Give me a day…” — the memories return”</w:t>
+        <w:t xml:space="preserve">““Give me a day, Jamie!” — the memories return, full screen”</w:t>
       </w:r>
     </w:p>
     <w:p>
@@ -1001,6 +1001,48 @@
           <w:szCs w:val="20"/>
         </w:rPr>
         <w:t xml:space="preserve">1.19  </w:t>
+      </w:r>
+      <w:r>
+        <w:rPr>
+          <w:rFonts w:ascii="Arial" w:cs="Arial" w:eastAsia="Arial" w:hAnsi="Arial"/>
+          <w:b/>
+          <w:bCs/>
+          <w:color w:val="15151d"/>
+          <w:sz w:val="24"/>
+          <w:szCs w:val="24"/>
+        </w:rPr>
+        <w:t xml:space="preserve">““Bring back the lies” — back to the beginning”</w:t>
+      </w:r>
+    </w:p>
+    <w:p>
+      <w:pPr>
+        <w:spacing w:after="140"/>
+        <w:ind w:left="460"/>
+      </w:pPr>
+      <w:r>
+        <w:rPr>
+          <w:rFonts w:ascii="Arial" w:cs="Arial" w:eastAsia="Arial" w:hAnsi="Arial"/>
+          <w:color w:val="3a3d46"/>
+          <w:sz w:val="21"/>
+          <w:szCs w:val="21"/>
+        </w:rPr>
+        <w:t xml:space="preserve">The feed drifts back to the first summer — the happiest card, enormous, to close the song.</w:t>
+      </w:r>
+    </w:p>
+    <w:p>
+      <w:pPr>
+        <w:spacing w:after="20"/>
+      </w:pPr>
+      <w:r>
+        <w:rPr>
+          <w:rFonts w:ascii="Courier New" w:cs="Courier New" w:eastAsia="Courier New" w:hAnsi="Courier New"/>
+          <w:b/>
+          <w:bCs/>
+          <w:color w:val="6b7280"/>
+          <w:sz w:val="20"/>
+          <w:szCs w:val="20"/>
+        </w:rPr>
+        <w:t xml:space="preserve">1.20  </w:t>
       </w:r>
       <w:r>
         <w:rPr>
@@ -1011,38 +1053,80 @@
           <w:sz w:val="22"/>
           <w:szCs w:val="22"/>
         </w:rPr>
-        <w:t xml:space="preserve">♪ The feed drifts on — more memories</w:t>
-      </w:r>
-    </w:p>
-    <w:p>
-      <w:pPr>
-        <w:spacing w:after="140"/>
-        <w:ind w:left="460"/>
-      </w:pPr>
-      <w:r>
-        <w:rPr>
-          <w:rFonts w:ascii="Arial" w:cs="Arial" w:eastAsia="Arial" w:hAnsi="Arial"/>
-          <w:color w:val="3a3d46"/>
-          <w:sz w:val="21"/>
-          <w:szCs w:val="21"/>
-        </w:rPr>
-        <w:t xml:space="preserve">The feed drifts back to the first summer — the happiest card, enormous, to close the song.</w:t>
-      </w:r>
-    </w:p>
-    <w:p>
-      <w:pPr>
-        <w:spacing w:after="20"/>
-      </w:pPr>
-      <w:r>
-        <w:rPr>
-          <w:rFonts w:ascii="Courier New" w:cs="Courier New" w:eastAsia="Courier New" w:hAnsi="Courier New"/>
-          <w:b/>
-          <w:bCs/>
-          <w:color w:val="6b7280"/>
-          <w:sz w:val="20"/>
-          <w:szCs w:val="20"/>
-        </w:rPr>
-        <w:t xml:space="preserve">1.20  </w:t>
+        <w:t xml:space="preserve">♪ FINAL CUTOFF</w:t>
+      </w:r>
+    </w:p>
+    <w:p>
+      <w:pPr>
+        <w:spacing w:after="140"/>
+        <w:ind w:left="460"/>
+      </w:pPr>
+      <w:r>
+        <w:rPr>
+          <w:rFonts w:ascii="Arial" w:cs="Arial" w:eastAsia="Arial" w:hAnsi="Arial"/>
+          <w:color w:val="3a3d46"/>
+          <w:sz w:val="21"/>
+          <w:szCs w:val="21"/>
+        </w:rPr>
+        <w:t xml:space="preserve">HARD BLACK on the cutoff.</w:t>
+      </w:r>
+    </w:p>
+    <w:p>
+      <w:pPr>
+        <w:pageBreakBefore/>
+        <w:spacing w:after="20"/>
+      </w:pPr>
+      <w:r>
+        <w:rPr>
+          <w:rFonts w:ascii="Arial" w:cs="Arial" w:eastAsia="Arial" w:hAnsi="Arial"/>
+          <w:b/>
+          <w:bCs/>
+          <w:color w:val="15151d"/>
+          <w:sz w:val="36"/>
+          <w:szCs w:val="36"/>
+        </w:rPr>
+        <w:t xml:space="preserve">2 · Shiksa Goddess</w:t>
+      </w:r>
+    </w:p>
+    <w:p>
+      <w:pPr>
+        <w:spacing w:after="180"/>
+      </w:pPr>
+      <w:r>
+        <w:rPr>
+          <w:rFonts w:ascii="Arial" w:cs="Arial" w:eastAsia="Arial" w:hAnsi="Arial"/>
+          <w:b/>
+          <w:bCs/>
+          <w:color w:val="2b6a7a"/>
+          <w:sz w:val="20"/>
+          <w:szCs w:val="20"/>
+        </w:rPr>
+        <w:t xml:space="preserve">JAMIE</w:t>
+      </w:r>
+      <w:r>
+        <w:rPr>
+          <w:rFonts w:ascii="Arial" w:cs="Arial" w:eastAsia="Arial" w:hAnsi="Arial"/>
+          <w:color w:val="6b7280"/>
+          <w:sz w:val="20"/>
+          <w:szCs w:val="20"/>
+        </w:rPr>
+        <w:t xml:space="preserve">   ·   iPhone   ·   SEPTEMBER 2021</w:t>
+      </w:r>
+    </w:p>
+    <w:p>
+      <w:pPr>
+        <w:spacing w:after="20"/>
+      </w:pPr>
+      <w:r>
+        <w:rPr>
+          <w:rFonts w:ascii="Courier New" w:cs="Courier New" w:eastAsia="Courier New" w:hAnsi="Courier New"/>
+          <w:b/>
+          <w:bCs/>
+          <w:color w:val="6b7280"/>
+          <w:sz w:val="20"/>
+          <w:szCs w:val="20"/>
+        </w:rPr>
+        <w:t xml:space="preserve">2.1  </w:t>
       </w:r>
       <w:r>
         <w:rPr>
@@ -1053,80 +1137,332 @@
           <w:sz w:val="22"/>
           <w:szCs w:val="22"/>
         </w:rPr>
-        <w:t xml:space="preserve">♪ FINAL CUTOFF</w:t>
-      </w:r>
-    </w:p>
-    <w:p>
-      <w:pPr>
-        <w:spacing w:after="140"/>
-        <w:ind w:left="460"/>
-      </w:pPr>
-      <w:r>
-        <w:rPr>
-          <w:rFonts w:ascii="Arial" w:cs="Arial" w:eastAsia="Arial" w:hAnsi="Arial"/>
-          <w:color w:val="3a3d46"/>
-          <w:sz w:val="21"/>
-          <w:szCs w:val="21"/>
-        </w:rPr>
-        <w:t xml:space="preserve">HARD BLACK on the cutoff.</w:t>
-      </w:r>
-    </w:p>
-    <w:p>
-      <w:pPr>
-        <w:pageBreakBefore/>
-        <w:spacing w:after="20"/>
-      </w:pPr>
-      <w:r>
-        <w:rPr>
-          <w:rFonts w:ascii="Arial" w:cs="Arial" w:eastAsia="Arial" w:hAnsi="Arial"/>
-          <w:b/>
-          <w:bCs/>
-          <w:color w:val="15151d"/>
-          <w:sz w:val="36"/>
-          <w:szCs w:val="36"/>
-        </w:rPr>
-        <w:t xml:space="preserve">2 · Shiksa Goddess</w:t>
-      </w:r>
-    </w:p>
-    <w:p>
-      <w:pPr>
-        <w:spacing w:after="180"/>
-      </w:pPr>
-      <w:r>
-        <w:rPr>
-          <w:rFonts w:ascii="Arial" w:cs="Arial" w:eastAsia="Arial" w:hAnsi="Arial"/>
-          <w:b/>
-          <w:bCs/>
-          <w:color w:val="2b6a7a"/>
-          <w:sz w:val="20"/>
-          <w:szCs w:val="20"/>
-        </w:rPr>
-        <w:t xml:space="preserve">JAMIE</w:t>
-      </w:r>
-      <w:r>
-        <w:rPr>
-          <w:rFonts w:ascii="Arial" w:cs="Arial" w:eastAsia="Arial" w:hAnsi="Arial"/>
-          <w:color w:val="6b7280"/>
-          <w:sz w:val="20"/>
-          <w:szCs w:val="20"/>
-        </w:rPr>
-        <w:t xml:space="preserve">   ·   iPhone   ·   SEPTEMBER 2021</w:t>
-      </w:r>
-    </w:p>
-    <w:p>
-      <w:pPr>
-        <w:spacing w:after="20"/>
-      </w:pPr>
-      <w:r>
-        <w:rPr>
-          <w:rFonts w:ascii="Courier New" w:cs="Courier New" w:eastAsia="Courier New" w:hAnsi="Courier New"/>
-          <w:b/>
-          <w:bCs/>
-          <w:color w:val="6b7280"/>
-          <w:sz w:val="20"/>
-          <w:szCs w:val="20"/>
-        </w:rPr>
-        <w:t xml:space="preserve">2.1  </w:t>
+        <w:t xml:space="preserve">♪ Segue chord out of her blackout</w:t>
+      </w:r>
+    </w:p>
+    <w:p>
+      <w:pPr>
+        <w:spacing w:after="140"/>
+        <w:ind w:left="460"/>
+      </w:pPr>
+      <w:r>
+        <w:rPr>
+          <w:rFonts w:ascii="Arial" w:cs="Arial" w:eastAsia="Arial" w:hAnsi="Arial"/>
+          <w:color w:val="3a3d46"/>
+          <w:sz w:val="21"/>
+          <w:szCs w:val="21"/>
+        </w:rPr>
+        <w:t xml:space="preserve">His phone, September 2021, 11:38 PM. Locked. Walking home.</w:t>
+      </w:r>
+    </w:p>
+    <w:p>
+      <w:pPr>
+        <w:spacing w:after="20"/>
+      </w:pPr>
+      <w:r>
+        <w:rPr>
+          <w:rFonts w:ascii="Courier New" w:cs="Courier New" w:eastAsia="Courier New" w:hAnsi="Courier New"/>
+          <w:b/>
+          <w:bCs/>
+          <w:color w:val="6b7280"/>
+          <w:sz w:val="20"/>
+          <w:szCs w:val="20"/>
+        </w:rPr>
+        <w:t xml:space="preserve">2.2  </w:t>
+      </w:r>
+      <w:r>
+        <w:rPr>
+          <w:rFonts w:ascii="Arial" w:cs="Arial" w:eastAsia="Arial" w:hAnsi="Arial"/>
+          <w:b/>
+          <w:bCs/>
+          <w:color w:val="15151d"/>
+          <w:sz w:val="24"/>
+          <w:szCs w:val="24"/>
+        </w:rPr>
+        <w:t xml:space="preserve">“I’m breaking my mother’s heart — THE SECOND TIME”</w:t>
+      </w:r>
+    </w:p>
+    <w:p>
+      <w:pPr>
+        <w:spacing w:after="140"/>
+        <w:ind w:left="460"/>
+      </w:pPr>
+      <w:r>
+        <w:rPr>
+          <w:rFonts w:ascii="Arial" w:cs="Arial" w:eastAsia="Arial" w:hAnsi="Arial"/>
+          <w:color w:val="3a3d46"/>
+          <w:sz w:val="21"/>
+          <w:szCs w:val="21"/>
+        </w:rPr>
+        <w:t xml:space="preserve">The phone comes out. Unlock, straight to Messages — her number sits on top, one hour old.</w:t>
+      </w:r>
+    </w:p>
+    <w:p>
+      <w:pPr>
+        <w:spacing w:after="20"/>
+      </w:pPr>
+      <w:r>
+        <w:rPr>
+          <w:rFonts w:ascii="Courier New" w:cs="Courier New" w:eastAsia="Courier New" w:hAnsi="Courier New"/>
+          <w:b/>
+          <w:bCs/>
+          <w:color w:val="6b7280"/>
+          <w:sz w:val="20"/>
+          <w:szCs w:val="20"/>
+        </w:rPr>
+        <w:t xml:space="preserve">2.3  </w:t>
+      </w:r>
+      <w:r>
+        <w:rPr>
+          <w:rFonts w:ascii="Arial" w:cs="Arial" w:eastAsia="Arial" w:hAnsi="Arial"/>
+          <w:b/>
+          <w:bCs/>
+          <w:color w:val="15151d"/>
+          <w:sz w:val="24"/>
+          <w:szCs w:val="24"/>
+        </w:rPr>
+        <w:t xml:space="preserve">“Before “…my grandfather’s rolling in his grave” — the first draft”</w:t>
+      </w:r>
+    </w:p>
+    <w:p>
+      <w:pPr>
+        <w:spacing w:after="140"/>
+        <w:ind w:left="460"/>
+      </w:pPr>
+      <w:r>
+        <w:rPr>
+          <w:rFonts w:ascii="Arial" w:cs="Arial" w:eastAsia="Arial" w:hAnsi="Arial"/>
+          <w:color w:val="3a3d46"/>
+          <w:sz w:val="21"/>
+          <w:szCs w:val="21"/>
+        </w:rPr>
+        <w:t xml:space="preserve">Her thread — one message in it: her number. He types a long, overwrought draft in full.</w:t>
+      </w:r>
+    </w:p>
+    <w:p>
+      <w:pPr>
+        <w:spacing w:after="20"/>
+      </w:pPr>
+      <w:r>
+        <w:rPr>
+          <w:rFonts w:ascii="Courier New" w:cs="Courier New" w:eastAsia="Courier New" w:hAnsi="Courier New"/>
+          <w:b/>
+          <w:bCs/>
+          <w:color w:val="6b7280"/>
+          <w:sz w:val="20"/>
+          <w:szCs w:val="20"/>
+        </w:rPr>
+        <w:t xml:space="preserve">2.4  </w:t>
+      </w:r>
+      <w:r>
+        <w:rPr>
+          <w:rFonts w:ascii="Arial" w:cs="Arial" w:eastAsia="Arial" w:hAnsi="Arial"/>
+          <w:b/>
+          <w:bCs/>
+          <w:color w:val="15151d"/>
+          <w:sz w:val="24"/>
+          <w:szCs w:val="24"/>
+        </w:rPr>
+        <w:t xml:space="preserve">“Still before the grandfather line — deleted; a bolder one”</w:t>
+      </w:r>
+    </w:p>
+    <w:p>
+      <w:pPr>
+        <w:spacing w:after="140"/>
+        <w:ind w:left="460"/>
+      </w:pPr>
+      <w:r>
+        <w:rPr>
+          <w:rFonts w:ascii="Arial" w:cs="Arial" w:eastAsia="Arial" w:hAnsi="Arial"/>
+          <w:color w:val="3a3d46"/>
+          <w:sz w:val="21"/>
+          <w:szCs w:val="21"/>
+        </w:rPr>
+        <w:t xml:space="preserve">Backspaces every character, then tries again, bolder.</w:t>
+      </w:r>
+    </w:p>
+    <w:p>
+      <w:pPr>
+        <w:spacing w:after="20"/>
+      </w:pPr>
+      <w:r>
+        <w:rPr>
+          <w:rFonts w:ascii="Courier New" w:cs="Courier New" w:eastAsia="Courier New" w:hAnsi="Courier New"/>
+          <w:b/>
+          <w:bCs/>
+          <w:color w:val="6b7280"/>
+          <w:sz w:val="20"/>
+          <w:szCs w:val="20"/>
+        </w:rPr>
+        <w:t xml:space="preserve">2.5  </w:t>
+      </w:r>
+      <w:r>
+        <w:rPr>
+          <w:rFonts w:ascii="Arial" w:cs="Arial" w:eastAsia="Arial" w:hAnsi="Arial"/>
+          <w:b/>
+          <w:bCs/>
+          <w:color w:val="15151d"/>
+          <w:sz w:val="24"/>
+          <w:szCs w:val="24"/>
+        </w:rPr>
+        <w:t xml:space="preserve">“…and that one goes too”</w:t>
+      </w:r>
+    </w:p>
+    <w:p>
+      <w:pPr>
+        <w:spacing w:after="140"/>
+        <w:ind w:left="460"/>
+      </w:pPr>
+      <w:r>
+        <w:rPr>
+          <w:rFonts w:ascii="Arial" w:cs="Arial" w:eastAsia="Arial" w:hAnsi="Arial"/>
+          <w:color w:val="3a3d46"/>
+          <w:sz w:val="21"/>
+          <w:szCs w:val="21"/>
+        </w:rPr>
+        <w:t xml:space="preserve">Deleted. 11:41. Failing to write a text on a sidewalk.</w:t>
+      </w:r>
+    </w:p>
+    <w:p>
+      <w:pPr>
+        <w:spacing w:after="20"/>
+      </w:pPr>
+      <w:r>
+        <w:rPr>
+          <w:rFonts w:ascii="Courier New" w:cs="Courier New" w:eastAsia="Courier New" w:hAnsi="Courier New"/>
+          <w:b/>
+          <w:bCs/>
+          <w:color w:val="6b7280"/>
+          <w:sz w:val="20"/>
+          <w:szCs w:val="20"/>
+        </w:rPr>
+        <w:t xml:space="preserve">2.6  </w:t>
+      </w:r>
+      <w:r>
+        <w:rPr>
+          <w:rFonts w:ascii="Arial" w:cs="Arial" w:eastAsia="Arial" w:hAnsi="Arial"/>
+          <w:b/>
+          <w:bCs/>
+          <w:color w:val="7a5f1f"/>
+          <w:sz w:val="22"/>
+          <w:szCs w:val="22"/>
+        </w:rPr>
+        <w:t xml:space="preserve">▸ He pockets the phone</w:t>
+      </w:r>
+    </w:p>
+    <w:p>
+      <w:pPr>
+        <w:spacing w:after="140"/>
+        <w:ind w:left="460"/>
+      </w:pPr>
+      <w:r>
+        <w:rPr>
+          <w:rFonts w:ascii="Arial" w:cs="Arial" w:eastAsia="Arial" w:hAnsi="Arial"/>
+          <w:color w:val="3a3d46"/>
+          <w:sz w:val="21"/>
+          <w:szCs w:val="21"/>
+        </w:rPr>
+        <w:t xml:space="preserve">Black while he sings.</w:t>
+      </w:r>
+    </w:p>
+    <w:p>
+      <w:pPr>
+        <w:spacing w:after="20"/>
+      </w:pPr>
+      <w:r>
+        <w:rPr>
+          <w:rFonts w:ascii="Courier New" w:cs="Courier New" w:eastAsia="Courier New" w:hAnsi="Courier New"/>
+          <w:b/>
+          <w:bCs/>
+          <w:color w:val="6b7280"/>
+          <w:sz w:val="20"/>
+          <w:szCs w:val="20"/>
+        </w:rPr>
+        <w:t xml:space="preserve">2.7  </w:t>
+      </w:r>
+      <w:r>
+        <w:rPr>
+          <w:rFonts w:ascii="Arial" w:cs="Arial" w:eastAsia="Arial" w:hAnsi="Arial"/>
+          <w:b/>
+          <w:bCs/>
+          <w:color w:val="15151d"/>
+          <w:sz w:val="24"/>
+          <w:szCs w:val="24"/>
+        </w:rPr>
+        <w:t xml:space="preserve">““I’ve been standing for days with the phone in my hand” — it comes back out”</w:t>
+      </w:r>
+    </w:p>
+    <w:p>
+      <w:pPr>
+        <w:spacing w:after="140"/>
+        <w:ind w:left="460"/>
+      </w:pPr>
+      <w:r>
+        <w:rPr>
+          <w:rFonts w:ascii="Arial" w:cs="Arial" w:eastAsia="Arial" w:hAnsi="Arial"/>
+          <w:color w:val="3a3d46"/>
+          <w:sz w:val="21"/>
+          <w:szCs w:val="21"/>
+        </w:rPr>
+        <w:t xml:space="preserve">The thread again. 11:47.</w:t>
+      </w:r>
+    </w:p>
+    <w:p>
+      <w:pPr>
+        <w:spacing w:after="20"/>
+      </w:pPr>
+      <w:r>
+        <w:rPr>
+          <w:rFonts w:ascii="Courier New" w:cs="Courier New" w:eastAsia="Courier New" w:hAnsi="Courier New"/>
+          <w:b/>
+          <w:bCs/>
+          <w:color w:val="6b7280"/>
+          <w:sz w:val="20"/>
+          <w:szCs w:val="20"/>
+        </w:rPr>
+        <w:t xml:space="preserve">2.8  </w:t>
+      </w:r>
+      <w:r>
+        <w:rPr>
+          <w:rFonts w:ascii="Arial" w:cs="Arial" w:eastAsia="Arial" w:hAnsi="Arial"/>
+          <w:b/>
+          <w:bCs/>
+          <w:color w:val="15151d"/>
+          <w:sz w:val="24"/>
+          <w:szCs w:val="24"/>
+        </w:rPr>
+        <w:t xml:space="preserve">““Like an idiot, scared to death” — he finally sends it”</w:t>
+      </w:r>
+    </w:p>
+    <w:p>
+      <w:pPr>
+        <w:spacing w:after="140"/>
+        <w:ind w:left="460"/>
+      </w:pPr>
+      <w:r>
+        <w:rPr>
+          <w:rFonts w:ascii="Arial" w:cs="Arial" w:eastAsia="Arial" w:hAnsi="Arial"/>
+          <w:color w:val="3a3d46"/>
+          <w:sz w:val="21"/>
+          <w:szCs w:val="21"/>
+        </w:rPr>
+        <w:t xml:space="preserve">Two words: “home safe?” — typed and SENT. The finale receives this exact text at 11:58.</w:t>
+      </w:r>
+    </w:p>
+    <w:p>
+      <w:pPr>
+        <w:spacing w:after="20"/>
+      </w:pPr>
+      <w:r>
+        <w:rPr>
+          <w:rFonts w:ascii="Courier New" w:cs="Courier New" w:eastAsia="Courier New" w:hAnsi="Courier New"/>
+          <w:b/>
+          <w:bCs/>
+          <w:color w:val="6b7280"/>
+          <w:sz w:val="20"/>
+          <w:szCs w:val="20"/>
+        </w:rPr>
+        <w:t xml:space="preserve">2.9  </w:t>
       </w:r>
       <w:r>
         <w:rPr>
@@ -1137,206 +1473,80 @@
           <w:sz w:val="22"/>
           <w:szCs w:val="22"/>
         </w:rPr>
-        <w:t xml:space="preserve">♪ Segue chord out of her blackout</w:t>
-      </w:r>
-    </w:p>
-    <w:p>
-      <w:pPr>
-        <w:spacing w:after="140"/>
-        <w:ind w:left="460"/>
-      </w:pPr>
-      <w:r>
-        <w:rPr>
-          <w:rFonts w:ascii="Arial" w:cs="Arial" w:eastAsia="Arial" w:hAnsi="Arial"/>
-          <w:color w:val="3a3d46"/>
-          <w:sz w:val="21"/>
-          <w:szCs w:val="21"/>
-        </w:rPr>
-        <w:t xml:space="preserve">His phone, September 2021, 11:38 PM. Locked. Walking home.</w:t>
-      </w:r>
-    </w:p>
-    <w:p>
-      <w:pPr>
-        <w:spacing w:after="20"/>
-      </w:pPr>
-      <w:r>
-        <w:rPr>
-          <w:rFonts w:ascii="Courier New" w:cs="Courier New" w:eastAsia="Courier New" w:hAnsi="Courier New"/>
-          <w:b/>
-          <w:bCs/>
-          <w:color w:val="6b7280"/>
-          <w:sz w:val="20"/>
-          <w:szCs w:val="20"/>
-        </w:rPr>
-        <w:t xml:space="preserve">2.2  </w:t>
-      </w:r>
-      <w:r>
-        <w:rPr>
-          <w:rFonts w:ascii="Arial" w:cs="Arial" w:eastAsia="Arial" w:hAnsi="Arial"/>
-          <w:b/>
-          <w:bCs/>
-          <w:color w:val="15151d"/>
-          <w:sz w:val="24"/>
-          <w:szCs w:val="24"/>
-        </w:rPr>
-        <w:t xml:space="preserve">“I’m breaking my mother’s heart — THE SECOND TIME”</w:t>
-      </w:r>
-    </w:p>
-    <w:p>
-      <w:pPr>
-        <w:spacing w:after="140"/>
-        <w:ind w:left="460"/>
-      </w:pPr>
-      <w:r>
-        <w:rPr>
-          <w:rFonts w:ascii="Arial" w:cs="Arial" w:eastAsia="Arial" w:hAnsi="Arial"/>
-          <w:color w:val="3a3d46"/>
-          <w:sz w:val="21"/>
-          <w:szCs w:val="21"/>
-        </w:rPr>
-        <w:t xml:space="preserve">The phone comes out. Unlock, straight to Messages — her number sits on top, one hour old.</w:t>
-      </w:r>
-    </w:p>
-    <w:p>
-      <w:pPr>
-        <w:spacing w:after="20"/>
-      </w:pPr>
-      <w:r>
-        <w:rPr>
-          <w:rFonts w:ascii="Courier New" w:cs="Courier New" w:eastAsia="Courier New" w:hAnsi="Courier New"/>
-          <w:b/>
-          <w:bCs/>
-          <w:color w:val="6b7280"/>
-          <w:sz w:val="20"/>
-          <w:szCs w:val="20"/>
-        </w:rPr>
-        <w:t xml:space="preserve">2.3  </w:t>
-      </w:r>
-      <w:r>
-        <w:rPr>
-          <w:rFonts w:ascii="Arial" w:cs="Arial" w:eastAsia="Arial" w:hAnsi="Arial"/>
-          <w:b/>
-          <w:bCs/>
-          <w:color w:val="15151d"/>
-          <w:sz w:val="24"/>
-          <w:szCs w:val="24"/>
-        </w:rPr>
-        <w:t xml:space="preserve">“Before “…my grandfather’s rolling in his grave” — the first draft”</w:t>
-      </w:r>
-    </w:p>
-    <w:p>
-      <w:pPr>
-        <w:spacing w:after="140"/>
-        <w:ind w:left="460"/>
-      </w:pPr>
-      <w:r>
-        <w:rPr>
-          <w:rFonts w:ascii="Arial" w:cs="Arial" w:eastAsia="Arial" w:hAnsi="Arial"/>
-          <w:color w:val="3a3d46"/>
-          <w:sz w:val="21"/>
-          <w:szCs w:val="21"/>
-        </w:rPr>
-        <w:t xml:space="preserve">Her thread — one message in it: her number. He types a long, overwrought draft in full.</w:t>
-      </w:r>
-    </w:p>
-    <w:p>
-      <w:pPr>
-        <w:spacing w:after="20"/>
-      </w:pPr>
-      <w:r>
-        <w:rPr>
-          <w:rFonts w:ascii="Courier New" w:cs="Courier New" w:eastAsia="Courier New" w:hAnsi="Courier New"/>
-          <w:b/>
-          <w:bCs/>
-          <w:color w:val="6b7280"/>
-          <w:sz w:val="20"/>
-          <w:szCs w:val="20"/>
-        </w:rPr>
-        <w:t xml:space="preserve">2.4  </w:t>
-      </w:r>
-      <w:r>
-        <w:rPr>
-          <w:rFonts w:ascii="Arial" w:cs="Arial" w:eastAsia="Arial" w:hAnsi="Arial"/>
-          <w:b/>
-          <w:bCs/>
-          <w:color w:val="15151d"/>
-          <w:sz w:val="24"/>
-          <w:szCs w:val="24"/>
-        </w:rPr>
-        <w:t xml:space="preserve">“Still before the grandfather line — deleted; a bolder one”</w:t>
-      </w:r>
-    </w:p>
-    <w:p>
-      <w:pPr>
-        <w:spacing w:after="140"/>
-        <w:ind w:left="460"/>
-      </w:pPr>
-      <w:r>
-        <w:rPr>
-          <w:rFonts w:ascii="Arial" w:cs="Arial" w:eastAsia="Arial" w:hAnsi="Arial"/>
-          <w:color w:val="3a3d46"/>
-          <w:sz w:val="21"/>
-          <w:szCs w:val="21"/>
-        </w:rPr>
-        <w:t xml:space="preserve">Backspaces every character, then tries again, bolder.</w:t>
-      </w:r>
-    </w:p>
-    <w:p>
-      <w:pPr>
-        <w:spacing w:after="20"/>
-      </w:pPr>
-      <w:r>
-        <w:rPr>
-          <w:rFonts w:ascii="Courier New" w:cs="Courier New" w:eastAsia="Courier New" w:hAnsi="Courier New"/>
-          <w:b/>
-          <w:bCs/>
-          <w:color w:val="6b7280"/>
-          <w:sz w:val="20"/>
-          <w:szCs w:val="20"/>
-        </w:rPr>
-        <w:t xml:space="preserve">2.5  </w:t>
-      </w:r>
-      <w:r>
-        <w:rPr>
-          <w:rFonts w:ascii="Arial" w:cs="Arial" w:eastAsia="Arial" w:hAnsi="Arial"/>
-          <w:b/>
-          <w:bCs/>
-          <w:color w:val="15151d"/>
-          <w:sz w:val="24"/>
-          <w:szCs w:val="24"/>
-        </w:rPr>
-        <w:t xml:space="preserve">“…and that one goes too”</w:t>
-      </w:r>
-    </w:p>
-    <w:p>
-      <w:pPr>
-        <w:spacing w:after="140"/>
-        <w:ind w:left="460"/>
-      </w:pPr>
-      <w:r>
-        <w:rPr>
-          <w:rFonts w:ascii="Arial" w:cs="Arial" w:eastAsia="Arial" w:hAnsi="Arial"/>
-          <w:color w:val="3a3d46"/>
-          <w:sz w:val="21"/>
-          <w:szCs w:val="21"/>
-        </w:rPr>
-        <w:t xml:space="preserve">Deleted. 11:41. Failing to write a text on a sidewalk.</w:t>
-      </w:r>
-    </w:p>
-    <w:p>
-      <w:pPr>
-        <w:spacing w:after="20"/>
-      </w:pPr>
-      <w:r>
-        <w:rPr>
-          <w:rFonts w:ascii="Courier New" w:cs="Courier New" w:eastAsia="Courier New" w:hAnsi="Courier New"/>
-          <w:b/>
-          <w:bCs/>
-          <w:color w:val="6b7280"/>
-          <w:sz w:val="20"/>
-          <w:szCs w:val="20"/>
-        </w:rPr>
-        <w:t xml:space="preserve">2.6  </w:t>
+        <w:t xml:space="preserve">♪ Under the vamp</w:t>
+      </w:r>
+    </w:p>
+    <w:p>
+      <w:pPr>
+        <w:spacing w:after="140"/>
+        <w:ind w:left="460"/>
+      </w:pPr>
+      <w:r>
+        <w:rPr>
+          <w:rFonts w:ascii="Arial" w:cs="Arial" w:eastAsia="Arial" w:hAnsi="Arial"/>
+          <w:color w:val="3a3d46"/>
+          <w:sz w:val="21"/>
+          <w:szCs w:val="21"/>
+        </w:rPr>
+        <w:t xml:space="preserve">Her typing bubble appears — and stays up.</w:t>
+      </w:r>
+    </w:p>
+    <w:p>
+      <w:pPr>
+        <w:spacing w:after="20"/>
+      </w:pPr>
+      <w:r>
+        <w:rPr>
+          <w:rFonts w:ascii="Courier New" w:cs="Courier New" w:eastAsia="Courier New" w:hAnsi="Courier New"/>
+          <w:b/>
+          <w:bCs/>
+          <w:color w:val="6b7280"/>
+          <w:sz w:val="20"/>
+          <w:szCs w:val="20"/>
+        </w:rPr>
+        <w:t xml:space="preserve">2.10  </w:t>
+      </w:r>
+      <w:r>
+        <w:rPr>
+          <w:rFonts w:ascii="Arial" w:cs="Arial" w:eastAsia="Arial" w:hAnsi="Arial"/>
+          <w:b/>
+          <w:bCs/>
+          <w:color w:val="15151d"/>
+          <w:sz w:val="24"/>
+          <w:szCs w:val="24"/>
+        </w:rPr>
+        <w:t xml:space="preserve">““And if you had a pierced tongue” — he is ON THE PHONE with Cathy”</w:t>
+      </w:r>
+    </w:p>
+    <w:p>
+      <w:pPr>
+        <w:spacing w:after="140"/>
+        <w:ind w:left="460"/>
+      </w:pPr>
+      <w:r>
+        <w:rPr>
+          <w:rFonts w:ascii="Arial" w:cs="Arial" w:eastAsia="Arial" w:hAnsi="Arial"/>
+          <w:color w:val="3a3d46"/>
+          <w:sz w:val="21"/>
+          <w:szCs w:val="21"/>
+        </w:rPr>
+        <w:t xml:space="preserve">The bubble never resolves as a text — she called instead. Connected call, her name on his screen.</w:t>
+      </w:r>
+    </w:p>
+    <w:p>
+      <w:pPr>
+        <w:spacing w:after="20"/>
+      </w:pPr>
+      <w:r>
+        <w:rPr>
+          <w:rFonts w:ascii="Courier New" w:cs="Courier New" w:eastAsia="Courier New" w:hAnsi="Courier New"/>
+          <w:b/>
+          <w:bCs/>
+          <w:color w:val="6b7280"/>
+          <w:sz w:val="20"/>
+          <w:szCs w:val="20"/>
+        </w:rPr>
+        <w:t xml:space="preserve">2.11  </w:t>
       </w:r>
       <w:r>
         <w:rPr>
@@ -1347,122 +1557,80 @@
           <w:sz w:val="22"/>
           <w:szCs w:val="22"/>
         </w:rPr>
-        <w:t xml:space="preserve">▸ He pockets the phone</w:t>
-      </w:r>
-    </w:p>
-    <w:p>
-      <w:pPr>
-        <w:spacing w:after="140"/>
-        <w:ind w:left="460"/>
-      </w:pPr>
-      <w:r>
-        <w:rPr>
-          <w:rFonts w:ascii="Arial" w:cs="Arial" w:eastAsia="Arial" w:hAnsi="Arial"/>
-          <w:color w:val="3a3d46"/>
-          <w:sz w:val="21"/>
-          <w:szCs w:val="21"/>
-        </w:rPr>
-        <w:t xml:space="preserve">Black while he sings.</w:t>
-      </w:r>
-    </w:p>
-    <w:p>
-      <w:pPr>
-        <w:spacing w:after="20"/>
-      </w:pPr>
-      <w:r>
-        <w:rPr>
-          <w:rFonts w:ascii="Courier New" w:cs="Courier New" w:eastAsia="Courier New" w:hAnsi="Courier New"/>
-          <w:b/>
-          <w:bCs/>
-          <w:color w:val="6b7280"/>
-          <w:sz w:val="20"/>
-          <w:szCs w:val="20"/>
-        </w:rPr>
-        <w:t xml:space="preserve">2.7  </w:t>
-      </w:r>
-      <w:r>
-        <w:rPr>
-          <w:rFonts w:ascii="Arial" w:cs="Arial" w:eastAsia="Arial" w:hAnsi="Arial"/>
-          <w:b/>
-          <w:bCs/>
-          <w:color w:val="15151d"/>
-          <w:sz w:val="24"/>
-          <w:szCs w:val="24"/>
-        </w:rPr>
-        <w:t xml:space="preserve">“⚠CONFIRM LINE — “I’ve been standing…” (garbled in notes) · the phone comes back out”</w:t>
-      </w:r>
-    </w:p>
-    <w:p>
-      <w:pPr>
-        <w:spacing w:after="140"/>
-        <w:ind w:left="460"/>
-      </w:pPr>
-      <w:r>
-        <w:rPr>
-          <w:rFonts w:ascii="Arial" w:cs="Arial" w:eastAsia="Arial" w:hAnsi="Arial"/>
-          <w:color w:val="3a3d46"/>
-          <w:sz w:val="21"/>
-          <w:szCs w:val="21"/>
-        </w:rPr>
-        <w:t xml:space="preserve">The thread again. 11:47.</w:t>
-      </w:r>
-    </w:p>
-    <w:p>
-      <w:pPr>
-        <w:spacing w:after="20"/>
-      </w:pPr>
-      <w:r>
-        <w:rPr>
-          <w:rFonts w:ascii="Courier New" w:cs="Courier New" w:eastAsia="Courier New" w:hAnsi="Courier New"/>
-          <w:b/>
-          <w:bCs/>
-          <w:color w:val="6b7280"/>
-          <w:sz w:val="20"/>
-          <w:szCs w:val="20"/>
-        </w:rPr>
-        <w:t xml:space="preserve">2.8  </w:t>
-      </w:r>
-      <w:r>
-        <w:rPr>
-          <w:rFonts w:ascii="Arial" w:cs="Arial" w:eastAsia="Arial" w:hAnsi="Arial"/>
-          <w:b/>
-          <w:bCs/>
-          <w:color w:val="15151d"/>
-          <w:sz w:val="24"/>
-          <w:szCs w:val="24"/>
-        </w:rPr>
-        <w:t xml:space="preserve">““Like an idiot, scared to death” — he finally sends it”</w:t>
-      </w:r>
-    </w:p>
-    <w:p>
-      <w:pPr>
-        <w:spacing w:after="140"/>
-        <w:ind w:left="460"/>
-      </w:pPr>
-      <w:r>
-        <w:rPr>
-          <w:rFonts w:ascii="Arial" w:cs="Arial" w:eastAsia="Arial" w:hAnsi="Arial"/>
-          <w:color w:val="3a3d46"/>
-          <w:sz w:val="21"/>
-          <w:szCs w:val="21"/>
-        </w:rPr>
-        <w:t xml:space="preserve">Two words: “home safe?” — typed and SENT. The finale receives this exact text at 11:58.</w:t>
-      </w:r>
-    </w:p>
-    <w:p>
-      <w:pPr>
-        <w:spacing w:after="20"/>
-      </w:pPr>
-      <w:r>
-        <w:rPr>
-          <w:rFonts w:ascii="Courier New" w:cs="Courier New" w:eastAsia="Courier New" w:hAnsi="Courier New"/>
-          <w:b/>
-          <w:bCs/>
-          <w:color w:val="6b7280"/>
-          <w:sz w:val="20"/>
-          <w:szCs w:val="20"/>
-        </w:rPr>
-        <w:t xml:space="preserve">2.9  </w:t>
+        <w:t xml:space="preserve">▸ Call ends — phone away just before “breaking the circle”</w:t>
+      </w:r>
+    </w:p>
+    <w:p>
+      <w:pPr>
+        <w:spacing w:after="140"/>
+        <w:ind w:left="460"/>
+      </w:pPr>
+      <w:r>
+        <w:rPr>
+          <w:rFonts w:ascii="Arial" w:cs="Arial" w:eastAsia="Arial" w:hAnsi="Arial"/>
+          <w:color w:val="3a3d46"/>
+          <w:sz w:val="21"/>
+          <w:szCs w:val="21"/>
+        </w:rPr>
+        <w:t xml:space="preserve">Black, and it does not come back out. Nothing else until See I’m Smiling.</w:t>
+      </w:r>
+    </w:p>
+    <w:p>
+      <w:pPr>
+        <w:pageBreakBefore/>
+        <w:spacing w:after="20"/>
+      </w:pPr>
+      <w:r>
+        <w:rPr>
+          <w:rFonts w:ascii="Arial" w:cs="Arial" w:eastAsia="Arial" w:hAnsi="Arial"/>
+          <w:b/>
+          <w:bCs/>
+          <w:color w:val="15151d"/>
+          <w:sz w:val="36"/>
+          <w:szCs w:val="36"/>
+        </w:rPr>
+        <w:t xml:space="preserve">3 · See I’m Smiling</w:t>
+      </w:r>
+    </w:p>
+    <w:p>
+      <w:pPr>
+        <w:spacing w:after="180"/>
+      </w:pPr>
+      <w:r>
+        <w:rPr>
+          <w:rFonts w:ascii="Arial" w:cs="Arial" w:eastAsia="Arial" w:hAnsi="Arial"/>
+          <w:b/>
+          <w:bCs/>
+          <w:color w:val="7a5f1f"/>
+          <w:sz w:val="20"/>
+          <w:szCs w:val="20"/>
+        </w:rPr>
+        <w:t xml:space="preserve">DUET</w:t>
+      </w:r>
+      <w:r>
+        <w:rPr>
+          <w:rFonts w:ascii="Arial" w:cs="Arial" w:eastAsia="Arial" w:hAnsi="Arial"/>
+          <w:color w:val="6b7280"/>
+          <w:sz w:val="20"/>
+          <w:szCs w:val="20"/>
+        </w:rPr>
+        <w:t xml:space="preserve">   ·   iPhone   ·   JULY 2025 · OHIO</w:t>
+      </w:r>
+    </w:p>
+    <w:p>
+      <w:pPr>
+        <w:spacing w:after="20"/>
+      </w:pPr>
+      <w:r>
+        <w:rPr>
+          <w:rFonts w:ascii="Courier New" w:cs="Courier New" w:eastAsia="Courier New" w:hAnsi="Courier New"/>
+          <w:b/>
+          <w:bCs/>
+          <w:color w:val="6b7280"/>
+          <w:sz w:val="20"/>
+          <w:szCs w:val="20"/>
+        </w:rPr>
+        <w:t xml:space="preserve">3.1  </w:t>
       </w:r>
       <w:r>
         <w:rPr>
@@ -1473,80 +1641,80 @@
           <w:sz w:val="22"/>
           <w:szCs w:val="22"/>
         </w:rPr>
-        <w:t xml:space="preserve">♪ Under the vamp</w:t>
-      </w:r>
-    </w:p>
-    <w:p>
-      <w:pPr>
-        <w:spacing w:after="140"/>
-        <w:ind w:left="460"/>
-      </w:pPr>
-      <w:r>
-        <w:rPr>
-          <w:rFonts w:ascii="Arial" w:cs="Arial" w:eastAsia="Arial" w:hAnsi="Arial"/>
-          <w:color w:val="3a3d46"/>
-          <w:sz w:val="21"/>
-          <w:szCs w:val="21"/>
-        </w:rPr>
-        <w:t xml:space="preserve">Her typing bubble appears — and stays up.</w:t>
-      </w:r>
-    </w:p>
-    <w:p>
-      <w:pPr>
-        <w:spacing w:after="20"/>
-      </w:pPr>
-      <w:r>
-        <w:rPr>
-          <w:rFonts w:ascii="Courier New" w:cs="Courier New" w:eastAsia="Courier New" w:hAnsi="Courier New"/>
-          <w:b/>
-          <w:bCs/>
-          <w:color w:val="6b7280"/>
-          <w:sz w:val="20"/>
-          <w:szCs w:val="20"/>
-        </w:rPr>
-        <w:t xml:space="preserve">2.10  </w:t>
-      </w:r>
-      <w:r>
-        <w:rPr>
-          <w:rFonts w:ascii="Arial" w:cs="Arial" w:eastAsia="Arial" w:hAnsi="Arial"/>
-          <w:b/>
-          <w:bCs/>
-          <w:color w:val="15151d"/>
-          <w:sz w:val="24"/>
-          <w:szCs w:val="24"/>
-        </w:rPr>
-        <w:t xml:space="preserve">““And if you had a pierced tongue” — he is ON THE PHONE with Cathy”</w:t>
-      </w:r>
-    </w:p>
-    <w:p>
-      <w:pPr>
-        <w:spacing w:after="140"/>
-        <w:ind w:left="460"/>
-      </w:pPr>
-      <w:r>
-        <w:rPr>
-          <w:rFonts w:ascii="Arial" w:cs="Arial" w:eastAsia="Arial" w:hAnsi="Arial"/>
-          <w:color w:val="3a3d46"/>
-          <w:sz w:val="21"/>
-          <w:szCs w:val="21"/>
-        </w:rPr>
-        <w:t xml:space="preserve">The bubble never resolves as a text — she called instead. Connected call, her name on his screen.</w:t>
-      </w:r>
-    </w:p>
-    <w:p>
-      <w:pPr>
-        <w:spacing w:after="20"/>
-      </w:pPr>
-      <w:r>
-        <w:rPr>
-          <w:rFonts w:ascii="Courier New" w:cs="Courier New" w:eastAsia="Courier New" w:hAnsi="Courier New"/>
-          <w:b/>
-          <w:bCs/>
-          <w:color w:val="6b7280"/>
-          <w:sz w:val="20"/>
-          <w:szCs w:val="20"/>
-        </w:rPr>
-        <w:t xml:space="preserve">2.11  </w:t>
+        <w:t xml:space="preserve">♪ Scene change — her phone rolls back to July 19, 2025</w:t>
+      </w:r>
+    </w:p>
+    <w:p>
+      <w:pPr>
+        <w:spacing w:after="140"/>
+        <w:ind w:left="460"/>
+      </w:pPr>
+      <w:r>
+        <w:rPr>
+          <w:rFonts w:ascii="Arial" w:cs="Arial" w:eastAsia="Arial" w:hAnsi="Arial"/>
+          <w:color w:val="3a3d46"/>
+          <w:sz w:val="21"/>
+          <w:szCs w:val="21"/>
+        </w:rPr>
+        <w:t xml:space="preserve">Ohio, her birthday. Facebook opens on the post she just made — the pier photo.</w:t>
+      </w:r>
+    </w:p>
+    <w:p>
+      <w:pPr>
+        <w:spacing w:after="20"/>
+      </w:pPr>
+      <w:r>
+        <w:rPr>
+          <w:rFonts w:ascii="Courier New" w:cs="Courier New" w:eastAsia="Courier New" w:hAnsi="Courier New"/>
+          <w:b/>
+          <w:bCs/>
+          <w:color w:val="6b7280"/>
+          <w:sz w:val="20"/>
+          <w:szCs w:val="20"/>
+        </w:rPr>
+        <w:t xml:space="preserve">3.2  </w:t>
+      </w:r>
+      <w:r>
+        <w:rPr>
+          <w:rFonts w:ascii="Arial" w:cs="Arial" w:eastAsia="Arial" w:hAnsi="Arial"/>
+          <w:b/>
+          <w:bCs/>
+          <w:color w:val="2b6a7a"/>
+          <w:sz w:val="22"/>
+          <w:szCs w:val="22"/>
+        </w:rPr>
+        <w:t xml:space="preserve">♪ A beat later</w:t>
+      </w:r>
+    </w:p>
+    <w:p>
+      <w:pPr>
+        <w:spacing w:after="140"/>
+        <w:ind w:left="460"/>
+      </w:pPr>
+      <w:r>
+        <w:rPr>
+          <w:rFonts w:ascii="Arial" w:cs="Arial" w:eastAsia="Arial" w:hAnsi="Arial"/>
+          <w:color w:val="3a3d46"/>
+          <w:sz w:val="21"/>
+          <w:szCs w:val="21"/>
+        </w:rPr>
+        <w:t xml:space="preserve">The likes climb.</w:t>
+      </w:r>
+    </w:p>
+    <w:p>
+      <w:pPr>
+        <w:spacing w:after="20"/>
+      </w:pPr>
+      <w:r>
+        <w:rPr>
+          <w:rFonts w:ascii="Courier New" w:cs="Courier New" w:eastAsia="Courier New" w:hAnsi="Courier New"/>
+          <w:b/>
+          <w:bCs/>
+          <w:color w:val="6b7280"/>
+          <w:sz w:val="20"/>
+          <w:szCs w:val="20"/>
+        </w:rPr>
+        <w:t xml:space="preserve">3.3  </w:t>
       </w:r>
       <w:r>
         <w:rPr>
@@ -1557,80 +1725,374 @@
           <w:sz w:val="22"/>
           <w:szCs w:val="22"/>
         </w:rPr>
-        <w:t xml:space="preserve">▸ Call ends — phone away just before “breaking the circle”</w:t>
-      </w:r>
-    </w:p>
-    <w:p>
-      <w:pPr>
-        <w:spacing w:after="140"/>
-        <w:ind w:left="460"/>
-      </w:pPr>
-      <w:r>
-        <w:rPr>
-          <w:rFonts w:ascii="Arial" w:cs="Arial" w:eastAsia="Arial" w:hAnsi="Arial"/>
-          <w:color w:val="3a3d46"/>
-          <w:sz w:val="21"/>
-          <w:szCs w:val="21"/>
-        </w:rPr>
-        <w:t xml:space="preserve">Black, and it does not come back out. Nothing else until See I’m Smiling.</w:t>
-      </w:r>
-    </w:p>
-    <w:p>
-      <w:pPr>
-        <w:pageBreakBefore/>
-        <w:spacing w:after="20"/>
-      </w:pPr>
-      <w:r>
-        <w:rPr>
-          <w:rFonts w:ascii="Arial" w:cs="Arial" w:eastAsia="Arial" w:hAnsi="Arial"/>
-          <w:b/>
-          <w:bCs/>
-          <w:color w:val="15151d"/>
-          <w:sz w:val="36"/>
-          <w:szCs w:val="36"/>
-        </w:rPr>
-        <w:t xml:space="preserve">3 · See I’m Smiling</w:t>
-      </w:r>
-    </w:p>
-    <w:p>
-      <w:pPr>
-        <w:spacing w:after="180"/>
-      </w:pPr>
+        <w:t xml:space="preserve">▸ She puts the phone away</w:t>
+      </w:r>
+    </w:p>
+    <w:p>
+      <w:pPr>
+        <w:spacing w:after="140"/>
+        <w:ind w:left="460"/>
+      </w:pPr>
+      <w:r>
+        <w:rPr>
+          <w:rFonts w:ascii="Arial" w:cs="Arial" w:eastAsia="Arial" w:hAnsi="Arial"/>
+          <w:color w:val="3a3d46"/>
+          <w:sz w:val="21"/>
+          <w:szCs w:val="21"/>
+        </w:rPr>
+        <w:t xml:space="preserve">Black — the screens stay out of the song until the calls.</w:t>
+      </w:r>
+    </w:p>
+    <w:p>
+      <w:pPr>
+        <w:spacing w:after="20"/>
+      </w:pPr>
+      <w:r>
+        <w:rPr>
+          <w:rFonts w:ascii="Courier New" w:cs="Courier New" w:eastAsia="Courier New" w:hAnsi="Courier New"/>
+          <w:b/>
+          <w:bCs/>
+          <w:color w:val="6b7280"/>
+          <w:sz w:val="20"/>
+          <w:szCs w:val="20"/>
+        </w:rPr>
+        <w:t xml:space="preserve">3.4  </w:t>
+      </w:r>
+      <w:r>
+        <w:rPr>
+          <w:rFonts w:ascii="Arial" w:cs="Arial" w:eastAsia="Arial" w:hAnsi="Arial"/>
+          <w:b/>
+          <w:bCs/>
+          <w:color w:val="15151d"/>
+          <w:sz w:val="24"/>
+          <w:szCs w:val="24"/>
+        </w:rPr>
+        <w:t xml:space="preserve">““And you’re mine… We’re doing fine.” — JAMIE DIALS. Time snaps back.”</w:t>
+      </w:r>
+    </w:p>
+    <w:p>
+      <w:pPr>
+        <w:spacing w:after="140"/>
+        <w:ind w:left="460"/>
+      </w:pPr>
+      <w:r>
+        <w:rPr>
+          <w:rFonts w:ascii="Arial" w:cs="Arial" w:eastAsia="Arial" w:hAnsi="Arial"/>
+          <w:color w:val="3a3d46"/>
+          <w:sz w:val="21"/>
+          <w:szCs w:val="21"/>
+        </w:rPr>
+        <w:t xml:space="preserve">HIS phone, 2021 — a cold call to the agency, via Dr. Adler. She is not his agent yet, so the phone shows the business listing, not a contact. (Script fact: Whitfield is his literary agent at her own agency; Elise is the editor at Random House.)</w:t>
+      </w:r>
+    </w:p>
+    <w:p>
+      <w:pPr>
+        <w:spacing w:after="20"/>
+      </w:pPr>
+      <w:r>
+        <w:rPr>
+          <w:rFonts w:ascii="Courier New" w:cs="Courier New" w:eastAsia="Courier New" w:hAnsi="Courier New"/>
+          <w:b/>
+          <w:bCs/>
+          <w:color w:val="6b7280"/>
+          <w:sz w:val="20"/>
+          <w:szCs w:val="20"/>
+        </w:rPr>
+        <w:t xml:space="preserve">3.5  </w:t>
+      </w:r>
       <w:r>
         <w:rPr>
           <w:rFonts w:ascii="Arial" w:cs="Arial" w:eastAsia="Arial" w:hAnsi="Arial"/>
           <w:b/>
           <w:bCs/>
           <w:color w:val="7a5f1f"/>
-          <w:sz w:val="20"/>
-          <w:szCs w:val="20"/>
-        </w:rPr>
-        <w:t xml:space="preserve">DUET</w:t>
-      </w:r>
-      <w:r>
-        <w:rPr>
-          <w:rFonts w:ascii="Arial" w:cs="Arial" w:eastAsia="Arial" w:hAnsi="Arial"/>
-          <w:color w:val="6b7280"/>
-          <w:sz w:val="20"/>
-          <w:szCs w:val="20"/>
-        </w:rPr>
-        <w:t xml:space="preserve">   ·   iPhone   ·   JULY 2025 · OHIO</w:t>
-      </w:r>
-    </w:p>
-    <w:p>
-      <w:pPr>
-        <w:spacing w:after="20"/>
-      </w:pPr>
-      <w:r>
-        <w:rPr>
-          <w:rFonts w:ascii="Courier New" w:cs="Courier New" w:eastAsia="Courier New" w:hAnsi="Courier New"/>
-          <w:b/>
-          <w:bCs/>
-          <w:color w:val="6b7280"/>
-          <w:sz w:val="20"/>
-          <w:szCs w:val="20"/>
-        </w:rPr>
-        <w:t xml:space="preserve">3.1  </w:t>
+          <w:sz w:val="22"/>
+          <w:szCs w:val="22"/>
+        </w:rPr>
+        <w:t xml:space="preserve">▸ On his “Hi — I’m calling for Miss Whitfield”</w:t>
+      </w:r>
+    </w:p>
+    <w:p>
+      <w:pPr>
+        <w:spacing w:after="140"/>
+        <w:ind w:left="460"/>
+      </w:pPr>
+      <w:r>
+        <w:rPr>
+          <w:rFonts w:ascii="Arial" w:cs="Arial" w:eastAsia="Arial" w:hAnsi="Arial"/>
+          <w:color w:val="3a3d46"/>
+          <w:sz w:val="21"/>
+          <w:szCs w:val="21"/>
+        </w:rPr>
+        <w:t xml:space="preserve">It connects. The conversation runs.</w:t>
+      </w:r>
+    </w:p>
+    <w:p>
+      <w:pPr>
+        <w:spacing w:after="20"/>
+      </w:pPr>
+      <w:r>
+        <w:rPr>
+          <w:rFonts w:ascii="Courier New" w:cs="Courier New" w:eastAsia="Courier New" w:hAnsi="Courier New"/>
+          <w:b/>
+          <w:bCs/>
+          <w:color w:val="6b7280"/>
+          <w:sz w:val="20"/>
+          <w:szCs w:val="20"/>
+        </w:rPr>
+        <w:t xml:space="preserve">3.6  </w:t>
+      </w:r>
+      <w:r>
+        <w:rPr>
+          <w:rFonts w:ascii="Arial" w:cs="Arial" w:eastAsia="Arial" w:hAnsi="Arial"/>
+          <w:b/>
+          <w:bCs/>
+          <w:color w:val="7a5f1f"/>
+          <w:sz w:val="22"/>
+          <w:szCs w:val="22"/>
+        </w:rPr>
+        <w:t xml:space="preserve">▸ Through “what’s your address” — he hangs up</w:t>
+      </w:r>
+    </w:p>
+    <w:p>
+      <w:pPr>
+        <w:spacing w:after="140"/>
+        <w:ind w:left="460"/>
+      </w:pPr>
+      <w:r>
+        <w:rPr>
+          <w:rFonts w:ascii="Arial" w:cs="Arial" w:eastAsia="Arial" w:hAnsi="Arial"/>
+          <w:color w:val="3a3d46"/>
+          <w:sz w:val="21"/>
+          <w:szCs w:val="21"/>
+        </w:rPr>
+        <w:t xml:space="preserve">Black. Time returns to her.</w:t>
+      </w:r>
+    </w:p>
+    <w:p>
+      <w:pPr>
+        <w:spacing w:after="20"/>
+      </w:pPr>
+      <w:r>
+        <w:rPr>
+          <w:rFonts w:ascii="Courier New" w:cs="Courier New" w:eastAsia="Courier New" w:hAnsi="Courier New"/>
+          <w:b/>
+          <w:bCs/>
+          <w:color w:val="6b7280"/>
+          <w:sz w:val="20"/>
+          <w:szCs w:val="20"/>
+        </w:rPr>
+        <w:t xml:space="preserve">3.7  </w:t>
+      </w:r>
+      <w:r>
+        <w:rPr>
+          <w:rFonts w:ascii="Arial" w:cs="Arial" w:eastAsia="Arial" w:hAnsi="Arial"/>
+          <w:b/>
+          <w:bCs/>
+          <w:color w:val="15151d"/>
+          <w:sz w:val="24"/>
+          <w:szCs w:val="24"/>
+        </w:rPr>
+        <w:t xml:space="preserve">““It’s all right — We’ll have tonight.” — the agency calls HIM back”</w:t>
+      </w:r>
+    </w:p>
+    <w:p>
+      <w:pPr>
+        <w:spacing w:after="140"/>
+        <w:ind w:left="460"/>
+      </w:pPr>
+      <w:r>
+        <w:rPr>
+          <w:rFonts w:ascii="Arial" w:cs="Arial" w:eastAsia="Arial" w:hAnsi="Arial"/>
+          <w:color w:val="3a3d46"/>
+          <w:sz w:val="21"/>
+          <w:szCs w:val="21"/>
+        </w:rPr>
+        <w:t xml:space="preserve">HIS phone again, 2021 — an INCOMING call from Miss Whitfield.</w:t>
+      </w:r>
+    </w:p>
+    <w:p>
+      <w:pPr>
+        <w:spacing w:after="20"/>
+      </w:pPr>
+      <w:r>
+        <w:rPr>
+          <w:rFonts w:ascii="Courier New" w:cs="Courier New" w:eastAsia="Courier New" w:hAnsi="Courier New"/>
+          <w:b/>
+          <w:bCs/>
+          <w:color w:val="6b7280"/>
+          <w:sz w:val="20"/>
+          <w:szCs w:val="20"/>
+        </w:rPr>
+        <w:t xml:space="preserve">3.8  </w:t>
+      </w:r>
+      <w:r>
+        <w:rPr>
+          <w:rFonts w:ascii="Arial" w:cs="Arial" w:eastAsia="Arial" w:hAnsi="Arial"/>
+          <w:b/>
+          <w:bCs/>
+          <w:color w:val="7a5f1f"/>
+          <w:sz w:val="22"/>
+          <w:szCs w:val="22"/>
+        </w:rPr>
+        <w:t xml:space="preserve">▸ “Hello… this is— oh, Miss Whitfield.” He answers</w:t>
+      </w:r>
+    </w:p>
+    <w:p>
+      <w:pPr>
+        <w:spacing w:after="140"/>
+        <w:ind w:left="460"/>
+      </w:pPr>
+      <w:r>
+        <w:rPr>
+          <w:rFonts w:ascii="Arial" w:cs="Arial" w:eastAsia="Arial" w:hAnsi="Arial"/>
+          <w:color w:val="3a3d46"/>
+          <w:sz w:val="21"/>
+          <w:szCs w:val="21"/>
+        </w:rPr>
+        <w:t xml:space="preserve">Connected. It runs until the thank-you.</w:t>
+      </w:r>
+    </w:p>
+    <w:p>
+      <w:pPr>
+        <w:spacing w:after="20"/>
+      </w:pPr>
+      <w:r>
+        <w:rPr>
+          <w:rFonts w:ascii="Courier New" w:cs="Courier New" w:eastAsia="Courier New" w:hAnsi="Courier New"/>
+          <w:b/>
+          <w:bCs/>
+          <w:color w:val="6b7280"/>
+          <w:sz w:val="20"/>
+          <w:szCs w:val="20"/>
+        </w:rPr>
+        <w:t xml:space="preserve">3.9  </w:t>
+      </w:r>
+      <w:r>
+        <w:rPr>
+          <w:rFonts w:ascii="Arial" w:cs="Arial" w:eastAsia="Arial" w:hAnsi="Arial"/>
+          <w:b/>
+          <w:bCs/>
+          <w:color w:val="7a5f1f"/>
+          <w:sz w:val="22"/>
+          <w:szCs w:val="22"/>
+        </w:rPr>
+        <w:t xml:space="preserve">▸ Through “thank you — this is great” — it ends</w:t>
+      </w:r>
+    </w:p>
+    <w:p>
+      <w:pPr>
+        <w:spacing w:after="140"/>
+        <w:ind w:left="460"/>
+      </w:pPr>
+      <w:r>
+        <w:rPr>
+          <w:rFonts w:ascii="Arial" w:cs="Arial" w:eastAsia="Arial" w:hAnsi="Arial"/>
+          <w:color w:val="3a3d46"/>
+          <w:sz w:val="21"/>
+          <w:szCs w:val="21"/>
+        </w:rPr>
+        <w:t xml:space="preserve">Black again.</w:t>
+      </w:r>
+    </w:p>
+    <w:p>
+      <w:pPr>
+        <w:spacing w:after="20"/>
+      </w:pPr>
+      <w:r>
+        <w:rPr>
+          <w:rFonts w:ascii="Courier New" w:cs="Courier New" w:eastAsia="Courier New" w:hAnsi="Courier New"/>
+          <w:b/>
+          <w:bCs/>
+          <w:color w:val="6b7280"/>
+          <w:sz w:val="20"/>
+          <w:szCs w:val="20"/>
+        </w:rPr>
+        <w:t xml:space="preserve">3.10  </w:t>
+      </w:r>
+      <w:r>
+        <w:rPr>
+          <w:rFonts w:ascii="Arial" w:cs="Arial" w:eastAsia="Arial" w:hAnsi="Arial"/>
+          <w:b/>
+          <w:bCs/>
+          <w:color w:val="15151d"/>
+          <w:sz w:val="24"/>
+          <w:szCs w:val="24"/>
+        </w:rPr>
+        <w:t xml:space="preserve">“After Cathy’s “And not do anything at all” — JAMIE DIALS ROB”</w:t>
+      </w:r>
+    </w:p>
+    <w:p>
+      <w:pPr>
+        <w:spacing w:after="140"/>
+        <w:ind w:left="460"/>
+      </w:pPr>
+      <w:r>
+        <w:rPr>
+          <w:rFonts w:ascii="Arial" w:cs="Arial" w:eastAsia="Arial" w:hAnsi="Arial"/>
+          <w:color w:val="3a3d46"/>
+          <w:sz w:val="21"/>
+          <w:szCs w:val="21"/>
+        </w:rPr>
+        <w:t xml:space="preserve">SCRIPT: he dials — “perplexed but not unhappy.” The lease is up; an apartment WITH Cathy. 2021, pre-move-in — the era question answers itself.</w:t>
+      </w:r>
+    </w:p>
+    <w:p>
+      <w:pPr>
+        <w:spacing w:after="20"/>
+      </w:pPr>
+      <w:r>
+        <w:rPr>
+          <w:rFonts w:ascii="Courier New" w:cs="Courier New" w:eastAsia="Courier New" w:hAnsi="Courier New"/>
+          <w:b/>
+          <w:bCs/>
+          <w:color w:val="6b7280"/>
+          <w:sz w:val="20"/>
+          <w:szCs w:val="20"/>
+        </w:rPr>
+        <w:t xml:space="preserve">3.11  </w:t>
+      </w:r>
+      <w:r>
+        <w:rPr>
+          <w:rFonts w:ascii="Arial" w:cs="Arial" w:eastAsia="Arial" w:hAnsi="Arial"/>
+          <w:b/>
+          <w:bCs/>
+          <w:color w:val="7a5f1f"/>
+          <w:sz w:val="22"/>
+          <w:szCs w:val="22"/>
+        </w:rPr>
+        <w:t xml:space="preserve">▸ Rob picks up — “Yeah, listen. You know how my lease is up?”</w:t>
+      </w:r>
+    </w:p>
+    <w:p>
+      <w:pPr>
+        <w:spacing w:after="140"/>
+        <w:ind w:left="460"/>
+      </w:pPr>
+      <w:r>
+        <w:rPr>
+          <w:rFonts w:ascii="Arial" w:cs="Arial" w:eastAsia="Arial" w:hAnsi="Arial"/>
+          <w:color w:val="3a3d46"/>
+          <w:sz w:val="21"/>
+          <w:szCs w:val="21"/>
+        </w:rPr>
+        <w:t xml:space="preserve">Connected — visible through the very end of the vamp.</w:t>
+      </w:r>
+    </w:p>
+    <w:p>
+      <w:pPr>
+        <w:spacing w:after="20"/>
+      </w:pPr>
+      <w:r>
+        <w:rPr>
+          <w:rFonts w:ascii="Courier New" w:cs="Courier New" w:eastAsia="Courier New" w:hAnsi="Courier New"/>
+          <w:b/>
+          <w:bCs/>
+          <w:color w:val="6b7280"/>
+          <w:sz w:val="20"/>
+          <w:szCs w:val="20"/>
+        </w:rPr>
+        <w:t xml:space="preserve">3.12  </w:t>
       </w:r>
       <w:r>
         <w:rPr>
@@ -1641,38 +2103,80 @@
           <w:sz w:val="22"/>
           <w:szCs w:val="22"/>
         </w:rPr>
-        <w:t xml:space="preserve">♪ Scene change — her phone rolls back to July 19, 2025</w:t>
-      </w:r>
-    </w:p>
-    <w:p>
-      <w:pPr>
-        <w:spacing w:after="140"/>
-        <w:ind w:left="460"/>
-      </w:pPr>
-      <w:r>
-        <w:rPr>
-          <w:rFonts w:ascii="Arial" w:cs="Arial" w:eastAsia="Arial" w:hAnsi="Arial"/>
-          <w:color w:val="3a3d46"/>
-          <w:sz w:val="21"/>
-          <w:szCs w:val="21"/>
-        </w:rPr>
-        <w:t xml:space="preserve">Ohio, her birthday. Facebook opens on the post she just made — the pier photo.</w:t>
-      </w:r>
-    </w:p>
-    <w:p>
-      <w:pPr>
-        <w:spacing w:after="20"/>
-      </w:pPr>
-      <w:r>
-        <w:rPr>
-          <w:rFonts w:ascii="Courier New" w:cs="Courier New" w:eastAsia="Courier New" w:hAnsi="Courier New"/>
-          <w:b/>
-          <w:bCs/>
-          <w:color w:val="6b7280"/>
-          <w:sz w:val="20"/>
-          <w:szCs w:val="20"/>
-        </w:rPr>
-        <w:t xml:space="preserve">3.2  </w:t>
+        <w:t xml:space="preserve">♪ DOWNBEAT of Moving Too Fast — he hangs up</w:t>
+      </w:r>
+    </w:p>
+    <w:p>
+      <w:pPr>
+        <w:spacing w:after="140"/>
+        <w:ind w:left="460"/>
+      </w:pPr>
+      <w:r>
+        <w:rPr>
+          <w:rFonts w:ascii="Arial" w:cs="Arial" w:eastAsia="Arial" w:hAnsi="Arial"/>
+          <w:color w:val="3a3d46"/>
+          <w:sz w:val="21"/>
+          <w:szCs w:val="21"/>
+        </w:rPr>
+        <w:t xml:space="preserve">Black. Song 4 takes over.</w:t>
+      </w:r>
+    </w:p>
+    <w:p>
+      <w:pPr>
+        <w:pageBreakBefore/>
+        <w:spacing w:after="20"/>
+      </w:pPr>
+      <w:r>
+        <w:rPr>
+          <w:rFonts w:ascii="Arial" w:cs="Arial" w:eastAsia="Arial" w:hAnsi="Arial"/>
+          <w:b/>
+          <w:bCs/>
+          <w:color w:val="15151d"/>
+          <w:sz w:val="36"/>
+          <w:szCs w:val="36"/>
+        </w:rPr>
+        <w:t xml:space="preserve">4 · Moving Too Fast</w:t>
+      </w:r>
+    </w:p>
+    <w:p>
+      <w:pPr>
+        <w:spacing w:after="180"/>
+      </w:pPr>
+      <w:r>
+        <w:rPr>
+          <w:rFonts w:ascii="Arial" w:cs="Arial" w:eastAsia="Arial" w:hAnsi="Arial"/>
+          <w:b/>
+          <w:bCs/>
+          <w:color w:val="7a5f1f"/>
+          <w:sz w:val="20"/>
+          <w:szCs w:val="20"/>
+        </w:rPr>
+        <w:t xml:space="preserve">DUET</w:t>
+      </w:r>
+      <w:r>
+        <w:rPr>
+          <w:rFonts w:ascii="Arial" w:cs="Arial" w:eastAsia="Arial" w:hAnsi="Arial"/>
+          <w:color w:val="6b7280"/>
+          <w:sz w:val="20"/>
+          <w:szCs w:val="20"/>
+        </w:rPr>
+        <w:t xml:space="preserve">   ·   iPhone   ·   OCTOBER 2021</w:t>
+      </w:r>
+    </w:p>
+    <w:p>
+      <w:pPr>
+        <w:spacing w:after="20"/>
+      </w:pPr>
+      <w:r>
+        <w:rPr>
+          <w:rFonts w:ascii="Courier New" w:cs="Courier New" w:eastAsia="Courier New" w:hAnsi="Courier New"/>
+          <w:b/>
+          <w:bCs/>
+          <w:color w:val="6b7280"/>
+          <w:sz w:val="20"/>
+          <w:szCs w:val="20"/>
+        </w:rPr>
+        <w:t xml:space="preserve">4.1  </w:t>
       </w:r>
       <w:r>
         <w:rPr>
@@ -1683,416 +2187,374 @@
           <w:sz w:val="22"/>
           <w:szCs w:val="22"/>
         </w:rPr>
-        <w:t xml:space="preserve">♪ A beat later</w:t>
-      </w:r>
-    </w:p>
-    <w:p>
-      <w:pPr>
-        <w:spacing w:after="140"/>
-        <w:ind w:left="460"/>
-      </w:pPr>
-      <w:r>
-        <w:rPr>
-          <w:rFonts w:ascii="Arial" w:cs="Arial" w:eastAsia="Arial" w:hAnsi="Arial"/>
-          <w:color w:val="3a3d46"/>
-          <w:sz w:val="21"/>
-          <w:szCs w:val="21"/>
-        </w:rPr>
-        <w:t xml:space="preserve">The likes climb.</w:t>
-      </w:r>
-    </w:p>
-    <w:p>
-      <w:pPr>
-        <w:spacing w:after="20"/>
-      </w:pPr>
-      <w:r>
-        <w:rPr>
-          <w:rFonts w:ascii="Courier New" w:cs="Courier New" w:eastAsia="Courier New" w:hAnsi="Courier New"/>
-          <w:b/>
-          <w:bCs/>
-          <w:color w:val="6b7280"/>
-          <w:sz w:val="20"/>
-          <w:szCs w:val="20"/>
-        </w:rPr>
-        <w:t xml:space="preserve">3.3  </w:t>
-      </w:r>
-      <w:r>
-        <w:rPr>
-          <w:rFonts w:ascii="Arial" w:cs="Arial" w:eastAsia="Arial" w:hAnsi="Arial"/>
-          <w:b/>
-          <w:bCs/>
-          <w:color w:val="7a5f1f"/>
-          <w:sz w:val="22"/>
-          <w:szCs w:val="22"/>
-        </w:rPr>
-        <w:t xml:space="preserve">▸ She puts the phone away</w:t>
-      </w:r>
-    </w:p>
-    <w:p>
-      <w:pPr>
-        <w:spacing w:after="140"/>
-        <w:ind w:left="460"/>
-      </w:pPr>
-      <w:r>
-        <w:rPr>
-          <w:rFonts w:ascii="Arial" w:cs="Arial" w:eastAsia="Arial" w:hAnsi="Arial"/>
-          <w:color w:val="3a3d46"/>
-          <w:sz w:val="21"/>
-          <w:szCs w:val="21"/>
-        </w:rPr>
-        <w:t xml:space="preserve">Black — the screens stay out of the song until the calls.</w:t>
-      </w:r>
-    </w:p>
-    <w:p>
-      <w:pPr>
-        <w:spacing w:after="20"/>
-      </w:pPr>
-      <w:r>
-        <w:rPr>
-          <w:rFonts w:ascii="Courier New" w:cs="Courier New" w:eastAsia="Courier New" w:hAnsi="Courier New"/>
-          <w:b/>
-          <w:bCs/>
-          <w:color w:val="6b7280"/>
-          <w:sz w:val="20"/>
-          <w:szCs w:val="20"/>
-        </w:rPr>
-        <w:t xml:space="preserve">3.4  </w:t>
-      </w:r>
-      <w:r>
-        <w:rPr>
-          <w:rFonts w:ascii="Arial" w:cs="Arial" w:eastAsia="Arial" w:hAnsi="Arial"/>
-          <w:b/>
-          <w:bCs/>
-          <w:color w:val="15151d"/>
-          <w:sz w:val="24"/>
-          <w:szCs w:val="24"/>
-        </w:rPr>
-        <w:t xml:space="preserve">““You’re mine, we’re doing fine” — JAMIE DIALS. Time snaps back.”</w:t>
-      </w:r>
-    </w:p>
-    <w:p>
-      <w:pPr>
-        <w:spacing w:after="140"/>
-        <w:ind w:left="460"/>
-      </w:pPr>
-      <w:r>
-        <w:rPr>
-          <w:rFonts w:ascii="Arial" w:cs="Arial" w:eastAsia="Arial" w:hAnsi="Arial"/>
-          <w:color w:val="3a3d46"/>
-          <w:sz w:val="21"/>
-          <w:szCs w:val="21"/>
-        </w:rPr>
-        <w:t xml:space="preserve">HIS phone, 2021 — dialing Miss Whitfield’s office. ⚠Is Linda Whitfield at The Atlantic or Random House? Script check pending.</w:t>
-      </w:r>
-    </w:p>
-    <w:p>
-      <w:pPr>
-        <w:spacing w:after="20"/>
-      </w:pPr>
-      <w:r>
-        <w:rPr>
-          <w:rFonts w:ascii="Courier New" w:cs="Courier New" w:eastAsia="Courier New" w:hAnsi="Courier New"/>
-          <w:b/>
-          <w:bCs/>
-          <w:color w:val="6b7280"/>
-          <w:sz w:val="20"/>
-          <w:szCs w:val="20"/>
-        </w:rPr>
-        <w:t xml:space="preserve">3.5  </w:t>
-      </w:r>
-      <w:r>
-        <w:rPr>
-          <w:rFonts w:ascii="Arial" w:cs="Arial" w:eastAsia="Arial" w:hAnsi="Arial"/>
-          <w:b/>
-          <w:bCs/>
-          <w:color w:val="7a5f1f"/>
-          <w:sz w:val="22"/>
-          <w:szCs w:val="22"/>
-        </w:rPr>
-        <w:t xml:space="preserve">▸ On his “Hi — I’m calling for Miss Whitfield”</w:t>
-      </w:r>
-    </w:p>
-    <w:p>
-      <w:pPr>
-        <w:spacing w:after="140"/>
-        <w:ind w:left="460"/>
-      </w:pPr>
-      <w:r>
-        <w:rPr>
-          <w:rFonts w:ascii="Arial" w:cs="Arial" w:eastAsia="Arial" w:hAnsi="Arial"/>
-          <w:color w:val="3a3d46"/>
-          <w:sz w:val="21"/>
-          <w:szCs w:val="21"/>
-        </w:rPr>
-        <w:t xml:space="preserve">It connects. The conversation runs.</w:t>
-      </w:r>
-    </w:p>
-    <w:p>
-      <w:pPr>
-        <w:spacing w:after="20"/>
-      </w:pPr>
-      <w:r>
-        <w:rPr>
-          <w:rFonts w:ascii="Courier New" w:cs="Courier New" w:eastAsia="Courier New" w:hAnsi="Courier New"/>
-          <w:b/>
-          <w:bCs/>
-          <w:color w:val="6b7280"/>
-          <w:sz w:val="20"/>
-          <w:szCs w:val="20"/>
-        </w:rPr>
-        <w:t xml:space="preserve">3.6  </w:t>
-      </w:r>
-      <w:r>
-        <w:rPr>
-          <w:rFonts w:ascii="Arial" w:cs="Arial" w:eastAsia="Arial" w:hAnsi="Arial"/>
-          <w:b/>
-          <w:bCs/>
-          <w:color w:val="7a5f1f"/>
-          <w:sz w:val="22"/>
-          <w:szCs w:val="22"/>
-        </w:rPr>
-        <w:t xml:space="preserve">▸ Through “what’s your address” — he hangs up</w:t>
-      </w:r>
-    </w:p>
-    <w:p>
-      <w:pPr>
-        <w:spacing w:after="140"/>
-        <w:ind w:left="460"/>
-      </w:pPr>
-      <w:r>
-        <w:rPr>
-          <w:rFonts w:ascii="Arial" w:cs="Arial" w:eastAsia="Arial" w:hAnsi="Arial"/>
-          <w:color w:val="3a3d46"/>
-          <w:sz w:val="21"/>
-          <w:szCs w:val="21"/>
-        </w:rPr>
-        <w:t xml:space="preserve">Black. Time returns to her.</w:t>
-      </w:r>
-    </w:p>
-    <w:p>
-      <w:pPr>
-        <w:spacing w:after="20"/>
-      </w:pPr>
-      <w:r>
-        <w:rPr>
-          <w:rFonts w:ascii="Courier New" w:cs="Courier New" w:eastAsia="Courier New" w:hAnsi="Courier New"/>
-          <w:b/>
-          <w:bCs/>
-          <w:color w:val="6b7280"/>
-          <w:sz w:val="20"/>
-          <w:szCs w:val="20"/>
-        </w:rPr>
-        <w:t xml:space="preserve">3.7  </w:t>
-      </w:r>
-      <w:r>
-        <w:rPr>
-          <w:rFonts w:ascii="Arial" w:cs="Arial" w:eastAsia="Arial" w:hAnsi="Arial"/>
-          <w:b/>
-          <w:bCs/>
-          <w:color w:val="15151d"/>
-          <w:sz w:val="24"/>
-          <w:szCs w:val="24"/>
-        </w:rPr>
-        <w:t xml:space="preserve">““It’s all right, we’ll have tonight” — SHE RINGS HIM”</w:t>
-      </w:r>
-    </w:p>
-    <w:p>
-      <w:pPr>
-        <w:spacing w:after="140"/>
-        <w:ind w:left="460"/>
-      </w:pPr>
-      <w:r>
-        <w:rPr>
-          <w:rFonts w:ascii="Arial" w:cs="Arial" w:eastAsia="Arial" w:hAnsi="Arial"/>
-          <w:color w:val="3a3d46"/>
-          <w:sz w:val="21"/>
-          <w:szCs w:val="21"/>
-        </w:rPr>
-        <w:t xml:space="preserve">HIS phone again, 2021 — an INCOMING call from Miss Whitfield.</w:t>
-      </w:r>
-    </w:p>
-    <w:p>
-      <w:pPr>
-        <w:spacing w:after="20"/>
-      </w:pPr>
-      <w:r>
-        <w:rPr>
-          <w:rFonts w:ascii="Courier New" w:cs="Courier New" w:eastAsia="Courier New" w:hAnsi="Courier New"/>
-          <w:b/>
-          <w:bCs/>
-          <w:color w:val="6b7280"/>
-          <w:sz w:val="20"/>
-          <w:szCs w:val="20"/>
-        </w:rPr>
-        <w:t xml:space="preserve">3.8  </w:t>
-      </w:r>
-      <w:r>
-        <w:rPr>
-          <w:rFonts w:ascii="Arial" w:cs="Arial" w:eastAsia="Arial" w:hAnsi="Arial"/>
-          <w:b/>
-          <w:bCs/>
-          <w:color w:val="7a5f1f"/>
-          <w:sz w:val="22"/>
-          <w:szCs w:val="22"/>
-        </w:rPr>
-        <w:t xml:space="preserve">▸ “Hello… this is— oh, Miss Whitfield.” He answers</w:t>
-      </w:r>
-    </w:p>
-    <w:p>
-      <w:pPr>
-        <w:spacing w:after="140"/>
-        <w:ind w:left="460"/>
-      </w:pPr>
-      <w:r>
-        <w:rPr>
-          <w:rFonts w:ascii="Arial" w:cs="Arial" w:eastAsia="Arial" w:hAnsi="Arial"/>
-          <w:color w:val="3a3d46"/>
-          <w:sz w:val="21"/>
-          <w:szCs w:val="21"/>
-        </w:rPr>
-        <w:t xml:space="preserve">Connected. It runs until the thank-you.</w:t>
-      </w:r>
-    </w:p>
-    <w:p>
-      <w:pPr>
-        <w:spacing w:after="20"/>
-      </w:pPr>
-      <w:r>
-        <w:rPr>
-          <w:rFonts w:ascii="Courier New" w:cs="Courier New" w:eastAsia="Courier New" w:hAnsi="Courier New"/>
-          <w:b/>
-          <w:bCs/>
-          <w:color w:val="6b7280"/>
-          <w:sz w:val="20"/>
-          <w:szCs w:val="20"/>
-        </w:rPr>
-        <w:t xml:space="preserve">3.9  </w:t>
-      </w:r>
-      <w:r>
-        <w:rPr>
-          <w:rFonts w:ascii="Arial" w:cs="Arial" w:eastAsia="Arial" w:hAnsi="Arial"/>
-          <w:b/>
-          <w:bCs/>
-          <w:color w:val="7a5f1f"/>
-          <w:sz w:val="22"/>
-          <w:szCs w:val="22"/>
-        </w:rPr>
-        <w:t xml:space="preserve">▸ Through “thank you — this is great” — it ends</w:t>
-      </w:r>
-    </w:p>
-    <w:p>
-      <w:pPr>
-        <w:spacing w:after="140"/>
-        <w:ind w:left="460"/>
-      </w:pPr>
-      <w:r>
-        <w:rPr>
-          <w:rFonts w:ascii="Arial" w:cs="Arial" w:eastAsia="Arial" w:hAnsi="Arial"/>
-          <w:color w:val="3a3d46"/>
-          <w:sz w:val="21"/>
-          <w:szCs w:val="21"/>
-        </w:rPr>
-        <w:t xml:space="preserve">Black again.</w:t>
-      </w:r>
-    </w:p>
-    <w:p>
-      <w:pPr>
-        <w:spacing w:after="20"/>
-      </w:pPr>
-      <w:r>
-        <w:rPr>
-          <w:rFonts w:ascii="Courier New" w:cs="Courier New" w:eastAsia="Courier New" w:hAnsi="Courier New"/>
-          <w:b/>
-          <w:bCs/>
-          <w:color w:val="6b7280"/>
-          <w:sz w:val="20"/>
-          <w:szCs w:val="20"/>
-        </w:rPr>
-        <w:t xml:space="preserve">3.10  </w:t>
-      </w:r>
-      <w:r>
-        <w:rPr>
-          <w:rFonts w:ascii="Arial" w:cs="Arial" w:eastAsia="Arial" w:hAnsi="Arial"/>
-          <w:b/>
-          <w:bCs/>
-          <w:color w:val="15151d"/>
-          <w:sz w:val="24"/>
-          <w:szCs w:val="24"/>
-        </w:rPr>
-        <w:t xml:space="preserve">“After Cathy’s “and not do anything at all” — ROB CALLS”</w:t>
-      </w:r>
-    </w:p>
-    <w:p>
-      <w:pPr>
-        <w:spacing w:after="140"/>
-        <w:ind w:left="460"/>
-      </w:pPr>
-      <w:r>
-        <w:rPr>
-          <w:rFonts w:ascii="Arial" w:cs="Arial" w:eastAsia="Arial" w:hAnsi="Arial"/>
-          <w:color w:val="3a3d46"/>
-          <w:sz w:val="21"/>
-          <w:szCs w:val="21"/>
-        </w:rPr>
-        <w:t xml:space="preserve">HIS phone. Rob, incoming. ⚠Confirm which era this call sits in.</w:t>
-      </w:r>
-    </w:p>
-    <w:p>
-      <w:pPr>
-        <w:spacing w:after="20"/>
-      </w:pPr>
-      <w:r>
-        <w:rPr>
-          <w:rFonts w:ascii="Courier New" w:cs="Courier New" w:eastAsia="Courier New" w:hAnsi="Courier New"/>
-          <w:b/>
-          <w:bCs/>
-          <w:color w:val="6b7280"/>
-          <w:sz w:val="20"/>
-          <w:szCs w:val="20"/>
-        </w:rPr>
-        <w:t xml:space="preserve">3.11  </w:t>
-      </w:r>
-      <w:r>
-        <w:rPr>
-          <w:rFonts w:ascii="Arial" w:cs="Arial" w:eastAsia="Arial" w:hAnsi="Arial"/>
-          <w:b/>
-          <w:bCs/>
-          <w:color w:val="7a5f1f"/>
-          <w:sz w:val="22"/>
-          <w:szCs w:val="22"/>
-        </w:rPr>
-        <w:t xml:space="preserve">▸ Instant pickup</w:t>
-      </w:r>
-    </w:p>
-    <w:p>
-      <w:pPr>
-        <w:spacing w:after="140"/>
-        <w:ind w:left="460"/>
-      </w:pPr>
-      <w:r>
-        <w:rPr>
-          <w:rFonts w:ascii="Arial" w:cs="Arial" w:eastAsia="Arial" w:hAnsi="Arial"/>
-          <w:color w:val="3a3d46"/>
-          <w:sz w:val="21"/>
-          <w:szCs w:val="21"/>
-        </w:rPr>
-        <w:t xml:space="preserve">Connected — Rob and Jamie, visible through the very end of the vamp.</w:t>
-      </w:r>
-    </w:p>
-    <w:p>
-      <w:pPr>
-        <w:spacing w:after="20"/>
-      </w:pPr>
-      <w:r>
-        <w:rPr>
-          <w:rFonts w:ascii="Courier New" w:cs="Courier New" w:eastAsia="Courier New" w:hAnsi="Courier New"/>
-          <w:b/>
-          <w:bCs/>
-          <w:color w:val="6b7280"/>
-          <w:sz w:val="20"/>
-          <w:szCs w:val="20"/>
-        </w:rPr>
-        <w:t xml:space="preserve">3.12  </w:t>
+        <w:t xml:space="preserve">♪ Count-off — drums in</w:t>
+      </w:r>
+    </w:p>
+    <w:p>
+      <w:pPr>
+        <w:spacing w:after="140"/>
+        <w:ind w:left="460"/>
+      </w:pPr>
+      <w:r>
+        <w:rPr>
+          <w:rFonts w:ascii="Arial" w:cs="Arial" w:eastAsia="Arial" w:hAnsi="Arial"/>
+          <w:color w:val="3a3d46"/>
+          <w:sz w:val="21"/>
+          <w:szCs w:val="21"/>
+        </w:rPr>
+        <w:t xml:space="preserve">His phone, October 2021. Locked and quiet.</w:t>
+      </w:r>
+    </w:p>
+    <w:p>
+      <w:pPr>
+        <w:spacing w:after="20"/>
+      </w:pPr>
+      <w:r>
+        <w:rPr>
+          <w:rFonts w:ascii="Courier New" w:cs="Courier New" w:eastAsia="Courier New" w:hAnsi="Courier New"/>
+          <w:b/>
+          <w:bCs/>
+          <w:color w:val="6b7280"/>
+          <w:sz w:val="20"/>
+          <w:szCs w:val="20"/>
+        </w:rPr>
+        <w:t xml:space="preserve">4.2  </w:t>
+      </w:r>
+      <w:r>
+        <w:rPr>
+          <w:rFonts w:ascii="Arial" w:cs="Arial" w:eastAsia="Arial" w:hAnsi="Arial"/>
+          <w:b/>
+          <w:bCs/>
+          <w:color w:val="15151d"/>
+          <w:sz w:val="24"/>
+          <w:szCs w:val="24"/>
+        </w:rPr>
+        <w:t xml:space="preserve">““But oh, oh — what else am I s’pposed to do?” — CATHY DIALS”</w:t>
+      </w:r>
+    </w:p>
+    <w:p>
+      <w:pPr>
+        <w:spacing w:after="140"/>
+        <w:ind w:left="460"/>
+      </w:pPr>
+      <w:r>
+        <w:rPr>
+          <w:rFonts w:ascii="Arial" w:cs="Arial" w:eastAsia="Arial" w:hAnsi="Arial"/>
+          <w:color w:val="3a3d46"/>
+          <w:sz w:val="21"/>
+          <w:szCs w:val="21"/>
+        </w:rPr>
+        <w:t xml:space="preserve">HER phone — the gig-hunting era (2024, per the show’s structure; script gives no date) — dialing Mike Stelmyer. Script fact: his agency is never named.</w:t>
+      </w:r>
+    </w:p>
+    <w:p>
+      <w:pPr>
+        <w:spacing w:after="20"/>
+      </w:pPr>
+      <w:r>
+        <w:rPr>
+          <w:rFonts w:ascii="Courier New" w:cs="Courier New" w:eastAsia="Courier New" w:hAnsi="Courier New"/>
+          <w:b/>
+          <w:bCs/>
+          <w:color w:val="6b7280"/>
+          <w:sz w:val="20"/>
+          <w:szCs w:val="20"/>
+        </w:rPr>
+        <w:t xml:space="preserve">4.3  </w:t>
+      </w:r>
+      <w:r>
+        <w:rPr>
+          <w:rFonts w:ascii="Arial" w:cs="Arial" w:eastAsia="Arial" w:hAnsi="Arial"/>
+          <w:b/>
+          <w:bCs/>
+          <w:color w:val="15151d"/>
+          <w:sz w:val="24"/>
+          <w:szCs w:val="24"/>
+        </w:rPr>
+        <w:t xml:space="preserve">“On her “Hello, this is Catherine Hiatt, I’m calling for Mike Stelmyer” — it connects”</w:t>
+      </w:r>
+    </w:p>
+    <w:p>
+      <w:pPr>
+        <w:spacing w:after="140"/>
+        <w:ind w:left="460"/>
+      </w:pPr>
+      <w:r>
+        <w:rPr>
+          <w:rFonts w:ascii="Arial" w:cs="Arial" w:eastAsia="Arial" w:hAnsi="Arial"/>
+          <w:color w:val="3a3d46"/>
+          <w:sz w:val="21"/>
+          <w:szCs w:val="21"/>
+        </w:rPr>
+        <w:t xml:space="preserve">We see the dial AND the connect.</w:t>
+      </w:r>
+    </w:p>
+    <w:p>
+      <w:pPr>
+        <w:spacing w:after="20"/>
+      </w:pPr>
+      <w:r>
+        <w:rPr>
+          <w:rFonts w:ascii="Courier New" w:cs="Courier New" w:eastAsia="Courier New" w:hAnsi="Courier New"/>
+          <w:b/>
+          <w:bCs/>
+          <w:color w:val="6b7280"/>
+          <w:sz w:val="20"/>
+          <w:szCs w:val="20"/>
+        </w:rPr>
+        <w:t xml:space="preserve">4.4  </w:t>
+      </w:r>
+      <w:r>
+        <w:rPr>
+          <w:rFonts w:ascii="Arial" w:cs="Arial" w:eastAsia="Arial" w:hAnsi="Arial"/>
+          <w:b/>
+          <w:bCs/>
+          <w:color w:val="15151d"/>
+          <w:sz w:val="24"/>
+          <w:szCs w:val="24"/>
+        </w:rPr>
+        <w:t xml:space="preserve">““I’ll call you soon!” — the call ends”</w:t>
+      </w:r>
+    </w:p>
+    <w:p>
+      <w:pPr>
+        <w:spacing w:after="140"/>
+        <w:ind w:left="460"/>
+      </w:pPr>
+      <w:r>
+        <w:rPr>
+          <w:rFonts w:ascii="Arial" w:cs="Arial" w:eastAsia="Arial" w:hAnsi="Arial"/>
+          <w:color w:val="3a3d46"/>
+          <w:sz w:val="21"/>
+          <w:szCs w:val="21"/>
+        </w:rPr>
+        <w:t xml:space="preserve">Back to HIS phone, October 2021, locked — ready for the run of wins.</w:t>
+      </w:r>
+    </w:p>
+    <w:p>
+      <w:pPr>
+        <w:spacing w:after="20"/>
+      </w:pPr>
+      <w:r>
+        <w:rPr>
+          <w:rFonts w:ascii="Courier New" w:cs="Courier New" w:eastAsia="Courier New" w:hAnsi="Courier New"/>
+          <w:b/>
+          <w:bCs/>
+          <w:color w:val="6b7280"/>
+          <w:sz w:val="20"/>
+          <w:szCs w:val="20"/>
+        </w:rPr>
+        <w:t xml:space="preserve">4.5  </w:t>
+      </w:r>
+      <w:r>
+        <w:rPr>
+          <w:rFonts w:ascii="Arial" w:cs="Arial" w:eastAsia="Arial" w:hAnsi="Arial"/>
+          <w:b/>
+          <w:bCs/>
+          <w:color w:val="15151d"/>
+          <w:sz w:val="24"/>
+          <w:szCs w:val="24"/>
+        </w:rPr>
+        <w:t xml:space="preserve">““Found an apartment on Seventy-Third!””</w:t>
+      </w:r>
+    </w:p>
+    <w:p>
+      <w:pPr>
+        <w:spacing w:after="140"/>
+        <w:ind w:left="460"/>
+      </w:pPr>
+      <w:r>
+        <w:rPr>
+          <w:rFonts w:ascii="Arial" w:cs="Arial" w:eastAsia="Arial" w:hAnsi="Arial"/>
+          <w:color w:val="3a3d46"/>
+          <w:sz w:val="21"/>
+          <w:szCs w:val="21"/>
+        </w:rPr>
+        <w:t xml:space="preserve">Move-in day pops up, both names on the day.</w:t>
+      </w:r>
+    </w:p>
+    <w:p>
+      <w:pPr>
+        <w:spacing w:after="20"/>
+      </w:pPr>
+      <w:r>
+        <w:rPr>
+          <w:rFonts w:ascii="Courier New" w:cs="Courier New" w:eastAsia="Courier New" w:hAnsi="Courier New"/>
+          <w:b/>
+          <w:bCs/>
+          <w:color w:val="6b7280"/>
+          <w:sz w:val="20"/>
+          <w:szCs w:val="20"/>
+        </w:rPr>
+        <w:t xml:space="preserve">4.6  </w:t>
+      </w:r>
+      <w:r>
+        <w:rPr>
+          <w:rFonts w:ascii="Arial" w:cs="Arial" w:eastAsia="Arial" w:hAnsi="Arial"/>
+          <w:b/>
+          <w:bCs/>
+          <w:color w:val="15151d"/>
+          <w:sz w:val="24"/>
+          <w:szCs w:val="24"/>
+        </w:rPr>
+        <w:t xml:space="preserve">““The Atlantic Monthly’s printing my first chapter””</w:t>
+      </w:r>
+    </w:p>
+    <w:p>
+      <w:pPr>
+        <w:spacing w:after="140"/>
+        <w:ind w:left="460"/>
+      </w:pPr>
+      <w:r>
+        <w:rPr>
+          <w:rFonts w:ascii="Arial" w:cs="Arial" w:eastAsia="Arial" w:hAnsi="Arial"/>
+          <w:color w:val="3a3d46"/>
+          <w:sz w:val="21"/>
+          <w:szCs w:val="21"/>
+        </w:rPr>
+        <w:t xml:space="preserve">The Atlantic says yes.</w:t>
+      </w:r>
+    </w:p>
+    <w:p>
+      <w:pPr>
+        <w:spacing w:after="20"/>
+      </w:pPr>
+      <w:r>
+        <w:rPr>
+          <w:rFonts w:ascii="Courier New" w:cs="Courier New" w:eastAsia="Courier New" w:hAnsi="Courier New"/>
+          <w:b/>
+          <w:bCs/>
+          <w:color w:val="6b7280"/>
+          <w:sz w:val="20"/>
+          <w:szCs w:val="20"/>
+        </w:rPr>
+        <w:t xml:space="preserve">4.7  </w:t>
+      </w:r>
+      <w:r>
+        <w:rPr>
+          <w:rFonts w:ascii="Arial" w:cs="Arial" w:eastAsia="Arial" w:hAnsi="Arial"/>
+          <w:b/>
+          <w:bCs/>
+          <w:color w:val="15151d"/>
+          <w:sz w:val="24"/>
+          <w:szCs w:val="24"/>
+        </w:rPr>
+        <w:t xml:space="preserve">““Two thousand bucks without rewriting one word!””</w:t>
+      </w:r>
+    </w:p>
+    <w:p>
+      <w:pPr>
+        <w:spacing w:after="140"/>
+        <w:ind w:left="460"/>
+      </w:pPr>
+      <w:r>
+        <w:rPr>
+          <w:rFonts w:ascii="Arial" w:cs="Arial" w:eastAsia="Arial" w:hAnsi="Arial"/>
+          <w:color w:val="3a3d46"/>
+          <w:sz w:val="21"/>
+          <w:szCs w:val="21"/>
+        </w:rPr>
+        <w:t xml:space="preserve">The deposit lands.</w:t>
+      </w:r>
+    </w:p>
+    <w:p>
+      <w:pPr>
+        <w:spacing w:after="20"/>
+      </w:pPr>
+      <w:r>
+        <w:rPr>
+          <w:rFonts w:ascii="Courier New" w:cs="Courier New" w:eastAsia="Courier New" w:hAnsi="Courier New"/>
+          <w:b/>
+          <w:bCs/>
+          <w:color w:val="6b7280"/>
+          <w:sz w:val="20"/>
+          <w:szCs w:val="20"/>
+        </w:rPr>
+        <w:t xml:space="preserve">4.8  </w:t>
+      </w:r>
+      <w:r>
+        <w:rPr>
+          <w:rFonts w:ascii="Arial" w:cs="Arial" w:eastAsia="Arial" w:hAnsi="Arial"/>
+          <w:b/>
+          <w:bCs/>
+          <w:color w:val="15151d"/>
+          <w:sz w:val="24"/>
+          <w:szCs w:val="24"/>
+        </w:rPr>
+        <w:t xml:space="preserve">““I left Columbia and don’t regret it””</w:t>
+      </w:r>
+    </w:p>
+    <w:p>
+      <w:pPr>
+        <w:spacing w:after="140"/>
+        <w:ind w:left="460"/>
+      </w:pPr>
+      <w:r>
+        <w:rPr>
+          <w:rFonts w:ascii="Arial" w:cs="Arial" w:eastAsia="Arial" w:hAnsi="Arial"/>
+          <w:color w:val="3a3d46"/>
+          <w:sz w:val="21"/>
+          <w:szCs w:val="21"/>
+        </w:rPr>
+        <w:t xml:space="preserve">The withdrawal confirmation.</w:t>
+      </w:r>
+    </w:p>
+    <w:p>
+      <w:pPr>
+        <w:spacing w:after="20"/>
+      </w:pPr>
+      <w:r>
+        <w:rPr>
+          <w:rFonts w:ascii="Courier New" w:cs="Courier New" w:eastAsia="Courier New" w:hAnsi="Courier New"/>
+          <w:b/>
+          <w:bCs/>
+          <w:color w:val="6b7280"/>
+          <w:sz w:val="20"/>
+          <w:szCs w:val="20"/>
+        </w:rPr>
+        <w:t xml:space="preserve">4.9  </w:t>
+      </w:r>
+      <w:r>
+        <w:rPr>
+          <w:rFonts w:ascii="Arial" w:cs="Arial" w:eastAsia="Arial" w:hAnsi="Arial"/>
+          <w:b/>
+          <w:bCs/>
+          <w:color w:val="15151d"/>
+          <w:sz w:val="24"/>
+          <w:szCs w:val="24"/>
+        </w:rPr>
+        <w:t xml:space="preserve">““I wrote a book and Sonny Mehta read it!””</w:t>
+      </w:r>
+    </w:p>
+    <w:p>
+      <w:pPr>
+        <w:spacing w:after="140"/>
+        <w:ind w:left="460"/>
+      </w:pPr>
+      <w:r>
+        <w:rPr>
+          <w:rFonts w:ascii="Arial" w:cs="Arial" w:eastAsia="Arial" w:hAnsi="Arial"/>
+          <w:color w:val="3a3d46"/>
+          <w:sz w:val="21"/>
+          <w:szCs w:val="21"/>
+        </w:rPr>
+        <w:t xml:space="preserve">THE BIGGEST HIT.</w:t>
+      </w:r>
+    </w:p>
+    <w:p>
+      <w:pPr>
+        <w:spacing w:after="20"/>
+      </w:pPr>
+      <w:r>
+        <w:rPr>
+          <w:rFonts w:ascii="Courier New" w:cs="Courier New" w:eastAsia="Courier New" w:hAnsi="Courier New"/>
+          <w:b/>
+          <w:bCs/>
+          <w:color w:val="6b7280"/>
+          <w:sz w:val="20"/>
+          <w:szCs w:val="20"/>
+        </w:rPr>
+        <w:t xml:space="preserve">4.10  </w:t>
       </w:r>
       <w:r>
         <w:rPr>
@@ -2103,22 +2565,22 @@
           <w:sz w:val="22"/>
           <w:szCs w:val="22"/>
         </w:rPr>
-        <w:t xml:space="preserve">♪ DOWNBEAT of Moving Too Fast — he hangs up</w:t>
-      </w:r>
-    </w:p>
-    <w:p>
-      <w:pPr>
-        <w:spacing w:after="140"/>
-        <w:ind w:left="460"/>
-      </w:pPr>
-      <w:r>
-        <w:rPr>
-          <w:rFonts w:ascii="Arial" w:cs="Arial" w:eastAsia="Arial" w:hAnsi="Arial"/>
-          <w:color w:val="3a3d46"/>
-          <w:sz w:val="21"/>
-          <w:szCs w:val="21"/>
-        </w:rPr>
-        <w:t xml:space="preserve">Black. Song 4 takes over.</w:t>
+        <w:t xml:space="preserve">♪ Button</w:t>
+      </w:r>
+    </w:p>
+    <w:p>
+      <w:pPr>
+        <w:spacing w:after="140"/>
+        <w:ind w:left="460"/>
+      </w:pPr>
+      <w:r>
+        <w:rPr>
+          <w:rFonts w:ascii="Arial" w:cs="Arial" w:eastAsia="Arial" w:hAnsi="Arial"/>
+          <w:color w:val="3a3d46"/>
+          <w:sz w:val="21"/>
+          <w:szCs w:val="21"/>
+        </w:rPr>
+        <w:t xml:space="preserve">Black.</w:t>
       </w:r>
     </w:p>
     <w:p>
@@ -2135,7 +2597,7 @@
           <w:sz w:val="36"/>
           <w:szCs w:val="36"/>
         </w:rPr>
-        <w:t xml:space="preserve">4 · Moving Too Fast</w:t>
+        <w:t xml:space="preserve">5 · I’m a Part of That</w:t>
       </w:r>
     </w:p>
     <w:p>
@@ -2147,36 +2609,36 @@
           <w:rFonts w:ascii="Arial" w:cs="Arial" w:eastAsia="Arial" w:hAnsi="Arial"/>
           <w:b/>
           <w:bCs/>
-          <w:color w:val="7a5f1f"/>
-          <w:sz w:val="20"/>
-          <w:szCs w:val="20"/>
-        </w:rPr>
-        <w:t xml:space="preserve">DUET</w:t>
-      </w:r>
-      <w:r>
-        <w:rPr>
-          <w:rFonts w:ascii="Arial" w:cs="Arial" w:eastAsia="Arial" w:hAnsi="Arial"/>
-          <w:color w:val="6b7280"/>
-          <w:sz w:val="20"/>
-          <w:szCs w:val="20"/>
-        </w:rPr>
-        <w:t xml:space="preserve">   ·   iPhone   ·   OCTOBER 2021</w:t>
-      </w:r>
-    </w:p>
-    <w:p>
-      <w:pPr>
-        <w:spacing w:after="20"/>
-      </w:pPr>
-      <w:r>
-        <w:rPr>
-          <w:rFonts w:ascii="Courier New" w:cs="Courier New" w:eastAsia="Courier New" w:hAnsi="Courier New"/>
-          <w:b/>
-          <w:bCs/>
-          <w:color w:val="6b7280"/>
-          <w:sz w:val="20"/>
-          <w:szCs w:val="20"/>
-        </w:rPr>
-        <w:t xml:space="preserve">4.1  </w:t>
+          <w:color w:val="a8336a"/>
+          <w:sz w:val="20"/>
+          <w:szCs w:val="20"/>
+        </w:rPr>
+        <w:t xml:space="preserve">CATHY</w:t>
+      </w:r>
+      <w:r>
+        <w:rPr>
+          <w:rFonts w:ascii="Arial" w:cs="Arial" w:eastAsia="Arial" w:hAnsi="Arial"/>
+          <w:color w:val="6b7280"/>
+          <w:sz w:val="20"/>
+          <w:szCs w:val="20"/>
+        </w:rPr>
+        <w:t xml:space="preserve">   ·   iPhone   ·   MARCH 2025</w:t>
+      </w:r>
+    </w:p>
+    <w:p>
+      <w:pPr>
+        <w:spacing w:after="20"/>
+      </w:pPr>
+      <w:r>
+        <w:rPr>
+          <w:rFonts w:ascii="Courier New" w:cs="Courier New" w:eastAsia="Courier New" w:hAnsi="Courier New"/>
+          <w:b/>
+          <w:bCs/>
+          <w:color w:val="6b7280"/>
+          <w:sz w:val="20"/>
+          <w:szCs w:val="20"/>
+        </w:rPr>
+        <w:t xml:space="preserve">5.1  </w:t>
       </w:r>
       <w:r>
         <w:rPr>
@@ -2187,468 +2649,6 @@
           <w:sz w:val="22"/>
           <w:szCs w:val="22"/>
         </w:rPr>
-        <w:t xml:space="preserve">♪ Count-off — drums in</w:t>
-      </w:r>
-    </w:p>
-    <w:p>
-      <w:pPr>
-        <w:spacing w:after="140"/>
-        <w:ind w:left="460"/>
-      </w:pPr>
-      <w:r>
-        <w:rPr>
-          <w:rFonts w:ascii="Arial" w:cs="Arial" w:eastAsia="Arial" w:hAnsi="Arial"/>
-          <w:color w:val="3a3d46"/>
-          <w:sz w:val="21"/>
-          <w:szCs w:val="21"/>
-        </w:rPr>
-        <w:t xml:space="preserve">His phone, October 2021. Locked and quiet.</w:t>
-      </w:r>
-    </w:p>
-    <w:p>
-      <w:pPr>
-        <w:spacing w:after="20"/>
-      </w:pPr>
-      <w:r>
-        <w:rPr>
-          <w:rFonts w:ascii="Courier New" w:cs="Courier New" w:eastAsia="Courier New" w:hAnsi="Courier New"/>
-          <w:b/>
-          <w:bCs/>
-          <w:color w:val="6b7280"/>
-          <w:sz w:val="20"/>
-          <w:szCs w:val="20"/>
-        </w:rPr>
-        <w:t xml:space="preserve">4.2  </w:t>
-      </w:r>
-      <w:r>
-        <w:rPr>
-          <w:rFonts w:ascii="Arial" w:cs="Arial" w:eastAsia="Arial" w:hAnsi="Arial"/>
-          <w:b/>
-          <w:bCs/>
-          <w:color w:val="15151d"/>
-          <w:sz w:val="24"/>
-          <w:szCs w:val="24"/>
-        </w:rPr>
-        <w:t xml:space="preserve">“⚠CONFIRM LINE — “What else am I supposed to do” · CATHY DIALS”</w:t>
-      </w:r>
-    </w:p>
-    <w:p>
-      <w:pPr>
-        <w:spacing w:after="140"/>
-        <w:ind w:left="460"/>
-      </w:pPr>
-      <w:r>
-        <w:rPr>
-          <w:rFonts w:ascii="Arial" w:cs="Arial" w:eastAsia="Arial" w:hAnsi="Arial"/>
-          <w:color w:val="3a3d46"/>
-          <w:sz w:val="21"/>
-          <w:szCs w:val="21"/>
-        </w:rPr>
-        <w:t xml:space="preserve">HER phone — sometime in 2024–25 (⚠era to confirm) — dialing Mike Stelmyer. ⚠His agency: check whether the script ever names it.</w:t>
-      </w:r>
-    </w:p>
-    <w:p>
-      <w:pPr>
-        <w:spacing w:after="20"/>
-      </w:pPr>
-      <w:r>
-        <w:rPr>
-          <w:rFonts w:ascii="Courier New" w:cs="Courier New" w:eastAsia="Courier New" w:hAnsi="Courier New"/>
-          <w:b/>
-          <w:bCs/>
-          <w:color w:val="6b7280"/>
-          <w:sz w:val="20"/>
-          <w:szCs w:val="20"/>
-        </w:rPr>
-        <w:t xml:space="preserve">4.3  </w:t>
-      </w:r>
-      <w:r>
-        <w:rPr>
-          <w:rFonts w:ascii="Arial" w:cs="Arial" w:eastAsia="Arial" w:hAnsi="Arial"/>
-          <w:b/>
-          <w:bCs/>
-          <w:color w:val="15151d"/>
-          <w:sz w:val="24"/>
-          <w:szCs w:val="24"/>
-        </w:rPr>
-        <w:t xml:space="preserve">“End of that line — it connects”</w:t>
-      </w:r>
-    </w:p>
-    <w:p>
-      <w:pPr>
-        <w:spacing w:after="140"/>
-        <w:ind w:left="460"/>
-      </w:pPr>
-      <w:r>
-        <w:rPr>
-          <w:rFonts w:ascii="Arial" w:cs="Arial" w:eastAsia="Arial" w:hAnsi="Arial"/>
-          <w:color w:val="3a3d46"/>
-          <w:sz w:val="21"/>
-          <w:szCs w:val="21"/>
-        </w:rPr>
-        <w:t xml:space="preserve">We see the dial AND the connect.</w:t>
-      </w:r>
-    </w:p>
-    <w:p>
-      <w:pPr>
-        <w:spacing w:after="20"/>
-      </w:pPr>
-      <w:r>
-        <w:rPr>
-          <w:rFonts w:ascii="Courier New" w:cs="Courier New" w:eastAsia="Courier New" w:hAnsi="Courier New"/>
-          <w:b/>
-          <w:bCs/>
-          <w:color w:val="6b7280"/>
-          <w:sz w:val="20"/>
-          <w:szCs w:val="20"/>
-        </w:rPr>
-        <w:t xml:space="preserve">4.4  </w:t>
-      </w:r>
-      <w:r>
-        <w:rPr>
-          <w:rFonts w:ascii="Arial" w:cs="Arial" w:eastAsia="Arial" w:hAnsi="Arial"/>
-          <w:b/>
-          <w:bCs/>
-          <w:color w:val="15151d"/>
-          <w:sz w:val="24"/>
-          <w:szCs w:val="24"/>
-        </w:rPr>
-        <w:t xml:space="preserve">“⚠CONFIRM LINE — “I’ll call you soon” · the call ends”</w:t>
-      </w:r>
-    </w:p>
-    <w:p>
-      <w:pPr>
-        <w:spacing w:after="140"/>
-        <w:ind w:left="460"/>
-      </w:pPr>
-      <w:r>
-        <w:rPr>
-          <w:rFonts w:ascii="Arial" w:cs="Arial" w:eastAsia="Arial" w:hAnsi="Arial"/>
-          <w:color w:val="3a3d46"/>
-          <w:sz w:val="21"/>
-          <w:szCs w:val="21"/>
-        </w:rPr>
-        <w:t xml:space="preserve">Back to HIS phone, October 2021, locked — ready for the run of wins.</w:t>
-      </w:r>
-    </w:p>
-    <w:p>
-      <w:pPr>
-        <w:spacing w:after="20"/>
-      </w:pPr>
-      <w:r>
-        <w:rPr>
-          <w:rFonts w:ascii="Courier New" w:cs="Courier New" w:eastAsia="Courier New" w:hAnsi="Courier New"/>
-          <w:b/>
-          <w:bCs/>
-          <w:color w:val="6b7280"/>
-          <w:sz w:val="20"/>
-          <w:szCs w:val="20"/>
-        </w:rPr>
-        <w:t xml:space="preserve">4.5  </w:t>
-      </w:r>
-      <w:r>
-        <w:rPr>
-          <w:rFonts w:ascii="Arial" w:cs="Arial" w:eastAsia="Arial" w:hAnsi="Arial"/>
-          <w:b/>
-          <w:bCs/>
-          <w:color w:val="15151d"/>
-          <w:sz w:val="24"/>
-          <w:szCs w:val="24"/>
-        </w:rPr>
-        <w:t xml:space="preserve">“⚠LINE from script (worksheet) — the apartment on 73rd”</w:t>
-      </w:r>
-    </w:p>
-    <w:p>
-      <w:pPr>
-        <w:spacing w:after="140"/>
-        <w:ind w:left="460"/>
-      </w:pPr>
-      <w:r>
-        <w:rPr>
-          <w:rFonts w:ascii="Arial" w:cs="Arial" w:eastAsia="Arial" w:hAnsi="Arial"/>
-          <w:color w:val="3a3d46"/>
-          <w:sz w:val="21"/>
-          <w:szCs w:val="21"/>
-        </w:rPr>
-        <w:t xml:space="preserve">Move-in day pops up, both names on the day.</w:t>
-      </w:r>
-    </w:p>
-    <w:p>
-      <w:pPr>
-        <w:spacing w:after="20"/>
-      </w:pPr>
-      <w:r>
-        <w:rPr>
-          <w:rFonts w:ascii="Courier New" w:cs="Courier New" w:eastAsia="Courier New" w:hAnsi="Courier New"/>
-          <w:b/>
-          <w:bCs/>
-          <w:color w:val="6b7280"/>
-          <w:sz w:val="20"/>
-          <w:szCs w:val="20"/>
-        </w:rPr>
-        <w:t xml:space="preserve">4.6  </w:t>
-      </w:r>
-      <w:r>
-        <w:rPr>
-          <w:rFonts w:ascii="Arial" w:cs="Arial" w:eastAsia="Arial" w:hAnsi="Arial"/>
-          <w:b/>
-          <w:bCs/>
-          <w:color w:val="15151d"/>
-          <w:sz w:val="24"/>
-          <w:szCs w:val="24"/>
-        </w:rPr>
-        <w:t xml:space="preserve">“⚠LINE from script (worksheet) — The Atlantic Monthly”</w:t>
-      </w:r>
-    </w:p>
-    <w:p>
-      <w:pPr>
-        <w:spacing w:after="140"/>
-        <w:ind w:left="460"/>
-      </w:pPr>
-      <w:r>
-        <w:rPr>
-          <w:rFonts w:ascii="Arial" w:cs="Arial" w:eastAsia="Arial" w:hAnsi="Arial"/>
-          <w:color w:val="3a3d46"/>
-          <w:sz w:val="21"/>
-          <w:szCs w:val="21"/>
-        </w:rPr>
-        <w:t xml:space="preserve">The Atlantic says yes.</w:t>
-      </w:r>
-    </w:p>
-    <w:p>
-      <w:pPr>
-        <w:spacing w:after="20"/>
-      </w:pPr>
-      <w:r>
-        <w:rPr>
-          <w:rFonts w:ascii="Courier New" w:cs="Courier New" w:eastAsia="Courier New" w:hAnsi="Courier New"/>
-          <w:b/>
-          <w:bCs/>
-          <w:color w:val="6b7280"/>
-          <w:sz w:val="20"/>
-          <w:szCs w:val="20"/>
-        </w:rPr>
-        <w:t xml:space="preserve">4.7  </w:t>
-      </w:r>
-      <w:r>
-        <w:rPr>
-          <w:rFonts w:ascii="Arial" w:cs="Arial" w:eastAsia="Arial" w:hAnsi="Arial"/>
-          <w:b/>
-          <w:bCs/>
-          <w:color w:val="15151d"/>
-          <w:sz w:val="24"/>
-          <w:szCs w:val="24"/>
-        </w:rPr>
-        <w:t xml:space="preserve">“⚠LINE from script (worksheet) — the two thousand dollars”</w:t>
-      </w:r>
-    </w:p>
-    <w:p>
-      <w:pPr>
-        <w:spacing w:after="140"/>
-        <w:ind w:left="460"/>
-      </w:pPr>
-      <w:r>
-        <w:rPr>
-          <w:rFonts w:ascii="Arial" w:cs="Arial" w:eastAsia="Arial" w:hAnsi="Arial"/>
-          <w:color w:val="3a3d46"/>
-          <w:sz w:val="21"/>
-          <w:szCs w:val="21"/>
-        </w:rPr>
-        <w:t xml:space="preserve">The deposit lands.</w:t>
-      </w:r>
-    </w:p>
-    <w:p>
-      <w:pPr>
-        <w:spacing w:after="20"/>
-      </w:pPr>
-      <w:r>
-        <w:rPr>
-          <w:rFonts w:ascii="Courier New" w:cs="Courier New" w:eastAsia="Courier New" w:hAnsi="Courier New"/>
-          <w:b/>
-          <w:bCs/>
-          <w:color w:val="6b7280"/>
-          <w:sz w:val="20"/>
-          <w:szCs w:val="20"/>
-        </w:rPr>
-        <w:t xml:space="preserve">4.8  </w:t>
-      </w:r>
-      <w:r>
-        <w:rPr>
-          <w:rFonts w:ascii="Arial" w:cs="Arial" w:eastAsia="Arial" w:hAnsi="Arial"/>
-          <w:b/>
-          <w:bCs/>
-          <w:color w:val="15151d"/>
-          <w:sz w:val="24"/>
-          <w:szCs w:val="24"/>
-        </w:rPr>
-        <w:t xml:space="preserve">“⚠LINE from script (worksheet) — leaving Columbia”</w:t>
-      </w:r>
-    </w:p>
-    <w:p>
-      <w:pPr>
-        <w:spacing w:after="140"/>
-        <w:ind w:left="460"/>
-      </w:pPr>
-      <w:r>
-        <w:rPr>
-          <w:rFonts w:ascii="Arial" w:cs="Arial" w:eastAsia="Arial" w:hAnsi="Arial"/>
-          <w:color w:val="3a3d46"/>
-          <w:sz w:val="21"/>
-          <w:szCs w:val="21"/>
-        </w:rPr>
-        <w:t xml:space="preserve">The withdrawal confirmation.</w:t>
-      </w:r>
-    </w:p>
-    <w:p>
-      <w:pPr>
-        <w:spacing w:after="20"/>
-      </w:pPr>
-      <w:r>
-        <w:rPr>
-          <w:rFonts w:ascii="Courier New" w:cs="Courier New" w:eastAsia="Courier New" w:hAnsi="Courier New"/>
-          <w:b/>
-          <w:bCs/>
-          <w:color w:val="6b7280"/>
-          <w:sz w:val="20"/>
-          <w:szCs w:val="20"/>
-        </w:rPr>
-        <w:t xml:space="preserve">4.9  </w:t>
-      </w:r>
-      <w:r>
-        <w:rPr>
-          <w:rFonts w:ascii="Arial" w:cs="Arial" w:eastAsia="Arial" w:hAnsi="Arial"/>
-          <w:b/>
-          <w:bCs/>
-          <w:color w:val="15151d"/>
-          <w:sz w:val="24"/>
-          <w:szCs w:val="24"/>
-        </w:rPr>
-        <w:t xml:space="preserve">“⚠LINE from script (worksheet) — Sonny read it”</w:t>
-      </w:r>
-    </w:p>
-    <w:p>
-      <w:pPr>
-        <w:spacing w:after="140"/>
-        <w:ind w:left="460"/>
-      </w:pPr>
-      <w:r>
-        <w:rPr>
-          <w:rFonts w:ascii="Arial" w:cs="Arial" w:eastAsia="Arial" w:hAnsi="Arial"/>
-          <w:color w:val="3a3d46"/>
-          <w:sz w:val="21"/>
-          <w:szCs w:val="21"/>
-        </w:rPr>
-        <w:t xml:space="preserve">THE BIGGEST HIT.</w:t>
-      </w:r>
-    </w:p>
-    <w:p>
-      <w:pPr>
-        <w:spacing w:after="20"/>
-      </w:pPr>
-      <w:r>
-        <w:rPr>
-          <w:rFonts w:ascii="Courier New" w:cs="Courier New" w:eastAsia="Courier New" w:hAnsi="Courier New"/>
-          <w:b/>
-          <w:bCs/>
-          <w:color w:val="6b7280"/>
-          <w:sz w:val="20"/>
-          <w:szCs w:val="20"/>
-        </w:rPr>
-        <w:t xml:space="preserve">4.10  </w:t>
-      </w:r>
-      <w:r>
-        <w:rPr>
-          <w:rFonts w:ascii="Arial" w:cs="Arial" w:eastAsia="Arial" w:hAnsi="Arial"/>
-          <w:b/>
-          <w:bCs/>
-          <w:color w:val="2b6a7a"/>
-          <w:sz w:val="22"/>
-          <w:szCs w:val="22"/>
-        </w:rPr>
-        <w:t xml:space="preserve">♪ Button</w:t>
-      </w:r>
-    </w:p>
-    <w:p>
-      <w:pPr>
-        <w:spacing w:after="140"/>
-        <w:ind w:left="460"/>
-      </w:pPr>
-      <w:r>
-        <w:rPr>
-          <w:rFonts w:ascii="Arial" w:cs="Arial" w:eastAsia="Arial" w:hAnsi="Arial"/>
-          <w:color w:val="3a3d46"/>
-          <w:sz w:val="21"/>
-          <w:szCs w:val="21"/>
-        </w:rPr>
-        <w:t xml:space="preserve">Black.</w:t>
-      </w:r>
-    </w:p>
-    <w:p>
-      <w:pPr>
-        <w:pageBreakBefore/>
-        <w:spacing w:after="20"/>
-      </w:pPr>
-      <w:r>
-        <w:rPr>
-          <w:rFonts w:ascii="Arial" w:cs="Arial" w:eastAsia="Arial" w:hAnsi="Arial"/>
-          <w:b/>
-          <w:bCs/>
-          <w:color w:val="15151d"/>
-          <w:sz w:val="36"/>
-          <w:szCs w:val="36"/>
-        </w:rPr>
-        <w:t xml:space="preserve">5 · I’m a Part of That</w:t>
-      </w:r>
-    </w:p>
-    <w:p>
-      <w:pPr>
-        <w:spacing w:after="180"/>
-      </w:pPr>
-      <w:r>
-        <w:rPr>
-          <w:rFonts w:ascii="Arial" w:cs="Arial" w:eastAsia="Arial" w:hAnsi="Arial"/>
-          <w:b/>
-          <w:bCs/>
-          <w:color w:val="a8336a"/>
-          <w:sz w:val="20"/>
-          <w:szCs w:val="20"/>
-        </w:rPr>
-        <w:t xml:space="preserve">CATHY</w:t>
-      </w:r>
-      <w:r>
-        <w:rPr>
-          <w:rFonts w:ascii="Arial" w:cs="Arial" w:eastAsia="Arial" w:hAnsi="Arial"/>
-          <w:color w:val="6b7280"/>
-          <w:sz w:val="20"/>
-          <w:szCs w:val="20"/>
-        </w:rPr>
-        <w:t xml:space="preserve">   ·   iPhone   ·   MARCH 2025</w:t>
-      </w:r>
-    </w:p>
-    <w:p>
-      <w:pPr>
-        <w:spacing w:after="20"/>
-      </w:pPr>
-      <w:r>
-        <w:rPr>
-          <w:rFonts w:ascii="Courier New" w:cs="Courier New" w:eastAsia="Courier New" w:hAnsi="Courier New"/>
-          <w:b/>
-          <w:bCs/>
-          <w:color w:val="6b7280"/>
-          <w:sz w:val="20"/>
-          <w:szCs w:val="20"/>
-        </w:rPr>
-        <w:t xml:space="preserve">5.1  </w:t>
-      </w:r>
-      <w:r>
-        <w:rPr>
-          <w:rFonts w:ascii="Arial" w:cs="Arial" w:eastAsia="Arial" w:hAnsi="Arial"/>
-          <w:b/>
-          <w:bCs/>
-          <w:color w:val="2b6a7a"/>
-          <w:sz w:val="22"/>
-          <w:szCs w:val="22"/>
-        </w:rPr>
         <w:t xml:space="preserve">♪ Intro figure</w:t>
       </w:r>
     </w:p>
@@ -2691,7 +2691,7 @@
           <w:sz w:val="24"/>
           <w:szCs w:val="24"/>
         </w:rPr>
-        <w:t xml:space="preserve">“He looks at me and sees me”</w:t>
+        <w:t xml:space="preserve">““One day we’re just like ‘Leave It to Beaver’””</w:t>
       </w:r>
     </w:p>
     <w:p>
@@ -2733,7 +2733,7 @@
           <w:sz w:val="24"/>
           <w:szCs w:val="24"/>
         </w:rPr>
-        <w:t xml:space="preserve">“And soon he wanders off”</w:t>
+        <w:t xml:space="preserve">““And then he’s off on a trip to Jamie-land””</w:t>
       </w:r>
     </w:p>
     <w:p>
@@ -2817,7 +2817,7 @@
           <w:sz w:val="24"/>
           <w:szCs w:val="24"/>
         </w:rPr>
-        <w:t xml:space="preserve">“He’s got a mind like a diamond”</w:t>
+        <w:t xml:space="preserve">““Staring catatonic out the window””</w:t>
       </w:r>
     </w:p>
     <w:p>
@@ -2859,7 +2859,7 @@
           <w:sz w:val="24"/>
           <w:szCs w:val="24"/>
         </w:rPr>
-        <w:t xml:space="preserve">“He’s got a smile that would blind me,”</w:t>
+        <w:t xml:space="preserve">““Barely even breathing all the while…””</w:t>
       </w:r>
     </w:p>
     <w:p>
@@ -2943,7 +2943,7 @@
           <w:sz w:val="24"/>
           <w:szCs w:val="24"/>
         </w:rPr>
-        <w:t xml:space="preserve">“And I’m a part of that.”</w:t>
+        <w:t xml:space="preserve">““Next day it’s just like it never happened””</w:t>
       </w:r>
     </w:p>
     <w:p>
@@ -2985,7 +2985,7 @@
           <w:sz w:val="24"/>
           <w:szCs w:val="24"/>
         </w:rPr>
-        <w:t xml:space="preserve">“And he smiles.”</w:t>
+        <w:t xml:space="preserve">““And then he smiles””</w:t>
       </w:r>
     </w:p>
     <w:p>
@@ -3139,7 +3139,7 @@
           <w:sz w:val="24"/>
           <w:szCs w:val="24"/>
         </w:rPr>
-        <w:t xml:space="preserve">“And I’m a part of that.”</w:t>
+        <w:t xml:space="preserve">““I’m a part of that… Aren’t I?””</w:t>
       </w:r>
     </w:p>
     <w:p>
@@ -3545,22 +3545,22 @@
           <w:sz w:val="22"/>
           <w:szCs w:val="22"/>
         </w:rPr>
-        <w:t xml:space="preserve">▸ Sightseeing — he pops the question</w:t>
-      </w:r>
-    </w:p>
-    <w:p>
-      <w:pPr>
-        <w:spacing w:after="140"/>
-        <w:ind w:left="460"/>
-      </w:pPr>
-      <w:r>
-        <w:rPr>
-          <w:rFonts w:ascii="Arial" w:cs="Arial" w:eastAsia="Arial" w:hAnsi="Arial"/>
-          <w:color w:val="3a3d46"/>
-          <w:sz w:val="21"/>
-          <w:szCs w:val="21"/>
-        </w:rPr>
-        <w:t xml:space="preserve">No animations, by direction: the phones only mark WHERE WE ARE IN TIME. The engagement day. ⚠Confirm the sightseeing placement (“…no, the Dakotas”) against the script.</w:t>
+        <w:t xml:space="preserve">▸ “No, that one’s Jerry Seinfeld… No, the Dakota —” · the rowboat, the question</w:t>
+      </w:r>
+    </w:p>
+    <w:p>
+      <w:pPr>
+        <w:spacing w:after="140"/>
+        <w:ind w:left="460"/>
+      </w:pPr>
+      <w:r>
+        <w:rPr>
+          <w:rFonts w:ascii="Arial" w:cs="Arial" w:eastAsia="Arial" w:hAnsi="Arial"/>
+          <w:color w:val="3a3d46"/>
+          <w:sz w:val="21"/>
+          <w:szCs w:val="21"/>
+        </w:rPr>
+        <w:t xml:space="preserve">No animations, by direction: the phones only mark WHERE WE ARE IN TIME. The rowboat on the Central Park lake — “No, the Dakota” — pointing at the Upper West Side. The engagement day.</w:t>
       </w:r>
     </w:p>
     <w:p>
@@ -3629,7 +3629,7 @@
           <w:sz w:val="22"/>
           <w:szCs w:val="22"/>
         </w:rPr>
-        <w:t xml:space="preserve">♪ After the waltz and interlude — BACK IN TIME to the engagement</w:t>
+        <w:t xml:space="preserve">♪ CATHY’s “Is that one John Lennon?” — back in time to the engagement</w:t>
       </w:r>
     </w:p>
     <w:p>
@@ -3797,7 +3797,7 @@
           <w:sz w:val="24"/>
           <w:szCs w:val="24"/>
         </w:rPr>
-        <w:t xml:space="preserve">“⚠LINE from script (worksheet) — the first stranger”</w:t>
+        <w:t xml:space="preserve">““Every other woman in the world suddenly finds you attractive””</w:t>
       </w:r>
     </w:p>
     <w:p>
@@ -3839,7 +3839,7 @@
           <w:sz w:val="24"/>
           <w:szCs w:val="24"/>
         </w:rPr>
-        <w:t xml:space="preserve">“⚠LINE from script (worksheet) — another”</w:t>
+        <w:t xml:space="preserve">““And now they’re banging down your door””</w:t>
       </w:r>
     </w:p>
     <w:p>
@@ -3881,7 +3881,7 @@
           <w:sz w:val="24"/>
           <w:szCs w:val="24"/>
         </w:rPr>
-        <w:t xml:space="preserve">“⚠LINE from script (worksheet) — the numbers”</w:t>
+        <w:t xml:space="preserve">““I’m at these parties… I’m the grand fromage””</w:t>
       </w:r>
     </w:p>
     <w:p>
@@ -3923,7 +3923,7 @@
           <w:sz w:val="24"/>
           <w:szCs w:val="24"/>
         </w:rPr>
-        <w:t xml:space="preserve">“⚠LINE from script (worksheet) — Elise”</w:t>
+        <w:t xml:space="preserve">““And here she comes: ‘Let’s get a cup of coffee…’” — Elise”</w:t>
       </w:r>
     </w:p>
     <w:p>
@@ -3965,7 +3965,7 @@
           <w:sz w:val="24"/>
           <w:szCs w:val="24"/>
         </w:rPr>
-        <w:t xml:space="preserve">“⚠LINE from script (worksheet) — it keeps coming”</w:t>
+        <w:t xml:space="preserve">““It’s a challenge to resist temptation””</w:t>
       </w:r>
     </w:p>
     <w:p>
@@ -4133,7 +4133,7 @@
           <w:sz w:val="24"/>
           <w:szCs w:val="24"/>
         </w:rPr>
-        <w:t xml:space="preserve">“I’m climbing uphill,”</w:t>
+        <w:t xml:space="preserve">““I’m climbin’ uphill, Daddy””</w:t>
       </w:r>
     </w:p>
     <w:p>
@@ -4903,7 +4903,7 @@
           <w:sz w:val="24"/>
           <w:szCs w:val="24"/>
         </w:rPr>
-        <w:t xml:space="preserve">“I’d have left you a long time ago.”</w:t>
+        <w:t xml:space="preserve">““I’d walk out the door and say, ‘Cathy, you’re right’””</w:t>
       </w:r>
     </w:p>
     <w:p>
@@ -5323,7 +5323,7 @@
           <w:sz w:val="24"/>
           <w:szCs w:val="24"/>
         </w:rPr>
-        <w:t xml:space="preserve">“I never had a dream come true”</w:t>
+        <w:t xml:space="preserve">““My best friend had a little situation at the end of our senior year””</w:t>
       </w:r>
     </w:p>
     <w:p>
@@ -5365,7 +5365,7 @@
           <w:sz w:val="24"/>
           <w:szCs w:val="24"/>
         </w:rPr>
-        <w:t xml:space="preserve">“Carolann Mitchell married Jeff Metzger”</w:t>
+        <w:t xml:space="preserve">““And like a shot, she and Mitchell got married that summer””</w:t>
       </w:r>
     </w:p>
     <w:p>
@@ -5407,7 +5407,7 @@
           <w:sz w:val="24"/>
           <w:szCs w:val="24"/>
         </w:rPr>
-        <w:t xml:space="preserve">“(next phrase)”</w:t>
+        <w:t xml:space="preserve">““Carolann getting bigger ev’ry minute””</w:t>
       </w:r>
     </w:p>
     <w:p>
@@ -5449,7 +5449,7 @@
           <w:sz w:val="24"/>
           <w:szCs w:val="24"/>
         </w:rPr>
-        <w:t xml:space="preserve">“(next phrase)”</w:t>
+        <w:t xml:space="preserve">““They got a little cute house… with a crucifix on the door””</w:t>
       </w:r>
     </w:p>
     <w:p>
@@ -5687,7 +5687,7 @@
           <w:sz w:val="24"/>
           <w:szCs w:val="24"/>
         </w:rPr>
-        <w:t xml:space="preserve">“Will you share your life with me”</w:t>
+        <w:t xml:space="preserve">““Say you’ll move in with me” — deleted; she asks him out loud”</w:t>
       </w:r>
     </w:p>
     <w:p>
@@ -5925,7 +5925,7 @@
           <w:sz w:val="24"/>
           <w:szCs w:val="24"/>
         </w:rPr>
-        <w:t xml:space="preserve">“I could be in Ohio.”</w:t>
+        <w:t xml:space="preserve">““I’m off to Ohio” — the scroll-back”</w:t>
       </w:r>
     </w:p>
     <w:p>
@@ -5995,7 +5995,7 @@
           <w:sz w:val="24"/>
           <w:szCs w:val="24"/>
         </w:rPr>
-        <w:t xml:space="preserve">“I could be twenty-two —”</w:t>
+        <w:t xml:space="preserve">““Hold on, facts are facts””</w:t>
       </w:r>
     </w:p>
     <w:p>
@@ -6709,7 +6709,7 @@
           <w:sz w:val="24"/>
           <w:szCs w:val="24"/>
         </w:rPr>
-        <w:t xml:space="preserve">“CATHY: And I’m nothing but happy —”</w:t>
+        <w:t xml:space="preserve">“CATHY: “I have been waiting for you!””</w:t>
       </w:r>
     </w:p>
     <w:p>
@@ -6821,7 +6821,7 @@
           <w:sz w:val="24"/>
           <w:szCs w:val="24"/>
         </w:rPr>
-        <w:t xml:space="preserve">“JAMIE: No, no, no —”</w:t>
+        <w:t xml:space="preserve">“JAMIE: “I went downtown and closed the bank account””</w:t>
       </w:r>
     </w:p>
     <w:p>
